--- a/public/templates/audit_routine_cefb_template.docx
+++ b/public/templates/audit_routine_cefb_template.docx
@@ -1,6 +1,6 @@
 
 <file path=word/document.xml><?xml version="1.0" encoding="utf-8"?>
-<w:document xmlns:wpc="http://schemas.microsoft.com/office/word/2010/wordprocessingCanvas" xmlns:cx="http://schemas.microsoft.com/office/drawing/2014/chartex" xmlns:mc="http://schemas.openxmlformats.org/markup-compatibility/2006" xmlns:o="urn:schemas-microsoft-com:office:office" xmlns:r="http://schemas.openxmlformats.org/officeDocument/2006/relationships" xmlns:m="http://schemas.openxmlformats.org/officeDocument/2006/math" xmlns:v="urn:schemas-microsoft-com:vml" xmlns:wp14="http://schemas.microsoft.com/office/word/2010/wordprocessingDrawing" xmlns:wp="http://schemas.openxmlformats.org/drawingml/2006/wordprocessingDrawing" xmlns:w10="urn:schemas-microsoft-com:office:word" xmlns:w="http://schemas.openxmlformats.org/wordprocessingml/2006/main" xmlns:w14="http://schemas.microsoft.com/office/word/2010/wordml" xmlns:w15="http://schemas.microsoft.com/office/word/2012/wordml" xmlns:w16se="http://schemas.microsoft.com/office/word/2015/wordml/symex" xmlns:wpg="http://schemas.microsoft.com/office/word/2010/wordprocessingGroup" xmlns:wpi="http://schemas.microsoft.com/office/word/2010/wordprocessingInk" xmlns:wne="http://schemas.microsoft.com/office/word/2006/wordml" xmlns:wps="http://schemas.microsoft.com/office/word/2010/wordprocessingShape" mc:Ignorable="w14 w15 w16se wp14">
+<w:document xmlns:wpc="http://schemas.microsoft.com/office/word/2010/wordprocessingCanvas" xmlns:cx="http://schemas.microsoft.com/office/drawing/2014/chartex" xmlns:cx1="http://schemas.microsoft.com/office/drawing/2015/9/8/chartex" xmlns:cx2="http://schemas.microsoft.com/office/drawing/2015/10/21/chartex" xmlns:cx3="http://schemas.microsoft.com/office/drawing/2016/5/9/chartex" xmlns:cx4="http://schemas.microsoft.com/office/drawing/2016/5/10/chartex" xmlns:cx5="http://schemas.microsoft.com/office/drawing/2016/5/11/chartex" xmlns:cx6="http://schemas.microsoft.com/office/drawing/2016/5/12/chartex" xmlns:cx7="http://schemas.microsoft.com/office/drawing/2016/5/13/chartex" xmlns:cx8="http://schemas.microsoft.com/office/drawing/2016/5/14/chartex" xmlns:mc="http://schemas.openxmlformats.org/markup-compatibility/2006" xmlns:m="http://schemas.openxmlformats.org/officeDocument/2006/math" xmlns:aink="http://schemas.microsoft.com/office/drawing/2016/ink" xmlns:am3d="http://schemas.microsoft.com/office/drawing/2017/model3d" xmlns:oel="http://schemas.microsoft.com/office/2019/extlst" xmlns:r="http://schemas.openxmlformats.org/officeDocument/2006/relationships" xmlns:wp14="http://schemas.microsoft.com/office/word/2010/wordprocessingDrawing" xmlns:wp="http://schemas.openxmlformats.org/drawingml/2006/wordprocessingDrawing" xmlns:wpg="http://schemas.microsoft.com/office/word/2010/wordprocessingGroup" xmlns:wpi="http://schemas.microsoft.com/office/word/2010/wordprocessingInk" xmlns:wps="http://schemas.microsoft.com/office/word/2010/wordprocessingShape" xmlns:o="urn:schemas-microsoft-com:office:office" xmlns:v="urn:schemas-microsoft-com:vml" xmlns:w10="urn:schemas-microsoft-com:office:word" xmlns:w="http://schemas.openxmlformats.org/wordprocessingml/2006/main" xmlns:w14="http://schemas.microsoft.com/office/word/2010/wordml" xmlns:w15="http://schemas.microsoft.com/office/word/2012/wordml" xmlns:w16cex="http://schemas.microsoft.com/office/word/2018/wordml/cex" xmlns:w16cid="http://schemas.microsoft.com/office/word/2016/wordml/cid" xmlns:w16="http://schemas.microsoft.com/office/word/2018/wordml" xmlns:w16sdtdh="http://schemas.microsoft.com/office/word/2020/wordml/sdtdatahash" xmlns:w16sdtfl="http://schemas.microsoft.com/office/word/2024/wordml/sdtformatlock" xmlns:w16se="http://schemas.microsoft.com/office/word/2015/wordml/symex" xmlns:w16du="http://schemas.microsoft.com/office/word/2023/wordml/word16du" xmlns:wne="http://schemas.microsoft.com/office/word/2006/wordml" mc:Ignorable="w14 w15 w16se w16cid w16 w16cex w16sdtdh w16sdtfl w16du wp14">
   <w:body>
     <w:p>
       <w:pPr>
@@ -8,7 +8,7 @@
         <w:ind w:left="7680" w:hangingChars="3200" w:hanging="7680"/>
         <w:jc w:val="left"/>
         <w:rPr>
-          <w:rFonts w:ascii="標楷體" w:eastAsia="標楷體" w:hAnsi="標楷體" w:cs="Arial"/>
+          <w:rFonts w:ascii="DFKai-SB" w:eastAsia="DFKai-SB" w:hAnsi="DFKai-SB" w:cs="Arial"/>
           <w:sz w:val="24"/>
           <w:lang w:eastAsia="zh-TW"/>
         </w:rPr>
@@ -16,9 +16,17 @@
     </w:p>
     <w:tbl>
       <w:tblPr>
-        <w:tblStyle w:val="a3"/>
+        <w:tblStyle w:val="TableGrid"/>
         <w:tblW w:w="0" w:type="auto"/>
         <w:tblInd w:w="137" w:type="dxa"/>
+        <w:tblBorders>
+          <w:top w:val="none" w:sz="0" w:space="0" w:color="auto"/>
+          <w:left w:val="none" w:sz="0" w:space="0" w:color="auto"/>
+          <w:bottom w:val="none" w:sz="0" w:space="0" w:color="auto"/>
+          <w:right w:val="none" w:sz="0" w:space="0" w:color="auto"/>
+          <w:insideH w:val="none" w:sz="0" w:space="0" w:color="auto"/>
+          <w:insideV w:val="none" w:sz="0" w:space="0" w:color="auto"/>
+        </w:tblBorders>
         <w:tblLook w:val="04A0" w:firstRow="1" w:lastRow="0" w:firstColumn="1" w:lastColumn="0" w:noHBand="0" w:noVBand="1"/>
       </w:tblPr>
       <w:tblGrid>
@@ -31,26 +39,20 @@
         <w:tc>
           <w:tcPr>
             <w:tcW w:w="2693" w:type="dxa"/>
-            <w:tcBorders>
-              <w:top w:val="nil"/>
-              <w:left w:val="nil"/>
-              <w:bottom w:val="nil"/>
-              <w:right w:val="nil"/>
-            </w:tcBorders>
           </w:tcPr>
           <w:p>
             <w:pPr>
               <w:spacing w:line="0" w:lineRule="atLeast"/>
               <w:jc w:val="left"/>
               <w:rPr>
-                <w:rFonts w:ascii="標楷體" w:eastAsia="標楷體" w:hAnsi="標楷體" w:cs="Arial"/>
+                <w:rFonts w:ascii="DFKai-SB" w:eastAsia="DFKai-SB" w:hAnsi="DFKai-SB" w:cs="Arial"/>
                 <w:sz w:val="24"/>
                 <w:lang w:eastAsia="zh-TW"/>
               </w:rPr>
             </w:pPr>
             <w:r>
               <w:rPr>
-                <w:rFonts w:ascii="標楷體" w:eastAsia="標楷體" w:hAnsi="標楷體" w:cs="Arial" w:hint="eastAsia"/>
+                <w:rFonts w:ascii="DFKai-SB" w:eastAsia="DFKai-SB" w:hAnsi="DFKai-SB" w:cs="Arial" w:hint="eastAsia"/>
                 <w:sz w:val="24"/>
                 <w:lang w:eastAsia="zh-HK"/>
               </w:rPr>
@@ -61,26 +63,20 @@
         <w:tc>
           <w:tcPr>
             <w:tcW w:w="1843" w:type="dxa"/>
-            <w:tcBorders>
-              <w:top w:val="nil"/>
-              <w:left w:val="nil"/>
-              <w:bottom w:val="nil"/>
-              <w:right w:val="nil"/>
-            </w:tcBorders>
           </w:tcPr>
           <w:p>
             <w:pPr>
               <w:spacing w:line="0" w:lineRule="atLeast"/>
               <w:jc w:val="left"/>
               <w:rPr>
-                <w:rFonts w:ascii="標楷體" w:eastAsia="標楷體" w:hAnsi="標楷體" w:cs="Arial"/>
+                <w:rFonts w:ascii="DFKai-SB" w:eastAsia="DFKai-SB" w:hAnsi="DFKai-SB" w:cs="Arial"/>
                 <w:sz w:val="24"/>
                 <w:lang w:eastAsia="zh-TW"/>
               </w:rPr>
             </w:pPr>
             <w:r>
               <w:rPr>
-                <w:rFonts w:ascii="標楷體" w:eastAsia="標楷體" w:hAnsi="標楷體" w:cs="Arial" w:hint="eastAsia"/>
+                <w:rFonts w:ascii="DFKai-SB" w:eastAsia="DFKai-SB" w:hAnsi="DFKai-SB" w:cs="Arial" w:hint="eastAsia"/>
                 <w:sz w:val="24"/>
                 <w:lang w:eastAsia="zh-HK"/>
               </w:rPr>
@@ -91,27 +87,20 @@
         <w:tc>
           <w:tcPr>
             <w:tcW w:w="2268" w:type="dxa"/>
-            <w:tcBorders>
-              <w:top w:val="nil"/>
-              <w:left w:val="nil"/>
-              <w:bottom w:val="nil"/>
-              <w:right w:val="nil"/>
-            </w:tcBorders>
-          </w:tcPr>
-          <w:p>
-            <w:pPr>
-              <w:spacing w:line="0" w:lineRule="atLeast"/>
-              <w:ind w:leftChars="100" w:left="210"/>
+          </w:tcPr>
+          <w:p>
+            <w:pPr>
+              <w:spacing w:line="0" w:lineRule="atLeast"/>
               <w:jc w:val="left"/>
               <w:rPr>
-                <w:rFonts w:ascii="標楷體" w:eastAsia="標楷體" w:hAnsi="標楷體" w:cs="Arial"/>
+                <w:rFonts w:ascii="DFKai-SB" w:eastAsia="DFKai-SB" w:hAnsi="DFKai-SB" w:cs="Arial"/>
                 <w:sz w:val="24"/>
                 <w:lang w:eastAsia="zh-TW"/>
               </w:rPr>
             </w:pPr>
             <w:r>
               <w:rPr>
-                <w:rFonts w:ascii="標楷體" w:eastAsia="標楷體" w:hAnsi="標楷體" w:cs="Arial" w:hint="eastAsia"/>
+                <w:rFonts w:ascii="DFKai-SB" w:eastAsia="DFKai-SB" w:hAnsi="DFKai-SB" w:cs="Arial" w:hint="eastAsia"/>
                 <w:sz w:val="24"/>
                 <w:lang w:eastAsia="zh-TW"/>
               </w:rPr>
@@ -122,26 +111,20 @@
         <w:tc>
           <w:tcPr>
             <w:tcW w:w="2972" w:type="dxa"/>
-            <w:tcBorders>
-              <w:top w:val="nil"/>
-              <w:left w:val="nil"/>
-              <w:bottom w:val="nil"/>
-              <w:right w:val="nil"/>
-            </w:tcBorders>
           </w:tcPr>
           <w:p>
             <w:pPr>
               <w:spacing w:line="0" w:lineRule="atLeast"/>
               <w:jc w:val="left"/>
               <w:rPr>
-                <w:rFonts w:ascii="Arial" w:eastAsia="標楷體" w:hAnsi="Arial" w:cs="Arial"/>
+                <w:rFonts w:ascii="Arial" w:eastAsia="DFKai-SB" w:hAnsi="Arial" w:cs="Arial"/>
                 <w:sz w:val="24"/>
                 <w:lang w:eastAsia="zh-TW"/>
               </w:rPr>
             </w:pPr>
             <w:r>
               <w:rPr>
-                <w:rFonts w:ascii="Arial" w:eastAsia="標楷體" w:hAnsi="Arial" w:cs="Arial"/>
+                <w:rFonts w:ascii="Arial" w:eastAsia="DFKai-SB" w:hAnsi="Arial" w:cs="Arial"/>
                 <w:sz w:val="24"/>
                 <w:lang w:eastAsia="zh-TW"/>
               </w:rPr>
@@ -149,7 +132,7 @@
             </w:r>
             <w:r>
               <w:rPr>
-                <w:rFonts w:ascii="Arial" w:eastAsia="標楷體" w:hAnsi="Arial" w:cs="Arial"/>
+                <w:rFonts w:ascii="Arial" w:eastAsia="DFKai-SB" w:hAnsi="Arial" w:cs="Arial"/>
                 <w:sz w:val="24"/>
                 <w:lang w:eastAsia="zh-TW"/>
               </w:rPr>
@@ -162,19 +145,13 @@
         <w:tc>
           <w:tcPr>
             <w:tcW w:w="2693" w:type="dxa"/>
-            <w:tcBorders>
-              <w:top w:val="nil"/>
-              <w:left w:val="nil"/>
-              <w:bottom w:val="nil"/>
-              <w:right w:val="nil"/>
-            </w:tcBorders>
           </w:tcPr>
           <w:p>
             <w:pPr>
               <w:spacing w:line="0" w:lineRule="atLeast"/>
               <w:jc w:val="left"/>
               <w:rPr>
-                <w:rFonts w:ascii="標楷體" w:eastAsia="標楷體" w:hAnsi="標楷體" w:cs="Arial"/>
+                <w:rFonts w:ascii="DFKai-SB" w:eastAsia="DFKai-SB" w:hAnsi="DFKai-SB" w:cs="Arial"/>
                 <w:sz w:val="24"/>
                 <w:lang w:eastAsia="zh-TW"/>
               </w:rPr>
@@ -184,19 +161,13 @@
         <w:tc>
           <w:tcPr>
             <w:tcW w:w="1843" w:type="dxa"/>
-            <w:tcBorders>
-              <w:top w:val="nil"/>
-              <w:left w:val="nil"/>
-              <w:bottom w:val="nil"/>
-              <w:right w:val="nil"/>
-            </w:tcBorders>
           </w:tcPr>
           <w:p>
             <w:pPr>
               <w:spacing w:line="0" w:lineRule="atLeast"/>
               <w:jc w:val="left"/>
               <w:rPr>
-                <w:rFonts w:ascii="標楷體" w:eastAsia="標楷體" w:hAnsi="標楷體" w:cs="Arial"/>
+                <w:rFonts w:ascii="DFKai-SB" w:eastAsia="DFKai-SB" w:hAnsi="DFKai-SB" w:cs="Arial"/>
                 <w:sz w:val="24"/>
                 <w:lang w:eastAsia="zh-TW"/>
               </w:rPr>
@@ -206,19 +177,13 @@
         <w:tc>
           <w:tcPr>
             <w:tcW w:w="2268" w:type="dxa"/>
-            <w:tcBorders>
-              <w:top w:val="nil"/>
-              <w:left w:val="nil"/>
-              <w:bottom w:val="nil"/>
-              <w:right w:val="nil"/>
-            </w:tcBorders>
           </w:tcPr>
           <w:p>
             <w:pPr>
               <w:spacing w:line="0" w:lineRule="atLeast"/>
               <w:jc w:val="left"/>
               <w:rPr>
-                <w:rFonts w:ascii="標楷體" w:eastAsia="標楷體" w:hAnsi="標楷體" w:cs="Arial"/>
+                <w:rFonts w:ascii="DFKai-SB" w:eastAsia="DFKai-SB" w:hAnsi="DFKai-SB" w:cs="Arial"/>
                 <w:sz w:val="24"/>
                 <w:lang w:eastAsia="zh-TW"/>
               </w:rPr>
@@ -228,26 +193,20 @@
         <w:tc>
           <w:tcPr>
             <w:tcW w:w="2972" w:type="dxa"/>
-            <w:tcBorders>
-              <w:top w:val="nil"/>
-              <w:left w:val="nil"/>
-              <w:bottom w:val="nil"/>
-              <w:right w:val="nil"/>
-            </w:tcBorders>
           </w:tcPr>
           <w:p>
             <w:pPr>
               <w:spacing w:line="0" w:lineRule="atLeast"/>
               <w:jc w:val="left"/>
               <w:rPr>
-                <w:rFonts w:ascii="Arial" w:eastAsia="標楷體" w:hAnsi="Arial" w:cs="Arial"/>
+                <w:rFonts w:ascii="Arial" w:eastAsia="DFKai-SB" w:hAnsi="Arial" w:cs="Arial"/>
                 <w:sz w:val="24"/>
                 <w:lang w:eastAsia="zh-TW"/>
               </w:rPr>
             </w:pPr>
             <w:r>
               <w:rPr>
-                <w:rFonts w:ascii="Arial" w:eastAsia="標楷體" w:hAnsi="Arial" w:cs="Arial"/>
+                <w:rFonts w:ascii="Arial" w:eastAsia="DFKai-SB" w:hAnsi="Arial" w:cs="Arial"/>
                 <w:sz w:val="24"/>
                 <w:lang w:eastAsia="zh-TW"/>
               </w:rPr>
@@ -255,7 +214,7 @@
             </w:r>
             <w:r>
               <w:rPr>
-                <w:rFonts w:ascii="Arial" w:eastAsia="標楷體" w:hAnsi="Arial" w:cs="Arial"/>
+                <w:rFonts w:ascii="Arial" w:eastAsia="DFKai-SB" w:hAnsi="Arial" w:cs="Arial"/>
                 <w:sz w:val="24"/>
                 <w:lang w:eastAsia="zh-TW"/>
               </w:rPr>
@@ -270,7 +229,7 @@
         <w:spacing w:line="0" w:lineRule="atLeast"/>
         <w:jc w:val="left"/>
         <w:rPr>
-          <w:rFonts w:ascii="標楷體" w:eastAsia="標楷體" w:hAnsi="標楷體" w:cs="Arial"/>
+          <w:rFonts w:ascii="DFKai-SB" w:eastAsia="DFKai-SB" w:hAnsi="DFKai-SB" w:cs="Arial"/>
           <w:sz w:val="24"/>
           <w:lang w:eastAsia="zh-TW"/>
         </w:rPr>
@@ -281,7 +240,7 @@
         <w:spacing w:line="0" w:lineRule="atLeast"/>
         <w:jc w:val="left"/>
         <w:rPr>
-          <w:rFonts w:ascii="Arial" w:eastAsia="標楷體" w:hAnsi="Arial" w:cs="Arial"/>
+          <w:rFonts w:ascii="Arial" w:eastAsia="DFKai-SB" w:hAnsi="Arial" w:cs="Arial"/>
           <w:sz w:val="20"/>
           <w:szCs w:val="20"/>
           <w:lang w:eastAsia="zh-TW"/>
@@ -289,7 +248,7 @@
       </w:pPr>
       <w:r>
         <w:rPr>
-          <w:rFonts w:ascii="Arial" w:eastAsia="標楷體" w:hAnsi="Arial" w:cs="Arial" w:hint="eastAsia"/>
+          <w:rFonts w:ascii="Arial" w:eastAsia="DFKai-SB" w:hAnsi="Arial" w:cs="Arial" w:hint="eastAsia"/>
           <w:sz w:val="20"/>
           <w:szCs w:val="20"/>
           <w:lang w:eastAsia="zh-TW"/>
@@ -298,7 +257,7 @@
       </w:r>
       <w:r>
         <w:rPr>
-          <w:rFonts w:ascii="Arial" w:eastAsia="標楷體" w:hAnsi="Arial" w:cs="Arial"/>
+          <w:rFonts w:ascii="Arial" w:eastAsia="DFKai-SB" w:hAnsi="Arial" w:cs="Arial"/>
           <w:sz w:val="20"/>
           <w:szCs w:val="20"/>
           <w:lang w:eastAsia="zh-HK"/>
@@ -307,7 +266,7 @@
       </w:r>
       <w:r>
         <w:rPr>
-          <w:rFonts w:ascii="Arial" w:eastAsia="標楷體" w:hAnsi="Arial" w:cs="Arial" w:hint="eastAsia"/>
+          <w:rFonts w:ascii="Arial" w:eastAsia="DFKai-SB" w:hAnsi="Arial" w:cs="Arial" w:hint="eastAsia"/>
           <w:sz w:val="20"/>
           <w:szCs w:val="20"/>
           <w:lang w:eastAsia="zh-TW"/>
@@ -316,7 +275,7 @@
       </w:r>
       <w:r>
         <w:rPr>
-          <w:rFonts w:ascii="Arial" w:eastAsia="標楷體" w:hAnsi="Arial" w:cs="Arial"/>
+          <w:rFonts w:ascii="Arial" w:eastAsia="DFKai-SB" w:hAnsi="Arial" w:cs="Arial"/>
           <w:sz w:val="20"/>
           <w:szCs w:val="20"/>
           <w:lang w:eastAsia="zh-TW"/>
@@ -325,7 +284,7 @@
       </w:r>
       <w:r>
         <w:rPr>
-          <w:rFonts w:ascii="Arial" w:eastAsia="標楷體" w:hAnsi="Arial" w:cs="Arial"/>
+          <w:rFonts w:ascii="Arial" w:eastAsia="DFKai-SB" w:hAnsi="Arial" w:cs="Arial"/>
           <w:sz w:val="20"/>
           <w:szCs w:val="20"/>
           <w:lang w:eastAsia="zh-HK"/>
@@ -334,7 +293,7 @@
       </w:r>
       <w:r>
         <w:rPr>
-          <w:rFonts w:ascii="Arial" w:eastAsia="標楷體" w:hAnsi="Arial" w:cs="Arial"/>
+          <w:rFonts w:ascii="Arial" w:eastAsia="DFKai-SB" w:hAnsi="Arial" w:cs="Arial"/>
           <w:sz w:val="20"/>
           <w:szCs w:val="20"/>
           <w:lang w:eastAsia="zh-TW"/>
@@ -343,7 +302,7 @@
       </w:r>
       <w:r>
         <w:rPr>
-          <w:rFonts w:ascii="Arial" w:eastAsia="標楷體" w:hAnsi="Arial" w:cs="Arial" w:hint="eastAsia"/>
+          <w:rFonts w:ascii="Arial" w:eastAsia="DFKai-SB" w:hAnsi="Arial" w:cs="Arial" w:hint="eastAsia"/>
           <w:sz w:val="20"/>
           <w:szCs w:val="20"/>
           <w:lang w:eastAsia="zh-TW"/>
@@ -352,7 +311,7 @@
       </w:r>
       <w:r>
         <w:rPr>
-          <w:rFonts w:ascii="Arial" w:eastAsia="標楷體" w:hAnsi="Arial" w:cs="Arial" w:hint="eastAsia"/>
+          <w:rFonts w:ascii="Arial" w:eastAsia="DFKai-SB" w:hAnsi="Arial" w:cs="Arial" w:hint="eastAsia"/>
           <w:sz w:val="20"/>
           <w:szCs w:val="20"/>
           <w:lang w:eastAsia="zh-TW"/>
@@ -361,7 +320,7 @@
       </w:r>
       <w:r>
         <w:rPr>
-          <w:rFonts w:ascii="Arial" w:eastAsia="標楷體" w:hAnsi="Arial" w:cs="Arial" w:hint="eastAsia"/>
+          <w:rFonts w:ascii="Arial" w:eastAsia="DFKai-SB" w:hAnsi="Arial" w:cs="Arial" w:hint="eastAsia"/>
           <w:sz w:val="20"/>
           <w:szCs w:val="20"/>
           <w:lang w:eastAsia="zh-TW"/>
@@ -370,7 +329,7 @@
       </w:r>
       <w:r>
         <w:rPr>
-          <w:rFonts w:ascii="Arial" w:eastAsia="標楷體" w:hAnsi="Arial" w:cs="Arial"/>
+          <w:rFonts w:ascii="Arial" w:eastAsia="DFKai-SB" w:hAnsi="Arial" w:cs="Arial"/>
           <w:sz w:val="20"/>
           <w:szCs w:val="20"/>
           <w:lang w:eastAsia="zh-TW"/>
@@ -379,7 +338,7 @@
       </w:r>
       <w:r>
         <w:rPr>
-          <w:rFonts w:ascii="Arial" w:eastAsia="標楷體" w:hAnsi="Arial" w:cs="Arial" w:hint="eastAsia"/>
+          <w:rFonts w:ascii="Arial" w:eastAsia="DFKai-SB" w:hAnsi="Arial" w:cs="Arial" w:hint="eastAsia"/>
           <w:sz w:val="20"/>
           <w:szCs w:val="20"/>
           <w:lang w:eastAsia="zh-TW"/>
@@ -388,7 +347,7 @@
       </w:r>
       <w:r>
         <w:rPr>
-          <w:rFonts w:ascii="Arial" w:eastAsia="標楷體" w:hAnsi="Arial" w:cs="Arial"/>
+          <w:rFonts w:ascii="Arial" w:eastAsia="DFKai-SB" w:hAnsi="Arial" w:cs="Arial"/>
           <w:sz w:val="20"/>
           <w:szCs w:val="20"/>
           <w:lang w:eastAsia="zh-TW"/>
@@ -397,7 +356,7 @@
       </w:r>
       <w:r>
         <w:rPr>
-          <w:rFonts w:ascii="Arial" w:eastAsia="標楷體" w:hAnsi="Arial" w:cs="Arial" w:hint="eastAsia"/>
+          <w:rFonts w:ascii="Arial" w:eastAsia="DFKai-SB" w:hAnsi="Arial" w:cs="Arial" w:hint="eastAsia"/>
           <w:sz w:val="20"/>
           <w:szCs w:val="20"/>
           <w:lang w:eastAsia="zh-TW"/>
@@ -406,7 +365,7 @@
       </w:r>
       <w:r>
         <w:rPr>
-          <w:rFonts w:ascii="Arial" w:eastAsia="標楷體" w:hAnsi="Arial" w:cs="Arial" w:hint="eastAsia"/>
+          <w:rFonts w:ascii="Arial" w:eastAsia="DFKai-SB" w:hAnsi="Arial" w:cs="Arial" w:hint="eastAsia"/>
           <w:sz w:val="20"/>
           <w:szCs w:val="20"/>
           <w:lang w:eastAsia="zh-TW"/>
@@ -415,7 +374,7 @@
       </w:r>
       <w:r>
         <w:rPr>
-          <w:rFonts w:ascii="Arial" w:eastAsia="標楷體" w:hAnsi="Arial" w:cs="Arial" w:hint="eastAsia"/>
+          <w:rFonts w:ascii="Arial" w:eastAsia="DFKai-SB" w:hAnsi="Arial" w:cs="Arial" w:hint="eastAsia"/>
           <w:sz w:val="20"/>
           <w:szCs w:val="20"/>
           <w:lang w:eastAsia="zh-TW"/>
@@ -424,7 +383,7 @@
       </w:r>
       <w:r>
         <w:rPr>
-          <w:rFonts w:ascii="Arial" w:eastAsia="標楷體" w:hAnsi="Arial" w:cs="Arial"/>
+          <w:rFonts w:ascii="Arial" w:eastAsia="DFKai-SB" w:hAnsi="Arial" w:cs="Arial"/>
           <w:sz w:val="20"/>
           <w:szCs w:val="20"/>
           <w:lang w:eastAsia="zh-TW"/>
@@ -433,7 +392,7 @@
       </w:r>
       <w:r>
         <w:rPr>
-          <w:rFonts w:ascii="Arial" w:eastAsia="標楷體" w:hAnsi="Arial" w:cs="Arial"/>
+          <w:rFonts w:ascii="Arial" w:eastAsia="DFKai-SB" w:hAnsi="Arial" w:cs="Arial"/>
           <w:sz w:val="20"/>
           <w:szCs w:val="20"/>
           <w:lang w:eastAsia="zh-HK"/>
@@ -442,7 +401,7 @@
       </w:r>
       <w:r>
         <w:rPr>
-          <w:rFonts w:ascii="Arial" w:eastAsia="標楷體" w:hAnsi="Arial" w:cs="Arial"/>
+          <w:rFonts w:ascii="Arial" w:eastAsia="DFKai-SB" w:hAnsi="Arial" w:cs="Arial"/>
           <w:sz w:val="20"/>
           <w:szCs w:val="20"/>
           <w:lang w:eastAsia="zh-TW"/>
@@ -451,7 +410,7 @@
       </w:r>
       <w:r>
         <w:rPr>
-          <w:rFonts w:ascii="Arial" w:eastAsia="標楷體" w:hAnsi="Arial" w:cs="Arial" w:hint="eastAsia"/>
+          <w:rFonts w:ascii="Arial" w:eastAsia="DFKai-SB" w:hAnsi="Arial" w:cs="Arial" w:hint="eastAsia"/>
           <w:sz w:val="20"/>
           <w:szCs w:val="20"/>
           <w:lang w:eastAsia="zh-TW"/>
@@ -460,7 +419,7 @@
       </w:r>
       <w:r>
         <w:rPr>
-          <w:rFonts w:ascii="Arial" w:eastAsia="標楷體" w:hAnsi="Arial" w:cs="Arial" w:hint="eastAsia"/>
+          <w:rFonts w:ascii="Arial" w:eastAsia="DFKai-SB" w:hAnsi="Arial" w:cs="Arial" w:hint="eastAsia"/>
           <w:sz w:val="20"/>
           <w:szCs w:val="20"/>
           <w:lang w:eastAsia="zh-TW"/>
@@ -469,7 +428,7 @@
       </w:r>
       <w:r>
         <w:rPr>
-          <w:rFonts w:ascii="Arial" w:eastAsia="標楷體" w:hAnsi="Arial" w:cs="Arial" w:hint="eastAsia"/>
+          <w:rFonts w:ascii="Arial" w:eastAsia="DFKai-SB" w:hAnsi="Arial" w:cs="Arial" w:hint="eastAsia"/>
           <w:sz w:val="20"/>
           <w:szCs w:val="20"/>
           <w:lang w:eastAsia="zh-TW"/>
@@ -478,7 +437,7 @@
       </w:r>
       <w:r>
         <w:rPr>
-          <w:rFonts w:ascii="Arial" w:eastAsia="標楷體" w:hAnsi="Arial" w:cs="Arial"/>
+          <w:rFonts w:ascii="Arial" w:eastAsia="DFKai-SB" w:hAnsi="Arial" w:cs="Arial"/>
           <w:sz w:val="20"/>
           <w:szCs w:val="20"/>
           <w:lang w:eastAsia="zh-TW"/>
@@ -488,7 +447,7 @@
     </w:p>
     <w:tbl>
       <w:tblPr>
-        <w:tblStyle w:val="a3"/>
+        <w:tblStyle w:val="TableGrid"/>
         <w:tblW w:w="0" w:type="auto"/>
         <w:tblLayout w:type="fixed"/>
         <w:tblLook w:val="04A0" w:firstRow="1" w:lastRow="0" w:firstColumn="1" w:lastColumn="0" w:noHBand="0" w:noVBand="1"/>
@@ -523,7 +482,7 @@
               <w:spacing w:line="0" w:lineRule="atLeast"/>
               <w:jc w:val="center"/>
               <w:rPr>
-                <w:rFonts w:ascii="Arial" w:eastAsia="標楷體" w:hAnsi="Arial" w:cs="Arial"/>
+                <w:rFonts w:ascii="Arial" w:eastAsia="DFKai-SB" w:hAnsi="Arial" w:cs="Arial"/>
                 <w:b/>
                 <w:bCs/>
                 <w:sz w:val="22"/>
@@ -533,7 +492,7 @@
             </w:pPr>
             <w:r>
               <w:rPr>
-                <w:rFonts w:ascii="Arial" w:eastAsia="標楷體" w:hAnsi="Arial" w:cs="Arial"/>
+                <w:rFonts w:ascii="Arial" w:eastAsia="DFKai-SB" w:hAnsi="Arial" w:cs="Arial"/>
                 <w:b/>
                 <w:bCs/>
                 <w:sz w:val="22"/>
@@ -559,7 +518,7 @@
               <w:spacing w:line="0" w:lineRule="atLeast"/>
               <w:jc w:val="center"/>
               <w:rPr>
-                <w:rFonts w:ascii="Arial" w:eastAsia="標楷體" w:hAnsi="Arial" w:cs="Arial"/>
+                <w:rFonts w:ascii="Arial" w:eastAsia="DFKai-SB" w:hAnsi="Arial" w:cs="Arial"/>
                 <w:b/>
                 <w:bCs/>
                 <w:sz w:val="22"/>
@@ -569,7 +528,7 @@
             </w:pPr>
             <w:r>
               <w:rPr>
-                <w:rFonts w:ascii="Arial" w:eastAsia="標楷體" w:hAnsi="Arial" w:cs="Arial"/>
+                <w:rFonts w:ascii="Arial" w:eastAsia="DFKai-SB" w:hAnsi="Arial" w:cs="Arial"/>
                 <w:b/>
                 <w:bCs/>
                 <w:sz w:val="22"/>
@@ -595,7 +554,7 @@
               <w:spacing w:line="0" w:lineRule="atLeast"/>
               <w:jc w:val="center"/>
               <w:rPr>
-                <w:rFonts w:ascii="Arial" w:eastAsia="標楷體" w:hAnsi="Arial" w:cs="Arial"/>
+                <w:rFonts w:ascii="Arial" w:eastAsia="DFKai-SB" w:hAnsi="Arial" w:cs="Arial"/>
                 <w:b/>
                 <w:bCs/>
                 <w:sz w:val="22"/>
@@ -605,7 +564,7 @@
             </w:pPr>
             <w:r>
               <w:rPr>
-                <w:rFonts w:ascii="Arial" w:eastAsia="標楷體" w:hAnsi="Arial" w:cs="Arial"/>
+                <w:rFonts w:ascii="Arial" w:eastAsia="DFKai-SB" w:hAnsi="Arial" w:cs="Arial"/>
                 <w:b/>
                 <w:bCs/>
                 <w:sz w:val="22"/>
@@ -631,7 +590,7 @@
               <w:spacing w:line="0" w:lineRule="atLeast"/>
               <w:jc w:val="center"/>
               <w:rPr>
-                <w:rFonts w:ascii="Arial" w:eastAsia="標楷體" w:hAnsi="Arial" w:cs="Arial"/>
+                <w:rFonts w:ascii="Arial" w:eastAsia="DFKai-SB" w:hAnsi="Arial" w:cs="Arial"/>
                 <w:b/>
                 <w:bCs/>
                 <w:sz w:val="22"/>
@@ -641,7 +600,7 @@
             </w:pPr>
             <w:r>
               <w:rPr>
-                <w:rFonts w:ascii="Arial" w:eastAsia="標楷體" w:hAnsi="Arial" w:cs="Arial"/>
+                <w:rFonts w:ascii="Arial" w:eastAsia="DFKai-SB" w:hAnsi="Arial" w:cs="Arial"/>
                 <w:b/>
                 <w:bCs/>
                 <w:sz w:val="22"/>
@@ -668,7 +627,7 @@
               <w:spacing w:line="0" w:lineRule="atLeast"/>
               <w:jc w:val="center"/>
               <w:rPr>
-                <w:rFonts w:ascii="Arial" w:eastAsia="標楷體" w:hAnsi="Arial" w:cs="Arial"/>
+                <w:rFonts w:ascii="Arial" w:eastAsia="DFKai-SB" w:hAnsi="Arial" w:cs="Arial"/>
                 <w:b/>
                 <w:bCs/>
                 <w:sz w:val="22"/>
@@ -678,7 +637,7 @@
             </w:pPr>
             <w:r>
               <w:rPr>
-                <w:rFonts w:ascii="Arial" w:eastAsia="標楷體" w:hAnsi="Arial" w:cs="Arial"/>
+                <w:rFonts w:ascii="Arial" w:eastAsia="DFKai-SB" w:hAnsi="Arial" w:cs="Arial"/>
                 <w:b/>
                 <w:bCs/>
                 <w:sz w:val="22"/>
@@ -709,7 +668,7 @@
               <w:spacing w:line="0" w:lineRule="atLeast"/>
               <w:jc w:val="center"/>
               <w:rPr>
-                <w:rFonts w:ascii="Arial" w:eastAsia="標楷體" w:hAnsi="Arial" w:cs="Arial"/>
+                <w:rFonts w:ascii="Arial" w:eastAsia="DFKai-SB" w:hAnsi="Arial" w:cs="Arial"/>
                 <w:b/>
                 <w:bCs/>
                 <w:sz w:val="22"/>
@@ -730,7 +689,7 @@
               <w:spacing w:line="0" w:lineRule="atLeast"/>
               <w:jc w:val="center"/>
               <w:rPr>
-                <w:rFonts w:ascii="Arial" w:eastAsia="標楷體" w:hAnsi="Arial" w:cs="Arial"/>
+                <w:rFonts w:ascii="Arial" w:eastAsia="DFKai-SB" w:hAnsi="Arial" w:cs="Arial"/>
                 <w:b/>
                 <w:bCs/>
                 <w:sz w:val="22"/>
@@ -740,7 +699,7 @@
             </w:pPr>
             <w:r>
               <w:rPr>
-                <w:rFonts w:ascii="Arial" w:eastAsia="標楷體" w:hAnsi="Arial" w:cs="Arial"/>
+                <w:rFonts w:ascii="Arial" w:eastAsia="DFKai-SB" w:hAnsi="Arial" w:cs="Arial"/>
                 <w:b/>
                 <w:bCs/>
                 <w:sz w:val="22"/>
@@ -762,7 +721,7 @@
               <w:spacing w:line="0" w:lineRule="atLeast"/>
               <w:jc w:val="center"/>
               <w:rPr>
-                <w:rFonts w:ascii="Arial" w:eastAsia="標楷體" w:hAnsi="Arial" w:cs="Arial"/>
+                <w:rFonts w:ascii="Arial" w:eastAsia="DFKai-SB" w:hAnsi="Arial" w:cs="Arial"/>
                 <w:b/>
                 <w:bCs/>
                 <w:sz w:val="22"/>
@@ -772,7 +731,7 @@
             </w:pPr>
             <w:r>
               <w:rPr>
-                <w:rFonts w:ascii="Arial" w:eastAsia="標楷體" w:hAnsi="Arial" w:cs="Arial"/>
+                <w:rFonts w:ascii="Arial" w:eastAsia="DFKai-SB" w:hAnsi="Arial" w:cs="Arial"/>
                 <w:b/>
                 <w:bCs/>
                 <w:sz w:val="22"/>
@@ -794,7 +753,7 @@
             <w:pPr>
               <w:spacing w:line="0" w:lineRule="atLeast"/>
               <w:rPr>
-                <w:rFonts w:ascii="Arial" w:eastAsia="標楷體" w:hAnsi="Arial" w:cs="Arial"/>
+                <w:rFonts w:ascii="Arial" w:eastAsia="DFKai-SB" w:hAnsi="Arial" w:cs="Arial"/>
                 <w:b/>
                 <w:bCs/>
                 <w:sz w:val="22"/>
@@ -814,7 +773,7 @@
             <w:pPr>
               <w:spacing w:line="0" w:lineRule="atLeast"/>
               <w:rPr>
-                <w:rFonts w:ascii="Arial" w:eastAsia="標楷體" w:hAnsi="Arial" w:cs="Arial"/>
+                <w:rFonts w:ascii="Arial" w:eastAsia="DFKai-SB" w:hAnsi="Arial" w:cs="Arial"/>
                 <w:b/>
                 <w:bCs/>
                 <w:sz w:val="18"/>
@@ -824,7 +783,7 @@
             </w:pPr>
             <w:r>
               <w:rPr>
-                <w:rFonts w:ascii="Arial" w:eastAsia="標楷體" w:hAnsi="Arial" w:cs="Arial" w:hint="eastAsia"/>
+                <w:rFonts w:ascii="Arial" w:eastAsia="DFKai-SB" w:hAnsi="Arial" w:cs="Arial" w:hint="eastAsia"/>
                 <w:b/>
                 <w:bCs/>
                 <w:sz w:val="18"/>
@@ -845,7 +804,7 @@
             <w:pPr>
               <w:spacing w:line="0" w:lineRule="atLeast"/>
               <w:rPr>
-                <w:rFonts w:ascii="Arial" w:eastAsia="標楷體" w:hAnsi="Arial" w:cs="Arial"/>
+                <w:rFonts w:ascii="Arial" w:eastAsia="DFKai-SB" w:hAnsi="Arial" w:cs="Arial"/>
                 <w:b/>
                 <w:bCs/>
                 <w:sz w:val="18"/>
@@ -855,7 +814,7 @@
             </w:pPr>
             <w:r>
               <w:rPr>
-                <w:rFonts w:ascii="Arial" w:eastAsia="標楷體" w:hAnsi="Arial" w:cs="Arial" w:hint="eastAsia"/>
+                <w:rFonts w:ascii="Arial" w:eastAsia="DFKai-SB" w:hAnsi="Arial" w:cs="Arial" w:hint="eastAsia"/>
                 <w:b/>
                 <w:bCs/>
                 <w:sz w:val="18"/>
@@ -876,7 +835,7 @@
             <w:pPr>
               <w:spacing w:line="0" w:lineRule="atLeast"/>
               <w:rPr>
-                <w:rFonts w:ascii="Arial" w:eastAsia="標楷體" w:hAnsi="Arial" w:cs="Arial"/>
+                <w:rFonts w:ascii="Arial" w:eastAsia="DFKai-SB" w:hAnsi="Arial" w:cs="Arial"/>
                 <w:b/>
                 <w:bCs/>
                 <w:sz w:val="18"/>
@@ -886,7 +845,7 @@
             </w:pPr>
             <w:r>
               <w:rPr>
-                <w:rFonts w:ascii="Arial" w:eastAsia="標楷體" w:hAnsi="Arial" w:cs="Arial"/>
+                <w:rFonts w:ascii="Arial" w:eastAsia="DFKai-SB" w:hAnsi="Arial" w:cs="Arial"/>
                 <w:b/>
                 <w:bCs/>
                 <w:sz w:val="18"/>
@@ -897,7 +856,7 @@
             </w:r>
             <w:r>
               <w:rPr>
-                <w:rFonts w:ascii="Arial" w:eastAsia="標楷體" w:hAnsi="Arial" w:cs="Arial" w:hint="eastAsia"/>
+                <w:rFonts w:ascii="Arial" w:eastAsia="DFKai-SB" w:hAnsi="Arial" w:cs="Arial" w:hint="eastAsia"/>
                 <w:b/>
                 <w:bCs/>
                 <w:sz w:val="18"/>
@@ -922,7 +881,7 @@
             <w:pPr>
               <w:spacing w:line="0" w:lineRule="atLeast"/>
               <w:rPr>
-                <w:rFonts w:ascii="Arial" w:eastAsia="標楷體" w:hAnsi="Arial" w:cs="Arial"/>
+                <w:rFonts w:ascii="Arial" w:eastAsia="DFKai-SB" w:hAnsi="Arial" w:cs="Arial"/>
                 <w:b/>
                 <w:bCs/>
                 <w:sz w:val="22"/>
@@ -951,15 +910,15 @@
               <w:spacing w:line="0" w:lineRule="atLeast"/>
               <w:jc w:val="center"/>
               <w:rPr>
-                <w:rFonts w:ascii="Arial" w:eastAsia="標楷體" w:hAnsi="Arial" w:cs="Arial"/>
-                <w:sz w:val="22"/>
-                <w:szCs w:val="22"/>
-                <w:lang w:eastAsia="zh-TW"/>
-              </w:rPr>
-            </w:pPr>
-            <w:r>
-              <w:rPr>
-                <w:rFonts w:ascii="Arial" w:eastAsia="標楷體" w:hAnsi="Arial" w:cs="Arial" w:hint="eastAsia"/>
+                <w:rFonts w:ascii="Arial" w:eastAsia="DFKai-SB" w:hAnsi="Arial" w:cs="Arial"/>
+                <w:sz w:val="22"/>
+                <w:szCs w:val="22"/>
+                <w:lang w:eastAsia="zh-TW"/>
+              </w:rPr>
+            </w:pPr>
+            <w:r>
+              <w:rPr>
+                <w:rFonts w:ascii="Arial" w:eastAsia="DFKai-SB" w:hAnsi="Arial" w:cs="Arial" w:hint="eastAsia"/>
                 <w:sz w:val="22"/>
                 <w:szCs w:val="22"/>
                 <w:lang w:eastAsia="zh-HK"/>
@@ -972,15 +931,15 @@
               <w:spacing w:line="0" w:lineRule="atLeast"/>
               <w:jc w:val="center"/>
               <w:rPr>
-                <w:rFonts w:ascii="Arial" w:eastAsia="標楷體" w:hAnsi="Arial" w:cs="Arial"/>
-                <w:sz w:val="22"/>
-                <w:szCs w:val="22"/>
-                <w:lang w:eastAsia="zh-TW"/>
-              </w:rPr>
-            </w:pPr>
-            <w:r>
-              <w:rPr>
-                <w:rFonts w:ascii="Arial" w:eastAsia="標楷體" w:hAnsi="Arial" w:cs="Arial" w:hint="eastAsia"/>
+                <w:rFonts w:ascii="Arial" w:eastAsia="DFKai-SB" w:hAnsi="Arial" w:cs="Arial"/>
+                <w:sz w:val="22"/>
+                <w:szCs w:val="22"/>
+                <w:lang w:eastAsia="zh-TW"/>
+              </w:rPr>
+            </w:pPr>
+            <w:r>
+              <w:rPr>
+                <w:rFonts w:ascii="Arial" w:eastAsia="DFKai-SB" w:hAnsi="Arial" w:cs="Arial" w:hint="eastAsia"/>
                 <w:sz w:val="22"/>
                 <w:szCs w:val="22"/>
                 <w:lang w:eastAsia="zh-HK"/>
@@ -993,15 +952,15 @@
               <w:spacing w:line="0" w:lineRule="atLeast"/>
               <w:jc w:val="center"/>
               <w:rPr>
-                <w:rFonts w:ascii="Arial" w:eastAsia="標楷體" w:hAnsi="Arial" w:cs="Arial"/>
-                <w:sz w:val="22"/>
-                <w:szCs w:val="22"/>
-                <w:lang w:eastAsia="zh-TW"/>
-              </w:rPr>
-            </w:pPr>
-            <w:r>
-              <w:rPr>
-                <w:rFonts w:ascii="Arial" w:eastAsia="標楷體" w:hAnsi="Arial" w:cs="Arial" w:hint="eastAsia"/>
+                <w:rFonts w:ascii="Arial" w:eastAsia="DFKai-SB" w:hAnsi="Arial" w:cs="Arial"/>
+                <w:sz w:val="22"/>
+                <w:szCs w:val="22"/>
+                <w:lang w:eastAsia="zh-TW"/>
+              </w:rPr>
+            </w:pPr>
+            <w:r>
+              <w:rPr>
+                <w:rFonts w:ascii="Arial" w:eastAsia="DFKai-SB" w:hAnsi="Arial" w:cs="Arial" w:hint="eastAsia"/>
                 <w:sz w:val="22"/>
                 <w:szCs w:val="22"/>
                 <w:lang w:eastAsia="zh-HK"/>
@@ -1014,7 +973,7 @@
               <w:spacing w:line="0" w:lineRule="atLeast"/>
               <w:jc w:val="center"/>
               <w:rPr>
-                <w:rFonts w:ascii="Arial" w:eastAsia="標楷體" w:hAnsi="Arial" w:cs="Arial"/>
+                <w:rFonts w:ascii="Arial" w:eastAsia="DFKai-SB" w:hAnsi="Arial" w:cs="Arial"/>
                 <w:sz w:val="22"/>
                 <w:szCs w:val="22"/>
                 <w:lang w:eastAsia="zh-HK"/>
@@ -1022,7 +981,7 @@
             </w:pPr>
             <w:r>
               <w:rPr>
-                <w:rFonts w:ascii="Arial" w:eastAsia="標楷體" w:hAnsi="Arial" w:cs="Arial" w:hint="eastAsia"/>
+                <w:rFonts w:ascii="Arial" w:eastAsia="DFKai-SB" w:hAnsi="Arial" w:cs="Arial" w:hint="eastAsia"/>
                 <w:sz w:val="22"/>
                 <w:szCs w:val="22"/>
                 <w:lang w:eastAsia="zh-HK"/>
@@ -1041,15 +1000,15 @@
               <w:spacing w:line="0" w:lineRule="atLeast"/>
               <w:jc w:val="center"/>
               <w:rPr>
-                <w:rFonts w:ascii="Arial" w:eastAsia="標楷體" w:hAnsi="Arial" w:cs="Arial"/>
-                <w:sz w:val="22"/>
-                <w:szCs w:val="22"/>
-                <w:lang w:eastAsia="zh-TW"/>
-              </w:rPr>
-            </w:pPr>
-            <w:r>
-              <w:rPr>
-                <w:rFonts w:ascii="Arial" w:eastAsia="標楷體" w:hAnsi="Arial" w:cs="Arial" w:hint="eastAsia"/>
+                <w:rFonts w:ascii="Arial" w:eastAsia="DFKai-SB" w:hAnsi="Arial" w:cs="Arial"/>
+                <w:sz w:val="22"/>
+                <w:szCs w:val="22"/>
+                <w:lang w:eastAsia="zh-TW"/>
+              </w:rPr>
+            </w:pPr>
+            <w:r>
+              <w:rPr>
+                <w:rFonts w:ascii="Arial" w:eastAsia="DFKai-SB" w:hAnsi="Arial" w:cs="Arial" w:hint="eastAsia"/>
                 <w:sz w:val="22"/>
                 <w:szCs w:val="22"/>
                 <w:lang w:eastAsia="zh-TW"/>
@@ -1068,15 +1027,15 @@
               <w:spacing w:line="0" w:lineRule="atLeast"/>
               <w:jc w:val="center"/>
               <w:rPr>
-                <w:rFonts w:ascii="Arial" w:eastAsia="標楷體" w:hAnsi="Arial" w:cs="Arial"/>
-                <w:sz w:val="22"/>
-                <w:szCs w:val="22"/>
-                <w:lang w:eastAsia="zh-TW"/>
-              </w:rPr>
-            </w:pPr>
-            <w:r>
-              <w:rPr>
-                <w:rFonts w:ascii="Arial" w:eastAsia="標楷體" w:hAnsi="Arial" w:cs="Arial" w:hint="eastAsia"/>
+                <w:rFonts w:ascii="Arial" w:eastAsia="DFKai-SB" w:hAnsi="Arial" w:cs="Arial"/>
+                <w:sz w:val="22"/>
+                <w:szCs w:val="22"/>
+                <w:lang w:eastAsia="zh-TW"/>
+              </w:rPr>
+            </w:pPr>
+            <w:r>
+              <w:rPr>
+                <w:rFonts w:ascii="Arial" w:eastAsia="DFKai-SB" w:hAnsi="Arial" w:cs="Arial" w:hint="eastAsia"/>
                 <w:sz w:val="22"/>
                 <w:szCs w:val="22"/>
                 <w:lang w:eastAsia="zh-TW"/>
@@ -1092,7 +1051,7 @@
           </w:tcPr>
           <w:p>
             <w:pPr>
-              <w:pStyle w:val="a8"/>
+              <w:pStyle w:val="ListParagraph"/>
               <w:numPr>
                 <w:ilvl w:val="0"/>
                 <w:numId w:val="13"/>
@@ -1100,15 +1059,15 @@
               <w:spacing w:line="0" w:lineRule="atLeast"/>
               <w:ind w:leftChars="0"/>
               <w:rPr>
-                <w:rFonts w:ascii="Arial" w:eastAsia="標楷體" w:hAnsi="Arial" w:cs="Arial"/>
-                <w:sz w:val="22"/>
-                <w:szCs w:val="22"/>
-                <w:lang w:eastAsia="zh-TW"/>
-              </w:rPr>
-            </w:pPr>
-            <w:r>
-              <w:rPr>
-                <w:rFonts w:ascii="Arial" w:eastAsia="標楷體" w:hAnsi="Arial" w:cs="Arial"/>
+                <w:rFonts w:ascii="Arial" w:eastAsia="DFKai-SB" w:hAnsi="Arial" w:cs="Arial"/>
+                <w:sz w:val="22"/>
+                <w:szCs w:val="22"/>
+                <w:lang w:eastAsia="zh-TW"/>
+              </w:rPr>
+            </w:pPr>
+            <w:r>
+              <w:rPr>
+                <w:rFonts w:ascii="Arial" w:eastAsia="DFKai-SB" w:hAnsi="Arial" w:cs="Arial"/>
                 <w:sz w:val="22"/>
                 <w:szCs w:val="22"/>
                 <w:lang w:eastAsia="zh-HK"/>
@@ -1117,7 +1076,7 @@
             </w:r>
             <w:r>
               <w:rPr>
-                <w:rFonts w:ascii="Arial" w:eastAsia="標楷體" w:hAnsi="Arial" w:cs="Arial"/>
+                <w:rFonts w:ascii="Arial" w:eastAsia="DFKai-SB" w:hAnsi="Arial" w:cs="Arial"/>
                 <w:sz w:val="22"/>
                 <w:szCs w:val="22"/>
                 <w:lang w:eastAsia="zh-TW"/>
@@ -1126,7 +1085,7 @@
             </w:r>
             <w:r>
               <w:rPr>
-                <w:rFonts w:ascii="Arial" w:eastAsia="標楷體" w:hAnsi="Arial" w:cs="Arial"/>
+                <w:rFonts w:ascii="Arial" w:eastAsia="DFKai-SB" w:hAnsi="Arial" w:cs="Arial"/>
                 <w:sz w:val="22"/>
                 <w:szCs w:val="22"/>
                 <w:lang w:eastAsia="zh-HK"/>
@@ -1135,7 +1094,7 @@
             </w:r>
             <w:r>
               <w:rPr>
-                <w:rFonts w:ascii="Arial" w:eastAsia="標楷體" w:hAnsi="Arial" w:cs="Arial" w:hint="eastAsia"/>
+                <w:rFonts w:ascii="Arial" w:eastAsia="DFKai-SB" w:hAnsi="Arial" w:cs="Arial" w:hint="eastAsia"/>
                 <w:sz w:val="22"/>
                 <w:szCs w:val="22"/>
                 <w:lang w:eastAsia="zh-TW"/>
@@ -1144,7 +1103,7 @@
             </w:r>
             <w:r>
               <w:rPr>
-                <w:rFonts w:ascii="Arial" w:eastAsia="標楷體" w:hAnsi="Arial" w:cs="Arial" w:hint="eastAsia"/>
+                <w:rFonts w:ascii="Arial" w:eastAsia="DFKai-SB" w:hAnsi="Arial" w:cs="Arial" w:hint="eastAsia"/>
                 <w:sz w:val="22"/>
                 <w:szCs w:val="22"/>
                 <w:lang w:eastAsia="zh-HK"/>
@@ -1153,7 +1112,7 @@
             </w:r>
             <w:r>
               <w:rPr>
-                <w:rFonts w:ascii="Arial" w:eastAsia="標楷體" w:hAnsi="Arial" w:cs="Arial"/>
+                <w:rFonts w:ascii="Arial" w:eastAsia="DFKai-SB" w:hAnsi="Arial" w:cs="Arial"/>
                 <w:sz w:val="22"/>
                 <w:szCs w:val="22"/>
                 <w:lang w:eastAsia="zh-HK"/>
@@ -1171,7 +1130,7 @@
             <w:pPr>
               <w:spacing w:line="0" w:lineRule="atLeast"/>
               <w:rPr>
-                <w:rFonts w:ascii="Arial" w:eastAsia="標楷體" w:hAnsi="Arial" w:cs="Arial"/>
+                <w:rFonts w:ascii="Arial" w:eastAsia="DFKai-SB" w:hAnsi="Arial" w:cs="Arial"/>
                 <w:sz w:val="22"/>
                 <w:szCs w:val="22"/>
                 <w:lang w:eastAsia="zh-TW"/>
@@ -1188,7 +1147,7 @@
             <w:pPr>
               <w:spacing w:line="0" w:lineRule="atLeast"/>
               <w:rPr>
-                <w:rFonts w:ascii="Arial" w:eastAsia="標楷體" w:hAnsi="Arial" w:cs="Arial"/>
+                <w:rFonts w:ascii="Arial" w:eastAsia="DFKai-SB" w:hAnsi="Arial" w:cs="Arial"/>
                 <w:sz w:val="22"/>
                 <w:szCs w:val="22"/>
                 <w:lang w:eastAsia="zh-TW"/>
@@ -1205,7 +1164,7 @@
             <w:pPr>
               <w:spacing w:line="0" w:lineRule="atLeast"/>
               <w:rPr>
-                <w:rFonts w:ascii="Arial" w:eastAsia="標楷體" w:hAnsi="Arial" w:cs="Arial"/>
+                <w:rFonts w:ascii="Arial" w:eastAsia="DFKai-SB" w:hAnsi="Arial" w:cs="Arial"/>
                 <w:sz w:val="22"/>
                 <w:szCs w:val="22"/>
                 <w:lang w:eastAsia="zh-TW"/>
@@ -1225,7 +1184,7 @@
             <w:pPr>
               <w:spacing w:line="0" w:lineRule="atLeast"/>
               <w:rPr>
-                <w:rFonts w:ascii="Arial" w:eastAsia="標楷體" w:hAnsi="Arial" w:cs="Arial"/>
+                <w:rFonts w:ascii="Arial" w:eastAsia="DFKai-SB" w:hAnsi="Arial" w:cs="Arial"/>
                 <w:sz w:val="22"/>
                 <w:szCs w:val="22"/>
                 <w:lang w:eastAsia="zh-TW"/>
@@ -1252,7 +1211,7 @@
               <w:spacing w:line="0" w:lineRule="atLeast"/>
               <w:jc w:val="center"/>
               <w:rPr>
-                <w:rFonts w:ascii="Arial" w:eastAsia="標楷體" w:hAnsi="Arial" w:cs="Arial"/>
+                <w:rFonts w:ascii="Arial" w:eastAsia="DFKai-SB" w:hAnsi="Arial" w:cs="Arial"/>
                 <w:sz w:val="22"/>
                 <w:szCs w:val="22"/>
                 <w:lang w:eastAsia="zh-HK"/>
@@ -1270,15 +1229,15 @@
               <w:spacing w:line="0" w:lineRule="atLeast"/>
               <w:jc w:val="center"/>
               <w:rPr>
-                <w:rFonts w:ascii="Arial" w:eastAsia="標楷體" w:hAnsi="Arial" w:cs="Arial"/>
-                <w:sz w:val="22"/>
-                <w:szCs w:val="22"/>
-                <w:lang w:eastAsia="zh-TW"/>
-              </w:rPr>
-            </w:pPr>
-            <w:r>
-              <w:rPr>
-                <w:rFonts w:ascii="Arial" w:eastAsia="標楷體" w:hAnsi="Arial" w:cs="Arial" w:hint="eastAsia"/>
+                <w:rFonts w:ascii="Arial" w:eastAsia="DFKai-SB" w:hAnsi="Arial" w:cs="Arial"/>
+                <w:sz w:val="22"/>
+                <w:szCs w:val="22"/>
+                <w:lang w:eastAsia="zh-TW"/>
+              </w:rPr>
+            </w:pPr>
+            <w:r>
+              <w:rPr>
+                <w:rFonts w:ascii="Arial" w:eastAsia="DFKai-SB" w:hAnsi="Arial" w:cs="Arial" w:hint="eastAsia"/>
                 <w:sz w:val="22"/>
                 <w:szCs w:val="22"/>
                 <w:lang w:eastAsia="zh-TW"/>
@@ -1297,15 +1256,15 @@
               <w:spacing w:line="0" w:lineRule="atLeast"/>
               <w:jc w:val="center"/>
               <w:rPr>
-                <w:rFonts w:ascii="Arial" w:eastAsia="標楷體" w:hAnsi="Arial" w:cs="Arial"/>
-                <w:sz w:val="22"/>
-                <w:szCs w:val="22"/>
-                <w:lang w:eastAsia="zh-TW"/>
-              </w:rPr>
-            </w:pPr>
-            <w:r>
-              <w:rPr>
-                <w:rFonts w:ascii="Arial" w:eastAsia="標楷體" w:hAnsi="Arial" w:cs="Arial" w:hint="eastAsia"/>
+                <w:rFonts w:ascii="Arial" w:eastAsia="DFKai-SB" w:hAnsi="Arial" w:cs="Arial"/>
+                <w:sz w:val="22"/>
+                <w:szCs w:val="22"/>
+                <w:lang w:eastAsia="zh-TW"/>
+              </w:rPr>
+            </w:pPr>
+            <w:r>
+              <w:rPr>
+                <w:rFonts w:ascii="Arial" w:eastAsia="DFKai-SB" w:hAnsi="Arial" w:cs="Arial" w:hint="eastAsia"/>
                 <w:sz w:val="22"/>
                 <w:szCs w:val="22"/>
                 <w:lang w:eastAsia="zh-TW"/>
@@ -1321,7 +1280,7 @@
           </w:tcPr>
           <w:p>
             <w:pPr>
-              <w:pStyle w:val="a8"/>
+              <w:pStyle w:val="ListParagraph"/>
               <w:numPr>
                 <w:ilvl w:val="0"/>
                 <w:numId w:val="13"/>
@@ -1329,15 +1288,15 @@
               <w:spacing w:line="0" w:lineRule="atLeast"/>
               <w:ind w:leftChars="0"/>
               <w:rPr>
-                <w:rFonts w:ascii="Arial" w:eastAsia="標楷體" w:hAnsi="Arial" w:cs="Arial"/>
-                <w:sz w:val="22"/>
-                <w:szCs w:val="22"/>
-                <w:lang w:eastAsia="zh-TW"/>
-              </w:rPr>
-            </w:pPr>
-            <w:r>
-              <w:rPr>
-                <w:rFonts w:ascii="Arial" w:eastAsia="標楷體" w:hAnsi="Arial" w:cs="Arial"/>
+                <w:rFonts w:ascii="Arial" w:eastAsia="DFKai-SB" w:hAnsi="Arial" w:cs="Arial"/>
+                <w:sz w:val="22"/>
+                <w:szCs w:val="22"/>
+                <w:lang w:eastAsia="zh-TW"/>
+              </w:rPr>
+            </w:pPr>
+            <w:r>
+              <w:rPr>
+                <w:rFonts w:ascii="Arial" w:eastAsia="DFKai-SB" w:hAnsi="Arial" w:cs="Arial"/>
                 <w:sz w:val="22"/>
                 <w:szCs w:val="22"/>
                 <w:lang w:eastAsia="zh-HK"/>
@@ -1346,7 +1305,7 @@
             </w:r>
             <w:r>
               <w:rPr>
-                <w:rFonts w:ascii="Arial" w:eastAsia="標楷體" w:hAnsi="Arial" w:cs="Arial"/>
+                <w:rFonts w:ascii="Arial" w:eastAsia="DFKai-SB" w:hAnsi="Arial" w:cs="Arial"/>
                 <w:sz w:val="22"/>
                 <w:szCs w:val="22"/>
                 <w:lang w:eastAsia="zh-TW"/>
@@ -1355,7 +1314,7 @@
             </w:r>
             <w:r>
               <w:rPr>
-                <w:rFonts w:ascii="Arial" w:eastAsia="標楷體" w:hAnsi="Arial" w:cs="Arial" w:hint="eastAsia"/>
+                <w:rFonts w:ascii="Arial" w:eastAsia="DFKai-SB" w:hAnsi="Arial" w:cs="Arial" w:hint="eastAsia"/>
                 <w:sz w:val="22"/>
                 <w:szCs w:val="22"/>
                 <w:lang w:eastAsia="zh-TW"/>
@@ -1364,7 +1323,7 @@
             </w:r>
             <w:r>
               <w:rPr>
-                <w:rFonts w:ascii="Arial" w:eastAsia="標楷體" w:hAnsi="Arial" w:cs="Arial"/>
+                <w:rFonts w:ascii="Arial" w:eastAsia="DFKai-SB" w:hAnsi="Arial" w:cs="Arial"/>
                 <w:sz w:val="22"/>
                 <w:szCs w:val="22"/>
                 <w:lang w:eastAsia="zh-TW"/>
@@ -1373,7 +1332,7 @@
             </w:r>
             <w:r>
               <w:rPr>
-                <w:rFonts w:ascii="Arial" w:eastAsia="標楷體" w:hAnsi="Arial" w:cs="Arial"/>
+                <w:rFonts w:ascii="Arial" w:eastAsia="DFKai-SB" w:hAnsi="Arial" w:cs="Arial"/>
                 <w:sz w:val="22"/>
                 <w:szCs w:val="22"/>
                 <w:lang w:eastAsia="zh-HK"/>
@@ -1391,7 +1350,7 @@
             <w:pPr>
               <w:spacing w:line="0" w:lineRule="atLeast"/>
               <w:rPr>
-                <w:rFonts w:ascii="Arial" w:eastAsia="標楷體" w:hAnsi="Arial" w:cs="Arial"/>
+                <w:rFonts w:ascii="Arial" w:eastAsia="DFKai-SB" w:hAnsi="Arial" w:cs="Arial"/>
                 <w:sz w:val="22"/>
                 <w:szCs w:val="22"/>
                 <w:lang w:eastAsia="zh-TW"/>
@@ -1408,7 +1367,7 @@
             <w:pPr>
               <w:spacing w:line="0" w:lineRule="atLeast"/>
               <w:rPr>
-                <w:rFonts w:ascii="Arial" w:eastAsia="標楷體" w:hAnsi="Arial" w:cs="Arial"/>
+                <w:rFonts w:ascii="Arial" w:eastAsia="DFKai-SB" w:hAnsi="Arial" w:cs="Arial"/>
                 <w:sz w:val="22"/>
                 <w:szCs w:val="22"/>
                 <w:lang w:eastAsia="zh-TW"/>
@@ -1425,7 +1384,7 @@
             <w:pPr>
               <w:spacing w:line="0" w:lineRule="atLeast"/>
               <w:rPr>
-                <w:rFonts w:ascii="Arial" w:eastAsia="標楷體" w:hAnsi="Arial" w:cs="Arial"/>
+                <w:rFonts w:ascii="Arial" w:eastAsia="DFKai-SB" w:hAnsi="Arial" w:cs="Arial"/>
                 <w:sz w:val="22"/>
                 <w:szCs w:val="22"/>
                 <w:lang w:eastAsia="zh-TW"/>
@@ -1445,7 +1404,7 @@
             <w:pPr>
               <w:spacing w:line="0" w:lineRule="atLeast"/>
               <w:rPr>
-                <w:rFonts w:ascii="Arial" w:eastAsia="標楷體" w:hAnsi="Arial" w:cs="Arial"/>
+                <w:rFonts w:ascii="Arial" w:eastAsia="DFKai-SB" w:hAnsi="Arial" w:cs="Arial"/>
                 <w:sz w:val="22"/>
                 <w:szCs w:val="22"/>
                 <w:lang w:eastAsia="zh-TW"/>
@@ -1472,7 +1431,7 @@
               <w:spacing w:line="0" w:lineRule="atLeast"/>
               <w:jc w:val="center"/>
               <w:rPr>
-                <w:rFonts w:ascii="Arial" w:eastAsia="標楷體" w:hAnsi="Arial" w:cs="Arial"/>
+                <w:rFonts w:ascii="Arial" w:eastAsia="DFKai-SB" w:hAnsi="Arial" w:cs="Arial"/>
                 <w:sz w:val="22"/>
                 <w:szCs w:val="22"/>
                 <w:lang w:eastAsia="zh-HK"/>
@@ -1490,15 +1449,15 @@
               <w:spacing w:line="0" w:lineRule="atLeast"/>
               <w:jc w:val="center"/>
               <w:rPr>
-                <w:rFonts w:ascii="Arial" w:eastAsia="標楷體" w:hAnsi="Arial" w:cs="Arial"/>
-                <w:sz w:val="22"/>
-                <w:szCs w:val="22"/>
-                <w:lang w:eastAsia="zh-TW"/>
-              </w:rPr>
-            </w:pPr>
-            <w:r>
-              <w:rPr>
-                <w:rFonts w:ascii="Arial" w:eastAsia="標楷體" w:hAnsi="Arial" w:cs="Arial" w:hint="eastAsia"/>
+                <w:rFonts w:ascii="Arial" w:eastAsia="DFKai-SB" w:hAnsi="Arial" w:cs="Arial"/>
+                <w:sz w:val="22"/>
+                <w:szCs w:val="22"/>
+                <w:lang w:eastAsia="zh-TW"/>
+              </w:rPr>
+            </w:pPr>
+            <w:r>
+              <w:rPr>
+                <w:rFonts w:ascii="Arial" w:eastAsia="DFKai-SB" w:hAnsi="Arial" w:cs="Arial" w:hint="eastAsia"/>
                 <w:sz w:val="22"/>
                 <w:szCs w:val="22"/>
                 <w:lang w:eastAsia="zh-TW"/>
@@ -1517,15 +1476,15 @@
               <w:spacing w:line="0" w:lineRule="atLeast"/>
               <w:jc w:val="center"/>
               <w:rPr>
-                <w:rFonts w:ascii="Arial" w:eastAsia="標楷體" w:hAnsi="Arial" w:cs="Arial"/>
-                <w:sz w:val="22"/>
-                <w:szCs w:val="22"/>
-                <w:lang w:eastAsia="zh-TW"/>
-              </w:rPr>
-            </w:pPr>
-            <w:r>
-              <w:rPr>
-                <w:rFonts w:ascii="Arial" w:eastAsia="標楷體" w:hAnsi="Arial" w:cs="Arial" w:hint="eastAsia"/>
+                <w:rFonts w:ascii="Arial" w:eastAsia="DFKai-SB" w:hAnsi="Arial" w:cs="Arial"/>
+                <w:sz w:val="22"/>
+                <w:szCs w:val="22"/>
+                <w:lang w:eastAsia="zh-TW"/>
+              </w:rPr>
+            </w:pPr>
+            <w:r>
+              <w:rPr>
+                <w:rFonts w:ascii="Arial" w:eastAsia="DFKai-SB" w:hAnsi="Arial" w:cs="Arial" w:hint="eastAsia"/>
                 <w:sz w:val="22"/>
                 <w:szCs w:val="22"/>
                 <w:lang w:eastAsia="zh-TW"/>
@@ -1541,7 +1500,7 @@
           </w:tcPr>
           <w:p>
             <w:pPr>
-              <w:pStyle w:val="a8"/>
+              <w:pStyle w:val="ListParagraph"/>
               <w:numPr>
                 <w:ilvl w:val="0"/>
                 <w:numId w:val="13"/>
@@ -1549,15 +1508,15 @@
               <w:spacing w:line="0" w:lineRule="atLeast"/>
               <w:ind w:leftChars="0"/>
               <w:rPr>
-                <w:rFonts w:ascii="Arial" w:eastAsia="標楷體" w:hAnsi="Arial" w:cs="Arial"/>
-                <w:sz w:val="22"/>
-                <w:szCs w:val="22"/>
-                <w:lang w:eastAsia="zh-TW"/>
-              </w:rPr>
-            </w:pPr>
-            <w:r>
-              <w:rPr>
-                <w:rFonts w:ascii="Arial" w:eastAsia="標楷體" w:hAnsi="Arial" w:cs="Arial"/>
+                <w:rFonts w:ascii="Arial" w:eastAsia="DFKai-SB" w:hAnsi="Arial" w:cs="Arial"/>
+                <w:sz w:val="22"/>
+                <w:szCs w:val="22"/>
+                <w:lang w:eastAsia="zh-TW"/>
+              </w:rPr>
+            </w:pPr>
+            <w:r>
+              <w:rPr>
+                <w:rFonts w:ascii="Arial" w:eastAsia="DFKai-SB" w:hAnsi="Arial" w:cs="Arial"/>
                 <w:sz w:val="22"/>
                 <w:szCs w:val="22"/>
                 <w:lang w:eastAsia="zh-TW"/>
@@ -1566,7 +1525,7 @@
             </w:r>
             <w:r>
               <w:rPr>
-                <w:rFonts w:ascii="Arial" w:eastAsia="標楷體" w:hAnsi="Arial" w:cs="Arial"/>
+                <w:rFonts w:ascii="Arial" w:eastAsia="DFKai-SB" w:hAnsi="Arial" w:cs="Arial"/>
                 <w:sz w:val="22"/>
                 <w:szCs w:val="22"/>
                 <w:lang w:eastAsia="zh-HK"/>
@@ -1575,7 +1534,7 @@
             </w:r>
             <w:r>
               <w:rPr>
-                <w:rFonts w:ascii="Arial" w:eastAsia="標楷體" w:hAnsi="Arial" w:cs="Arial" w:hint="eastAsia"/>
+                <w:rFonts w:ascii="Arial" w:eastAsia="DFKai-SB" w:hAnsi="Arial" w:cs="Arial" w:hint="eastAsia"/>
                 <w:sz w:val="22"/>
                 <w:szCs w:val="22"/>
                 <w:lang w:eastAsia="zh-HK"/>
@@ -1593,7 +1552,7 @@
             <w:pPr>
               <w:spacing w:line="0" w:lineRule="atLeast"/>
               <w:rPr>
-                <w:rFonts w:ascii="Arial" w:eastAsia="標楷體" w:hAnsi="Arial" w:cs="Arial"/>
+                <w:rFonts w:ascii="Arial" w:eastAsia="DFKai-SB" w:hAnsi="Arial" w:cs="Arial"/>
                 <w:sz w:val="22"/>
                 <w:szCs w:val="22"/>
                 <w:lang w:eastAsia="zh-TW"/>
@@ -1610,7 +1569,7 @@
             <w:pPr>
               <w:spacing w:line="0" w:lineRule="atLeast"/>
               <w:rPr>
-                <w:rFonts w:ascii="Arial" w:eastAsia="標楷體" w:hAnsi="Arial" w:cs="Arial"/>
+                <w:rFonts w:ascii="Arial" w:eastAsia="DFKai-SB" w:hAnsi="Arial" w:cs="Arial"/>
                 <w:sz w:val="22"/>
                 <w:szCs w:val="22"/>
                 <w:lang w:eastAsia="zh-TW"/>
@@ -1627,7 +1586,7 @@
             <w:pPr>
               <w:spacing w:line="0" w:lineRule="atLeast"/>
               <w:rPr>
-                <w:rFonts w:ascii="Arial" w:eastAsia="標楷體" w:hAnsi="Arial" w:cs="Arial"/>
+                <w:rFonts w:ascii="Arial" w:eastAsia="DFKai-SB" w:hAnsi="Arial" w:cs="Arial"/>
                 <w:sz w:val="22"/>
                 <w:szCs w:val="22"/>
                 <w:lang w:eastAsia="zh-TW"/>
@@ -1647,7 +1606,7 @@
             <w:pPr>
               <w:spacing w:line="0" w:lineRule="atLeast"/>
               <w:rPr>
-                <w:rFonts w:ascii="Arial" w:eastAsia="標楷體" w:hAnsi="Arial" w:cs="Arial"/>
+                <w:rFonts w:ascii="Arial" w:eastAsia="DFKai-SB" w:hAnsi="Arial" w:cs="Arial"/>
                 <w:sz w:val="22"/>
                 <w:szCs w:val="22"/>
                 <w:lang w:eastAsia="zh-TW"/>
@@ -1674,7 +1633,7 @@
               <w:spacing w:line="0" w:lineRule="atLeast"/>
               <w:jc w:val="center"/>
               <w:rPr>
-                <w:rFonts w:ascii="Arial" w:eastAsia="標楷體" w:hAnsi="Arial" w:cs="Arial"/>
+                <w:rFonts w:ascii="Arial" w:eastAsia="DFKai-SB" w:hAnsi="Arial" w:cs="Arial"/>
                 <w:sz w:val="22"/>
                 <w:szCs w:val="22"/>
                 <w:lang w:eastAsia="zh-HK"/>
@@ -1692,15 +1651,15 @@
               <w:spacing w:line="0" w:lineRule="atLeast"/>
               <w:jc w:val="center"/>
               <w:rPr>
-                <w:rFonts w:ascii="Arial" w:eastAsia="標楷體" w:hAnsi="Arial" w:cs="Arial"/>
-                <w:sz w:val="22"/>
-                <w:szCs w:val="22"/>
-                <w:lang w:eastAsia="zh-TW"/>
-              </w:rPr>
-            </w:pPr>
-            <w:r>
-              <w:rPr>
-                <w:rFonts w:ascii="Arial" w:eastAsia="標楷體" w:hAnsi="Arial" w:cs="Arial" w:hint="eastAsia"/>
+                <w:rFonts w:ascii="Arial" w:eastAsia="DFKai-SB" w:hAnsi="Arial" w:cs="Arial"/>
+                <w:sz w:val="22"/>
+                <w:szCs w:val="22"/>
+                <w:lang w:eastAsia="zh-TW"/>
+              </w:rPr>
+            </w:pPr>
+            <w:r>
+              <w:rPr>
+                <w:rFonts w:ascii="Arial" w:eastAsia="DFKai-SB" w:hAnsi="Arial" w:cs="Arial" w:hint="eastAsia"/>
                 <w:sz w:val="22"/>
                 <w:szCs w:val="22"/>
                 <w:lang w:eastAsia="zh-TW"/>
@@ -1719,15 +1678,15 @@
               <w:spacing w:line="0" w:lineRule="atLeast"/>
               <w:jc w:val="center"/>
               <w:rPr>
-                <w:rFonts w:ascii="Arial" w:eastAsia="標楷體" w:hAnsi="Arial" w:cs="Arial"/>
-                <w:sz w:val="22"/>
-                <w:szCs w:val="22"/>
-                <w:lang w:eastAsia="zh-TW"/>
-              </w:rPr>
-            </w:pPr>
-            <w:r>
-              <w:rPr>
-                <w:rFonts w:ascii="Arial" w:eastAsia="標楷體" w:hAnsi="Arial" w:cs="Arial" w:hint="eastAsia"/>
+                <w:rFonts w:ascii="Arial" w:eastAsia="DFKai-SB" w:hAnsi="Arial" w:cs="Arial"/>
+                <w:sz w:val="22"/>
+                <w:szCs w:val="22"/>
+                <w:lang w:eastAsia="zh-TW"/>
+              </w:rPr>
+            </w:pPr>
+            <w:r>
+              <w:rPr>
+                <w:rFonts w:ascii="Arial" w:eastAsia="DFKai-SB" w:hAnsi="Arial" w:cs="Arial" w:hint="eastAsia"/>
                 <w:sz w:val="22"/>
                 <w:szCs w:val="22"/>
                 <w:lang w:eastAsia="zh-TW"/>
@@ -1743,7 +1702,7 @@
           </w:tcPr>
           <w:p>
             <w:pPr>
-              <w:pStyle w:val="a8"/>
+              <w:pStyle w:val="ListParagraph"/>
               <w:numPr>
                 <w:ilvl w:val="0"/>
                 <w:numId w:val="13"/>
@@ -1751,15 +1710,15 @@
               <w:spacing w:line="0" w:lineRule="atLeast"/>
               <w:ind w:leftChars="0"/>
               <w:rPr>
-                <w:rFonts w:ascii="Arial" w:eastAsia="標楷體" w:hAnsi="Arial" w:cs="Arial"/>
-                <w:sz w:val="22"/>
-                <w:szCs w:val="22"/>
-                <w:lang w:eastAsia="zh-TW"/>
-              </w:rPr>
-            </w:pPr>
-            <w:r>
-              <w:rPr>
-                <w:rFonts w:ascii="Arial" w:eastAsia="標楷體" w:hAnsi="Arial" w:cs="Arial" w:hint="eastAsia"/>
+                <w:rFonts w:ascii="Arial" w:eastAsia="DFKai-SB" w:hAnsi="Arial" w:cs="Arial"/>
+                <w:sz w:val="22"/>
+                <w:szCs w:val="22"/>
+                <w:lang w:eastAsia="zh-TW"/>
+              </w:rPr>
+            </w:pPr>
+            <w:r>
+              <w:rPr>
+                <w:rFonts w:ascii="Arial" w:eastAsia="DFKai-SB" w:hAnsi="Arial" w:cs="Arial" w:hint="eastAsia"/>
                 <w:sz w:val="22"/>
                 <w:szCs w:val="22"/>
                 <w:lang w:eastAsia="zh-TW"/>
@@ -1777,7 +1736,7 @@
             <w:pPr>
               <w:spacing w:line="0" w:lineRule="atLeast"/>
               <w:rPr>
-                <w:rFonts w:ascii="Arial" w:eastAsia="標楷體" w:hAnsi="Arial" w:cs="Arial"/>
+                <w:rFonts w:ascii="Arial" w:eastAsia="DFKai-SB" w:hAnsi="Arial" w:cs="Arial"/>
                 <w:sz w:val="22"/>
                 <w:szCs w:val="22"/>
                 <w:lang w:eastAsia="zh-TW"/>
@@ -1794,7 +1753,7 @@
             <w:pPr>
               <w:spacing w:line="0" w:lineRule="atLeast"/>
               <w:rPr>
-                <w:rFonts w:ascii="Arial" w:eastAsia="標楷體" w:hAnsi="Arial" w:cs="Arial"/>
+                <w:rFonts w:ascii="Arial" w:eastAsia="DFKai-SB" w:hAnsi="Arial" w:cs="Arial"/>
                 <w:sz w:val="22"/>
                 <w:szCs w:val="22"/>
                 <w:lang w:eastAsia="zh-TW"/>
@@ -1811,7 +1770,7 @@
             <w:pPr>
               <w:spacing w:line="0" w:lineRule="atLeast"/>
               <w:rPr>
-                <w:rFonts w:ascii="Arial" w:eastAsia="標楷體" w:hAnsi="Arial" w:cs="Arial"/>
+                <w:rFonts w:ascii="Arial" w:eastAsia="DFKai-SB" w:hAnsi="Arial" w:cs="Arial"/>
                 <w:sz w:val="22"/>
                 <w:szCs w:val="22"/>
                 <w:lang w:eastAsia="zh-TW"/>
@@ -1831,15 +1790,15 @@
             <w:pPr>
               <w:spacing w:line="0" w:lineRule="atLeast"/>
               <w:rPr>
-                <w:rFonts w:ascii="Arial" w:eastAsia="標楷體" w:hAnsi="Arial" w:cs="Arial"/>
-                <w:sz w:val="22"/>
-                <w:szCs w:val="22"/>
-                <w:lang w:eastAsia="zh-TW"/>
-              </w:rPr>
-            </w:pPr>
-            <w:r>
-              <w:rPr>
-                <w:rFonts w:ascii="Arial" w:eastAsia="標楷體" w:hAnsi="Arial" w:cs="Arial" w:hint="eastAsia"/>
+                <w:rFonts w:ascii="Arial" w:eastAsia="DFKai-SB" w:hAnsi="Arial" w:cs="Arial"/>
+                <w:sz w:val="22"/>
+                <w:szCs w:val="22"/>
+                <w:lang w:eastAsia="zh-TW"/>
+              </w:rPr>
+            </w:pPr>
+            <w:r>
+              <w:rPr>
+                <w:rFonts w:ascii="Arial" w:eastAsia="DFKai-SB" w:hAnsi="Arial" w:cs="Arial" w:hint="eastAsia"/>
                 <w:sz w:val="22"/>
                 <w:szCs w:val="22"/>
                 <w:lang w:eastAsia="zh-TW"/>
@@ -1867,7 +1826,7 @@
               <w:spacing w:line="0" w:lineRule="atLeast"/>
               <w:jc w:val="center"/>
               <w:rPr>
-                <w:rFonts w:ascii="Arial" w:eastAsia="標楷體" w:hAnsi="Arial" w:cs="Arial"/>
+                <w:rFonts w:ascii="Arial" w:eastAsia="DFKai-SB" w:hAnsi="Arial" w:cs="Arial"/>
                 <w:sz w:val="22"/>
                 <w:szCs w:val="22"/>
                 <w:lang w:eastAsia="zh-HK"/>
@@ -1885,15 +1844,15 @@
               <w:spacing w:line="0" w:lineRule="atLeast"/>
               <w:jc w:val="center"/>
               <w:rPr>
-                <w:rFonts w:ascii="Arial" w:eastAsia="標楷體" w:hAnsi="Arial" w:cs="Arial"/>
-                <w:sz w:val="22"/>
-                <w:szCs w:val="22"/>
-                <w:lang w:eastAsia="zh-TW"/>
-              </w:rPr>
-            </w:pPr>
-            <w:r>
-              <w:rPr>
-                <w:rFonts w:ascii="Arial" w:eastAsia="標楷體" w:hAnsi="Arial" w:cs="Arial" w:hint="eastAsia"/>
+                <w:rFonts w:ascii="Arial" w:eastAsia="DFKai-SB" w:hAnsi="Arial" w:cs="Arial"/>
+                <w:sz w:val="22"/>
+                <w:szCs w:val="22"/>
+                <w:lang w:eastAsia="zh-TW"/>
+              </w:rPr>
+            </w:pPr>
+            <w:r>
+              <w:rPr>
+                <w:rFonts w:ascii="Arial" w:eastAsia="DFKai-SB" w:hAnsi="Arial" w:cs="Arial" w:hint="eastAsia"/>
                 <w:sz w:val="22"/>
                 <w:szCs w:val="22"/>
                 <w:lang w:eastAsia="zh-TW"/>
@@ -1912,15 +1871,15 @@
               <w:spacing w:line="0" w:lineRule="atLeast"/>
               <w:jc w:val="center"/>
               <w:rPr>
-                <w:rFonts w:ascii="Arial" w:eastAsia="標楷體" w:hAnsi="Arial" w:cs="Arial"/>
-                <w:sz w:val="22"/>
-                <w:szCs w:val="22"/>
-                <w:lang w:eastAsia="zh-TW"/>
-              </w:rPr>
-            </w:pPr>
-            <w:r>
-              <w:rPr>
-                <w:rFonts w:ascii="Arial" w:eastAsia="標楷體" w:hAnsi="Arial" w:cs="Arial" w:hint="eastAsia"/>
+                <w:rFonts w:ascii="Arial" w:eastAsia="DFKai-SB" w:hAnsi="Arial" w:cs="Arial"/>
+                <w:sz w:val="22"/>
+                <w:szCs w:val="22"/>
+                <w:lang w:eastAsia="zh-TW"/>
+              </w:rPr>
+            </w:pPr>
+            <w:r>
+              <w:rPr>
+                <w:rFonts w:ascii="Arial" w:eastAsia="DFKai-SB" w:hAnsi="Arial" w:cs="Arial" w:hint="eastAsia"/>
                 <w:sz w:val="22"/>
                 <w:szCs w:val="22"/>
                 <w:lang w:eastAsia="zh-TW"/>
@@ -1936,7 +1895,7 @@
           </w:tcPr>
           <w:p>
             <w:pPr>
-              <w:pStyle w:val="a8"/>
+              <w:pStyle w:val="ListParagraph"/>
               <w:numPr>
                 <w:ilvl w:val="0"/>
                 <w:numId w:val="13"/>
@@ -1944,15 +1903,15 @@
               <w:spacing w:line="0" w:lineRule="atLeast"/>
               <w:ind w:leftChars="0"/>
               <w:rPr>
-                <w:rFonts w:ascii="Arial" w:eastAsia="標楷體" w:hAnsi="Arial" w:cs="Arial"/>
-                <w:sz w:val="22"/>
-                <w:szCs w:val="22"/>
-                <w:lang w:eastAsia="zh-TW"/>
-              </w:rPr>
-            </w:pPr>
-            <w:r>
-              <w:rPr>
-                <w:rFonts w:ascii="Arial" w:eastAsia="標楷體" w:hAnsi="Arial" w:cs="Arial" w:hint="eastAsia"/>
+                <w:rFonts w:ascii="Arial" w:eastAsia="DFKai-SB" w:hAnsi="Arial" w:cs="Arial"/>
+                <w:sz w:val="22"/>
+                <w:szCs w:val="22"/>
+                <w:lang w:eastAsia="zh-TW"/>
+              </w:rPr>
+            </w:pPr>
+            <w:r>
+              <w:rPr>
+                <w:rFonts w:ascii="Arial" w:eastAsia="DFKai-SB" w:hAnsi="Arial" w:cs="Arial" w:hint="eastAsia"/>
                 <w:sz w:val="22"/>
                 <w:szCs w:val="22"/>
                 <w:lang w:eastAsia="zh-TW"/>
@@ -1970,7 +1929,7 @@
             <w:pPr>
               <w:spacing w:line="0" w:lineRule="atLeast"/>
               <w:rPr>
-                <w:rFonts w:ascii="Arial" w:eastAsia="標楷體" w:hAnsi="Arial" w:cs="Arial"/>
+                <w:rFonts w:ascii="Arial" w:eastAsia="DFKai-SB" w:hAnsi="Arial" w:cs="Arial"/>
                 <w:sz w:val="22"/>
                 <w:szCs w:val="22"/>
                 <w:lang w:eastAsia="zh-TW"/>
@@ -1987,7 +1946,7 @@
             <w:pPr>
               <w:spacing w:line="0" w:lineRule="atLeast"/>
               <w:rPr>
-                <w:rFonts w:ascii="Arial" w:eastAsia="標楷體" w:hAnsi="Arial" w:cs="Arial"/>
+                <w:rFonts w:ascii="Arial" w:eastAsia="DFKai-SB" w:hAnsi="Arial" w:cs="Arial"/>
                 <w:sz w:val="22"/>
                 <w:szCs w:val="22"/>
                 <w:lang w:eastAsia="zh-TW"/>
@@ -2004,7 +1963,7 @@
             <w:pPr>
               <w:spacing w:line="0" w:lineRule="atLeast"/>
               <w:rPr>
-                <w:rFonts w:ascii="Arial" w:eastAsia="標楷體" w:hAnsi="Arial" w:cs="Arial"/>
+                <w:rFonts w:ascii="Arial" w:eastAsia="DFKai-SB" w:hAnsi="Arial" w:cs="Arial"/>
                 <w:sz w:val="22"/>
                 <w:szCs w:val="22"/>
                 <w:lang w:eastAsia="zh-TW"/>
@@ -2024,7 +1983,7 @@
             <w:pPr>
               <w:spacing w:line="0" w:lineRule="atLeast"/>
               <w:rPr>
-                <w:rFonts w:ascii="Arial" w:eastAsia="標楷體" w:hAnsi="Arial" w:cs="Arial"/>
+                <w:rFonts w:ascii="Arial" w:eastAsia="DFKai-SB" w:hAnsi="Arial" w:cs="Arial"/>
                 <w:sz w:val="22"/>
                 <w:szCs w:val="22"/>
                 <w:lang w:eastAsia="zh-TW"/>
@@ -2051,15 +2010,15 @@
               <w:spacing w:line="0" w:lineRule="atLeast"/>
               <w:jc w:val="center"/>
               <w:rPr>
-                <w:rFonts w:ascii="Arial" w:eastAsia="標楷體" w:hAnsi="Arial" w:cs="Arial"/>
-                <w:sz w:val="22"/>
-                <w:szCs w:val="22"/>
-                <w:lang w:eastAsia="zh-TW"/>
-              </w:rPr>
-            </w:pPr>
-            <w:r>
-              <w:rPr>
-                <w:rFonts w:ascii="Arial" w:eastAsia="標楷體" w:hAnsi="Arial" w:cs="Arial" w:hint="eastAsia"/>
+                <w:rFonts w:ascii="Arial" w:eastAsia="DFKai-SB" w:hAnsi="Arial" w:cs="Arial"/>
+                <w:sz w:val="22"/>
+                <w:szCs w:val="22"/>
+                <w:lang w:eastAsia="zh-TW"/>
+              </w:rPr>
+            </w:pPr>
+            <w:r>
+              <w:rPr>
+                <w:rFonts w:ascii="Arial" w:eastAsia="DFKai-SB" w:hAnsi="Arial" w:cs="Arial" w:hint="eastAsia"/>
                 <w:sz w:val="22"/>
                 <w:szCs w:val="22"/>
                 <w:lang w:eastAsia="zh-TW"/>
@@ -2072,7 +2031,7 @@
               <w:spacing w:line="0" w:lineRule="atLeast"/>
               <w:jc w:val="center"/>
               <w:rPr>
-                <w:rFonts w:ascii="Arial" w:eastAsia="標楷體" w:hAnsi="Arial" w:cs="Arial"/>
+                <w:rFonts w:ascii="Arial" w:eastAsia="DFKai-SB" w:hAnsi="Arial" w:cs="Arial"/>
                 <w:sz w:val="22"/>
                 <w:szCs w:val="22"/>
                 <w:lang w:eastAsia="zh-HK"/>
@@ -2080,7 +2039,7 @@
             </w:pPr>
             <w:r>
               <w:rPr>
-                <w:rFonts w:ascii="Arial" w:eastAsia="標楷體" w:hAnsi="Arial" w:cs="Arial"/>
+                <w:rFonts w:ascii="Arial" w:eastAsia="DFKai-SB" w:hAnsi="Arial" w:cs="Arial"/>
                 <w:sz w:val="22"/>
                 <w:szCs w:val="22"/>
                 <w:lang w:eastAsia="zh-HK"/>
@@ -2093,7 +2052,7 @@
               <w:spacing w:line="0" w:lineRule="atLeast"/>
               <w:jc w:val="center"/>
               <w:rPr>
-                <w:rFonts w:ascii="Arial" w:eastAsia="標楷體" w:hAnsi="Arial" w:cs="Arial"/>
+                <w:rFonts w:ascii="Arial" w:eastAsia="DFKai-SB" w:hAnsi="Arial" w:cs="Arial"/>
                 <w:sz w:val="22"/>
                 <w:szCs w:val="22"/>
                 <w:lang w:eastAsia="zh-HK"/>
@@ -2101,7 +2060,7 @@
             </w:pPr>
             <w:r>
               <w:rPr>
-                <w:rFonts w:ascii="Arial" w:eastAsia="標楷體" w:hAnsi="Arial" w:cs="Arial"/>
+                <w:rFonts w:ascii="Arial" w:eastAsia="DFKai-SB" w:hAnsi="Arial" w:cs="Arial"/>
                 <w:sz w:val="22"/>
                 <w:szCs w:val="22"/>
                 <w:lang w:eastAsia="zh-HK"/>
@@ -2114,15 +2073,15 @@
               <w:spacing w:line="0" w:lineRule="atLeast"/>
               <w:jc w:val="center"/>
               <w:rPr>
-                <w:rFonts w:ascii="Arial" w:eastAsia="標楷體" w:hAnsi="Arial" w:cs="Arial"/>
-                <w:sz w:val="22"/>
-                <w:szCs w:val="22"/>
-                <w:lang w:eastAsia="zh-TW"/>
-              </w:rPr>
-            </w:pPr>
-            <w:r>
-              <w:rPr>
-                <w:rFonts w:ascii="Arial" w:eastAsia="標楷體" w:hAnsi="Arial" w:cs="Arial"/>
+                <w:rFonts w:ascii="Arial" w:eastAsia="DFKai-SB" w:hAnsi="Arial" w:cs="Arial"/>
+                <w:sz w:val="22"/>
+                <w:szCs w:val="22"/>
+                <w:lang w:eastAsia="zh-TW"/>
+              </w:rPr>
+            </w:pPr>
+            <w:r>
+              <w:rPr>
+                <w:rFonts w:ascii="Arial" w:eastAsia="DFKai-SB" w:hAnsi="Arial" w:cs="Arial"/>
                 <w:sz w:val="22"/>
                 <w:szCs w:val="22"/>
                 <w:lang w:eastAsia="zh-HK"/>
@@ -2141,15 +2100,15 @@
               <w:spacing w:line="0" w:lineRule="atLeast"/>
               <w:jc w:val="center"/>
               <w:rPr>
-                <w:rFonts w:ascii="Arial" w:eastAsia="標楷體" w:hAnsi="Arial" w:cs="Arial"/>
-                <w:sz w:val="22"/>
-                <w:szCs w:val="22"/>
-                <w:lang w:eastAsia="zh-TW"/>
-              </w:rPr>
-            </w:pPr>
-            <w:r>
-              <w:rPr>
-                <w:rFonts w:ascii="Arial" w:eastAsia="標楷體" w:hAnsi="Arial" w:cs="Arial"/>
+                <w:rFonts w:ascii="Arial" w:eastAsia="DFKai-SB" w:hAnsi="Arial" w:cs="Arial"/>
+                <w:sz w:val="22"/>
+                <w:szCs w:val="22"/>
+                <w:lang w:eastAsia="zh-TW"/>
+              </w:rPr>
+            </w:pPr>
+            <w:r>
+              <w:rPr>
+                <w:rFonts w:ascii="Arial" w:eastAsia="DFKai-SB" w:hAnsi="Arial" w:cs="Arial"/>
                 <w:sz w:val="22"/>
                 <w:szCs w:val="22"/>
                 <w:lang w:eastAsia="zh-TW"/>
@@ -2158,7 +2117,7 @@
             </w:r>
             <w:r>
               <w:rPr>
-                <w:rFonts w:ascii="Arial" w:eastAsia="標楷體" w:hAnsi="Arial" w:cs="Arial" w:hint="eastAsia"/>
+                <w:rFonts w:ascii="Arial" w:eastAsia="DFKai-SB" w:hAnsi="Arial" w:cs="Arial" w:hint="eastAsia"/>
                 <w:sz w:val="22"/>
                 <w:szCs w:val="22"/>
                 <w:lang w:eastAsia="zh-TW"/>
@@ -2177,15 +2136,15 @@
               <w:spacing w:line="0" w:lineRule="atLeast"/>
               <w:jc w:val="center"/>
               <w:rPr>
-                <w:rFonts w:ascii="Arial" w:eastAsia="標楷體" w:hAnsi="Arial" w:cs="Arial"/>
-                <w:sz w:val="22"/>
-                <w:szCs w:val="22"/>
-                <w:lang w:eastAsia="zh-TW"/>
-              </w:rPr>
-            </w:pPr>
-            <w:r>
-              <w:rPr>
-                <w:rFonts w:ascii="Arial" w:eastAsia="標楷體" w:hAnsi="Arial" w:cs="Arial" w:hint="eastAsia"/>
+                <w:rFonts w:ascii="Arial" w:eastAsia="DFKai-SB" w:hAnsi="Arial" w:cs="Arial"/>
+                <w:sz w:val="22"/>
+                <w:szCs w:val="22"/>
+                <w:lang w:eastAsia="zh-TW"/>
+              </w:rPr>
+            </w:pPr>
+            <w:r>
+              <w:rPr>
+                <w:rFonts w:ascii="Arial" w:eastAsia="DFKai-SB" w:hAnsi="Arial" w:cs="Arial" w:hint="eastAsia"/>
                 <w:sz w:val="22"/>
                 <w:szCs w:val="22"/>
                 <w:lang w:eastAsia="zh-TW"/>
@@ -2201,7 +2160,7 @@
           </w:tcPr>
           <w:p>
             <w:pPr>
-              <w:pStyle w:val="a8"/>
+              <w:pStyle w:val="ListParagraph"/>
               <w:numPr>
                 <w:ilvl w:val="0"/>
                 <w:numId w:val="21"/>
@@ -2209,15 +2168,15 @@
               <w:spacing w:line="0" w:lineRule="atLeast"/>
               <w:ind w:leftChars="0"/>
               <w:rPr>
-                <w:rFonts w:ascii="Arial" w:eastAsia="標楷體" w:hAnsi="Arial" w:cs="Arial"/>
-                <w:sz w:val="22"/>
-                <w:szCs w:val="22"/>
-                <w:lang w:eastAsia="zh-TW"/>
-              </w:rPr>
-            </w:pPr>
-            <w:r>
-              <w:rPr>
-                <w:rFonts w:ascii="Arial" w:eastAsia="標楷體" w:hAnsi="Arial" w:cs="Arial"/>
+                <w:rFonts w:ascii="Arial" w:eastAsia="DFKai-SB" w:hAnsi="Arial" w:cs="Arial"/>
+                <w:sz w:val="22"/>
+                <w:szCs w:val="22"/>
+                <w:lang w:eastAsia="zh-TW"/>
+              </w:rPr>
+            </w:pPr>
+            <w:r>
+              <w:rPr>
+                <w:rFonts w:ascii="Arial" w:eastAsia="DFKai-SB" w:hAnsi="Arial" w:cs="Arial"/>
                 <w:sz w:val="22"/>
                 <w:szCs w:val="22"/>
                 <w:lang w:eastAsia="zh-TW"/>
@@ -2226,7 +2185,7 @@
             </w:r>
             <w:r>
               <w:rPr>
-                <w:rFonts w:ascii="Arial" w:eastAsia="標楷體" w:hAnsi="Arial" w:cs="Arial"/>
+                <w:rFonts w:ascii="Arial" w:eastAsia="DFKai-SB" w:hAnsi="Arial" w:cs="Arial"/>
                 <w:sz w:val="22"/>
                 <w:szCs w:val="22"/>
                 <w:lang w:eastAsia="zh-HK"/>
@@ -2244,7 +2203,7 @@
             <w:pPr>
               <w:spacing w:line="0" w:lineRule="atLeast"/>
               <w:rPr>
-                <w:rFonts w:ascii="Arial" w:eastAsia="標楷體" w:hAnsi="Arial" w:cs="Arial"/>
+                <w:rFonts w:ascii="Arial" w:eastAsia="DFKai-SB" w:hAnsi="Arial" w:cs="Arial"/>
                 <w:sz w:val="22"/>
                 <w:szCs w:val="22"/>
                 <w:lang w:eastAsia="zh-TW"/>
@@ -2261,7 +2220,7 @@
             <w:pPr>
               <w:spacing w:line="0" w:lineRule="atLeast"/>
               <w:rPr>
-                <w:rFonts w:ascii="Arial" w:eastAsia="標楷體" w:hAnsi="Arial" w:cs="Arial"/>
+                <w:rFonts w:ascii="Arial" w:eastAsia="DFKai-SB" w:hAnsi="Arial" w:cs="Arial"/>
                 <w:sz w:val="22"/>
                 <w:szCs w:val="22"/>
                 <w:lang w:eastAsia="zh-TW"/>
@@ -2278,7 +2237,7 @@
             <w:pPr>
               <w:spacing w:line="0" w:lineRule="atLeast"/>
               <w:rPr>
-                <w:rFonts w:ascii="Arial" w:eastAsia="標楷體" w:hAnsi="Arial" w:cs="Arial"/>
+                <w:rFonts w:ascii="Arial" w:eastAsia="DFKai-SB" w:hAnsi="Arial" w:cs="Arial"/>
                 <w:sz w:val="22"/>
                 <w:szCs w:val="22"/>
                 <w:lang w:eastAsia="zh-TW"/>
@@ -2298,7 +2257,7 @@
             <w:pPr>
               <w:spacing w:line="0" w:lineRule="atLeast"/>
               <w:rPr>
-                <w:rFonts w:ascii="Arial" w:eastAsia="標楷體" w:hAnsi="Arial" w:cs="Arial"/>
+                <w:rFonts w:ascii="Arial" w:eastAsia="DFKai-SB" w:hAnsi="Arial" w:cs="Arial"/>
                 <w:sz w:val="22"/>
                 <w:szCs w:val="22"/>
                 <w:lang w:eastAsia="zh-TW"/>
@@ -2325,7 +2284,7 @@
               <w:spacing w:line="0" w:lineRule="atLeast"/>
               <w:jc w:val="center"/>
               <w:rPr>
-                <w:rFonts w:ascii="Arial" w:eastAsia="標楷體" w:hAnsi="Arial" w:cs="Arial"/>
+                <w:rFonts w:ascii="Arial" w:eastAsia="DFKai-SB" w:hAnsi="Arial" w:cs="Arial"/>
                 <w:sz w:val="22"/>
                 <w:szCs w:val="22"/>
                 <w:lang w:eastAsia="zh-TW"/>
@@ -2343,15 +2302,15 @@
               <w:spacing w:line="0" w:lineRule="atLeast"/>
               <w:jc w:val="center"/>
               <w:rPr>
-                <w:rFonts w:ascii="Arial" w:eastAsia="標楷體" w:hAnsi="Arial" w:cs="Arial"/>
-                <w:sz w:val="22"/>
-                <w:szCs w:val="22"/>
-                <w:lang w:eastAsia="zh-TW"/>
-              </w:rPr>
-            </w:pPr>
-            <w:r>
-              <w:rPr>
-                <w:rFonts w:ascii="Arial" w:eastAsia="標楷體" w:hAnsi="Arial" w:cs="Arial"/>
+                <w:rFonts w:ascii="Arial" w:eastAsia="DFKai-SB" w:hAnsi="Arial" w:cs="Arial"/>
+                <w:sz w:val="22"/>
+                <w:szCs w:val="22"/>
+                <w:lang w:eastAsia="zh-TW"/>
+              </w:rPr>
+            </w:pPr>
+            <w:r>
+              <w:rPr>
+                <w:rFonts w:ascii="Arial" w:eastAsia="DFKai-SB" w:hAnsi="Arial" w:cs="Arial"/>
                 <w:sz w:val="22"/>
                 <w:szCs w:val="22"/>
                 <w:lang w:eastAsia="zh-TW"/>
@@ -2370,15 +2329,15 @@
               <w:spacing w:line="0" w:lineRule="atLeast"/>
               <w:jc w:val="center"/>
               <w:rPr>
-                <w:rFonts w:ascii="Arial" w:eastAsia="標楷體" w:hAnsi="Arial" w:cs="Arial"/>
-                <w:sz w:val="22"/>
-                <w:szCs w:val="22"/>
-                <w:lang w:eastAsia="zh-TW"/>
-              </w:rPr>
-            </w:pPr>
-            <w:r>
-              <w:rPr>
-                <w:rFonts w:ascii="Arial" w:eastAsia="標楷體" w:hAnsi="Arial" w:cs="Arial" w:hint="eastAsia"/>
+                <w:rFonts w:ascii="Arial" w:eastAsia="DFKai-SB" w:hAnsi="Arial" w:cs="Arial"/>
+                <w:sz w:val="22"/>
+                <w:szCs w:val="22"/>
+                <w:lang w:eastAsia="zh-TW"/>
+              </w:rPr>
+            </w:pPr>
+            <w:r>
+              <w:rPr>
+                <w:rFonts w:ascii="Arial" w:eastAsia="DFKai-SB" w:hAnsi="Arial" w:cs="Arial" w:hint="eastAsia"/>
                 <w:sz w:val="22"/>
                 <w:szCs w:val="22"/>
                 <w:lang w:eastAsia="zh-TW"/>
@@ -2394,7 +2353,7 @@
           </w:tcPr>
           <w:p>
             <w:pPr>
-              <w:pStyle w:val="a8"/>
+              <w:pStyle w:val="ListParagraph"/>
               <w:numPr>
                 <w:ilvl w:val="0"/>
                 <w:numId w:val="21"/>
@@ -2402,15 +2361,15 @@
               <w:spacing w:line="0" w:lineRule="atLeast"/>
               <w:ind w:leftChars="0"/>
               <w:rPr>
-                <w:rFonts w:ascii="Arial" w:eastAsia="標楷體" w:hAnsi="Arial" w:cs="Arial"/>
-                <w:sz w:val="22"/>
-                <w:szCs w:val="22"/>
-                <w:lang w:eastAsia="zh-TW"/>
-              </w:rPr>
-            </w:pPr>
-            <w:r>
-              <w:rPr>
-                <w:rFonts w:ascii="Arial" w:eastAsia="標楷體" w:hAnsi="Arial" w:cs="Arial"/>
+                <w:rFonts w:ascii="Arial" w:eastAsia="DFKai-SB" w:hAnsi="Arial" w:cs="Arial"/>
+                <w:sz w:val="22"/>
+                <w:szCs w:val="22"/>
+                <w:lang w:eastAsia="zh-TW"/>
+              </w:rPr>
+            </w:pPr>
+            <w:r>
+              <w:rPr>
+                <w:rFonts w:ascii="Arial" w:eastAsia="DFKai-SB" w:hAnsi="Arial" w:cs="Arial"/>
                 <w:sz w:val="22"/>
                 <w:szCs w:val="22"/>
                 <w:lang w:eastAsia="zh-HK"/>
@@ -2419,7 +2378,7 @@
             </w:r>
             <w:r>
               <w:rPr>
-                <w:rFonts w:ascii="Arial" w:eastAsia="標楷體" w:hAnsi="Arial" w:cs="Arial"/>
+                <w:rFonts w:ascii="Arial" w:eastAsia="DFKai-SB" w:hAnsi="Arial" w:cs="Arial"/>
                 <w:sz w:val="22"/>
                 <w:szCs w:val="22"/>
                 <w:lang w:eastAsia="zh-HK"/>
@@ -2428,7 +2387,7 @@
             </w:r>
             <w:r>
               <w:rPr>
-                <w:rFonts w:ascii="Arial" w:eastAsia="標楷體" w:hAnsi="Arial" w:cs="Arial"/>
+                <w:rFonts w:ascii="Arial" w:eastAsia="DFKai-SB" w:hAnsi="Arial" w:cs="Arial"/>
                 <w:sz w:val="22"/>
                 <w:szCs w:val="22"/>
                 <w:lang w:eastAsia="zh-HK"/>
@@ -2446,7 +2405,7 @@
             <w:pPr>
               <w:spacing w:line="0" w:lineRule="atLeast"/>
               <w:rPr>
-                <w:rFonts w:ascii="Arial" w:eastAsia="標楷體" w:hAnsi="Arial" w:cs="Arial"/>
+                <w:rFonts w:ascii="Arial" w:eastAsia="DFKai-SB" w:hAnsi="Arial" w:cs="Arial"/>
                 <w:sz w:val="22"/>
                 <w:szCs w:val="22"/>
                 <w:lang w:eastAsia="zh-TW"/>
@@ -2463,7 +2422,7 @@
             <w:pPr>
               <w:spacing w:line="0" w:lineRule="atLeast"/>
               <w:rPr>
-                <w:rFonts w:ascii="Arial" w:eastAsia="標楷體" w:hAnsi="Arial" w:cs="Arial"/>
+                <w:rFonts w:ascii="Arial" w:eastAsia="DFKai-SB" w:hAnsi="Arial" w:cs="Arial"/>
                 <w:sz w:val="22"/>
                 <w:szCs w:val="22"/>
                 <w:lang w:eastAsia="zh-TW"/>
@@ -2480,7 +2439,7 @@
             <w:pPr>
               <w:spacing w:line="0" w:lineRule="atLeast"/>
               <w:rPr>
-                <w:rFonts w:ascii="Arial" w:eastAsia="標楷體" w:hAnsi="Arial" w:cs="Arial"/>
+                <w:rFonts w:ascii="Arial" w:eastAsia="DFKai-SB" w:hAnsi="Arial" w:cs="Arial"/>
                 <w:sz w:val="22"/>
                 <w:szCs w:val="22"/>
                 <w:lang w:eastAsia="zh-TW"/>
@@ -2500,7 +2459,7 @@
             <w:pPr>
               <w:spacing w:line="0" w:lineRule="atLeast"/>
               <w:rPr>
-                <w:rFonts w:ascii="Arial" w:eastAsia="標楷體" w:hAnsi="Arial" w:cs="Arial"/>
+                <w:rFonts w:ascii="Arial" w:eastAsia="DFKai-SB" w:hAnsi="Arial" w:cs="Arial"/>
                 <w:sz w:val="22"/>
                 <w:szCs w:val="22"/>
                 <w:lang w:eastAsia="zh-HK"/>
@@ -2527,7 +2486,7 @@
               <w:spacing w:line="0" w:lineRule="atLeast"/>
               <w:jc w:val="center"/>
               <w:rPr>
-                <w:rFonts w:ascii="Arial" w:eastAsia="標楷體" w:hAnsi="Arial" w:cs="Arial"/>
+                <w:rFonts w:ascii="Arial" w:eastAsia="DFKai-SB" w:hAnsi="Arial" w:cs="Arial"/>
                 <w:sz w:val="22"/>
                 <w:szCs w:val="22"/>
                 <w:lang w:eastAsia="zh-TW"/>
@@ -2545,15 +2504,15 @@
               <w:spacing w:line="0" w:lineRule="atLeast"/>
               <w:jc w:val="center"/>
               <w:rPr>
-                <w:rFonts w:ascii="Arial" w:eastAsia="標楷體" w:hAnsi="Arial" w:cs="Arial"/>
-                <w:sz w:val="22"/>
-                <w:szCs w:val="22"/>
-                <w:lang w:eastAsia="zh-TW"/>
-              </w:rPr>
-            </w:pPr>
-            <w:r>
-              <w:rPr>
-                <w:rFonts w:ascii="Arial" w:eastAsia="標楷體" w:hAnsi="Arial" w:cs="Arial"/>
+                <w:rFonts w:ascii="Arial" w:eastAsia="DFKai-SB" w:hAnsi="Arial" w:cs="Arial"/>
+                <w:sz w:val="22"/>
+                <w:szCs w:val="22"/>
+                <w:lang w:eastAsia="zh-TW"/>
+              </w:rPr>
+            </w:pPr>
+            <w:r>
+              <w:rPr>
+                <w:rFonts w:ascii="Arial" w:eastAsia="DFKai-SB" w:hAnsi="Arial" w:cs="Arial"/>
                 <w:sz w:val="22"/>
                 <w:szCs w:val="22"/>
                 <w:lang w:eastAsia="zh-TW"/>
@@ -2572,15 +2531,15 @@
               <w:spacing w:line="0" w:lineRule="atLeast"/>
               <w:jc w:val="center"/>
               <w:rPr>
-                <w:rFonts w:ascii="Arial" w:eastAsia="標楷體" w:hAnsi="Arial" w:cs="Arial"/>
-                <w:sz w:val="22"/>
-                <w:szCs w:val="22"/>
-                <w:lang w:eastAsia="zh-TW"/>
-              </w:rPr>
-            </w:pPr>
-            <w:r>
-              <w:rPr>
-                <w:rFonts w:ascii="Arial" w:eastAsia="標楷體" w:hAnsi="Arial" w:cs="Arial" w:hint="eastAsia"/>
+                <w:rFonts w:ascii="Arial" w:eastAsia="DFKai-SB" w:hAnsi="Arial" w:cs="Arial"/>
+                <w:sz w:val="22"/>
+                <w:szCs w:val="22"/>
+                <w:lang w:eastAsia="zh-TW"/>
+              </w:rPr>
+            </w:pPr>
+            <w:r>
+              <w:rPr>
+                <w:rFonts w:ascii="Arial" w:eastAsia="DFKai-SB" w:hAnsi="Arial" w:cs="Arial" w:hint="eastAsia"/>
                 <w:sz w:val="22"/>
                 <w:szCs w:val="22"/>
                 <w:lang w:eastAsia="zh-TW"/>
@@ -2596,7 +2555,7 @@
           </w:tcPr>
           <w:p>
             <w:pPr>
-              <w:pStyle w:val="a8"/>
+              <w:pStyle w:val="ListParagraph"/>
               <w:numPr>
                 <w:ilvl w:val="0"/>
                 <w:numId w:val="21"/>
@@ -2604,44 +2563,33 @@
               <w:spacing w:line="0" w:lineRule="atLeast"/>
               <w:ind w:leftChars="0"/>
               <w:rPr>
-                <w:rFonts w:ascii="Arial" w:eastAsia="標楷體" w:hAnsi="Arial" w:cs="Arial"/>
-                <w:sz w:val="22"/>
-                <w:szCs w:val="22"/>
-                <w:lang w:eastAsia="zh-TW"/>
-              </w:rPr>
-            </w:pPr>
-            <w:r>
-              <w:rPr>
-                <w:rFonts w:ascii="Arial" w:eastAsia="標楷體" w:hAnsi="Arial" w:cs="Arial"/>
+                <w:rFonts w:ascii="Arial" w:eastAsia="DFKai-SB" w:hAnsi="Arial" w:cs="Arial"/>
+                <w:sz w:val="22"/>
+                <w:szCs w:val="22"/>
+                <w:lang w:eastAsia="zh-TW"/>
+              </w:rPr>
+            </w:pPr>
+            <w:r>
+              <w:rPr>
+                <w:rFonts w:ascii="Arial" w:eastAsia="DFKai-SB" w:hAnsi="Arial" w:cs="Arial"/>
                 <w:sz w:val="22"/>
                 <w:szCs w:val="22"/>
                 <w:lang w:eastAsia="zh-TW"/>
               </w:rPr>
               <w:t>CCOM/CEOM</w:t>
             </w:r>
-            <w:proofErr w:type="gramStart"/>
-            <w:r>
-              <w:rPr>
-                <w:rFonts w:ascii="Arial" w:eastAsia="標楷體" w:hAnsi="Arial" w:cs="Arial"/>
+            <w:r>
+              <w:rPr>
+                <w:rFonts w:ascii="Arial" w:eastAsia="DFKai-SB" w:hAnsi="Arial" w:cs="Arial"/>
                 <w:sz w:val="22"/>
                 <w:szCs w:val="22"/>
                 <w:lang w:eastAsia="zh-HK"/>
               </w:rPr>
-              <w:t>最</w:t>
-            </w:r>
-            <w:proofErr w:type="gramEnd"/>
-            <w:r>
-              <w:rPr>
-                <w:rFonts w:ascii="Arial" w:eastAsia="標楷體" w:hAnsi="Arial" w:cs="Arial"/>
-                <w:sz w:val="22"/>
-                <w:szCs w:val="22"/>
-                <w:lang w:eastAsia="zh-HK"/>
-              </w:rPr>
-              <w:t>新版</w:t>
-            </w:r>
-            <w:r>
-              <w:rPr>
-                <w:rFonts w:ascii="Arial" w:eastAsia="標楷體" w:hAnsi="Arial" w:cs="Arial" w:hint="eastAsia"/>
+              <w:t>最新版</w:t>
+            </w:r>
+            <w:r>
+              <w:rPr>
+                <w:rFonts w:ascii="Arial" w:eastAsia="DFKai-SB" w:hAnsi="Arial" w:cs="Arial" w:hint="eastAsia"/>
                 <w:color w:val="0000FF"/>
                 <w:sz w:val="22"/>
                 <w:szCs w:val="22"/>
@@ -2651,7 +2599,7 @@
             </w:r>
             <w:r>
               <w:rPr>
-                <w:rFonts w:ascii="Arial" w:eastAsia="標楷體" w:hAnsi="Arial" w:cs="Arial" w:hint="eastAsia"/>
+                <w:rFonts w:ascii="Arial" w:eastAsia="DFKai-SB" w:hAnsi="Arial" w:cs="Arial" w:hint="eastAsia"/>
                 <w:color w:val="0000FF"/>
                 <w:sz w:val="22"/>
                 <w:szCs w:val="22"/>
@@ -2661,7 +2609,7 @@
             </w:r>
             <w:r>
               <w:rPr>
-                <w:rFonts w:ascii="Arial" w:eastAsia="標楷體" w:hAnsi="Arial" w:cs="Arial" w:hint="eastAsia"/>
+                <w:rFonts w:ascii="Arial" w:eastAsia="DFKai-SB" w:hAnsi="Arial" w:cs="Arial" w:hint="eastAsia"/>
                 <w:color w:val="0000FF"/>
                 <w:sz w:val="22"/>
                 <w:szCs w:val="22"/>
@@ -2669,36 +2617,24 @@
               </w:rPr>
               <w:t>TR</w:t>
             </w:r>
-            <w:proofErr w:type="gramStart"/>
-            <w:r>
-              <w:rPr>
-                <w:rFonts w:ascii="Arial" w:eastAsia="標楷體" w:hAnsi="Arial" w:cs="Arial" w:hint="eastAsia"/>
+            <w:r>
+              <w:rPr>
+                <w:rFonts w:ascii="Arial" w:eastAsia="DFKai-SB" w:hAnsi="Arial" w:cs="Arial" w:hint="eastAsia"/>
                 <w:color w:val="0000FF"/>
                 <w:sz w:val="22"/>
                 <w:szCs w:val="22"/>
                 <w:lang w:eastAsia="zh-TW"/>
               </w:rPr>
-              <w:t>版</w:t>
-            </w:r>
-            <w:proofErr w:type="gramEnd"/>
-            <w:r>
-              <w:rPr>
-                <w:rFonts w:ascii="Arial" w:eastAsia="標楷體" w:hAnsi="Arial" w:cs="Arial" w:hint="eastAsia"/>
+              <w:t>版版次</w:t>
+            </w:r>
+            <w:r>
+              <w:rPr>
+                <w:rFonts w:ascii="Arial" w:eastAsia="DFKai-SB" w:hAnsi="Arial" w:cs="Arial" w:hint="eastAsia"/>
                 <w:color w:val="0000FF"/>
                 <w:sz w:val="22"/>
                 <w:szCs w:val="22"/>
                 <w:lang w:eastAsia="zh-TW"/>
               </w:rPr>
-              <w:t>版次</w:t>
-            </w:r>
-            <w:r>
-              <w:rPr>
-                <w:rFonts w:ascii="Arial" w:eastAsia="標楷體" w:hAnsi="Arial" w:cs="Arial" w:hint="eastAsia"/>
-                <w:color w:val="0000FF"/>
-                <w:sz w:val="22"/>
-                <w:szCs w:val="22"/>
-                <w:lang w:eastAsia="zh-TW"/>
-              </w:rPr>
               <w:t>)</w:t>
             </w:r>
           </w:p>
@@ -2712,7 +2648,7 @@
             <w:pPr>
               <w:spacing w:line="0" w:lineRule="atLeast"/>
               <w:rPr>
-                <w:rFonts w:ascii="Arial" w:eastAsia="標楷體" w:hAnsi="Arial" w:cs="Arial"/>
+                <w:rFonts w:ascii="Arial" w:eastAsia="DFKai-SB" w:hAnsi="Arial" w:cs="Arial"/>
                 <w:sz w:val="22"/>
                 <w:szCs w:val="22"/>
                 <w:lang w:eastAsia="zh-TW"/>
@@ -2729,7 +2665,7 @@
             <w:pPr>
               <w:spacing w:line="0" w:lineRule="atLeast"/>
               <w:rPr>
-                <w:rFonts w:ascii="Arial" w:eastAsia="標楷體" w:hAnsi="Arial" w:cs="Arial"/>
+                <w:rFonts w:ascii="Arial" w:eastAsia="DFKai-SB" w:hAnsi="Arial" w:cs="Arial"/>
                 <w:sz w:val="22"/>
                 <w:szCs w:val="22"/>
                 <w:lang w:eastAsia="zh-TW"/>
@@ -2746,7 +2682,7 @@
             <w:pPr>
               <w:spacing w:line="0" w:lineRule="atLeast"/>
               <w:rPr>
-                <w:rFonts w:ascii="Arial" w:eastAsia="標楷體" w:hAnsi="Arial" w:cs="Arial"/>
+                <w:rFonts w:ascii="Arial" w:eastAsia="DFKai-SB" w:hAnsi="Arial" w:cs="Arial"/>
                 <w:sz w:val="22"/>
                 <w:szCs w:val="22"/>
                 <w:lang w:eastAsia="zh-TW"/>
@@ -2766,15 +2702,15 @@
             <w:pPr>
               <w:spacing w:line="0" w:lineRule="atLeast"/>
               <w:rPr>
-                <w:rFonts w:ascii="Arial" w:eastAsia="標楷體" w:hAnsi="Arial" w:cs="Arial"/>
-                <w:sz w:val="22"/>
-                <w:szCs w:val="22"/>
-                <w:lang w:eastAsia="zh-TW"/>
-              </w:rPr>
-            </w:pPr>
-            <w:r>
-              <w:rPr>
-                <w:rFonts w:ascii="Arial" w:eastAsia="標楷體" w:hAnsi="Arial" w:cs="Arial"/>
+                <w:rFonts w:ascii="Arial" w:eastAsia="DFKai-SB" w:hAnsi="Arial" w:cs="Arial"/>
+                <w:sz w:val="22"/>
+                <w:szCs w:val="22"/>
+                <w:lang w:eastAsia="zh-TW"/>
+              </w:rPr>
+            </w:pPr>
+            <w:r>
+              <w:rPr>
+                <w:rFonts w:ascii="Arial" w:eastAsia="DFKai-SB" w:hAnsi="Arial" w:cs="Arial"/>
                 <w:sz w:val="22"/>
                 <w:szCs w:val="22"/>
                 <w:lang w:eastAsia="zh-HK"/>
@@ -2802,7 +2738,7 @@
               <w:spacing w:line="0" w:lineRule="atLeast"/>
               <w:jc w:val="center"/>
               <w:rPr>
-                <w:rFonts w:ascii="Arial" w:eastAsia="標楷體" w:hAnsi="Arial" w:cs="Arial"/>
+                <w:rFonts w:ascii="Arial" w:eastAsia="DFKai-SB" w:hAnsi="Arial" w:cs="Arial"/>
                 <w:sz w:val="22"/>
                 <w:szCs w:val="22"/>
                 <w:lang w:eastAsia="zh-TW"/>
@@ -2820,15 +2756,15 @@
               <w:spacing w:line="0" w:lineRule="atLeast"/>
               <w:jc w:val="center"/>
               <w:rPr>
-                <w:rFonts w:ascii="Arial" w:eastAsia="標楷體" w:hAnsi="Arial" w:cs="Arial"/>
-                <w:sz w:val="22"/>
-                <w:szCs w:val="22"/>
-                <w:lang w:eastAsia="zh-TW"/>
-              </w:rPr>
-            </w:pPr>
-            <w:r>
-              <w:rPr>
-                <w:rFonts w:ascii="Arial" w:eastAsia="標楷體" w:hAnsi="Arial" w:cs="Arial" w:hint="eastAsia"/>
+                <w:rFonts w:ascii="Arial" w:eastAsia="DFKai-SB" w:hAnsi="Arial" w:cs="Arial"/>
+                <w:sz w:val="22"/>
+                <w:szCs w:val="22"/>
+                <w:lang w:eastAsia="zh-TW"/>
+              </w:rPr>
+            </w:pPr>
+            <w:r>
+              <w:rPr>
+                <w:rFonts w:ascii="Arial" w:eastAsia="DFKai-SB" w:hAnsi="Arial" w:cs="Arial" w:hint="eastAsia"/>
                 <w:sz w:val="22"/>
                 <w:szCs w:val="22"/>
                 <w:lang w:eastAsia="zh-TW"/>
@@ -2847,15 +2783,15 @@
               <w:spacing w:line="0" w:lineRule="atLeast"/>
               <w:jc w:val="center"/>
               <w:rPr>
-                <w:rFonts w:ascii="Arial" w:eastAsia="標楷體" w:hAnsi="Arial" w:cs="Arial"/>
-                <w:sz w:val="22"/>
-                <w:szCs w:val="22"/>
-                <w:lang w:eastAsia="zh-TW"/>
-              </w:rPr>
-            </w:pPr>
-            <w:r>
-              <w:rPr>
-                <w:rFonts w:ascii="Arial" w:eastAsia="標楷體" w:hAnsi="Arial" w:cs="Arial" w:hint="eastAsia"/>
+                <w:rFonts w:ascii="Arial" w:eastAsia="DFKai-SB" w:hAnsi="Arial" w:cs="Arial"/>
+                <w:sz w:val="22"/>
+                <w:szCs w:val="22"/>
+                <w:lang w:eastAsia="zh-TW"/>
+              </w:rPr>
+            </w:pPr>
+            <w:r>
+              <w:rPr>
+                <w:rFonts w:ascii="Arial" w:eastAsia="DFKai-SB" w:hAnsi="Arial" w:cs="Arial" w:hint="eastAsia"/>
                 <w:sz w:val="22"/>
                 <w:szCs w:val="22"/>
                 <w:lang w:eastAsia="zh-TW"/>
@@ -2871,7 +2807,7 @@
           </w:tcPr>
           <w:p>
             <w:pPr>
-              <w:pStyle w:val="a8"/>
+              <w:pStyle w:val="ListParagraph"/>
               <w:numPr>
                 <w:ilvl w:val="0"/>
                 <w:numId w:val="21"/>
@@ -2879,15 +2815,15 @@
               <w:spacing w:line="0" w:lineRule="atLeast"/>
               <w:ind w:leftChars="0"/>
               <w:rPr>
-                <w:rFonts w:ascii="Arial" w:eastAsia="標楷體" w:hAnsi="Arial" w:cs="Arial"/>
-                <w:sz w:val="22"/>
-                <w:szCs w:val="22"/>
-                <w:lang w:eastAsia="zh-TW"/>
-              </w:rPr>
-            </w:pPr>
-            <w:r>
-              <w:rPr>
-                <w:rFonts w:ascii="Arial" w:eastAsia="標楷體" w:hAnsi="Arial" w:cs="Arial" w:hint="eastAsia"/>
+                <w:rFonts w:ascii="Arial" w:eastAsia="DFKai-SB" w:hAnsi="Arial" w:cs="Arial"/>
+                <w:sz w:val="22"/>
+                <w:szCs w:val="22"/>
+                <w:lang w:eastAsia="zh-TW"/>
+              </w:rPr>
+            </w:pPr>
+            <w:r>
+              <w:rPr>
+                <w:rFonts w:ascii="Arial" w:eastAsia="DFKai-SB" w:hAnsi="Arial" w:cs="Arial" w:hint="eastAsia"/>
                 <w:sz w:val="22"/>
                 <w:szCs w:val="22"/>
                 <w:lang w:eastAsia="zh-TW"/>
@@ -2896,7 +2832,7 @@
             </w:r>
             <w:r>
               <w:rPr>
-                <w:rFonts w:ascii="Arial" w:eastAsia="標楷體" w:hAnsi="Arial" w:cs="Arial"/>
+                <w:rFonts w:ascii="Arial" w:eastAsia="DFKai-SB" w:hAnsi="Arial" w:cs="Arial"/>
                 <w:sz w:val="22"/>
                 <w:szCs w:val="22"/>
                 <w:lang w:eastAsia="zh-HK"/>
@@ -2905,36 +2841,25 @@
             </w:r>
             <w:r>
               <w:rPr>
-                <w:rFonts w:ascii="Arial" w:eastAsia="標楷體" w:hAnsi="Arial" w:cs="Arial" w:hint="eastAsia"/>
+                <w:rFonts w:ascii="Arial" w:eastAsia="DFKai-SB" w:hAnsi="Arial" w:cs="Arial" w:hint="eastAsia"/>
                 <w:sz w:val="22"/>
                 <w:szCs w:val="22"/>
                 <w:lang w:eastAsia="zh-HK"/>
               </w:rPr>
               <w:t>書</w:t>
             </w:r>
-            <w:proofErr w:type="gramStart"/>
-            <w:r>
-              <w:rPr>
-                <w:rFonts w:ascii="Arial" w:eastAsia="標楷體" w:hAnsi="Arial" w:cs="Arial"/>
+            <w:r>
+              <w:rPr>
+                <w:rFonts w:ascii="Arial" w:eastAsia="DFKai-SB" w:hAnsi="Arial" w:cs="Arial"/>
                 <w:sz w:val="22"/>
                 <w:szCs w:val="22"/>
                 <w:lang w:eastAsia="zh-HK"/>
               </w:rPr>
-              <w:t>最</w:t>
-            </w:r>
-            <w:proofErr w:type="gramEnd"/>
-            <w:r>
-              <w:rPr>
-                <w:rFonts w:ascii="Arial" w:eastAsia="標楷體" w:hAnsi="Arial" w:cs="Arial"/>
-                <w:sz w:val="22"/>
-                <w:szCs w:val="22"/>
-                <w:lang w:eastAsia="zh-HK"/>
-              </w:rPr>
-              <w:t>新版</w:t>
-            </w:r>
-            <w:r>
-              <w:rPr>
-                <w:rFonts w:ascii="Arial" w:eastAsia="標楷體" w:hAnsi="Arial" w:cs="Arial"/>
+              <w:t>最新版</w:t>
+            </w:r>
+            <w:r>
+              <w:rPr>
+                <w:rFonts w:ascii="Arial" w:eastAsia="DFKai-SB" w:hAnsi="Arial" w:cs="Arial"/>
                 <w:color w:val="0000FF"/>
                 <w:sz w:val="22"/>
                 <w:szCs w:val="22"/>
@@ -2944,7 +2869,7 @@
             </w:r>
             <w:r>
               <w:rPr>
-                <w:rFonts w:ascii="Arial" w:eastAsia="標楷體" w:hAnsi="Arial" w:cs="Arial" w:hint="eastAsia"/>
+                <w:rFonts w:ascii="Arial" w:eastAsia="DFKai-SB" w:hAnsi="Arial" w:cs="Arial" w:hint="eastAsia"/>
                 <w:color w:val="0000FF"/>
                 <w:sz w:val="22"/>
                 <w:szCs w:val="22"/>
@@ -2954,7 +2879,7 @@
             </w:r>
             <w:r>
               <w:rPr>
-                <w:rFonts w:ascii="Arial" w:eastAsia="標楷體" w:hAnsi="Arial" w:cs="Arial" w:hint="eastAsia"/>
+                <w:rFonts w:ascii="Arial" w:eastAsia="DFKai-SB" w:hAnsi="Arial" w:cs="Arial" w:hint="eastAsia"/>
                 <w:color w:val="0000FF"/>
                 <w:sz w:val="22"/>
                 <w:szCs w:val="22"/>
@@ -2964,7 +2889,7 @@
             </w:r>
             <w:r>
               <w:rPr>
-                <w:rFonts w:ascii="Arial" w:eastAsia="標楷體" w:hAnsi="Arial" w:cs="Arial"/>
+                <w:rFonts w:ascii="Arial" w:eastAsia="DFKai-SB" w:hAnsi="Arial" w:cs="Arial"/>
                 <w:color w:val="0000FF"/>
                 <w:sz w:val="22"/>
                 <w:szCs w:val="22"/>
@@ -2972,36 +2897,24 @@
               </w:rPr>
               <w:t>TR</w:t>
             </w:r>
-            <w:proofErr w:type="gramStart"/>
-            <w:r>
-              <w:rPr>
-                <w:rFonts w:ascii="Arial" w:eastAsia="標楷體" w:hAnsi="Arial" w:cs="Arial" w:hint="eastAsia"/>
+            <w:r>
+              <w:rPr>
+                <w:rFonts w:ascii="Arial" w:eastAsia="DFKai-SB" w:hAnsi="Arial" w:cs="Arial" w:hint="eastAsia"/>
                 <w:color w:val="0000FF"/>
                 <w:sz w:val="22"/>
                 <w:szCs w:val="22"/>
                 <w:lang w:eastAsia="zh-TW"/>
               </w:rPr>
-              <w:t>版</w:t>
-            </w:r>
-            <w:proofErr w:type="gramEnd"/>
-            <w:r>
-              <w:rPr>
-                <w:rFonts w:ascii="Arial" w:eastAsia="標楷體" w:hAnsi="Arial" w:cs="Arial" w:hint="eastAsia"/>
+              <w:t>版版次</w:t>
+            </w:r>
+            <w:r>
+              <w:rPr>
+                <w:rFonts w:ascii="Arial" w:eastAsia="DFKai-SB" w:hAnsi="Arial" w:cs="Arial"/>
                 <w:color w:val="0000FF"/>
                 <w:sz w:val="22"/>
                 <w:szCs w:val="22"/>
                 <w:lang w:eastAsia="zh-TW"/>
               </w:rPr>
-              <w:t>版次</w:t>
-            </w:r>
-            <w:r>
-              <w:rPr>
-                <w:rFonts w:ascii="Arial" w:eastAsia="標楷體" w:hAnsi="Arial" w:cs="Arial"/>
-                <w:color w:val="0000FF"/>
-                <w:sz w:val="22"/>
-                <w:szCs w:val="22"/>
-                <w:lang w:eastAsia="zh-TW"/>
-              </w:rPr>
               <w:t>)</w:t>
             </w:r>
           </w:p>
@@ -3015,7 +2928,7 @@
             <w:pPr>
               <w:spacing w:line="0" w:lineRule="atLeast"/>
               <w:rPr>
-                <w:rFonts w:ascii="Arial" w:eastAsia="標楷體" w:hAnsi="Arial" w:cs="Arial"/>
+                <w:rFonts w:ascii="Arial" w:eastAsia="DFKai-SB" w:hAnsi="Arial" w:cs="Arial"/>
                 <w:sz w:val="22"/>
                 <w:szCs w:val="22"/>
                 <w:lang w:eastAsia="zh-TW"/>
@@ -3032,7 +2945,7 @@
             <w:pPr>
               <w:spacing w:line="0" w:lineRule="atLeast"/>
               <w:rPr>
-                <w:rFonts w:ascii="Arial" w:eastAsia="標楷體" w:hAnsi="Arial" w:cs="Arial"/>
+                <w:rFonts w:ascii="Arial" w:eastAsia="DFKai-SB" w:hAnsi="Arial" w:cs="Arial"/>
                 <w:sz w:val="22"/>
                 <w:szCs w:val="22"/>
                 <w:lang w:eastAsia="zh-TW"/>
@@ -3049,7 +2962,7 @@
             <w:pPr>
               <w:spacing w:line="0" w:lineRule="atLeast"/>
               <w:rPr>
-                <w:rFonts w:ascii="Arial" w:eastAsia="標楷體" w:hAnsi="Arial" w:cs="Arial"/>
+                <w:rFonts w:ascii="Arial" w:eastAsia="DFKai-SB" w:hAnsi="Arial" w:cs="Arial"/>
                 <w:sz w:val="22"/>
                 <w:szCs w:val="22"/>
                 <w:lang w:eastAsia="zh-TW"/>
@@ -3069,15 +2982,15 @@
             <w:pPr>
               <w:spacing w:line="0" w:lineRule="atLeast"/>
               <w:rPr>
-                <w:rFonts w:ascii="Arial" w:eastAsia="標楷體" w:hAnsi="Arial" w:cs="Arial"/>
-                <w:sz w:val="22"/>
-                <w:szCs w:val="22"/>
-                <w:lang w:eastAsia="zh-TW"/>
-              </w:rPr>
-            </w:pPr>
-            <w:r>
-              <w:rPr>
-                <w:rFonts w:ascii="Arial" w:eastAsia="標楷體" w:hAnsi="Arial" w:cs="Arial"/>
+                <w:rFonts w:ascii="Arial" w:eastAsia="DFKai-SB" w:hAnsi="Arial" w:cs="Arial"/>
+                <w:sz w:val="22"/>
+                <w:szCs w:val="22"/>
+                <w:lang w:eastAsia="zh-TW"/>
+              </w:rPr>
+            </w:pPr>
+            <w:r>
+              <w:rPr>
+                <w:rFonts w:ascii="Arial" w:eastAsia="DFKai-SB" w:hAnsi="Arial" w:cs="Arial"/>
                 <w:sz w:val="22"/>
                 <w:szCs w:val="22"/>
                 <w:lang w:eastAsia="zh-HK"/>
@@ -3105,7 +3018,7 @@
               <w:spacing w:line="0" w:lineRule="atLeast"/>
               <w:jc w:val="center"/>
               <w:rPr>
-                <w:rFonts w:ascii="Arial" w:eastAsia="標楷體" w:hAnsi="Arial" w:cs="Arial"/>
+                <w:rFonts w:ascii="Arial" w:eastAsia="DFKai-SB" w:hAnsi="Arial" w:cs="Arial"/>
                 <w:sz w:val="22"/>
                 <w:szCs w:val="22"/>
                 <w:lang w:eastAsia="zh-TW"/>
@@ -3123,15 +3036,15 @@
               <w:spacing w:line="0" w:lineRule="atLeast"/>
               <w:jc w:val="center"/>
               <w:rPr>
-                <w:rFonts w:ascii="Arial" w:eastAsia="標楷體" w:hAnsi="Arial" w:cs="Arial"/>
-                <w:sz w:val="22"/>
-                <w:szCs w:val="22"/>
-                <w:lang w:eastAsia="zh-TW"/>
-              </w:rPr>
-            </w:pPr>
-            <w:r>
-              <w:rPr>
-                <w:rFonts w:ascii="Arial" w:eastAsia="標楷體" w:hAnsi="Arial" w:cs="Arial"/>
+                <w:rFonts w:ascii="Arial" w:eastAsia="DFKai-SB" w:hAnsi="Arial" w:cs="Arial"/>
+                <w:sz w:val="22"/>
+                <w:szCs w:val="22"/>
+                <w:lang w:eastAsia="zh-TW"/>
+              </w:rPr>
+            </w:pPr>
+            <w:r>
+              <w:rPr>
+                <w:rFonts w:ascii="Arial" w:eastAsia="DFKai-SB" w:hAnsi="Arial" w:cs="Arial"/>
                 <w:sz w:val="22"/>
                 <w:szCs w:val="22"/>
                 <w:lang w:eastAsia="zh-TW"/>
@@ -3150,15 +3063,15 @@
               <w:spacing w:line="0" w:lineRule="atLeast"/>
               <w:jc w:val="center"/>
               <w:rPr>
-                <w:rFonts w:ascii="Arial" w:eastAsia="標楷體" w:hAnsi="Arial" w:cs="Arial"/>
-                <w:sz w:val="22"/>
-                <w:szCs w:val="22"/>
-                <w:lang w:eastAsia="zh-TW"/>
-              </w:rPr>
-            </w:pPr>
-            <w:r>
-              <w:rPr>
-                <w:rFonts w:ascii="Arial" w:eastAsia="標楷體" w:hAnsi="Arial" w:cs="Arial" w:hint="eastAsia"/>
+                <w:rFonts w:ascii="Arial" w:eastAsia="DFKai-SB" w:hAnsi="Arial" w:cs="Arial"/>
+                <w:sz w:val="22"/>
+                <w:szCs w:val="22"/>
+                <w:lang w:eastAsia="zh-TW"/>
+              </w:rPr>
+            </w:pPr>
+            <w:r>
+              <w:rPr>
+                <w:rFonts w:ascii="Arial" w:eastAsia="DFKai-SB" w:hAnsi="Arial" w:cs="Arial" w:hint="eastAsia"/>
                 <w:sz w:val="22"/>
                 <w:szCs w:val="22"/>
                 <w:lang w:eastAsia="zh-TW"/>
@@ -3174,7 +3087,7 @@
           </w:tcPr>
           <w:p>
             <w:pPr>
-              <w:pStyle w:val="a8"/>
+              <w:pStyle w:val="ListParagraph"/>
               <w:numPr>
                 <w:ilvl w:val="0"/>
                 <w:numId w:val="21"/>
@@ -3182,15 +3095,15 @@
               <w:spacing w:line="0" w:lineRule="atLeast"/>
               <w:ind w:leftChars="0"/>
               <w:rPr>
-                <w:rFonts w:ascii="Arial" w:eastAsia="標楷體" w:hAnsi="Arial" w:cs="Arial"/>
-                <w:sz w:val="22"/>
-                <w:szCs w:val="22"/>
-                <w:lang w:eastAsia="zh-TW"/>
-              </w:rPr>
-            </w:pPr>
-            <w:r>
-              <w:rPr>
-                <w:rFonts w:ascii="Arial" w:eastAsia="標楷體" w:hAnsi="Arial" w:cs="Arial"/>
+                <w:rFonts w:ascii="Arial" w:eastAsia="DFKai-SB" w:hAnsi="Arial" w:cs="Arial"/>
+                <w:sz w:val="22"/>
+                <w:szCs w:val="22"/>
+                <w:lang w:eastAsia="zh-TW"/>
+              </w:rPr>
+            </w:pPr>
+            <w:r>
+              <w:rPr>
+                <w:rFonts w:ascii="Arial" w:eastAsia="DFKai-SB" w:hAnsi="Arial" w:cs="Arial"/>
                 <w:sz w:val="22"/>
                 <w:szCs w:val="22"/>
                 <w:lang w:eastAsia="zh-TW"/>
@@ -3199,7 +3112,7 @@
             </w:r>
             <w:r>
               <w:rPr>
-                <w:rFonts w:ascii="Arial" w:eastAsia="標楷體" w:hAnsi="Arial" w:cs="Arial" w:hint="eastAsia"/>
+                <w:rFonts w:ascii="Arial" w:eastAsia="DFKai-SB" w:hAnsi="Arial" w:cs="Arial" w:hint="eastAsia"/>
                 <w:sz w:val="22"/>
                 <w:szCs w:val="22"/>
                 <w:lang w:eastAsia="zh-HK"/>
@@ -3208,7 +3121,7 @@
             </w:r>
             <w:r>
               <w:rPr>
-                <w:rFonts w:ascii="Arial" w:eastAsia="標楷體" w:hAnsi="Arial" w:cs="Arial" w:hint="eastAsia"/>
+                <w:rFonts w:ascii="Arial" w:eastAsia="DFKai-SB" w:hAnsi="Arial" w:cs="Arial" w:hint="eastAsia"/>
                 <w:sz w:val="22"/>
                 <w:szCs w:val="22"/>
                 <w:lang w:eastAsia="zh-HK"/>
@@ -3217,7 +3130,7 @@
             </w:r>
             <w:r>
               <w:rPr>
-                <w:rFonts w:ascii="Arial" w:eastAsia="標楷體" w:hAnsi="Arial" w:cs="Arial" w:hint="eastAsia"/>
+                <w:rFonts w:ascii="Arial" w:eastAsia="DFKai-SB" w:hAnsi="Arial" w:cs="Arial" w:hint="eastAsia"/>
                 <w:sz w:val="22"/>
                 <w:szCs w:val="22"/>
                 <w:lang w:eastAsia="zh-TW"/>
@@ -3235,7 +3148,7 @@
             <w:pPr>
               <w:spacing w:line="0" w:lineRule="atLeast"/>
               <w:rPr>
-                <w:rFonts w:ascii="Arial" w:eastAsia="標楷體" w:hAnsi="Arial" w:cs="Arial"/>
+                <w:rFonts w:ascii="Arial" w:eastAsia="DFKai-SB" w:hAnsi="Arial" w:cs="Arial"/>
                 <w:sz w:val="22"/>
                 <w:szCs w:val="22"/>
                 <w:lang w:eastAsia="zh-TW"/>
@@ -3252,7 +3165,7 @@
             <w:pPr>
               <w:spacing w:line="0" w:lineRule="atLeast"/>
               <w:rPr>
-                <w:rFonts w:ascii="Arial" w:eastAsia="標楷體" w:hAnsi="Arial" w:cs="Arial"/>
+                <w:rFonts w:ascii="Arial" w:eastAsia="DFKai-SB" w:hAnsi="Arial" w:cs="Arial"/>
                 <w:sz w:val="22"/>
                 <w:szCs w:val="22"/>
                 <w:lang w:eastAsia="zh-TW"/>
@@ -3269,7 +3182,7 @@
             <w:pPr>
               <w:spacing w:line="0" w:lineRule="atLeast"/>
               <w:rPr>
-                <w:rFonts w:ascii="Arial" w:eastAsia="標楷體" w:hAnsi="Arial" w:cs="Arial"/>
+                <w:rFonts w:ascii="Arial" w:eastAsia="DFKai-SB" w:hAnsi="Arial" w:cs="Arial"/>
                 <w:sz w:val="22"/>
                 <w:szCs w:val="22"/>
                 <w:lang w:eastAsia="zh-TW"/>
@@ -3289,7 +3202,7 @@
             <w:pPr>
               <w:spacing w:line="0" w:lineRule="atLeast"/>
               <w:rPr>
-                <w:rFonts w:ascii="Arial" w:eastAsia="標楷體" w:hAnsi="Arial" w:cs="Arial"/>
+                <w:rFonts w:ascii="Arial" w:eastAsia="DFKai-SB" w:hAnsi="Arial" w:cs="Arial"/>
                 <w:sz w:val="22"/>
                 <w:szCs w:val="22"/>
                 <w:lang w:eastAsia="zh-TW"/>
@@ -3316,7 +3229,7 @@
               <w:spacing w:line="0" w:lineRule="atLeast"/>
               <w:jc w:val="center"/>
               <w:rPr>
-                <w:rFonts w:ascii="Arial" w:eastAsia="標楷體" w:hAnsi="Arial" w:cs="Arial"/>
+                <w:rFonts w:ascii="Arial" w:eastAsia="DFKai-SB" w:hAnsi="Arial" w:cs="Arial"/>
                 <w:sz w:val="22"/>
                 <w:szCs w:val="22"/>
                 <w:lang w:eastAsia="zh-TW"/>
@@ -3334,15 +3247,15 @@
               <w:spacing w:line="0" w:lineRule="atLeast"/>
               <w:jc w:val="center"/>
               <w:rPr>
-                <w:rFonts w:ascii="Arial" w:eastAsia="標楷體" w:hAnsi="Arial" w:cs="Arial"/>
-                <w:sz w:val="22"/>
-                <w:szCs w:val="22"/>
-                <w:lang w:eastAsia="zh-TW"/>
-              </w:rPr>
-            </w:pPr>
-            <w:r>
-              <w:rPr>
-                <w:rFonts w:ascii="Arial" w:eastAsia="標楷體" w:hAnsi="Arial" w:cs="Arial" w:hint="eastAsia"/>
+                <w:rFonts w:ascii="Arial" w:eastAsia="DFKai-SB" w:hAnsi="Arial" w:cs="Arial"/>
+                <w:sz w:val="22"/>
+                <w:szCs w:val="22"/>
+                <w:lang w:eastAsia="zh-TW"/>
+              </w:rPr>
+            </w:pPr>
+            <w:r>
+              <w:rPr>
+                <w:rFonts w:ascii="Arial" w:eastAsia="DFKai-SB" w:hAnsi="Arial" w:cs="Arial" w:hint="eastAsia"/>
                 <w:sz w:val="22"/>
                 <w:szCs w:val="22"/>
                 <w:lang w:eastAsia="zh-TW"/>
@@ -3361,15 +3274,15 @@
               <w:spacing w:line="0" w:lineRule="atLeast"/>
               <w:jc w:val="center"/>
               <w:rPr>
-                <w:rFonts w:ascii="Arial" w:eastAsia="標楷體" w:hAnsi="Arial" w:cs="Arial"/>
-                <w:sz w:val="22"/>
-                <w:szCs w:val="22"/>
-                <w:lang w:eastAsia="zh-TW"/>
-              </w:rPr>
-            </w:pPr>
-            <w:r>
-              <w:rPr>
-                <w:rFonts w:ascii="Arial" w:eastAsia="標楷體" w:hAnsi="Arial" w:cs="Arial" w:hint="eastAsia"/>
+                <w:rFonts w:ascii="Arial" w:eastAsia="DFKai-SB" w:hAnsi="Arial" w:cs="Arial"/>
+                <w:sz w:val="22"/>
+                <w:szCs w:val="22"/>
+                <w:lang w:eastAsia="zh-TW"/>
+              </w:rPr>
+            </w:pPr>
+            <w:r>
+              <w:rPr>
+                <w:rFonts w:ascii="Arial" w:eastAsia="DFKai-SB" w:hAnsi="Arial" w:cs="Arial" w:hint="eastAsia"/>
                 <w:sz w:val="22"/>
                 <w:szCs w:val="22"/>
                 <w:lang w:eastAsia="zh-TW"/>
@@ -3385,7 +3298,7 @@
           </w:tcPr>
           <w:p>
             <w:pPr>
-              <w:pStyle w:val="a8"/>
+              <w:pStyle w:val="ListParagraph"/>
               <w:numPr>
                 <w:ilvl w:val="0"/>
                 <w:numId w:val="21"/>
@@ -3393,15 +3306,15 @@
               <w:spacing w:line="0" w:lineRule="atLeast"/>
               <w:ind w:leftChars="0"/>
               <w:rPr>
-                <w:rFonts w:ascii="Arial" w:eastAsia="標楷體" w:hAnsi="Arial" w:cs="Arial"/>
-                <w:sz w:val="22"/>
-                <w:szCs w:val="22"/>
-                <w:lang w:eastAsia="zh-TW"/>
-              </w:rPr>
-            </w:pPr>
-            <w:r>
-              <w:rPr>
-                <w:rFonts w:ascii="Arial" w:eastAsia="標楷體" w:hAnsi="Arial" w:cs="Arial" w:hint="eastAsia"/>
+                <w:rFonts w:ascii="Arial" w:eastAsia="DFKai-SB" w:hAnsi="Arial" w:cs="Arial"/>
+                <w:sz w:val="22"/>
+                <w:szCs w:val="22"/>
+                <w:lang w:eastAsia="zh-TW"/>
+              </w:rPr>
+            </w:pPr>
+            <w:r>
+              <w:rPr>
+                <w:rFonts w:ascii="Arial" w:eastAsia="DFKai-SB" w:hAnsi="Arial" w:cs="Arial" w:hint="eastAsia"/>
                 <w:sz w:val="22"/>
                 <w:szCs w:val="22"/>
                 <w:lang w:eastAsia="zh-TW"/>
@@ -3419,7 +3332,7 @@
             <w:pPr>
               <w:spacing w:line="0" w:lineRule="atLeast"/>
               <w:rPr>
-                <w:rFonts w:ascii="Arial" w:eastAsia="標楷體" w:hAnsi="Arial" w:cs="Arial"/>
+                <w:rFonts w:ascii="Arial" w:eastAsia="DFKai-SB" w:hAnsi="Arial" w:cs="Arial"/>
                 <w:sz w:val="22"/>
                 <w:szCs w:val="22"/>
                 <w:lang w:eastAsia="zh-TW"/>
@@ -3436,7 +3349,7 @@
             <w:pPr>
               <w:spacing w:line="0" w:lineRule="atLeast"/>
               <w:rPr>
-                <w:rFonts w:ascii="Arial" w:eastAsia="標楷體" w:hAnsi="Arial" w:cs="Arial"/>
+                <w:rFonts w:ascii="Arial" w:eastAsia="DFKai-SB" w:hAnsi="Arial" w:cs="Arial"/>
                 <w:sz w:val="22"/>
                 <w:szCs w:val="22"/>
                 <w:lang w:eastAsia="zh-TW"/>
@@ -3453,7 +3366,7 @@
             <w:pPr>
               <w:spacing w:line="0" w:lineRule="atLeast"/>
               <w:rPr>
-                <w:rFonts w:ascii="Arial" w:eastAsia="標楷體" w:hAnsi="Arial" w:cs="Arial"/>
+                <w:rFonts w:ascii="Arial" w:eastAsia="DFKai-SB" w:hAnsi="Arial" w:cs="Arial"/>
                 <w:sz w:val="22"/>
                 <w:szCs w:val="22"/>
                 <w:lang w:eastAsia="zh-TW"/>
@@ -3473,7 +3386,7 @@
             <w:pPr>
               <w:spacing w:line="0" w:lineRule="atLeast"/>
               <w:rPr>
-                <w:rFonts w:ascii="Arial" w:eastAsia="標楷體" w:hAnsi="Arial" w:cs="Arial"/>
+                <w:rFonts w:ascii="Arial" w:eastAsia="DFKai-SB" w:hAnsi="Arial" w:cs="Arial"/>
                 <w:sz w:val="22"/>
                 <w:szCs w:val="22"/>
                 <w:lang w:eastAsia="zh-TW"/>
@@ -3500,7 +3413,7 @@
               <w:spacing w:line="0" w:lineRule="atLeast"/>
               <w:jc w:val="center"/>
               <w:rPr>
-                <w:rFonts w:ascii="Arial" w:eastAsia="標楷體" w:hAnsi="Arial" w:cs="Arial"/>
+                <w:rFonts w:ascii="Arial" w:eastAsia="DFKai-SB" w:hAnsi="Arial" w:cs="Arial"/>
                 <w:sz w:val="22"/>
                 <w:szCs w:val="22"/>
                 <w:lang w:eastAsia="zh-TW"/>
@@ -3518,15 +3431,15 @@
               <w:spacing w:line="0" w:lineRule="atLeast"/>
               <w:jc w:val="center"/>
               <w:rPr>
-                <w:rFonts w:ascii="Arial" w:eastAsia="標楷體" w:hAnsi="Arial" w:cs="Arial"/>
-                <w:sz w:val="22"/>
-                <w:szCs w:val="22"/>
-                <w:lang w:eastAsia="zh-TW"/>
-              </w:rPr>
-            </w:pPr>
-            <w:r>
-              <w:rPr>
-                <w:rFonts w:ascii="Arial" w:eastAsia="標楷體" w:hAnsi="Arial" w:cs="Arial" w:hint="eastAsia"/>
+                <w:rFonts w:ascii="Arial" w:eastAsia="DFKai-SB" w:hAnsi="Arial" w:cs="Arial"/>
+                <w:sz w:val="22"/>
+                <w:szCs w:val="22"/>
+                <w:lang w:eastAsia="zh-TW"/>
+              </w:rPr>
+            </w:pPr>
+            <w:r>
+              <w:rPr>
+                <w:rFonts w:ascii="Arial" w:eastAsia="DFKai-SB" w:hAnsi="Arial" w:cs="Arial" w:hint="eastAsia"/>
                 <w:sz w:val="22"/>
                 <w:szCs w:val="22"/>
                 <w:lang w:eastAsia="zh-TW"/>
@@ -3545,15 +3458,15 @@
               <w:spacing w:line="0" w:lineRule="atLeast"/>
               <w:jc w:val="center"/>
               <w:rPr>
-                <w:rFonts w:ascii="Arial" w:eastAsia="標楷體" w:hAnsi="Arial" w:cs="Arial"/>
-                <w:sz w:val="22"/>
-                <w:szCs w:val="22"/>
-                <w:lang w:eastAsia="zh-TW"/>
-              </w:rPr>
-            </w:pPr>
-            <w:r>
-              <w:rPr>
-                <w:rFonts w:ascii="Arial" w:eastAsia="標楷體" w:hAnsi="Arial" w:cs="Arial" w:hint="eastAsia"/>
+                <w:rFonts w:ascii="Arial" w:eastAsia="DFKai-SB" w:hAnsi="Arial" w:cs="Arial"/>
+                <w:sz w:val="22"/>
+                <w:szCs w:val="22"/>
+                <w:lang w:eastAsia="zh-TW"/>
+              </w:rPr>
+            </w:pPr>
+            <w:r>
+              <w:rPr>
+                <w:rFonts w:ascii="Arial" w:eastAsia="DFKai-SB" w:hAnsi="Arial" w:cs="Arial" w:hint="eastAsia"/>
                 <w:sz w:val="22"/>
                 <w:szCs w:val="22"/>
                 <w:lang w:eastAsia="zh-TW"/>
@@ -3569,7 +3482,7 @@
           </w:tcPr>
           <w:p>
             <w:pPr>
-              <w:pStyle w:val="a8"/>
+              <w:pStyle w:val="ListParagraph"/>
               <w:numPr>
                 <w:ilvl w:val="0"/>
                 <w:numId w:val="21"/>
@@ -3577,15 +3490,15 @@
               <w:spacing w:line="0" w:lineRule="atLeast"/>
               <w:ind w:leftChars="0"/>
               <w:rPr>
-                <w:rFonts w:ascii="Arial" w:eastAsia="標楷體" w:hAnsi="Arial" w:cs="Arial"/>
-                <w:sz w:val="22"/>
-                <w:szCs w:val="22"/>
-                <w:lang w:eastAsia="zh-TW"/>
-              </w:rPr>
-            </w:pPr>
-            <w:r>
-              <w:rPr>
-                <w:rFonts w:ascii="Arial" w:eastAsia="標楷體" w:hAnsi="Arial" w:cs="Arial" w:hint="eastAsia"/>
+                <w:rFonts w:ascii="Arial" w:eastAsia="DFKai-SB" w:hAnsi="Arial" w:cs="Arial"/>
+                <w:sz w:val="22"/>
+                <w:szCs w:val="22"/>
+                <w:lang w:eastAsia="zh-TW"/>
+              </w:rPr>
+            </w:pPr>
+            <w:r>
+              <w:rPr>
+                <w:rFonts w:ascii="Arial" w:eastAsia="DFKai-SB" w:hAnsi="Arial" w:cs="Arial" w:hint="eastAsia"/>
                 <w:sz w:val="22"/>
                 <w:szCs w:val="22"/>
                 <w:lang w:eastAsia="zh-TW"/>
@@ -3594,7 +3507,7 @@
             </w:r>
             <w:r>
               <w:rPr>
-                <w:rFonts w:ascii="Arial" w:eastAsia="標楷體" w:hAnsi="Arial" w:cs="Arial" w:hint="eastAsia"/>
+                <w:rFonts w:ascii="Arial" w:eastAsia="DFKai-SB" w:hAnsi="Arial" w:cs="Arial" w:hint="eastAsia"/>
                 <w:color w:val="0000FF"/>
                 <w:sz w:val="22"/>
                 <w:szCs w:val="22"/>
@@ -3604,7 +3517,7 @@
             </w:r>
             <w:r>
               <w:rPr>
-                <w:rFonts w:ascii="Arial" w:eastAsia="標楷體" w:hAnsi="Arial" w:cs="Arial" w:hint="eastAsia"/>
+                <w:rFonts w:ascii="Arial" w:eastAsia="DFKai-SB" w:hAnsi="Arial" w:cs="Arial" w:hint="eastAsia"/>
                 <w:color w:val="0000FF"/>
                 <w:sz w:val="22"/>
                 <w:szCs w:val="22"/>
@@ -3614,7 +3527,7 @@
             </w:r>
             <w:r>
               <w:rPr>
-                <w:rFonts w:ascii="Arial" w:eastAsia="標楷體" w:hAnsi="Arial" w:cs="Arial" w:hint="eastAsia"/>
+                <w:rFonts w:ascii="Arial" w:eastAsia="DFKai-SB" w:hAnsi="Arial" w:cs="Arial" w:hint="eastAsia"/>
                 <w:color w:val="0000FF"/>
                 <w:sz w:val="22"/>
                 <w:szCs w:val="22"/>
@@ -3624,7 +3537,7 @@
             </w:r>
             <w:r>
               <w:rPr>
-                <w:rFonts w:ascii="Arial" w:eastAsia="標楷體" w:hAnsi="Arial" w:cs="Arial" w:hint="eastAsia"/>
+                <w:rFonts w:ascii="Arial" w:eastAsia="DFKai-SB" w:hAnsi="Arial" w:cs="Arial" w:hint="eastAsia"/>
                 <w:color w:val="0000FF"/>
                 <w:sz w:val="22"/>
                 <w:szCs w:val="22"/>
@@ -3634,7 +3547,7 @@
             </w:r>
             <w:r>
               <w:rPr>
-                <w:rFonts w:ascii="Arial" w:eastAsia="標楷體" w:hAnsi="Arial" w:cs="Arial" w:hint="eastAsia"/>
+                <w:rFonts w:ascii="Arial" w:eastAsia="DFKai-SB" w:hAnsi="Arial" w:cs="Arial" w:hint="eastAsia"/>
                 <w:color w:val="0000FF"/>
                 <w:sz w:val="22"/>
                 <w:szCs w:val="22"/>
@@ -3644,7 +3557,7 @@
             </w:r>
             <w:r>
               <w:rPr>
-                <w:rFonts w:ascii="Arial" w:eastAsia="標楷體" w:hAnsi="Arial" w:cs="Arial" w:hint="eastAsia"/>
+                <w:rFonts w:ascii="Arial" w:eastAsia="DFKai-SB" w:hAnsi="Arial" w:cs="Arial" w:hint="eastAsia"/>
                 <w:color w:val="0000FF"/>
                 <w:sz w:val="22"/>
                 <w:szCs w:val="22"/>
@@ -3654,7 +3567,7 @@
             </w:r>
             <w:r>
               <w:rPr>
-                <w:rFonts w:ascii="Arial" w:eastAsia="標楷體" w:hAnsi="Arial" w:cs="Arial" w:hint="eastAsia"/>
+                <w:rFonts w:ascii="Arial" w:eastAsia="DFKai-SB" w:hAnsi="Arial" w:cs="Arial" w:hint="eastAsia"/>
                 <w:color w:val="0000FF"/>
                 <w:sz w:val="22"/>
                 <w:szCs w:val="22"/>
@@ -3664,7 +3577,7 @@
             </w:r>
             <w:r>
               <w:rPr>
-                <w:rFonts w:ascii="Arial" w:eastAsia="標楷體" w:hAnsi="Arial" w:cs="Arial" w:hint="eastAsia"/>
+                <w:rFonts w:ascii="Arial" w:eastAsia="DFKai-SB" w:hAnsi="Arial" w:cs="Arial" w:hint="eastAsia"/>
                 <w:color w:val="0000FF"/>
                 <w:sz w:val="22"/>
                 <w:szCs w:val="22"/>
@@ -3674,7 +3587,7 @@
             </w:r>
             <w:r>
               <w:rPr>
-                <w:rFonts w:ascii="Arial" w:eastAsia="標楷體" w:hAnsi="Arial" w:cs="Arial" w:hint="eastAsia"/>
+                <w:rFonts w:ascii="Arial" w:eastAsia="DFKai-SB" w:hAnsi="Arial" w:cs="Arial" w:hint="eastAsia"/>
                 <w:color w:val="0000FF"/>
                 <w:sz w:val="22"/>
                 <w:szCs w:val="22"/>
@@ -3693,7 +3606,7 @@
             <w:pPr>
               <w:spacing w:line="0" w:lineRule="atLeast"/>
               <w:rPr>
-                <w:rFonts w:ascii="Arial" w:eastAsia="標楷體" w:hAnsi="Arial" w:cs="Arial"/>
+                <w:rFonts w:ascii="Arial" w:eastAsia="DFKai-SB" w:hAnsi="Arial" w:cs="Arial"/>
                 <w:sz w:val="22"/>
                 <w:szCs w:val="22"/>
                 <w:lang w:eastAsia="zh-TW"/>
@@ -3710,7 +3623,7 @@
             <w:pPr>
               <w:spacing w:line="0" w:lineRule="atLeast"/>
               <w:rPr>
-                <w:rFonts w:ascii="Arial" w:eastAsia="標楷體" w:hAnsi="Arial" w:cs="Arial"/>
+                <w:rFonts w:ascii="Arial" w:eastAsia="DFKai-SB" w:hAnsi="Arial" w:cs="Arial"/>
                 <w:sz w:val="22"/>
                 <w:szCs w:val="22"/>
                 <w:lang w:eastAsia="zh-TW"/>
@@ -3727,7 +3640,7 @@
             <w:pPr>
               <w:spacing w:line="0" w:lineRule="atLeast"/>
               <w:rPr>
-                <w:rFonts w:ascii="Arial" w:eastAsia="標楷體" w:hAnsi="Arial" w:cs="Arial"/>
+                <w:rFonts w:ascii="Arial" w:eastAsia="DFKai-SB" w:hAnsi="Arial" w:cs="Arial"/>
                 <w:sz w:val="22"/>
                 <w:szCs w:val="22"/>
                 <w:lang w:eastAsia="zh-TW"/>
@@ -3747,7 +3660,7 @@
             <w:pPr>
               <w:spacing w:line="0" w:lineRule="atLeast"/>
               <w:rPr>
-                <w:rFonts w:ascii="Arial" w:eastAsia="標楷體" w:hAnsi="Arial" w:cs="Arial"/>
+                <w:rFonts w:ascii="Arial" w:eastAsia="DFKai-SB" w:hAnsi="Arial" w:cs="Arial"/>
                 <w:sz w:val="22"/>
                 <w:szCs w:val="22"/>
                 <w:lang w:eastAsia="zh-TW"/>
@@ -3774,7 +3687,7 @@
               <w:spacing w:line="0" w:lineRule="atLeast"/>
               <w:jc w:val="center"/>
               <w:rPr>
-                <w:rFonts w:ascii="Arial" w:eastAsia="標楷體" w:hAnsi="Arial" w:cs="Arial"/>
+                <w:rFonts w:ascii="Arial" w:eastAsia="DFKai-SB" w:hAnsi="Arial" w:cs="Arial"/>
                 <w:sz w:val="22"/>
                 <w:szCs w:val="22"/>
                 <w:lang w:eastAsia="zh-HK"/>
@@ -3782,7 +3695,7 @@
             </w:pPr>
             <w:r>
               <w:rPr>
-                <w:rFonts w:ascii="Arial" w:eastAsia="標楷體" w:hAnsi="Arial" w:cs="Arial" w:hint="eastAsia"/>
+                <w:rFonts w:ascii="Arial" w:eastAsia="DFKai-SB" w:hAnsi="Arial" w:cs="Arial" w:hint="eastAsia"/>
                 <w:sz w:val="22"/>
                 <w:szCs w:val="22"/>
                 <w:lang w:eastAsia="zh-HK"/>
@@ -3795,7 +3708,7 @@
               <w:spacing w:line="0" w:lineRule="atLeast"/>
               <w:jc w:val="center"/>
               <w:rPr>
-                <w:rFonts w:ascii="Arial" w:eastAsia="標楷體" w:hAnsi="Arial" w:cs="Arial"/>
+                <w:rFonts w:ascii="Arial" w:eastAsia="DFKai-SB" w:hAnsi="Arial" w:cs="Arial"/>
                 <w:sz w:val="22"/>
                 <w:szCs w:val="22"/>
                 <w:lang w:eastAsia="zh-HK"/>
@@ -3803,7 +3716,7 @@
             </w:pPr>
             <w:r>
               <w:rPr>
-                <w:rFonts w:ascii="Arial" w:eastAsia="標楷體" w:hAnsi="Arial" w:cs="Arial" w:hint="eastAsia"/>
+                <w:rFonts w:ascii="Arial" w:eastAsia="DFKai-SB" w:hAnsi="Arial" w:cs="Arial" w:hint="eastAsia"/>
                 <w:sz w:val="22"/>
                 <w:szCs w:val="22"/>
                 <w:lang w:eastAsia="zh-HK"/>
@@ -3816,7 +3729,7 @@
               <w:spacing w:line="0" w:lineRule="atLeast"/>
               <w:jc w:val="center"/>
               <w:rPr>
-                <w:rFonts w:ascii="Arial" w:eastAsia="標楷體" w:hAnsi="Arial" w:cs="Arial"/>
+                <w:rFonts w:ascii="Arial" w:eastAsia="DFKai-SB" w:hAnsi="Arial" w:cs="Arial"/>
                 <w:sz w:val="22"/>
                 <w:szCs w:val="22"/>
                 <w:lang w:eastAsia="zh-HK"/>
@@ -3824,7 +3737,7 @@
             </w:pPr>
             <w:r>
               <w:rPr>
-                <w:rFonts w:ascii="Arial" w:eastAsia="標楷體" w:hAnsi="Arial" w:cs="Arial" w:hint="eastAsia"/>
+                <w:rFonts w:ascii="Arial" w:eastAsia="DFKai-SB" w:hAnsi="Arial" w:cs="Arial" w:hint="eastAsia"/>
                 <w:sz w:val="22"/>
                 <w:szCs w:val="22"/>
                 <w:lang w:eastAsia="zh-HK"/>
@@ -3837,7 +3750,7 @@
               <w:spacing w:line="0" w:lineRule="atLeast"/>
               <w:jc w:val="center"/>
               <w:rPr>
-                <w:rFonts w:ascii="Arial" w:eastAsia="標楷體" w:hAnsi="Arial" w:cs="Arial"/>
+                <w:rFonts w:ascii="Arial" w:eastAsia="DFKai-SB" w:hAnsi="Arial" w:cs="Arial"/>
                 <w:sz w:val="22"/>
                 <w:szCs w:val="22"/>
                 <w:lang w:eastAsia="zh-HK"/>
@@ -3845,7 +3758,7 @@
             </w:pPr>
             <w:r>
               <w:rPr>
-                <w:rFonts w:ascii="Arial" w:eastAsia="標楷體" w:hAnsi="Arial" w:cs="Arial" w:hint="eastAsia"/>
+                <w:rFonts w:ascii="Arial" w:eastAsia="DFKai-SB" w:hAnsi="Arial" w:cs="Arial" w:hint="eastAsia"/>
                 <w:sz w:val="22"/>
                 <w:szCs w:val="22"/>
                 <w:lang w:eastAsia="zh-HK"/>
@@ -3864,15 +3777,15 @@
               <w:spacing w:line="0" w:lineRule="atLeast"/>
               <w:jc w:val="center"/>
               <w:rPr>
-                <w:rFonts w:ascii="Arial" w:eastAsia="標楷體" w:hAnsi="Arial" w:cs="Arial"/>
-                <w:sz w:val="22"/>
-                <w:szCs w:val="22"/>
-                <w:lang w:eastAsia="zh-TW"/>
-              </w:rPr>
-            </w:pPr>
-            <w:r>
-              <w:rPr>
-                <w:rFonts w:ascii="Arial" w:eastAsia="標楷體" w:hAnsi="Arial" w:cs="Arial" w:hint="eastAsia"/>
+                <w:rFonts w:ascii="Arial" w:eastAsia="DFKai-SB" w:hAnsi="Arial" w:cs="Arial"/>
+                <w:sz w:val="22"/>
+                <w:szCs w:val="22"/>
+                <w:lang w:eastAsia="zh-TW"/>
+              </w:rPr>
+            </w:pPr>
+            <w:r>
+              <w:rPr>
+                <w:rFonts w:ascii="Arial" w:eastAsia="DFKai-SB" w:hAnsi="Arial" w:cs="Arial" w:hint="eastAsia"/>
                 <w:sz w:val="22"/>
                 <w:szCs w:val="22"/>
                 <w:lang w:eastAsia="zh-TW"/>
@@ -3891,15 +3804,15 @@
               <w:spacing w:line="0" w:lineRule="atLeast"/>
               <w:jc w:val="center"/>
               <w:rPr>
-                <w:rFonts w:ascii="Arial" w:eastAsia="標楷體" w:hAnsi="Arial" w:cs="Arial"/>
-                <w:sz w:val="22"/>
-                <w:szCs w:val="22"/>
-                <w:lang w:eastAsia="zh-TW"/>
-              </w:rPr>
-            </w:pPr>
-            <w:r>
-              <w:rPr>
-                <w:rFonts w:ascii="Arial" w:eastAsia="標楷體" w:hAnsi="Arial" w:cs="Arial" w:hint="eastAsia"/>
+                <w:rFonts w:ascii="Arial" w:eastAsia="DFKai-SB" w:hAnsi="Arial" w:cs="Arial"/>
+                <w:sz w:val="22"/>
+                <w:szCs w:val="22"/>
+                <w:lang w:eastAsia="zh-TW"/>
+              </w:rPr>
+            </w:pPr>
+            <w:r>
+              <w:rPr>
+                <w:rFonts w:ascii="Arial" w:eastAsia="DFKai-SB" w:hAnsi="Arial" w:cs="Arial" w:hint="eastAsia"/>
                 <w:sz w:val="22"/>
                 <w:szCs w:val="22"/>
                 <w:lang w:eastAsia="zh-TW"/>
@@ -3915,7 +3828,7 @@
           </w:tcPr>
           <w:p>
             <w:pPr>
-              <w:pStyle w:val="a8"/>
+              <w:pStyle w:val="ListParagraph"/>
               <w:numPr>
                 <w:ilvl w:val="0"/>
                 <w:numId w:val="14"/>
@@ -3923,15 +3836,15 @@
               <w:spacing w:line="0" w:lineRule="atLeast"/>
               <w:ind w:leftChars="0"/>
               <w:rPr>
-                <w:rFonts w:ascii="Arial" w:eastAsia="標楷體" w:hAnsi="Arial" w:cs="Arial"/>
-                <w:sz w:val="22"/>
-                <w:szCs w:val="22"/>
-                <w:lang w:eastAsia="zh-TW"/>
-              </w:rPr>
-            </w:pPr>
-            <w:r>
-              <w:rPr>
-                <w:rFonts w:ascii="Arial" w:eastAsia="標楷體" w:hAnsi="Arial" w:cs="Arial" w:hint="eastAsia"/>
+                <w:rFonts w:ascii="Arial" w:eastAsia="DFKai-SB" w:hAnsi="Arial" w:cs="Arial"/>
+                <w:sz w:val="22"/>
+                <w:szCs w:val="22"/>
+                <w:lang w:eastAsia="zh-TW"/>
+              </w:rPr>
+            </w:pPr>
+            <w:r>
+              <w:rPr>
+                <w:rFonts w:ascii="Arial" w:eastAsia="DFKai-SB" w:hAnsi="Arial" w:cs="Arial" w:hint="eastAsia"/>
                 <w:sz w:val="22"/>
                 <w:szCs w:val="22"/>
                 <w:lang w:eastAsia="zh-TW"/>
@@ -3940,7 +3853,7 @@
             </w:r>
             <w:r>
               <w:rPr>
-                <w:rFonts w:ascii="Arial" w:eastAsia="標楷體" w:hAnsi="Arial" w:cs="Arial"/>
+                <w:rFonts w:ascii="Arial" w:eastAsia="DFKai-SB" w:hAnsi="Arial" w:cs="Arial"/>
                 <w:sz w:val="22"/>
                 <w:szCs w:val="22"/>
                 <w:lang w:eastAsia="zh-TW"/>
@@ -3949,7 +3862,7 @@
             </w:r>
             <w:r>
               <w:rPr>
-                <w:rFonts w:ascii="Arial" w:eastAsia="標楷體" w:hAnsi="Arial" w:cs="Arial" w:hint="eastAsia"/>
+                <w:rFonts w:ascii="Arial" w:eastAsia="DFKai-SB" w:hAnsi="Arial" w:cs="Arial" w:hint="eastAsia"/>
                 <w:sz w:val="22"/>
                 <w:szCs w:val="22"/>
                 <w:lang w:eastAsia="zh-TW"/>
@@ -3958,7 +3871,7 @@
             </w:r>
             <w:r>
               <w:rPr>
-                <w:rFonts w:ascii="Arial" w:eastAsia="標楷體" w:hAnsi="Arial" w:cs="Arial"/>
+                <w:rFonts w:ascii="Arial" w:eastAsia="DFKai-SB" w:hAnsi="Arial" w:cs="Arial"/>
                 <w:sz w:val="22"/>
                 <w:szCs w:val="22"/>
                 <w:lang w:eastAsia="zh-HK"/>
@@ -3976,7 +3889,7 @@
             <w:pPr>
               <w:spacing w:line="0" w:lineRule="atLeast"/>
               <w:rPr>
-                <w:rFonts w:ascii="Arial" w:eastAsia="標楷體" w:hAnsi="Arial" w:cs="Arial"/>
+                <w:rFonts w:ascii="Arial" w:eastAsia="DFKai-SB" w:hAnsi="Arial" w:cs="Arial"/>
                 <w:sz w:val="22"/>
                 <w:szCs w:val="22"/>
                 <w:lang w:eastAsia="zh-TW"/>
@@ -3993,7 +3906,7 @@
             <w:pPr>
               <w:spacing w:line="0" w:lineRule="atLeast"/>
               <w:rPr>
-                <w:rFonts w:ascii="Arial" w:eastAsia="標楷體" w:hAnsi="Arial" w:cs="Arial"/>
+                <w:rFonts w:ascii="Arial" w:eastAsia="DFKai-SB" w:hAnsi="Arial" w:cs="Arial"/>
                 <w:sz w:val="22"/>
                 <w:szCs w:val="22"/>
                 <w:lang w:eastAsia="zh-TW"/>
@@ -4010,7 +3923,7 @@
             <w:pPr>
               <w:spacing w:line="0" w:lineRule="atLeast"/>
               <w:rPr>
-                <w:rFonts w:ascii="Arial" w:eastAsia="標楷體" w:hAnsi="Arial" w:cs="Arial"/>
+                <w:rFonts w:ascii="Arial" w:eastAsia="DFKai-SB" w:hAnsi="Arial" w:cs="Arial"/>
                 <w:sz w:val="22"/>
                 <w:szCs w:val="22"/>
                 <w:lang w:eastAsia="zh-TW"/>
@@ -4030,7 +3943,7 @@
             <w:pPr>
               <w:spacing w:line="0" w:lineRule="atLeast"/>
               <w:rPr>
-                <w:rFonts w:ascii="Arial" w:eastAsia="標楷體" w:hAnsi="Arial" w:cs="Arial"/>
+                <w:rFonts w:ascii="Arial" w:eastAsia="DFKai-SB" w:hAnsi="Arial" w:cs="Arial"/>
                 <w:sz w:val="22"/>
                 <w:szCs w:val="22"/>
                 <w:lang w:eastAsia="zh-TW"/>
@@ -4057,7 +3970,7 @@
               <w:spacing w:line="0" w:lineRule="atLeast"/>
               <w:jc w:val="center"/>
               <w:rPr>
-                <w:rFonts w:ascii="Arial" w:eastAsia="標楷體" w:hAnsi="Arial" w:cs="Arial"/>
+                <w:rFonts w:ascii="Arial" w:eastAsia="DFKai-SB" w:hAnsi="Arial" w:cs="Arial"/>
                 <w:sz w:val="22"/>
                 <w:szCs w:val="22"/>
                 <w:lang w:eastAsia="zh-HK"/>
@@ -4075,15 +3988,15 @@
               <w:spacing w:line="0" w:lineRule="atLeast"/>
               <w:jc w:val="center"/>
               <w:rPr>
-                <w:rFonts w:ascii="Arial" w:eastAsia="標楷體" w:hAnsi="Arial" w:cs="Arial"/>
-                <w:sz w:val="22"/>
-                <w:szCs w:val="22"/>
-                <w:lang w:eastAsia="zh-TW"/>
-              </w:rPr>
-            </w:pPr>
-            <w:r>
-              <w:rPr>
-                <w:rFonts w:ascii="Arial" w:eastAsia="標楷體" w:hAnsi="Arial" w:cs="Arial" w:hint="eastAsia"/>
+                <w:rFonts w:ascii="Arial" w:eastAsia="DFKai-SB" w:hAnsi="Arial" w:cs="Arial"/>
+                <w:sz w:val="22"/>
+                <w:szCs w:val="22"/>
+                <w:lang w:eastAsia="zh-TW"/>
+              </w:rPr>
+            </w:pPr>
+            <w:r>
+              <w:rPr>
+                <w:rFonts w:ascii="Arial" w:eastAsia="DFKai-SB" w:hAnsi="Arial" w:cs="Arial" w:hint="eastAsia"/>
                 <w:sz w:val="22"/>
                 <w:szCs w:val="22"/>
                 <w:lang w:eastAsia="zh-TW"/>
@@ -4102,15 +4015,15 @@
               <w:spacing w:line="0" w:lineRule="atLeast"/>
               <w:jc w:val="center"/>
               <w:rPr>
-                <w:rFonts w:ascii="Arial" w:eastAsia="標楷體" w:hAnsi="Arial" w:cs="Arial"/>
-                <w:sz w:val="22"/>
-                <w:szCs w:val="22"/>
-                <w:lang w:eastAsia="zh-TW"/>
-              </w:rPr>
-            </w:pPr>
-            <w:r>
-              <w:rPr>
-                <w:rFonts w:ascii="Arial" w:eastAsia="標楷體" w:hAnsi="Arial" w:cs="Arial" w:hint="eastAsia"/>
+                <w:rFonts w:ascii="Arial" w:eastAsia="DFKai-SB" w:hAnsi="Arial" w:cs="Arial"/>
+                <w:sz w:val="22"/>
+                <w:szCs w:val="22"/>
+                <w:lang w:eastAsia="zh-TW"/>
+              </w:rPr>
+            </w:pPr>
+            <w:r>
+              <w:rPr>
+                <w:rFonts w:ascii="Arial" w:eastAsia="DFKai-SB" w:hAnsi="Arial" w:cs="Arial" w:hint="eastAsia"/>
                 <w:sz w:val="22"/>
                 <w:szCs w:val="22"/>
                 <w:lang w:eastAsia="zh-TW"/>
@@ -4126,7 +4039,7 @@
           </w:tcPr>
           <w:p>
             <w:pPr>
-              <w:pStyle w:val="a8"/>
+              <w:pStyle w:val="ListParagraph"/>
               <w:numPr>
                 <w:ilvl w:val="0"/>
                 <w:numId w:val="14"/>
@@ -4134,15 +4047,15 @@
               <w:spacing w:line="0" w:lineRule="atLeast"/>
               <w:ind w:leftChars="0"/>
               <w:rPr>
-                <w:rFonts w:ascii="Arial" w:eastAsia="標楷體" w:hAnsi="Arial" w:cs="Arial"/>
-                <w:sz w:val="22"/>
-                <w:szCs w:val="22"/>
-                <w:lang w:eastAsia="zh-TW"/>
-              </w:rPr>
-            </w:pPr>
-            <w:r>
-              <w:rPr>
-                <w:rFonts w:ascii="Arial" w:eastAsia="標楷體" w:hAnsi="Arial" w:cs="Arial" w:hint="eastAsia"/>
+                <w:rFonts w:ascii="Arial" w:eastAsia="DFKai-SB" w:hAnsi="Arial" w:cs="Arial"/>
+                <w:sz w:val="22"/>
+                <w:szCs w:val="22"/>
+                <w:lang w:eastAsia="zh-TW"/>
+              </w:rPr>
+            </w:pPr>
+            <w:r>
+              <w:rPr>
+                <w:rFonts w:ascii="Arial" w:eastAsia="DFKai-SB" w:hAnsi="Arial" w:cs="Arial" w:hint="eastAsia"/>
                 <w:sz w:val="22"/>
                 <w:szCs w:val="22"/>
                 <w:lang w:eastAsia="zh-HK"/>
@@ -4160,7 +4073,7 @@
             <w:pPr>
               <w:spacing w:line="0" w:lineRule="atLeast"/>
               <w:rPr>
-                <w:rFonts w:ascii="Arial" w:eastAsia="標楷體" w:hAnsi="Arial" w:cs="Arial"/>
+                <w:rFonts w:ascii="Arial" w:eastAsia="DFKai-SB" w:hAnsi="Arial" w:cs="Arial"/>
                 <w:sz w:val="22"/>
                 <w:szCs w:val="22"/>
                 <w:lang w:eastAsia="zh-TW"/>
@@ -4177,7 +4090,7 @@
             <w:pPr>
               <w:spacing w:line="0" w:lineRule="atLeast"/>
               <w:rPr>
-                <w:rFonts w:ascii="Arial" w:eastAsia="標楷體" w:hAnsi="Arial" w:cs="Arial"/>
+                <w:rFonts w:ascii="Arial" w:eastAsia="DFKai-SB" w:hAnsi="Arial" w:cs="Arial"/>
                 <w:sz w:val="22"/>
                 <w:szCs w:val="22"/>
                 <w:lang w:eastAsia="zh-TW"/>
@@ -4194,7 +4107,7 @@
             <w:pPr>
               <w:spacing w:line="0" w:lineRule="atLeast"/>
               <w:rPr>
-                <w:rFonts w:ascii="Arial" w:eastAsia="標楷體" w:hAnsi="Arial" w:cs="Arial"/>
+                <w:rFonts w:ascii="Arial" w:eastAsia="DFKai-SB" w:hAnsi="Arial" w:cs="Arial"/>
                 <w:sz w:val="22"/>
                 <w:szCs w:val="22"/>
                 <w:lang w:eastAsia="zh-TW"/>
@@ -4214,7 +4127,7 @@
             <w:pPr>
               <w:spacing w:line="0" w:lineRule="atLeast"/>
               <w:rPr>
-                <w:rFonts w:ascii="Arial" w:eastAsia="標楷體" w:hAnsi="Arial" w:cs="Arial"/>
+                <w:rFonts w:ascii="Arial" w:eastAsia="DFKai-SB" w:hAnsi="Arial" w:cs="Arial"/>
                 <w:sz w:val="22"/>
                 <w:szCs w:val="22"/>
                 <w:lang w:eastAsia="zh-TW"/>
@@ -4241,7 +4154,7 @@
               <w:spacing w:line="0" w:lineRule="atLeast"/>
               <w:jc w:val="center"/>
               <w:rPr>
-                <w:rFonts w:ascii="Arial" w:eastAsia="標楷體" w:hAnsi="Arial" w:cs="Arial"/>
+                <w:rFonts w:ascii="Arial" w:eastAsia="DFKai-SB" w:hAnsi="Arial" w:cs="Arial"/>
                 <w:sz w:val="22"/>
                 <w:szCs w:val="22"/>
                 <w:lang w:eastAsia="zh-TW"/>
@@ -4259,15 +4172,15 @@
               <w:spacing w:line="0" w:lineRule="atLeast"/>
               <w:jc w:val="center"/>
               <w:rPr>
-                <w:rFonts w:ascii="Arial" w:eastAsia="標楷體" w:hAnsi="Arial" w:cs="Arial"/>
-                <w:sz w:val="22"/>
-                <w:szCs w:val="22"/>
-                <w:lang w:eastAsia="zh-TW"/>
-              </w:rPr>
-            </w:pPr>
-            <w:r>
-              <w:rPr>
-                <w:rFonts w:ascii="Arial" w:eastAsia="標楷體" w:hAnsi="Arial" w:cs="Arial" w:hint="eastAsia"/>
+                <w:rFonts w:ascii="Arial" w:eastAsia="DFKai-SB" w:hAnsi="Arial" w:cs="Arial"/>
+                <w:sz w:val="22"/>
+                <w:szCs w:val="22"/>
+                <w:lang w:eastAsia="zh-TW"/>
+              </w:rPr>
+            </w:pPr>
+            <w:r>
+              <w:rPr>
+                <w:rFonts w:ascii="Arial" w:eastAsia="DFKai-SB" w:hAnsi="Arial" w:cs="Arial" w:hint="eastAsia"/>
                 <w:sz w:val="22"/>
                 <w:szCs w:val="22"/>
                 <w:lang w:eastAsia="zh-TW"/>
@@ -4286,15 +4199,15 @@
               <w:spacing w:line="0" w:lineRule="atLeast"/>
               <w:jc w:val="center"/>
               <w:rPr>
-                <w:rFonts w:ascii="Arial" w:eastAsia="標楷體" w:hAnsi="Arial" w:cs="Arial"/>
-                <w:sz w:val="22"/>
-                <w:szCs w:val="22"/>
-                <w:lang w:eastAsia="zh-TW"/>
-              </w:rPr>
-            </w:pPr>
-            <w:r>
-              <w:rPr>
-                <w:rFonts w:ascii="Arial" w:eastAsia="標楷體" w:hAnsi="Arial" w:cs="Arial" w:hint="eastAsia"/>
+                <w:rFonts w:ascii="Arial" w:eastAsia="DFKai-SB" w:hAnsi="Arial" w:cs="Arial"/>
+                <w:sz w:val="22"/>
+                <w:szCs w:val="22"/>
+                <w:lang w:eastAsia="zh-TW"/>
+              </w:rPr>
+            </w:pPr>
+            <w:r>
+              <w:rPr>
+                <w:rFonts w:ascii="Arial" w:eastAsia="DFKai-SB" w:hAnsi="Arial" w:cs="Arial" w:hint="eastAsia"/>
                 <w:sz w:val="22"/>
                 <w:szCs w:val="22"/>
                 <w:lang w:eastAsia="zh-TW"/>
@@ -4310,7 +4223,7 @@
           </w:tcPr>
           <w:p>
             <w:pPr>
-              <w:pStyle w:val="a8"/>
+              <w:pStyle w:val="ListParagraph"/>
               <w:numPr>
                 <w:ilvl w:val="0"/>
                 <w:numId w:val="14"/>
@@ -4318,15 +4231,15 @@
               <w:spacing w:line="0" w:lineRule="atLeast"/>
               <w:ind w:leftChars="0"/>
               <w:rPr>
-                <w:rFonts w:ascii="Arial" w:eastAsia="標楷體" w:hAnsi="Arial" w:cs="Arial"/>
-                <w:sz w:val="22"/>
-                <w:szCs w:val="22"/>
-                <w:lang w:eastAsia="zh-TW"/>
-              </w:rPr>
-            </w:pPr>
-            <w:r>
-              <w:rPr>
-                <w:rFonts w:ascii="Arial" w:eastAsia="標楷體" w:hAnsi="Arial" w:cs="Arial" w:hint="eastAsia"/>
+                <w:rFonts w:ascii="Arial" w:eastAsia="DFKai-SB" w:hAnsi="Arial" w:cs="Arial"/>
+                <w:sz w:val="22"/>
+                <w:szCs w:val="22"/>
+                <w:lang w:eastAsia="zh-TW"/>
+              </w:rPr>
+            </w:pPr>
+            <w:r>
+              <w:rPr>
+                <w:rFonts w:ascii="Arial" w:eastAsia="DFKai-SB" w:hAnsi="Arial" w:cs="Arial" w:hint="eastAsia"/>
                 <w:sz w:val="22"/>
                 <w:szCs w:val="22"/>
                 <w:lang w:eastAsia="zh-HK"/>
@@ -4335,7 +4248,7 @@
             </w:r>
             <w:r>
               <w:rPr>
-                <w:rFonts w:ascii="Arial" w:eastAsia="標楷體" w:hAnsi="Arial" w:cs="Arial"/>
+                <w:rFonts w:ascii="Arial" w:eastAsia="DFKai-SB" w:hAnsi="Arial" w:cs="Arial"/>
                 <w:sz w:val="22"/>
                 <w:szCs w:val="22"/>
                 <w:lang w:eastAsia="zh-TW"/>
@@ -4344,7 +4257,7 @@
             </w:r>
             <w:r>
               <w:rPr>
-                <w:rFonts w:ascii="Arial" w:eastAsia="標楷體" w:hAnsi="Arial" w:cs="Arial" w:hint="eastAsia"/>
+                <w:rFonts w:ascii="Arial" w:eastAsia="DFKai-SB" w:hAnsi="Arial" w:cs="Arial" w:hint="eastAsia"/>
                 <w:sz w:val="22"/>
                 <w:szCs w:val="22"/>
                 <w:lang w:eastAsia="zh-TW"/>
@@ -4353,7 +4266,7 @@
             </w:r>
             <w:r>
               <w:rPr>
-                <w:rFonts w:ascii="Arial" w:eastAsia="標楷體" w:hAnsi="Arial" w:cs="Arial" w:hint="eastAsia"/>
+                <w:rFonts w:ascii="Arial" w:eastAsia="DFKai-SB" w:hAnsi="Arial" w:cs="Arial" w:hint="eastAsia"/>
                 <w:sz w:val="22"/>
                 <w:szCs w:val="22"/>
                 <w:lang w:eastAsia="zh-HK"/>
@@ -4362,7 +4275,7 @@
             </w:r>
             <w:r>
               <w:rPr>
-                <w:rFonts w:ascii="Arial" w:eastAsia="標楷體" w:hAnsi="Arial" w:cs="Arial" w:hint="eastAsia"/>
+                <w:rFonts w:ascii="Arial" w:eastAsia="DFKai-SB" w:hAnsi="Arial" w:cs="Arial" w:hint="eastAsia"/>
                 <w:sz w:val="22"/>
                 <w:szCs w:val="22"/>
                 <w:lang w:eastAsia="zh-TW"/>
@@ -4371,7 +4284,7 @@
             </w:r>
             <w:r>
               <w:rPr>
-                <w:rFonts w:ascii="Arial" w:eastAsia="標楷體" w:hAnsi="Arial" w:cs="Arial" w:hint="eastAsia"/>
+                <w:rFonts w:ascii="Arial" w:eastAsia="DFKai-SB" w:hAnsi="Arial" w:cs="Arial" w:hint="eastAsia"/>
                 <w:sz w:val="22"/>
                 <w:szCs w:val="22"/>
                 <w:lang w:eastAsia="zh-HK"/>
@@ -4389,7 +4302,7 @@
             <w:pPr>
               <w:spacing w:line="0" w:lineRule="atLeast"/>
               <w:rPr>
-                <w:rFonts w:ascii="Arial" w:eastAsia="標楷體" w:hAnsi="Arial" w:cs="Arial"/>
+                <w:rFonts w:ascii="Arial" w:eastAsia="DFKai-SB" w:hAnsi="Arial" w:cs="Arial"/>
                 <w:sz w:val="22"/>
                 <w:szCs w:val="22"/>
                 <w:lang w:eastAsia="zh-TW"/>
@@ -4406,7 +4319,7 @@
             <w:pPr>
               <w:spacing w:line="0" w:lineRule="atLeast"/>
               <w:rPr>
-                <w:rFonts w:ascii="Arial" w:eastAsia="標楷體" w:hAnsi="Arial" w:cs="Arial"/>
+                <w:rFonts w:ascii="Arial" w:eastAsia="DFKai-SB" w:hAnsi="Arial" w:cs="Arial"/>
                 <w:sz w:val="22"/>
                 <w:szCs w:val="22"/>
                 <w:lang w:eastAsia="zh-TW"/>
@@ -4423,7 +4336,7 @@
             <w:pPr>
               <w:spacing w:line="0" w:lineRule="atLeast"/>
               <w:rPr>
-                <w:rFonts w:ascii="Arial" w:eastAsia="標楷體" w:hAnsi="Arial" w:cs="Arial"/>
+                <w:rFonts w:ascii="Arial" w:eastAsia="DFKai-SB" w:hAnsi="Arial" w:cs="Arial"/>
                 <w:sz w:val="22"/>
                 <w:szCs w:val="22"/>
                 <w:lang w:eastAsia="zh-TW"/>
@@ -4443,7 +4356,7 @@
             <w:pPr>
               <w:spacing w:line="0" w:lineRule="atLeast"/>
               <w:rPr>
-                <w:rFonts w:ascii="Arial" w:eastAsia="標楷體" w:hAnsi="Arial" w:cs="Arial"/>
+                <w:rFonts w:ascii="Arial" w:eastAsia="DFKai-SB" w:hAnsi="Arial" w:cs="Arial"/>
                 <w:sz w:val="22"/>
                 <w:szCs w:val="22"/>
                 <w:lang w:eastAsia="zh-TW"/>
@@ -4470,7 +4383,7 @@
               <w:spacing w:line="0" w:lineRule="atLeast"/>
               <w:jc w:val="center"/>
               <w:rPr>
-                <w:rFonts w:ascii="Arial" w:eastAsia="標楷體" w:hAnsi="Arial" w:cs="Arial"/>
+                <w:rFonts w:ascii="Arial" w:eastAsia="DFKai-SB" w:hAnsi="Arial" w:cs="Arial"/>
                 <w:sz w:val="22"/>
                 <w:szCs w:val="22"/>
                 <w:lang w:eastAsia="zh-TW"/>
@@ -4488,15 +4401,15 @@
               <w:spacing w:line="0" w:lineRule="atLeast"/>
               <w:jc w:val="center"/>
               <w:rPr>
-                <w:rFonts w:ascii="Arial" w:eastAsia="標楷體" w:hAnsi="Arial" w:cs="Arial"/>
-                <w:sz w:val="22"/>
-                <w:szCs w:val="22"/>
-                <w:lang w:eastAsia="zh-TW"/>
-              </w:rPr>
-            </w:pPr>
-            <w:r>
-              <w:rPr>
-                <w:rFonts w:ascii="Arial" w:eastAsia="標楷體" w:hAnsi="Arial" w:cs="Arial" w:hint="eastAsia"/>
+                <w:rFonts w:ascii="Arial" w:eastAsia="DFKai-SB" w:hAnsi="Arial" w:cs="Arial"/>
+                <w:sz w:val="22"/>
+                <w:szCs w:val="22"/>
+                <w:lang w:eastAsia="zh-TW"/>
+              </w:rPr>
+            </w:pPr>
+            <w:r>
+              <w:rPr>
+                <w:rFonts w:ascii="Arial" w:eastAsia="DFKai-SB" w:hAnsi="Arial" w:cs="Arial" w:hint="eastAsia"/>
                 <w:sz w:val="22"/>
                 <w:szCs w:val="22"/>
                 <w:lang w:eastAsia="zh-TW"/>
@@ -4515,15 +4428,15 @@
               <w:spacing w:line="0" w:lineRule="atLeast"/>
               <w:jc w:val="center"/>
               <w:rPr>
-                <w:rFonts w:ascii="Arial" w:eastAsia="標楷體" w:hAnsi="Arial" w:cs="Arial"/>
-                <w:sz w:val="22"/>
-                <w:szCs w:val="22"/>
-                <w:lang w:eastAsia="zh-TW"/>
-              </w:rPr>
-            </w:pPr>
-            <w:r>
-              <w:rPr>
-                <w:rFonts w:ascii="Arial" w:eastAsia="標楷體" w:hAnsi="Arial" w:cs="Arial" w:hint="eastAsia"/>
+                <w:rFonts w:ascii="Arial" w:eastAsia="DFKai-SB" w:hAnsi="Arial" w:cs="Arial"/>
+                <w:sz w:val="22"/>
+                <w:szCs w:val="22"/>
+                <w:lang w:eastAsia="zh-TW"/>
+              </w:rPr>
+            </w:pPr>
+            <w:r>
+              <w:rPr>
+                <w:rFonts w:ascii="Arial" w:eastAsia="DFKai-SB" w:hAnsi="Arial" w:cs="Arial" w:hint="eastAsia"/>
                 <w:sz w:val="22"/>
                 <w:szCs w:val="22"/>
                 <w:lang w:eastAsia="zh-TW"/>
@@ -4539,7 +4452,7 @@
           </w:tcPr>
           <w:p>
             <w:pPr>
-              <w:pStyle w:val="a8"/>
+              <w:pStyle w:val="ListParagraph"/>
               <w:numPr>
                 <w:ilvl w:val="0"/>
                 <w:numId w:val="14"/>
@@ -4547,15 +4460,15 @@
               <w:spacing w:line="0" w:lineRule="atLeast"/>
               <w:ind w:leftChars="0"/>
               <w:rPr>
-                <w:rFonts w:ascii="Arial" w:eastAsia="標楷體" w:hAnsi="Arial" w:cs="Arial"/>
-                <w:sz w:val="22"/>
-                <w:szCs w:val="22"/>
-                <w:lang w:eastAsia="zh-TW"/>
-              </w:rPr>
-            </w:pPr>
-            <w:r>
-              <w:rPr>
-                <w:rFonts w:ascii="Arial" w:eastAsia="標楷體" w:hAnsi="Arial" w:cs="Arial" w:hint="eastAsia"/>
+                <w:rFonts w:ascii="Arial" w:eastAsia="DFKai-SB" w:hAnsi="Arial" w:cs="Arial"/>
+                <w:sz w:val="22"/>
+                <w:szCs w:val="22"/>
+                <w:lang w:eastAsia="zh-TW"/>
+              </w:rPr>
+            </w:pPr>
+            <w:r>
+              <w:rPr>
+                <w:rFonts w:ascii="Arial" w:eastAsia="DFKai-SB" w:hAnsi="Arial" w:cs="Arial" w:hint="eastAsia"/>
                 <w:sz w:val="22"/>
                 <w:szCs w:val="22"/>
                 <w:lang w:eastAsia="zh-HK"/>
@@ -4564,7 +4477,7 @@
             </w:r>
             <w:r>
               <w:rPr>
-                <w:rFonts w:ascii="Arial" w:eastAsia="標楷體" w:hAnsi="Arial" w:cs="Arial"/>
+                <w:rFonts w:ascii="Arial" w:eastAsia="DFKai-SB" w:hAnsi="Arial" w:cs="Arial"/>
                 <w:sz w:val="22"/>
                 <w:szCs w:val="22"/>
                 <w:lang w:eastAsia="zh-HK"/>
@@ -4573,7 +4486,7 @@
             </w:r>
             <w:r>
               <w:rPr>
-                <w:rFonts w:ascii="Arial" w:eastAsia="標楷體" w:hAnsi="Arial" w:cs="Arial" w:hint="eastAsia"/>
+                <w:rFonts w:ascii="Arial" w:eastAsia="DFKai-SB" w:hAnsi="Arial" w:cs="Arial" w:hint="eastAsia"/>
                 <w:sz w:val="22"/>
                 <w:szCs w:val="22"/>
                 <w:lang w:eastAsia="zh-HK"/>
@@ -4582,7 +4495,7 @@
             </w:r>
             <w:r>
               <w:rPr>
-                <w:rFonts w:ascii="Arial" w:eastAsia="標楷體" w:hAnsi="Arial" w:cs="Arial" w:hint="eastAsia"/>
+                <w:rFonts w:ascii="Arial" w:eastAsia="DFKai-SB" w:hAnsi="Arial" w:cs="Arial" w:hint="eastAsia"/>
                 <w:color w:val="0000FF"/>
                 <w:sz w:val="22"/>
                 <w:szCs w:val="22"/>
@@ -4592,7 +4505,7 @@
             </w:r>
             <w:r>
               <w:rPr>
-                <w:rFonts w:ascii="Arial" w:eastAsia="標楷體" w:hAnsi="Arial" w:cs="Arial" w:hint="eastAsia"/>
+                <w:rFonts w:ascii="Arial" w:eastAsia="DFKai-SB" w:hAnsi="Arial" w:cs="Arial" w:hint="eastAsia"/>
                 <w:color w:val="0000FF"/>
                 <w:sz w:val="22"/>
                 <w:szCs w:val="22"/>
@@ -4602,7 +4515,7 @@
             </w:r>
             <w:r>
               <w:rPr>
-                <w:rFonts w:ascii="Arial" w:eastAsia="標楷體" w:hAnsi="Arial" w:cs="Arial" w:hint="eastAsia"/>
+                <w:rFonts w:ascii="Arial" w:eastAsia="DFKai-SB" w:hAnsi="Arial" w:cs="Arial" w:hint="eastAsia"/>
                 <w:color w:val="0000FF"/>
                 <w:sz w:val="22"/>
                 <w:szCs w:val="22"/>
@@ -4612,7 +4525,7 @@
             </w:r>
             <w:r>
               <w:rPr>
-                <w:rFonts w:ascii="Arial" w:eastAsia="標楷體" w:hAnsi="Arial" w:cs="Arial" w:hint="eastAsia"/>
+                <w:rFonts w:ascii="Arial" w:eastAsia="DFKai-SB" w:hAnsi="Arial" w:cs="Arial" w:hint="eastAsia"/>
                 <w:color w:val="0000FF"/>
                 <w:sz w:val="22"/>
                 <w:szCs w:val="22"/>
@@ -4622,7 +4535,7 @@
             </w:r>
             <w:r>
               <w:rPr>
-                <w:rFonts w:ascii="Arial" w:eastAsia="標楷體" w:hAnsi="Arial" w:cs="Arial" w:hint="eastAsia"/>
+                <w:rFonts w:ascii="Arial" w:eastAsia="DFKai-SB" w:hAnsi="Arial" w:cs="Arial" w:hint="eastAsia"/>
                 <w:color w:val="0000FF"/>
                 <w:sz w:val="22"/>
                 <w:szCs w:val="22"/>
@@ -4632,7 +4545,7 @@
             </w:r>
             <w:r>
               <w:rPr>
-                <w:rFonts w:ascii="Arial" w:eastAsia="標楷體" w:hAnsi="Arial" w:cs="Arial" w:hint="eastAsia"/>
+                <w:rFonts w:ascii="Arial" w:eastAsia="DFKai-SB" w:hAnsi="Arial" w:cs="Arial" w:hint="eastAsia"/>
                 <w:color w:val="0000FF"/>
                 <w:sz w:val="22"/>
                 <w:szCs w:val="22"/>
@@ -4642,7 +4555,7 @@
             </w:r>
             <w:r>
               <w:rPr>
-                <w:rFonts w:ascii="Arial" w:eastAsia="標楷體" w:hAnsi="Arial" w:cs="Arial" w:hint="eastAsia"/>
+                <w:rFonts w:ascii="Arial" w:eastAsia="DFKai-SB" w:hAnsi="Arial" w:cs="Arial" w:hint="eastAsia"/>
                 <w:color w:val="0000FF"/>
                 <w:sz w:val="22"/>
                 <w:szCs w:val="22"/>
@@ -4661,7 +4574,7 @@
             <w:pPr>
               <w:spacing w:line="0" w:lineRule="atLeast"/>
               <w:rPr>
-                <w:rFonts w:ascii="Arial" w:eastAsia="標楷體" w:hAnsi="Arial" w:cs="Arial"/>
+                <w:rFonts w:ascii="Arial" w:eastAsia="DFKai-SB" w:hAnsi="Arial" w:cs="Arial"/>
                 <w:sz w:val="22"/>
                 <w:szCs w:val="22"/>
                 <w:lang w:eastAsia="zh-TW"/>
@@ -4678,7 +4591,7 @@
             <w:pPr>
               <w:spacing w:line="0" w:lineRule="atLeast"/>
               <w:rPr>
-                <w:rFonts w:ascii="Arial" w:eastAsia="標楷體" w:hAnsi="Arial" w:cs="Arial"/>
+                <w:rFonts w:ascii="Arial" w:eastAsia="DFKai-SB" w:hAnsi="Arial" w:cs="Arial"/>
                 <w:sz w:val="22"/>
                 <w:szCs w:val="22"/>
                 <w:lang w:eastAsia="zh-TW"/>
@@ -4695,7 +4608,7 @@
             <w:pPr>
               <w:spacing w:line="0" w:lineRule="atLeast"/>
               <w:rPr>
-                <w:rFonts w:ascii="Arial" w:eastAsia="標楷體" w:hAnsi="Arial" w:cs="Arial"/>
+                <w:rFonts w:ascii="Arial" w:eastAsia="DFKai-SB" w:hAnsi="Arial" w:cs="Arial"/>
                 <w:sz w:val="22"/>
                 <w:szCs w:val="22"/>
                 <w:lang w:eastAsia="zh-TW"/>
@@ -4715,7 +4628,7 @@
             <w:pPr>
               <w:spacing w:line="0" w:lineRule="atLeast"/>
               <w:rPr>
-                <w:rFonts w:ascii="Arial" w:eastAsia="標楷體" w:hAnsi="Arial" w:cs="Arial"/>
+                <w:rFonts w:ascii="Arial" w:eastAsia="DFKai-SB" w:hAnsi="Arial" w:cs="Arial"/>
                 <w:sz w:val="22"/>
                 <w:szCs w:val="22"/>
                 <w:lang w:eastAsia="zh-TW"/>
@@ -4742,7 +4655,7 @@
               <w:spacing w:line="0" w:lineRule="atLeast"/>
               <w:jc w:val="center"/>
               <w:rPr>
-                <w:rFonts w:ascii="Arial" w:eastAsia="標楷體" w:hAnsi="Arial" w:cs="Arial"/>
+                <w:rFonts w:ascii="Arial" w:eastAsia="DFKai-SB" w:hAnsi="Arial" w:cs="Arial"/>
                 <w:sz w:val="22"/>
                 <w:szCs w:val="22"/>
                 <w:lang w:eastAsia="zh-TW"/>
@@ -4760,15 +4673,15 @@
               <w:spacing w:line="0" w:lineRule="atLeast"/>
               <w:jc w:val="center"/>
               <w:rPr>
-                <w:rFonts w:ascii="Arial" w:eastAsia="標楷體" w:hAnsi="Arial" w:cs="Arial"/>
-                <w:sz w:val="22"/>
-                <w:szCs w:val="22"/>
-                <w:lang w:eastAsia="zh-TW"/>
-              </w:rPr>
-            </w:pPr>
-            <w:r>
-              <w:rPr>
-                <w:rFonts w:ascii="Arial" w:eastAsia="標楷體" w:hAnsi="Arial" w:cs="Arial" w:hint="eastAsia"/>
+                <w:rFonts w:ascii="Arial" w:eastAsia="DFKai-SB" w:hAnsi="Arial" w:cs="Arial"/>
+                <w:sz w:val="22"/>
+                <w:szCs w:val="22"/>
+                <w:lang w:eastAsia="zh-TW"/>
+              </w:rPr>
+            </w:pPr>
+            <w:r>
+              <w:rPr>
+                <w:rFonts w:ascii="Arial" w:eastAsia="DFKai-SB" w:hAnsi="Arial" w:cs="Arial" w:hint="eastAsia"/>
                 <w:sz w:val="22"/>
                 <w:szCs w:val="22"/>
                 <w:lang w:eastAsia="zh-TW"/>
@@ -4787,15 +4700,15 @@
               <w:spacing w:line="0" w:lineRule="atLeast"/>
               <w:jc w:val="center"/>
               <w:rPr>
-                <w:rFonts w:ascii="Arial" w:eastAsia="標楷體" w:hAnsi="Arial" w:cs="Arial"/>
-                <w:sz w:val="22"/>
-                <w:szCs w:val="22"/>
-                <w:lang w:eastAsia="zh-TW"/>
-              </w:rPr>
-            </w:pPr>
-            <w:r>
-              <w:rPr>
-                <w:rFonts w:ascii="Arial" w:eastAsia="標楷體" w:hAnsi="Arial" w:cs="Arial" w:hint="eastAsia"/>
+                <w:rFonts w:ascii="Arial" w:eastAsia="DFKai-SB" w:hAnsi="Arial" w:cs="Arial"/>
+                <w:sz w:val="22"/>
+                <w:szCs w:val="22"/>
+                <w:lang w:eastAsia="zh-TW"/>
+              </w:rPr>
+            </w:pPr>
+            <w:r>
+              <w:rPr>
+                <w:rFonts w:ascii="Arial" w:eastAsia="DFKai-SB" w:hAnsi="Arial" w:cs="Arial" w:hint="eastAsia"/>
                 <w:sz w:val="22"/>
                 <w:szCs w:val="22"/>
                 <w:lang w:eastAsia="zh-TW"/>
@@ -4811,7 +4724,7 @@
           </w:tcPr>
           <w:p>
             <w:pPr>
-              <w:pStyle w:val="a8"/>
+              <w:pStyle w:val="ListParagraph"/>
               <w:numPr>
                 <w:ilvl w:val="0"/>
                 <w:numId w:val="14"/>
@@ -4819,15 +4732,15 @@
               <w:spacing w:line="0" w:lineRule="atLeast"/>
               <w:ind w:leftChars="0"/>
               <w:rPr>
-                <w:rFonts w:ascii="Arial" w:eastAsia="標楷體" w:hAnsi="Arial" w:cs="Arial"/>
-                <w:sz w:val="22"/>
-                <w:szCs w:val="22"/>
-                <w:lang w:eastAsia="zh-TW"/>
-              </w:rPr>
-            </w:pPr>
-            <w:r>
-              <w:rPr>
-                <w:rFonts w:ascii="Arial" w:eastAsia="標楷體" w:hAnsi="Arial" w:cs="Arial" w:hint="eastAsia"/>
+                <w:rFonts w:ascii="Arial" w:eastAsia="DFKai-SB" w:hAnsi="Arial" w:cs="Arial"/>
+                <w:sz w:val="22"/>
+                <w:szCs w:val="22"/>
+                <w:lang w:eastAsia="zh-TW"/>
+              </w:rPr>
+            </w:pPr>
+            <w:r>
+              <w:rPr>
+                <w:rFonts w:ascii="Arial" w:eastAsia="DFKai-SB" w:hAnsi="Arial" w:cs="Arial" w:hint="eastAsia"/>
                 <w:sz w:val="22"/>
                 <w:szCs w:val="22"/>
                 <w:lang w:eastAsia="zh-TW"/>
@@ -4836,7 +4749,7 @@
             </w:r>
             <w:r>
               <w:rPr>
-                <w:rFonts w:ascii="Arial" w:eastAsia="標楷體" w:hAnsi="Arial" w:cs="Arial" w:hint="eastAsia"/>
+                <w:rFonts w:ascii="Arial" w:eastAsia="DFKai-SB" w:hAnsi="Arial" w:cs="Arial" w:hint="eastAsia"/>
                 <w:sz w:val="22"/>
                 <w:szCs w:val="22"/>
                 <w:lang w:eastAsia="zh-TW"/>
@@ -4845,7 +4758,7 @@
             </w:r>
             <w:r>
               <w:rPr>
-                <w:rFonts w:ascii="Arial" w:eastAsia="標楷體" w:hAnsi="Arial" w:cs="Arial" w:hint="eastAsia"/>
+                <w:rFonts w:ascii="Arial" w:eastAsia="DFKai-SB" w:hAnsi="Arial" w:cs="Arial" w:hint="eastAsia"/>
                 <w:sz w:val="22"/>
                 <w:szCs w:val="22"/>
                 <w:lang w:eastAsia="zh-TW"/>
@@ -4863,7 +4776,7 @@
             <w:pPr>
               <w:spacing w:line="0" w:lineRule="atLeast"/>
               <w:rPr>
-                <w:rFonts w:ascii="Arial" w:eastAsia="標楷體" w:hAnsi="Arial" w:cs="Arial"/>
+                <w:rFonts w:ascii="Arial" w:eastAsia="DFKai-SB" w:hAnsi="Arial" w:cs="Arial"/>
                 <w:sz w:val="22"/>
                 <w:szCs w:val="22"/>
                 <w:lang w:eastAsia="zh-TW"/>
@@ -4880,7 +4793,7 @@
             <w:pPr>
               <w:spacing w:line="0" w:lineRule="atLeast"/>
               <w:rPr>
-                <w:rFonts w:ascii="Arial" w:eastAsia="標楷體" w:hAnsi="Arial" w:cs="Arial"/>
+                <w:rFonts w:ascii="Arial" w:eastAsia="DFKai-SB" w:hAnsi="Arial" w:cs="Arial"/>
                 <w:sz w:val="22"/>
                 <w:szCs w:val="22"/>
                 <w:lang w:eastAsia="zh-TW"/>
@@ -4897,7 +4810,7 @@
             <w:pPr>
               <w:spacing w:line="0" w:lineRule="atLeast"/>
               <w:rPr>
-                <w:rFonts w:ascii="Arial" w:eastAsia="標楷體" w:hAnsi="Arial" w:cs="Arial"/>
+                <w:rFonts w:ascii="Arial" w:eastAsia="DFKai-SB" w:hAnsi="Arial" w:cs="Arial"/>
                 <w:sz w:val="22"/>
                 <w:szCs w:val="22"/>
                 <w:lang w:eastAsia="zh-TW"/>
@@ -4917,7 +4830,7 @@
             <w:pPr>
               <w:spacing w:line="0" w:lineRule="atLeast"/>
               <w:rPr>
-                <w:rFonts w:ascii="Arial" w:eastAsia="標楷體" w:hAnsi="Arial" w:cs="Arial"/>
+                <w:rFonts w:ascii="Arial" w:eastAsia="DFKai-SB" w:hAnsi="Arial" w:cs="Arial"/>
                 <w:sz w:val="22"/>
                 <w:szCs w:val="22"/>
                 <w:lang w:eastAsia="zh-TW"/>
@@ -4944,15 +4857,15 @@
               <w:spacing w:line="0" w:lineRule="atLeast"/>
               <w:jc w:val="center"/>
               <w:rPr>
-                <w:rFonts w:ascii="Arial" w:eastAsia="標楷體" w:hAnsi="Arial" w:cs="Arial"/>
-                <w:sz w:val="22"/>
-                <w:szCs w:val="22"/>
-                <w:lang w:eastAsia="zh-TW"/>
-              </w:rPr>
-            </w:pPr>
-            <w:r>
-              <w:rPr>
-                <w:rFonts w:ascii="Arial" w:eastAsia="標楷體" w:hAnsi="Arial" w:cs="Arial" w:hint="eastAsia"/>
+                <w:rFonts w:ascii="Arial" w:eastAsia="DFKai-SB" w:hAnsi="Arial" w:cs="Arial"/>
+                <w:sz w:val="22"/>
+                <w:szCs w:val="22"/>
+                <w:lang w:eastAsia="zh-TW"/>
+              </w:rPr>
+            </w:pPr>
+            <w:r>
+              <w:rPr>
+                <w:rFonts w:ascii="Arial" w:eastAsia="DFKai-SB" w:hAnsi="Arial" w:cs="Arial" w:hint="eastAsia"/>
                 <w:sz w:val="22"/>
                 <w:szCs w:val="22"/>
                 <w:lang w:eastAsia="zh-TW"/>
@@ -4965,15 +4878,15 @@
               <w:spacing w:line="0" w:lineRule="atLeast"/>
               <w:jc w:val="center"/>
               <w:rPr>
-                <w:rFonts w:ascii="Arial" w:eastAsia="標楷體" w:hAnsi="Arial" w:cs="Arial"/>
-                <w:sz w:val="22"/>
-                <w:szCs w:val="22"/>
-                <w:lang w:eastAsia="zh-TW"/>
-              </w:rPr>
-            </w:pPr>
-            <w:r>
-              <w:rPr>
-                <w:rFonts w:ascii="Arial" w:eastAsia="標楷體" w:hAnsi="Arial" w:cs="Arial" w:hint="eastAsia"/>
+                <w:rFonts w:ascii="Arial" w:eastAsia="DFKai-SB" w:hAnsi="Arial" w:cs="Arial"/>
+                <w:sz w:val="22"/>
+                <w:szCs w:val="22"/>
+                <w:lang w:eastAsia="zh-TW"/>
+              </w:rPr>
+            </w:pPr>
+            <w:r>
+              <w:rPr>
+                <w:rFonts w:ascii="Arial" w:eastAsia="DFKai-SB" w:hAnsi="Arial" w:cs="Arial" w:hint="eastAsia"/>
                 <w:sz w:val="22"/>
                 <w:szCs w:val="22"/>
                 <w:lang w:eastAsia="zh-TW"/>
@@ -4986,19 +4899,20 @@
               <w:spacing w:line="0" w:lineRule="atLeast"/>
               <w:jc w:val="center"/>
               <w:rPr>
-                <w:rFonts w:ascii="Arial" w:eastAsia="標楷體" w:hAnsi="Arial" w:cs="Arial"/>
-                <w:sz w:val="22"/>
-                <w:szCs w:val="22"/>
-                <w:lang w:eastAsia="zh-TW"/>
-              </w:rPr>
-            </w:pPr>
-            <w:r>
-              <w:rPr>
-                <w:rFonts w:ascii="Arial" w:eastAsia="標楷體" w:hAnsi="Arial" w:cs="Arial" w:hint="eastAsia"/>
-                <w:sz w:val="22"/>
-                <w:szCs w:val="22"/>
-                <w:lang w:eastAsia="zh-TW"/>
-              </w:rPr>
+                <w:rFonts w:ascii="Arial" w:eastAsia="DFKai-SB" w:hAnsi="Arial" w:cs="Arial"/>
+                <w:sz w:val="22"/>
+                <w:szCs w:val="22"/>
+                <w:lang w:eastAsia="zh-TW"/>
+              </w:rPr>
+            </w:pPr>
+            <w:r>
+              <w:rPr>
+                <w:rFonts w:ascii="Arial" w:eastAsia="DFKai-SB" w:hAnsi="Arial" w:cs="Arial" w:hint="eastAsia"/>
+                <w:sz w:val="22"/>
+                <w:szCs w:val="22"/>
+                <w:lang w:eastAsia="zh-TW"/>
+              </w:rPr>
+              <w:lastRenderedPageBreak/>
               <w:t>及</w:t>
             </w:r>
           </w:p>
@@ -5007,15 +4921,15 @@
               <w:spacing w:line="0" w:lineRule="atLeast"/>
               <w:jc w:val="center"/>
               <w:rPr>
-                <w:rFonts w:ascii="Arial" w:eastAsia="標楷體" w:hAnsi="Arial" w:cs="Arial"/>
-                <w:sz w:val="22"/>
-                <w:szCs w:val="22"/>
-                <w:lang w:eastAsia="zh-TW"/>
-              </w:rPr>
-            </w:pPr>
-            <w:r>
-              <w:rPr>
-                <w:rFonts w:ascii="Arial" w:eastAsia="標楷體" w:hAnsi="Arial" w:cs="Arial" w:hint="eastAsia"/>
+                <w:rFonts w:ascii="Arial" w:eastAsia="DFKai-SB" w:hAnsi="Arial" w:cs="Arial"/>
+                <w:sz w:val="22"/>
+                <w:szCs w:val="22"/>
+                <w:lang w:eastAsia="zh-TW"/>
+              </w:rPr>
+            </w:pPr>
+            <w:r>
+              <w:rPr>
+                <w:rFonts w:ascii="Arial" w:eastAsia="DFKai-SB" w:hAnsi="Arial" w:cs="Arial" w:hint="eastAsia"/>
                 <w:sz w:val="22"/>
                 <w:szCs w:val="22"/>
                 <w:lang w:eastAsia="zh-TW"/>
@@ -5028,15 +4942,15 @@
               <w:spacing w:line="0" w:lineRule="atLeast"/>
               <w:jc w:val="center"/>
               <w:rPr>
-                <w:rFonts w:ascii="Arial" w:eastAsia="標楷體" w:hAnsi="Arial" w:cs="Arial"/>
-                <w:sz w:val="22"/>
-                <w:szCs w:val="22"/>
-                <w:lang w:eastAsia="zh-TW"/>
-              </w:rPr>
-            </w:pPr>
-            <w:r>
-              <w:rPr>
-                <w:rFonts w:ascii="Arial" w:eastAsia="標楷體" w:hAnsi="Arial" w:cs="Arial" w:hint="eastAsia"/>
+                <w:rFonts w:ascii="Arial" w:eastAsia="DFKai-SB" w:hAnsi="Arial" w:cs="Arial"/>
+                <w:sz w:val="22"/>
+                <w:szCs w:val="22"/>
+                <w:lang w:eastAsia="zh-TW"/>
+              </w:rPr>
+            </w:pPr>
+            <w:r>
+              <w:rPr>
+                <w:rFonts w:ascii="Arial" w:eastAsia="DFKai-SB" w:hAnsi="Arial" w:cs="Arial" w:hint="eastAsia"/>
                 <w:sz w:val="22"/>
                 <w:szCs w:val="22"/>
                 <w:lang w:eastAsia="zh-TW"/>
@@ -5049,15 +4963,15 @@
               <w:spacing w:line="0" w:lineRule="atLeast"/>
               <w:jc w:val="center"/>
               <w:rPr>
-                <w:rFonts w:ascii="Arial" w:eastAsia="標楷體" w:hAnsi="Arial" w:cs="Arial"/>
-                <w:sz w:val="22"/>
-                <w:szCs w:val="22"/>
-                <w:lang w:eastAsia="zh-TW"/>
-              </w:rPr>
-            </w:pPr>
-            <w:r>
-              <w:rPr>
-                <w:rFonts w:ascii="Arial" w:eastAsia="標楷體" w:hAnsi="Arial" w:cs="Arial" w:hint="eastAsia"/>
+                <w:rFonts w:ascii="Arial" w:eastAsia="DFKai-SB" w:hAnsi="Arial" w:cs="Arial"/>
+                <w:sz w:val="22"/>
+                <w:szCs w:val="22"/>
+                <w:lang w:eastAsia="zh-TW"/>
+              </w:rPr>
+            </w:pPr>
+            <w:r>
+              <w:rPr>
+                <w:rFonts w:ascii="Arial" w:eastAsia="DFKai-SB" w:hAnsi="Arial" w:cs="Arial" w:hint="eastAsia"/>
                 <w:sz w:val="22"/>
                 <w:szCs w:val="22"/>
                 <w:lang w:eastAsia="zh-TW"/>
@@ -5070,15 +4984,15 @@
               <w:spacing w:line="0" w:lineRule="atLeast"/>
               <w:jc w:val="center"/>
               <w:rPr>
-                <w:rFonts w:ascii="Arial" w:eastAsia="標楷體" w:hAnsi="Arial" w:cs="Arial"/>
-                <w:sz w:val="22"/>
-                <w:szCs w:val="22"/>
-                <w:lang w:eastAsia="zh-TW"/>
-              </w:rPr>
-            </w:pPr>
-            <w:r>
-              <w:rPr>
-                <w:rFonts w:ascii="Arial" w:eastAsia="標楷體" w:hAnsi="Arial" w:cs="Arial" w:hint="eastAsia"/>
+                <w:rFonts w:ascii="Arial" w:eastAsia="DFKai-SB" w:hAnsi="Arial" w:cs="Arial"/>
+                <w:sz w:val="22"/>
+                <w:szCs w:val="22"/>
+                <w:lang w:eastAsia="zh-TW"/>
+              </w:rPr>
+            </w:pPr>
+            <w:r>
+              <w:rPr>
+                <w:rFonts w:ascii="Arial" w:eastAsia="DFKai-SB" w:hAnsi="Arial" w:cs="Arial" w:hint="eastAsia"/>
                 <w:sz w:val="22"/>
                 <w:szCs w:val="22"/>
                 <w:lang w:eastAsia="zh-TW"/>
@@ -5097,19 +5011,20 @@
               <w:spacing w:line="0" w:lineRule="atLeast"/>
               <w:jc w:val="center"/>
               <w:rPr>
-                <w:rFonts w:ascii="Arial" w:eastAsia="標楷體" w:hAnsi="Arial" w:cs="Arial"/>
-                <w:sz w:val="22"/>
-                <w:szCs w:val="22"/>
-                <w:lang w:eastAsia="zh-TW"/>
-              </w:rPr>
-            </w:pPr>
-            <w:r>
-              <w:rPr>
-                <w:rFonts w:ascii="Arial" w:eastAsia="標楷體" w:hAnsi="Arial" w:cs="Arial" w:hint="eastAsia"/>
-                <w:sz w:val="22"/>
-                <w:szCs w:val="22"/>
-                <w:lang w:eastAsia="zh-TW"/>
-              </w:rPr>
+                <w:rFonts w:ascii="Arial" w:eastAsia="DFKai-SB" w:hAnsi="Arial" w:cs="Arial"/>
+                <w:sz w:val="22"/>
+                <w:szCs w:val="22"/>
+                <w:lang w:eastAsia="zh-TW"/>
+              </w:rPr>
+            </w:pPr>
+            <w:r>
+              <w:rPr>
+                <w:rFonts w:ascii="Arial" w:eastAsia="DFKai-SB" w:hAnsi="Arial" w:cs="Arial" w:hint="eastAsia"/>
+                <w:sz w:val="22"/>
+                <w:szCs w:val="22"/>
+                <w:lang w:eastAsia="zh-TW"/>
+              </w:rPr>
+              <w:lastRenderedPageBreak/>
               <w:t>-</w:t>
             </w:r>
           </w:p>
@@ -5124,15 +5039,15 @@
               <w:spacing w:line="0" w:lineRule="atLeast"/>
               <w:jc w:val="center"/>
               <w:rPr>
-                <w:rFonts w:ascii="Arial" w:eastAsia="標楷體" w:hAnsi="Arial" w:cs="Arial"/>
-                <w:sz w:val="22"/>
-                <w:szCs w:val="22"/>
-                <w:lang w:eastAsia="zh-TW"/>
-              </w:rPr>
-            </w:pPr>
-            <w:r>
-              <w:rPr>
-                <w:rFonts w:ascii="Arial" w:eastAsia="標楷體" w:hAnsi="Arial" w:cs="Arial" w:hint="eastAsia"/>
+                <w:rFonts w:ascii="Arial" w:eastAsia="DFKai-SB" w:hAnsi="Arial" w:cs="Arial"/>
+                <w:sz w:val="22"/>
+                <w:szCs w:val="22"/>
+                <w:lang w:eastAsia="zh-TW"/>
+              </w:rPr>
+            </w:pPr>
+            <w:r>
+              <w:rPr>
+                <w:rFonts w:ascii="Arial" w:eastAsia="DFKai-SB" w:hAnsi="Arial" w:cs="Arial" w:hint="eastAsia"/>
                 <w:sz w:val="22"/>
                 <w:szCs w:val="22"/>
                 <w:lang w:eastAsia="zh-TW"/>
@@ -5148,7 +5063,7 @@
           </w:tcPr>
           <w:p>
             <w:pPr>
-              <w:pStyle w:val="a8"/>
+              <w:pStyle w:val="ListParagraph"/>
               <w:numPr>
                 <w:ilvl w:val="0"/>
                 <w:numId w:val="20"/>
@@ -5156,44 +5071,24 @@
               <w:spacing w:line="0" w:lineRule="atLeast"/>
               <w:ind w:leftChars="0"/>
               <w:rPr>
-                <w:rFonts w:ascii="Arial" w:eastAsia="標楷體" w:hAnsi="Arial" w:cs="Arial"/>
-                <w:sz w:val="22"/>
-                <w:szCs w:val="22"/>
-                <w:lang w:eastAsia="zh-TW"/>
-              </w:rPr>
-            </w:pPr>
-            <w:r>
-              <w:rPr>
-                <w:rFonts w:ascii="Arial" w:eastAsia="標楷體" w:hAnsi="Arial" w:cs="Arial" w:hint="eastAsia"/>
-                <w:sz w:val="22"/>
-                <w:szCs w:val="22"/>
-                <w:lang w:eastAsia="zh-TW"/>
-              </w:rPr>
-              <w:t>異常處理</w:t>
-            </w:r>
-            <w:proofErr w:type="gramStart"/>
-            <w:r>
-              <w:rPr>
-                <w:rFonts w:ascii="Arial" w:eastAsia="標楷體" w:hAnsi="Arial" w:cs="Arial" w:hint="eastAsia"/>
-                <w:sz w:val="22"/>
-                <w:szCs w:val="22"/>
-                <w:lang w:eastAsia="zh-TW"/>
-              </w:rPr>
-              <w:t>三</w:t>
-            </w:r>
-            <w:proofErr w:type="gramEnd"/>
-            <w:r>
-              <w:rPr>
-                <w:rFonts w:ascii="Arial" w:eastAsia="標楷體" w:hAnsi="Arial" w:cs="Arial" w:hint="eastAsia"/>
-                <w:sz w:val="22"/>
-                <w:szCs w:val="22"/>
-                <w:lang w:eastAsia="zh-TW"/>
-              </w:rPr>
-              <w:t>階段</w:t>
-            </w:r>
-            <w:r>
-              <w:rPr>
-                <w:rFonts w:ascii="Arial" w:eastAsia="標楷體" w:hAnsi="Arial" w:cs="Arial" w:hint="eastAsia"/>
+                <w:rFonts w:ascii="Arial" w:eastAsia="DFKai-SB" w:hAnsi="Arial" w:cs="Arial"/>
+                <w:sz w:val="22"/>
+                <w:szCs w:val="22"/>
+                <w:lang w:eastAsia="zh-TW"/>
+              </w:rPr>
+            </w:pPr>
+            <w:r>
+              <w:rPr>
+                <w:rFonts w:ascii="Arial" w:eastAsia="DFKai-SB" w:hAnsi="Arial" w:cs="Arial" w:hint="eastAsia"/>
+                <w:sz w:val="22"/>
+                <w:szCs w:val="22"/>
+                <w:lang w:eastAsia="zh-TW"/>
+              </w:rPr>
+              <w:t>異常處理三階段</w:t>
+            </w:r>
+            <w:r>
+              <w:rPr>
+                <w:rFonts w:ascii="Arial" w:eastAsia="DFKai-SB" w:hAnsi="Arial" w:cs="Arial" w:hint="eastAsia"/>
                 <w:sz w:val="22"/>
                 <w:szCs w:val="22"/>
                 <w:lang w:eastAsia="zh-TW"/>
@@ -5202,7 +5097,7 @@
             </w:r>
             <w:r>
               <w:rPr>
-                <w:rFonts w:ascii="Arial" w:eastAsia="標楷體" w:hAnsi="Arial" w:cs="Arial" w:hint="eastAsia"/>
+                <w:rFonts w:ascii="Arial" w:eastAsia="DFKai-SB" w:hAnsi="Arial" w:cs="Arial" w:hint="eastAsia"/>
                 <w:sz w:val="22"/>
                 <w:szCs w:val="22"/>
                 <w:lang w:eastAsia="zh-TW"/>
@@ -5211,7 +5106,7 @@
             </w:r>
             <w:r>
               <w:rPr>
-                <w:rFonts w:ascii="Arial" w:eastAsia="標楷體" w:hAnsi="Arial" w:cs="Arial" w:hint="eastAsia"/>
+                <w:rFonts w:ascii="Arial" w:eastAsia="DFKai-SB" w:hAnsi="Arial" w:cs="Arial" w:hint="eastAsia"/>
                 <w:sz w:val="22"/>
                 <w:szCs w:val="22"/>
                 <w:lang w:eastAsia="zh-TW"/>
@@ -5229,7 +5124,7 @@
             <w:pPr>
               <w:spacing w:line="0" w:lineRule="atLeast"/>
               <w:rPr>
-                <w:rFonts w:ascii="Arial" w:eastAsia="標楷體" w:hAnsi="Arial" w:cs="Arial"/>
+                <w:rFonts w:ascii="Arial" w:eastAsia="DFKai-SB" w:hAnsi="Arial" w:cs="Arial"/>
                 <w:sz w:val="22"/>
                 <w:szCs w:val="22"/>
                 <w:lang w:eastAsia="zh-TW"/>
@@ -5246,7 +5141,7 @@
             <w:pPr>
               <w:spacing w:line="0" w:lineRule="atLeast"/>
               <w:rPr>
-                <w:rFonts w:ascii="Arial" w:eastAsia="標楷體" w:hAnsi="Arial" w:cs="Arial"/>
+                <w:rFonts w:ascii="Arial" w:eastAsia="DFKai-SB" w:hAnsi="Arial" w:cs="Arial"/>
                 <w:sz w:val="22"/>
                 <w:szCs w:val="22"/>
                 <w:lang w:eastAsia="zh-TW"/>
@@ -5263,7 +5158,7 @@
             <w:pPr>
               <w:spacing w:line="0" w:lineRule="atLeast"/>
               <w:rPr>
-                <w:rFonts w:ascii="Arial" w:eastAsia="標楷體" w:hAnsi="Arial" w:cs="Arial"/>
+                <w:rFonts w:ascii="Arial" w:eastAsia="DFKai-SB" w:hAnsi="Arial" w:cs="Arial"/>
                 <w:sz w:val="22"/>
                 <w:szCs w:val="22"/>
                 <w:lang w:eastAsia="zh-TW"/>
@@ -5283,7 +5178,7 @@
             <w:pPr>
               <w:spacing w:line="0" w:lineRule="atLeast"/>
               <w:rPr>
-                <w:rFonts w:ascii="Arial" w:eastAsia="標楷體" w:hAnsi="Arial" w:cs="Arial"/>
+                <w:rFonts w:ascii="Arial" w:eastAsia="DFKai-SB" w:hAnsi="Arial" w:cs="Arial"/>
                 <w:sz w:val="22"/>
                 <w:szCs w:val="22"/>
                 <w:lang w:eastAsia="zh-TW"/>
@@ -5310,7 +5205,7 @@
               <w:spacing w:line="0" w:lineRule="atLeast"/>
               <w:jc w:val="center"/>
               <w:rPr>
-                <w:rFonts w:ascii="Arial" w:eastAsia="標楷體" w:hAnsi="Arial" w:cs="Arial"/>
+                <w:rFonts w:ascii="Arial" w:eastAsia="DFKai-SB" w:hAnsi="Arial" w:cs="Arial"/>
                 <w:sz w:val="22"/>
                 <w:szCs w:val="22"/>
                 <w:lang w:eastAsia="zh-TW"/>
@@ -5328,15 +5223,15 @@
               <w:spacing w:line="0" w:lineRule="atLeast"/>
               <w:jc w:val="center"/>
               <w:rPr>
-                <w:rFonts w:ascii="Arial" w:eastAsia="標楷體" w:hAnsi="Arial" w:cs="Arial"/>
-                <w:sz w:val="22"/>
-                <w:szCs w:val="22"/>
-                <w:lang w:eastAsia="zh-TW"/>
-              </w:rPr>
-            </w:pPr>
-            <w:r>
-              <w:rPr>
-                <w:rFonts w:ascii="Arial" w:eastAsia="標楷體" w:hAnsi="Arial" w:cs="Arial" w:hint="eastAsia"/>
+                <w:rFonts w:ascii="Arial" w:eastAsia="DFKai-SB" w:hAnsi="Arial" w:cs="Arial"/>
+                <w:sz w:val="22"/>
+                <w:szCs w:val="22"/>
+                <w:lang w:eastAsia="zh-TW"/>
+              </w:rPr>
+            </w:pPr>
+            <w:r>
+              <w:rPr>
+                <w:rFonts w:ascii="Arial" w:eastAsia="DFKai-SB" w:hAnsi="Arial" w:cs="Arial" w:hint="eastAsia"/>
                 <w:sz w:val="22"/>
                 <w:szCs w:val="22"/>
                 <w:lang w:eastAsia="zh-TW"/>
@@ -5355,15 +5250,15 @@
               <w:spacing w:line="0" w:lineRule="atLeast"/>
               <w:jc w:val="center"/>
               <w:rPr>
-                <w:rFonts w:ascii="Arial" w:eastAsia="標楷體" w:hAnsi="Arial" w:cs="Arial"/>
-                <w:sz w:val="22"/>
-                <w:szCs w:val="22"/>
-                <w:lang w:eastAsia="zh-TW"/>
-              </w:rPr>
-            </w:pPr>
-            <w:r>
-              <w:rPr>
-                <w:rFonts w:ascii="Arial" w:eastAsia="標楷體" w:hAnsi="Arial" w:cs="Arial" w:hint="eastAsia"/>
+                <w:rFonts w:ascii="Arial" w:eastAsia="DFKai-SB" w:hAnsi="Arial" w:cs="Arial"/>
+                <w:sz w:val="22"/>
+                <w:szCs w:val="22"/>
+                <w:lang w:eastAsia="zh-TW"/>
+              </w:rPr>
+            </w:pPr>
+            <w:r>
+              <w:rPr>
+                <w:rFonts w:ascii="Arial" w:eastAsia="DFKai-SB" w:hAnsi="Arial" w:cs="Arial" w:hint="eastAsia"/>
                 <w:sz w:val="22"/>
                 <w:szCs w:val="22"/>
                 <w:lang w:eastAsia="zh-TW"/>
@@ -5379,7 +5274,7 @@
           </w:tcPr>
           <w:p>
             <w:pPr>
-              <w:pStyle w:val="a8"/>
+              <w:pStyle w:val="ListParagraph"/>
               <w:numPr>
                 <w:ilvl w:val="0"/>
                 <w:numId w:val="20"/>
@@ -5387,15 +5282,15 @@
               <w:spacing w:line="0" w:lineRule="atLeast"/>
               <w:ind w:leftChars="0"/>
               <w:rPr>
-                <w:rFonts w:ascii="Arial" w:eastAsia="標楷體" w:hAnsi="Arial" w:cs="Arial"/>
-                <w:sz w:val="22"/>
-                <w:szCs w:val="22"/>
-                <w:lang w:eastAsia="zh-TW"/>
-              </w:rPr>
-            </w:pPr>
-            <w:r>
-              <w:rPr>
-                <w:rFonts w:ascii="Arial" w:eastAsia="標楷體" w:hAnsi="Arial" w:cs="Arial" w:hint="eastAsia"/>
+                <w:rFonts w:ascii="Arial" w:eastAsia="DFKai-SB" w:hAnsi="Arial" w:cs="Arial"/>
+                <w:sz w:val="22"/>
+                <w:szCs w:val="22"/>
+                <w:lang w:eastAsia="zh-TW"/>
+              </w:rPr>
+            </w:pPr>
+            <w:r>
+              <w:rPr>
+                <w:rFonts w:ascii="Arial" w:eastAsia="DFKai-SB" w:hAnsi="Arial" w:cs="Arial" w:hint="eastAsia"/>
                 <w:sz w:val="22"/>
                 <w:szCs w:val="22"/>
                 <w:lang w:eastAsia="zh-TW"/>
@@ -5404,7 +5299,7 @@
             </w:r>
             <w:r>
               <w:rPr>
-                <w:rFonts w:ascii="Arial" w:eastAsia="標楷體" w:hAnsi="Arial" w:cs="Arial" w:hint="eastAsia"/>
+                <w:rFonts w:ascii="Arial" w:eastAsia="DFKai-SB" w:hAnsi="Arial" w:cs="Arial" w:hint="eastAsia"/>
                 <w:sz w:val="22"/>
                 <w:szCs w:val="22"/>
                 <w:lang w:eastAsia="zh-TW"/>
@@ -5413,7 +5308,7 @@
             </w:r>
             <w:r>
               <w:rPr>
-                <w:rFonts w:ascii="Arial" w:eastAsia="標楷體" w:hAnsi="Arial" w:cs="Arial" w:hint="eastAsia"/>
+                <w:rFonts w:ascii="Arial" w:eastAsia="DFKai-SB" w:hAnsi="Arial" w:cs="Arial" w:hint="eastAsia"/>
                 <w:sz w:val="22"/>
                 <w:szCs w:val="22"/>
                 <w:lang w:eastAsia="zh-TW"/>
@@ -5431,7 +5326,7 @@
             <w:pPr>
               <w:spacing w:line="0" w:lineRule="atLeast"/>
               <w:rPr>
-                <w:rFonts w:ascii="Arial" w:eastAsia="標楷體" w:hAnsi="Arial" w:cs="Arial"/>
+                <w:rFonts w:ascii="Arial" w:eastAsia="DFKai-SB" w:hAnsi="Arial" w:cs="Arial"/>
                 <w:sz w:val="22"/>
                 <w:szCs w:val="22"/>
                 <w:lang w:eastAsia="zh-TW"/>
@@ -5448,7 +5343,7 @@
             <w:pPr>
               <w:spacing w:line="0" w:lineRule="atLeast"/>
               <w:rPr>
-                <w:rFonts w:ascii="Arial" w:eastAsia="標楷體" w:hAnsi="Arial" w:cs="Arial"/>
+                <w:rFonts w:ascii="Arial" w:eastAsia="DFKai-SB" w:hAnsi="Arial" w:cs="Arial"/>
                 <w:sz w:val="22"/>
                 <w:szCs w:val="22"/>
                 <w:lang w:eastAsia="zh-TW"/>
@@ -5465,7 +5360,7 @@
             <w:pPr>
               <w:spacing w:line="0" w:lineRule="atLeast"/>
               <w:rPr>
-                <w:rFonts w:ascii="Arial" w:eastAsia="標楷體" w:hAnsi="Arial" w:cs="Arial"/>
+                <w:rFonts w:ascii="Arial" w:eastAsia="DFKai-SB" w:hAnsi="Arial" w:cs="Arial"/>
                 <w:sz w:val="22"/>
                 <w:szCs w:val="22"/>
                 <w:lang w:eastAsia="zh-TW"/>
@@ -5485,7 +5380,7 @@
             <w:pPr>
               <w:spacing w:line="0" w:lineRule="atLeast"/>
               <w:rPr>
-                <w:rFonts w:ascii="Arial" w:eastAsia="標楷體" w:hAnsi="Arial" w:cs="Arial"/>
+                <w:rFonts w:ascii="Arial" w:eastAsia="DFKai-SB" w:hAnsi="Arial" w:cs="Arial"/>
                 <w:sz w:val="22"/>
                 <w:szCs w:val="22"/>
                 <w:lang w:eastAsia="zh-TW"/>
@@ -5512,7 +5407,7 @@
               <w:spacing w:line="0" w:lineRule="atLeast"/>
               <w:jc w:val="center"/>
               <w:rPr>
-                <w:rFonts w:ascii="Arial" w:eastAsia="標楷體" w:hAnsi="Arial" w:cs="Arial"/>
+                <w:rFonts w:ascii="Arial" w:eastAsia="DFKai-SB" w:hAnsi="Arial" w:cs="Arial"/>
                 <w:sz w:val="22"/>
                 <w:szCs w:val="22"/>
                 <w:lang w:eastAsia="zh-TW"/>
@@ -5530,15 +5425,15 @@
               <w:spacing w:line="0" w:lineRule="atLeast"/>
               <w:jc w:val="center"/>
               <w:rPr>
-                <w:rFonts w:ascii="Arial" w:eastAsia="標楷體" w:hAnsi="Arial" w:cs="Arial"/>
-                <w:sz w:val="22"/>
-                <w:szCs w:val="22"/>
-                <w:lang w:eastAsia="zh-TW"/>
-              </w:rPr>
-            </w:pPr>
-            <w:r>
-              <w:rPr>
-                <w:rFonts w:ascii="Arial" w:eastAsia="標楷體" w:hAnsi="Arial" w:cs="Arial" w:hint="eastAsia"/>
+                <w:rFonts w:ascii="Arial" w:eastAsia="DFKai-SB" w:hAnsi="Arial" w:cs="Arial"/>
+                <w:sz w:val="22"/>
+                <w:szCs w:val="22"/>
+                <w:lang w:eastAsia="zh-TW"/>
+              </w:rPr>
+            </w:pPr>
+            <w:r>
+              <w:rPr>
+                <w:rFonts w:ascii="Arial" w:eastAsia="DFKai-SB" w:hAnsi="Arial" w:cs="Arial" w:hint="eastAsia"/>
                 <w:sz w:val="22"/>
                 <w:szCs w:val="22"/>
                 <w:lang w:eastAsia="zh-TW"/>
@@ -5557,15 +5452,15 @@
               <w:spacing w:line="0" w:lineRule="atLeast"/>
               <w:jc w:val="center"/>
               <w:rPr>
-                <w:rFonts w:ascii="Arial" w:eastAsia="標楷體" w:hAnsi="Arial" w:cs="Arial"/>
-                <w:sz w:val="22"/>
-                <w:szCs w:val="22"/>
-                <w:lang w:eastAsia="zh-TW"/>
-              </w:rPr>
-            </w:pPr>
-            <w:r>
-              <w:rPr>
-                <w:rFonts w:ascii="Arial" w:eastAsia="標楷體" w:hAnsi="Arial" w:cs="Arial" w:hint="eastAsia"/>
+                <w:rFonts w:ascii="Arial" w:eastAsia="DFKai-SB" w:hAnsi="Arial" w:cs="Arial"/>
+                <w:sz w:val="22"/>
+                <w:szCs w:val="22"/>
+                <w:lang w:eastAsia="zh-TW"/>
+              </w:rPr>
+            </w:pPr>
+            <w:r>
+              <w:rPr>
+                <w:rFonts w:ascii="Arial" w:eastAsia="DFKai-SB" w:hAnsi="Arial" w:cs="Arial" w:hint="eastAsia"/>
                 <w:sz w:val="22"/>
                 <w:szCs w:val="22"/>
                 <w:lang w:eastAsia="zh-TW"/>
@@ -5581,7 +5476,7 @@
           </w:tcPr>
           <w:p>
             <w:pPr>
-              <w:pStyle w:val="a8"/>
+              <w:pStyle w:val="ListParagraph"/>
               <w:numPr>
                 <w:ilvl w:val="0"/>
                 <w:numId w:val="20"/>
@@ -5589,15 +5484,15 @@
               <w:spacing w:line="0" w:lineRule="atLeast"/>
               <w:ind w:leftChars="0"/>
               <w:rPr>
-                <w:rFonts w:ascii="Arial" w:eastAsia="標楷體" w:hAnsi="Arial" w:cs="Arial"/>
-                <w:sz w:val="22"/>
-                <w:szCs w:val="22"/>
-                <w:lang w:eastAsia="zh-TW"/>
-              </w:rPr>
-            </w:pPr>
-            <w:r>
-              <w:rPr>
-                <w:rFonts w:ascii="Arial" w:eastAsia="標楷體" w:hAnsi="Arial" w:cs="Arial" w:hint="eastAsia"/>
+                <w:rFonts w:ascii="Arial" w:eastAsia="DFKai-SB" w:hAnsi="Arial" w:cs="Arial"/>
+                <w:sz w:val="22"/>
+                <w:szCs w:val="22"/>
+                <w:lang w:eastAsia="zh-TW"/>
+              </w:rPr>
+            </w:pPr>
+            <w:r>
+              <w:rPr>
+                <w:rFonts w:ascii="Arial" w:eastAsia="DFKai-SB" w:hAnsi="Arial" w:cs="Arial" w:hint="eastAsia"/>
                 <w:sz w:val="22"/>
                 <w:szCs w:val="22"/>
                 <w:lang w:eastAsia="zh-TW"/>
@@ -5606,7 +5501,7 @@
             </w:r>
             <w:r>
               <w:rPr>
-                <w:rFonts w:ascii="Arial" w:eastAsia="標楷體" w:hAnsi="Arial" w:cs="Arial" w:hint="eastAsia"/>
+                <w:rFonts w:ascii="Arial" w:eastAsia="DFKai-SB" w:hAnsi="Arial" w:cs="Arial" w:hint="eastAsia"/>
                 <w:sz w:val="22"/>
                 <w:szCs w:val="22"/>
                 <w:lang w:eastAsia="zh-TW"/>
@@ -5615,7 +5510,7 @@
             </w:r>
             <w:r>
               <w:rPr>
-                <w:rFonts w:ascii="Arial" w:eastAsia="標楷體" w:hAnsi="Arial" w:cs="Arial" w:hint="eastAsia"/>
+                <w:rFonts w:ascii="Arial" w:eastAsia="DFKai-SB" w:hAnsi="Arial" w:cs="Arial" w:hint="eastAsia"/>
                 <w:sz w:val="22"/>
                 <w:szCs w:val="22"/>
                 <w:lang w:eastAsia="zh-TW"/>
@@ -5624,7 +5519,7 @@
             </w:r>
             <w:r>
               <w:rPr>
-                <w:rFonts w:ascii="Arial" w:eastAsia="標楷體" w:hAnsi="Arial" w:cs="Arial"/>
+                <w:rFonts w:ascii="Arial" w:eastAsia="DFKai-SB" w:hAnsi="Arial" w:cs="Arial"/>
                 <w:sz w:val="22"/>
                 <w:szCs w:val="22"/>
                 <w:lang w:eastAsia="zh-TW"/>
@@ -5633,7 +5528,7 @@
             </w:r>
             <w:r>
               <w:rPr>
-                <w:rFonts w:ascii="Arial" w:eastAsia="標楷體" w:hAnsi="Arial" w:cs="Arial" w:hint="eastAsia"/>
+                <w:rFonts w:ascii="Arial" w:eastAsia="DFKai-SB" w:hAnsi="Arial" w:cs="Arial" w:hint="eastAsia"/>
                 <w:sz w:val="22"/>
                 <w:szCs w:val="22"/>
                 <w:lang w:eastAsia="zh-TW"/>
@@ -5642,33 +5537,22 @@
             </w:r>
             <w:r>
               <w:rPr>
-                <w:rFonts w:ascii="Arial" w:eastAsia="標楷體" w:hAnsi="Arial" w:cs="Arial" w:hint="eastAsia"/>
-                <w:sz w:val="22"/>
-                <w:szCs w:val="22"/>
-                <w:lang w:eastAsia="zh-TW"/>
-              </w:rPr>
-              <w:t>非執勤</w:t>
-            </w:r>
-            <w:proofErr w:type="gramStart"/>
-            <w:r>
-              <w:rPr>
-                <w:rFonts w:ascii="Arial" w:eastAsia="標楷體" w:hAnsi="Arial" w:cs="Arial" w:hint="eastAsia"/>
-                <w:sz w:val="22"/>
-                <w:szCs w:val="22"/>
-                <w:lang w:eastAsia="zh-TW"/>
-              </w:rPr>
-              <w:t>期間</w:t>
-            </w:r>
-            <w:r>
-              <w:rPr>
-                <w:rFonts w:ascii="Arial" w:eastAsia="標楷體" w:hAnsi="Arial" w:cs="Arial" w:hint="eastAsia"/>
+                <w:rFonts w:ascii="Arial" w:eastAsia="DFKai-SB" w:hAnsi="Arial" w:cs="Arial" w:hint="eastAsia"/>
+                <w:sz w:val="22"/>
+                <w:szCs w:val="22"/>
+                <w:lang w:eastAsia="zh-TW"/>
+              </w:rPr>
+              <w:t>非執勤期間</w:t>
+            </w:r>
+            <w:r>
+              <w:rPr>
+                <w:rFonts w:ascii="Arial" w:eastAsia="DFKai-SB" w:hAnsi="Arial" w:cs="Arial" w:hint="eastAsia"/>
                 <w:sz w:val="22"/>
                 <w:szCs w:val="22"/>
                 <w:lang w:eastAsia="zh-TW"/>
               </w:rPr>
               <w:t>)</w:t>
             </w:r>
-            <w:proofErr w:type="gramEnd"/>
           </w:p>
         </w:tc>
         <w:tc>
@@ -5680,7 +5564,7 @@
             <w:pPr>
               <w:spacing w:line="0" w:lineRule="atLeast"/>
               <w:rPr>
-                <w:rFonts w:ascii="Arial" w:eastAsia="標楷體" w:hAnsi="Arial" w:cs="Arial"/>
+                <w:rFonts w:ascii="Arial" w:eastAsia="DFKai-SB" w:hAnsi="Arial" w:cs="Arial"/>
                 <w:sz w:val="22"/>
                 <w:szCs w:val="22"/>
                 <w:lang w:eastAsia="zh-TW"/>
@@ -5697,7 +5581,7 @@
             <w:pPr>
               <w:spacing w:line="0" w:lineRule="atLeast"/>
               <w:rPr>
-                <w:rFonts w:ascii="Arial" w:eastAsia="標楷體" w:hAnsi="Arial" w:cs="Arial"/>
+                <w:rFonts w:ascii="Arial" w:eastAsia="DFKai-SB" w:hAnsi="Arial" w:cs="Arial"/>
                 <w:sz w:val="22"/>
                 <w:szCs w:val="22"/>
                 <w:lang w:eastAsia="zh-TW"/>
@@ -5714,7 +5598,7 @@
             <w:pPr>
               <w:spacing w:line="0" w:lineRule="atLeast"/>
               <w:rPr>
-                <w:rFonts w:ascii="Arial" w:eastAsia="標楷體" w:hAnsi="Arial" w:cs="Arial"/>
+                <w:rFonts w:ascii="Arial" w:eastAsia="DFKai-SB" w:hAnsi="Arial" w:cs="Arial"/>
                 <w:sz w:val="22"/>
                 <w:szCs w:val="22"/>
                 <w:lang w:eastAsia="zh-TW"/>
@@ -5734,7 +5618,7 @@
             <w:pPr>
               <w:spacing w:line="0" w:lineRule="atLeast"/>
               <w:rPr>
-                <w:rFonts w:ascii="Arial" w:eastAsia="標楷體" w:hAnsi="Arial" w:cs="Arial"/>
+                <w:rFonts w:ascii="Arial" w:eastAsia="DFKai-SB" w:hAnsi="Arial" w:cs="Arial"/>
                 <w:sz w:val="22"/>
                 <w:szCs w:val="22"/>
                 <w:lang w:eastAsia="zh-TW"/>
@@ -5761,7 +5645,7 @@
               <w:spacing w:line="0" w:lineRule="atLeast"/>
               <w:jc w:val="center"/>
               <w:rPr>
-                <w:rFonts w:ascii="Arial" w:eastAsia="標楷體" w:hAnsi="Arial" w:cs="Arial"/>
+                <w:rFonts w:ascii="Arial" w:eastAsia="DFKai-SB" w:hAnsi="Arial" w:cs="Arial"/>
                 <w:sz w:val="22"/>
                 <w:szCs w:val="22"/>
                 <w:lang w:eastAsia="zh-TW"/>
@@ -5779,15 +5663,15 @@
               <w:spacing w:line="0" w:lineRule="atLeast"/>
               <w:jc w:val="center"/>
               <w:rPr>
-                <w:rFonts w:ascii="Arial" w:eastAsia="標楷體" w:hAnsi="Arial" w:cs="Arial"/>
-                <w:sz w:val="22"/>
-                <w:szCs w:val="22"/>
-                <w:lang w:eastAsia="zh-TW"/>
-              </w:rPr>
-            </w:pPr>
-            <w:r>
-              <w:rPr>
-                <w:rFonts w:ascii="Arial" w:eastAsia="標楷體" w:hAnsi="Arial" w:cs="Arial" w:hint="eastAsia"/>
+                <w:rFonts w:ascii="Arial" w:eastAsia="DFKai-SB" w:hAnsi="Arial" w:cs="Arial"/>
+                <w:sz w:val="22"/>
+                <w:szCs w:val="22"/>
+                <w:lang w:eastAsia="zh-TW"/>
+              </w:rPr>
+            </w:pPr>
+            <w:r>
+              <w:rPr>
+                <w:rFonts w:ascii="Arial" w:eastAsia="DFKai-SB" w:hAnsi="Arial" w:cs="Arial" w:hint="eastAsia"/>
                 <w:sz w:val="22"/>
                 <w:szCs w:val="22"/>
                 <w:lang w:eastAsia="zh-TW"/>
@@ -5806,15 +5690,15 @@
               <w:spacing w:line="0" w:lineRule="atLeast"/>
               <w:jc w:val="center"/>
               <w:rPr>
-                <w:rFonts w:ascii="Arial" w:eastAsia="標楷體" w:hAnsi="Arial" w:cs="Arial"/>
-                <w:sz w:val="22"/>
-                <w:szCs w:val="22"/>
-                <w:lang w:eastAsia="zh-TW"/>
-              </w:rPr>
-            </w:pPr>
-            <w:r>
-              <w:rPr>
-                <w:rFonts w:ascii="Arial" w:eastAsia="標楷體" w:hAnsi="Arial" w:cs="Arial" w:hint="eastAsia"/>
+                <w:rFonts w:ascii="Arial" w:eastAsia="DFKai-SB" w:hAnsi="Arial" w:cs="Arial"/>
+                <w:sz w:val="22"/>
+                <w:szCs w:val="22"/>
+                <w:lang w:eastAsia="zh-TW"/>
+              </w:rPr>
+            </w:pPr>
+            <w:r>
+              <w:rPr>
+                <w:rFonts w:ascii="Arial" w:eastAsia="DFKai-SB" w:hAnsi="Arial" w:cs="Arial" w:hint="eastAsia"/>
                 <w:sz w:val="22"/>
                 <w:szCs w:val="22"/>
                 <w:lang w:eastAsia="zh-TW"/>
@@ -5830,7 +5714,7 @@
           </w:tcPr>
           <w:p>
             <w:pPr>
-              <w:pStyle w:val="a8"/>
+              <w:pStyle w:val="ListParagraph"/>
               <w:numPr>
                 <w:ilvl w:val="0"/>
                 <w:numId w:val="20"/>
@@ -5838,15 +5722,15 @@
               <w:spacing w:line="0" w:lineRule="atLeast"/>
               <w:ind w:leftChars="0"/>
               <w:rPr>
-                <w:rFonts w:ascii="Arial" w:eastAsia="標楷體" w:hAnsi="Arial" w:cs="Arial"/>
-                <w:sz w:val="22"/>
-                <w:szCs w:val="22"/>
-                <w:lang w:eastAsia="zh-TW"/>
-              </w:rPr>
-            </w:pPr>
-            <w:r>
-              <w:rPr>
-                <w:rFonts w:ascii="Arial" w:eastAsia="標楷體" w:hAnsi="Arial" w:cs="Arial" w:hint="eastAsia"/>
+                <w:rFonts w:ascii="Arial" w:eastAsia="DFKai-SB" w:hAnsi="Arial" w:cs="Arial"/>
+                <w:sz w:val="22"/>
+                <w:szCs w:val="22"/>
+                <w:lang w:eastAsia="zh-TW"/>
+              </w:rPr>
+            </w:pPr>
+            <w:r>
+              <w:rPr>
+                <w:rFonts w:ascii="Arial" w:eastAsia="DFKai-SB" w:hAnsi="Arial" w:cs="Arial" w:hint="eastAsia"/>
                 <w:sz w:val="22"/>
                 <w:szCs w:val="22"/>
                 <w:lang w:eastAsia="zh-TW"/>
@@ -5855,7 +5739,7 @@
             </w:r>
             <w:r>
               <w:rPr>
-                <w:rFonts w:ascii="Arial" w:eastAsia="標楷體" w:hAnsi="Arial" w:cs="Arial" w:hint="eastAsia"/>
+                <w:rFonts w:ascii="Arial" w:eastAsia="DFKai-SB" w:hAnsi="Arial" w:cs="Arial" w:hint="eastAsia"/>
                 <w:sz w:val="22"/>
                 <w:szCs w:val="22"/>
                 <w:lang w:eastAsia="zh-TW"/>
@@ -5864,7 +5748,7 @@
             </w:r>
             <w:r>
               <w:rPr>
-                <w:rFonts w:ascii="Arial" w:eastAsia="標楷體" w:hAnsi="Arial" w:cs="Arial" w:hint="eastAsia"/>
+                <w:rFonts w:ascii="Arial" w:eastAsia="DFKai-SB" w:hAnsi="Arial" w:cs="Arial" w:hint="eastAsia"/>
                 <w:sz w:val="22"/>
                 <w:szCs w:val="22"/>
                 <w:lang w:eastAsia="zh-TW"/>
@@ -5873,7 +5757,7 @@
             </w:r>
             <w:r>
               <w:rPr>
-                <w:rFonts w:ascii="Arial" w:eastAsia="標楷體" w:hAnsi="Arial" w:cs="Arial" w:hint="eastAsia"/>
+                <w:rFonts w:ascii="Arial" w:eastAsia="DFKai-SB" w:hAnsi="Arial" w:cs="Arial" w:hint="eastAsia"/>
                 <w:sz w:val="22"/>
                 <w:szCs w:val="22"/>
                 <w:lang w:eastAsia="zh-TW"/>
@@ -5882,7 +5766,7 @@
             </w:r>
             <w:r>
               <w:rPr>
-                <w:rFonts w:ascii="Arial" w:eastAsia="標楷體" w:hAnsi="Arial" w:cs="Arial" w:hint="eastAsia"/>
+                <w:rFonts w:ascii="Arial" w:eastAsia="DFKai-SB" w:hAnsi="Arial" w:cs="Arial" w:hint="eastAsia"/>
                 <w:sz w:val="22"/>
                 <w:szCs w:val="22"/>
                 <w:lang w:eastAsia="zh-TW"/>
@@ -5891,7 +5775,7 @@
             </w:r>
             <w:r>
               <w:rPr>
-                <w:rFonts w:ascii="Arial" w:eastAsia="標楷體" w:hAnsi="Arial" w:cs="Arial" w:hint="eastAsia"/>
+                <w:rFonts w:ascii="Arial" w:eastAsia="DFKai-SB" w:hAnsi="Arial" w:cs="Arial" w:hint="eastAsia"/>
                 <w:sz w:val="22"/>
                 <w:szCs w:val="22"/>
                 <w:lang w:eastAsia="zh-TW"/>
@@ -5900,7 +5784,7 @@
             </w:r>
             <w:r>
               <w:rPr>
-                <w:rFonts w:ascii="Arial" w:eastAsia="標楷體" w:hAnsi="Arial" w:cs="Arial"/>
+                <w:rFonts w:ascii="Arial" w:eastAsia="DFKai-SB" w:hAnsi="Arial" w:cs="Arial"/>
                 <w:sz w:val="22"/>
                 <w:szCs w:val="22"/>
                 <w:lang w:eastAsia="zh-TW"/>
@@ -5909,7 +5793,7 @@
             </w:r>
             <w:r>
               <w:rPr>
-                <w:rFonts w:ascii="Arial" w:eastAsia="標楷體" w:hAnsi="Arial" w:cs="Arial" w:hint="eastAsia"/>
+                <w:rFonts w:ascii="Arial" w:eastAsia="DFKai-SB" w:hAnsi="Arial" w:cs="Arial" w:hint="eastAsia"/>
                 <w:sz w:val="22"/>
                 <w:szCs w:val="22"/>
                 <w:lang w:eastAsia="zh-TW"/>
@@ -5918,7 +5802,7 @@
             </w:r>
             <w:r>
               <w:rPr>
-                <w:rFonts w:ascii="Arial" w:eastAsia="標楷體" w:hAnsi="Arial" w:cs="Arial" w:hint="eastAsia"/>
+                <w:rFonts w:ascii="Arial" w:eastAsia="DFKai-SB" w:hAnsi="Arial" w:cs="Arial" w:hint="eastAsia"/>
                 <w:sz w:val="22"/>
                 <w:szCs w:val="22"/>
                 <w:lang w:eastAsia="zh-TW"/>
@@ -5927,7 +5811,7 @@
             </w:r>
             <w:r>
               <w:rPr>
-                <w:rFonts w:ascii="Arial" w:eastAsia="標楷體" w:hAnsi="Arial" w:cs="Arial" w:hint="eastAsia"/>
+                <w:rFonts w:ascii="Arial" w:eastAsia="DFKai-SB" w:hAnsi="Arial" w:cs="Arial" w:hint="eastAsia"/>
                 <w:sz w:val="22"/>
                 <w:szCs w:val="22"/>
                 <w:lang w:eastAsia="zh-TW"/>
@@ -5936,7 +5820,7 @@
             </w:r>
             <w:r>
               <w:rPr>
-                <w:rFonts w:ascii="Arial" w:eastAsia="標楷體" w:hAnsi="Arial" w:cs="Arial" w:hint="eastAsia"/>
+                <w:rFonts w:ascii="Arial" w:eastAsia="DFKai-SB" w:hAnsi="Arial" w:cs="Arial" w:hint="eastAsia"/>
                 <w:sz w:val="22"/>
                 <w:szCs w:val="22"/>
                 <w:lang w:eastAsia="zh-TW"/>
@@ -5954,7 +5838,7 @@
             <w:pPr>
               <w:spacing w:line="0" w:lineRule="atLeast"/>
               <w:rPr>
-                <w:rFonts w:ascii="Arial" w:eastAsia="標楷體" w:hAnsi="Arial" w:cs="Arial"/>
+                <w:rFonts w:ascii="Arial" w:eastAsia="DFKai-SB" w:hAnsi="Arial" w:cs="Arial"/>
                 <w:sz w:val="22"/>
                 <w:szCs w:val="22"/>
                 <w:lang w:eastAsia="zh-TW"/>
@@ -5971,7 +5855,7 @@
             <w:pPr>
               <w:spacing w:line="0" w:lineRule="atLeast"/>
               <w:rPr>
-                <w:rFonts w:ascii="Arial" w:eastAsia="標楷體" w:hAnsi="Arial" w:cs="Arial"/>
+                <w:rFonts w:ascii="Arial" w:eastAsia="DFKai-SB" w:hAnsi="Arial" w:cs="Arial"/>
                 <w:sz w:val="22"/>
                 <w:szCs w:val="22"/>
                 <w:lang w:eastAsia="zh-TW"/>
@@ -5988,7 +5872,7 @@
             <w:pPr>
               <w:spacing w:line="0" w:lineRule="atLeast"/>
               <w:rPr>
-                <w:rFonts w:ascii="Arial" w:eastAsia="標楷體" w:hAnsi="Arial" w:cs="Arial"/>
+                <w:rFonts w:ascii="Arial" w:eastAsia="DFKai-SB" w:hAnsi="Arial" w:cs="Arial"/>
                 <w:sz w:val="22"/>
                 <w:szCs w:val="22"/>
                 <w:lang w:eastAsia="zh-TW"/>
@@ -6008,7 +5892,7 @@
             <w:pPr>
               <w:spacing w:line="0" w:lineRule="atLeast"/>
               <w:rPr>
-                <w:rFonts w:ascii="Arial" w:eastAsia="標楷體" w:hAnsi="Arial" w:cs="Arial"/>
+                <w:rFonts w:ascii="Arial" w:eastAsia="DFKai-SB" w:hAnsi="Arial" w:cs="Arial"/>
                 <w:sz w:val="22"/>
                 <w:szCs w:val="22"/>
                 <w:lang w:eastAsia="zh-TW"/>
@@ -6035,7 +5919,7 @@
               <w:spacing w:line="0" w:lineRule="atLeast"/>
               <w:jc w:val="center"/>
               <w:rPr>
-                <w:rFonts w:ascii="Arial" w:eastAsia="標楷體" w:hAnsi="Arial" w:cs="Arial"/>
+                <w:rFonts w:ascii="Arial" w:eastAsia="DFKai-SB" w:hAnsi="Arial" w:cs="Arial"/>
                 <w:sz w:val="22"/>
                 <w:szCs w:val="22"/>
                 <w:lang w:eastAsia="zh-TW"/>
@@ -6053,15 +5937,15 @@
               <w:spacing w:line="0" w:lineRule="atLeast"/>
               <w:jc w:val="center"/>
               <w:rPr>
-                <w:rFonts w:ascii="Arial" w:eastAsia="標楷體" w:hAnsi="Arial" w:cs="Arial"/>
-                <w:sz w:val="22"/>
-                <w:szCs w:val="22"/>
-                <w:lang w:eastAsia="zh-TW"/>
-              </w:rPr>
-            </w:pPr>
-            <w:r>
-              <w:rPr>
-                <w:rFonts w:ascii="Arial" w:eastAsia="標楷體" w:hAnsi="Arial" w:cs="Arial" w:hint="eastAsia"/>
+                <w:rFonts w:ascii="Arial" w:eastAsia="DFKai-SB" w:hAnsi="Arial" w:cs="Arial"/>
+                <w:sz w:val="22"/>
+                <w:szCs w:val="22"/>
+                <w:lang w:eastAsia="zh-TW"/>
+              </w:rPr>
+            </w:pPr>
+            <w:r>
+              <w:rPr>
+                <w:rFonts w:ascii="Arial" w:eastAsia="DFKai-SB" w:hAnsi="Arial" w:cs="Arial" w:hint="eastAsia"/>
                 <w:sz w:val="22"/>
                 <w:szCs w:val="22"/>
                 <w:lang w:eastAsia="zh-TW"/>
@@ -6080,15 +5964,15 @@
               <w:spacing w:line="0" w:lineRule="atLeast"/>
               <w:jc w:val="center"/>
               <w:rPr>
-                <w:rFonts w:ascii="Arial" w:eastAsia="標楷體" w:hAnsi="Arial" w:cs="Arial"/>
-                <w:sz w:val="22"/>
-                <w:szCs w:val="22"/>
-                <w:lang w:eastAsia="zh-TW"/>
-              </w:rPr>
-            </w:pPr>
-            <w:r>
-              <w:rPr>
-                <w:rFonts w:ascii="Arial" w:eastAsia="標楷體" w:hAnsi="Arial" w:cs="Arial" w:hint="eastAsia"/>
+                <w:rFonts w:ascii="Arial" w:eastAsia="DFKai-SB" w:hAnsi="Arial" w:cs="Arial"/>
+                <w:sz w:val="22"/>
+                <w:szCs w:val="22"/>
+                <w:lang w:eastAsia="zh-TW"/>
+              </w:rPr>
+            </w:pPr>
+            <w:r>
+              <w:rPr>
+                <w:rFonts w:ascii="Arial" w:eastAsia="DFKai-SB" w:hAnsi="Arial" w:cs="Arial" w:hint="eastAsia"/>
                 <w:sz w:val="22"/>
                 <w:szCs w:val="22"/>
                 <w:lang w:eastAsia="zh-TW"/>
@@ -6104,7 +5988,7 @@
           </w:tcPr>
           <w:p>
             <w:pPr>
-              <w:pStyle w:val="a8"/>
+              <w:pStyle w:val="ListParagraph"/>
               <w:numPr>
                 <w:ilvl w:val="0"/>
                 <w:numId w:val="20"/>
@@ -6112,15 +5996,15 @@
               <w:spacing w:line="0" w:lineRule="atLeast"/>
               <w:ind w:leftChars="0"/>
               <w:rPr>
-                <w:rFonts w:ascii="Arial" w:eastAsia="標楷體" w:hAnsi="Arial" w:cs="Arial"/>
-                <w:sz w:val="22"/>
-                <w:szCs w:val="22"/>
-                <w:lang w:eastAsia="zh-TW"/>
-              </w:rPr>
-            </w:pPr>
-            <w:r>
-              <w:rPr>
-                <w:rFonts w:ascii="Arial" w:eastAsia="標楷體" w:hAnsi="Arial" w:cs="Arial" w:hint="eastAsia"/>
+                <w:rFonts w:ascii="Arial" w:eastAsia="DFKai-SB" w:hAnsi="Arial" w:cs="Arial"/>
+                <w:sz w:val="22"/>
+                <w:szCs w:val="22"/>
+                <w:lang w:eastAsia="zh-TW"/>
+              </w:rPr>
+            </w:pPr>
+            <w:r>
+              <w:rPr>
+                <w:rFonts w:ascii="Arial" w:eastAsia="DFKai-SB" w:hAnsi="Arial" w:cs="Arial" w:hint="eastAsia"/>
                 <w:sz w:val="22"/>
                 <w:szCs w:val="22"/>
                 <w:lang w:eastAsia="zh-TW"/>
@@ -6129,7 +6013,7 @@
             </w:r>
             <w:r>
               <w:rPr>
-                <w:rFonts w:ascii="Arial" w:eastAsia="標楷體" w:hAnsi="Arial" w:cs="Arial" w:hint="eastAsia"/>
+                <w:rFonts w:ascii="Arial" w:eastAsia="DFKai-SB" w:hAnsi="Arial" w:cs="Arial" w:hint="eastAsia"/>
                 <w:sz w:val="22"/>
                 <w:szCs w:val="22"/>
                 <w:lang w:eastAsia="zh-TW"/>
@@ -6138,7 +6022,7 @@
             </w:r>
             <w:r>
               <w:rPr>
-                <w:rFonts w:ascii="Arial" w:eastAsia="標楷體" w:hAnsi="Arial" w:cs="Arial" w:hint="eastAsia"/>
+                <w:rFonts w:ascii="Arial" w:eastAsia="DFKai-SB" w:hAnsi="Arial" w:cs="Arial" w:hint="eastAsia"/>
                 <w:sz w:val="22"/>
                 <w:szCs w:val="22"/>
                 <w:lang w:eastAsia="zh-TW"/>
@@ -6156,7 +6040,7 @@
             <w:pPr>
               <w:spacing w:line="0" w:lineRule="atLeast"/>
               <w:rPr>
-                <w:rFonts w:ascii="Arial" w:eastAsia="標楷體" w:hAnsi="Arial" w:cs="Arial"/>
+                <w:rFonts w:ascii="Arial" w:eastAsia="DFKai-SB" w:hAnsi="Arial" w:cs="Arial"/>
                 <w:sz w:val="22"/>
                 <w:szCs w:val="22"/>
                 <w:lang w:eastAsia="zh-TW"/>
@@ -6173,7 +6057,7 @@
             <w:pPr>
               <w:spacing w:line="0" w:lineRule="atLeast"/>
               <w:rPr>
-                <w:rFonts w:ascii="Arial" w:eastAsia="標楷體" w:hAnsi="Arial" w:cs="Arial"/>
+                <w:rFonts w:ascii="Arial" w:eastAsia="DFKai-SB" w:hAnsi="Arial" w:cs="Arial"/>
                 <w:sz w:val="22"/>
                 <w:szCs w:val="22"/>
                 <w:lang w:eastAsia="zh-TW"/>
@@ -6190,7 +6074,7 @@
             <w:pPr>
               <w:spacing w:line="0" w:lineRule="atLeast"/>
               <w:rPr>
-                <w:rFonts w:ascii="Arial" w:eastAsia="標楷體" w:hAnsi="Arial" w:cs="Arial"/>
+                <w:rFonts w:ascii="Arial" w:eastAsia="DFKai-SB" w:hAnsi="Arial" w:cs="Arial"/>
                 <w:sz w:val="22"/>
                 <w:szCs w:val="22"/>
                 <w:lang w:eastAsia="zh-TW"/>
@@ -6210,7 +6094,7 @@
             <w:pPr>
               <w:spacing w:line="0" w:lineRule="atLeast"/>
               <w:rPr>
-                <w:rFonts w:ascii="Arial" w:eastAsia="標楷體" w:hAnsi="Arial" w:cs="Arial"/>
+                <w:rFonts w:ascii="Arial" w:eastAsia="DFKai-SB" w:hAnsi="Arial" w:cs="Arial"/>
                 <w:sz w:val="22"/>
                 <w:szCs w:val="22"/>
                 <w:lang w:eastAsia="zh-TW"/>
@@ -6237,7 +6121,7 @@
               <w:spacing w:line="0" w:lineRule="atLeast"/>
               <w:jc w:val="center"/>
               <w:rPr>
-                <w:rFonts w:ascii="Arial" w:eastAsia="標楷體" w:hAnsi="Arial" w:cs="Arial"/>
+                <w:rFonts w:ascii="Arial" w:eastAsia="DFKai-SB" w:hAnsi="Arial" w:cs="Arial"/>
                 <w:sz w:val="22"/>
                 <w:szCs w:val="22"/>
                 <w:lang w:eastAsia="zh-TW"/>
@@ -6255,15 +6139,15 @@
               <w:spacing w:line="0" w:lineRule="atLeast"/>
               <w:jc w:val="center"/>
               <w:rPr>
-                <w:rFonts w:ascii="Arial" w:eastAsia="標楷體" w:hAnsi="Arial" w:cs="Arial"/>
-                <w:sz w:val="22"/>
-                <w:szCs w:val="22"/>
-                <w:lang w:eastAsia="zh-TW"/>
-              </w:rPr>
-            </w:pPr>
-            <w:r>
-              <w:rPr>
-                <w:rFonts w:ascii="Arial" w:eastAsia="標楷體" w:hAnsi="Arial" w:cs="Arial" w:hint="eastAsia"/>
+                <w:rFonts w:ascii="Arial" w:eastAsia="DFKai-SB" w:hAnsi="Arial" w:cs="Arial"/>
+                <w:sz w:val="22"/>
+                <w:szCs w:val="22"/>
+                <w:lang w:eastAsia="zh-TW"/>
+              </w:rPr>
+            </w:pPr>
+            <w:r>
+              <w:rPr>
+                <w:rFonts w:ascii="Arial" w:eastAsia="DFKai-SB" w:hAnsi="Arial" w:cs="Arial" w:hint="eastAsia"/>
                 <w:sz w:val="22"/>
                 <w:szCs w:val="22"/>
                 <w:lang w:eastAsia="zh-TW"/>
@@ -6282,15 +6166,15 @@
               <w:spacing w:line="0" w:lineRule="atLeast"/>
               <w:jc w:val="center"/>
               <w:rPr>
-                <w:rFonts w:ascii="Arial" w:eastAsia="標楷體" w:hAnsi="Arial" w:cs="Arial"/>
-                <w:sz w:val="22"/>
-                <w:szCs w:val="22"/>
-                <w:lang w:eastAsia="zh-TW"/>
-              </w:rPr>
-            </w:pPr>
-            <w:r>
-              <w:rPr>
-                <w:rFonts w:ascii="Arial" w:eastAsia="標楷體" w:hAnsi="Arial" w:cs="Arial" w:hint="eastAsia"/>
+                <w:rFonts w:ascii="Arial" w:eastAsia="DFKai-SB" w:hAnsi="Arial" w:cs="Arial"/>
+                <w:sz w:val="22"/>
+                <w:szCs w:val="22"/>
+                <w:lang w:eastAsia="zh-TW"/>
+              </w:rPr>
+            </w:pPr>
+            <w:r>
+              <w:rPr>
+                <w:rFonts w:ascii="Arial" w:eastAsia="DFKai-SB" w:hAnsi="Arial" w:cs="Arial" w:hint="eastAsia"/>
                 <w:sz w:val="22"/>
                 <w:szCs w:val="22"/>
                 <w:lang w:eastAsia="zh-TW"/>
@@ -6306,7 +6190,7 @@
           </w:tcPr>
           <w:p>
             <w:pPr>
-              <w:pStyle w:val="a8"/>
+              <w:pStyle w:val="ListParagraph"/>
               <w:numPr>
                 <w:ilvl w:val="0"/>
                 <w:numId w:val="20"/>
@@ -6314,15 +6198,15 @@
               <w:spacing w:line="0" w:lineRule="atLeast"/>
               <w:ind w:leftChars="0"/>
               <w:rPr>
-                <w:rFonts w:ascii="Arial" w:eastAsia="標楷體" w:hAnsi="Arial" w:cs="Arial"/>
-                <w:sz w:val="22"/>
-                <w:szCs w:val="22"/>
-                <w:lang w:eastAsia="zh-TW"/>
-              </w:rPr>
-            </w:pPr>
-            <w:r>
-              <w:rPr>
-                <w:rFonts w:ascii="Arial" w:eastAsia="標楷體" w:hAnsi="Arial" w:cs="Arial"/>
+                <w:rFonts w:ascii="Arial" w:eastAsia="DFKai-SB" w:hAnsi="Arial" w:cs="Arial"/>
+                <w:sz w:val="22"/>
+                <w:szCs w:val="22"/>
+                <w:lang w:eastAsia="zh-TW"/>
+              </w:rPr>
+            </w:pPr>
+            <w:r>
+              <w:rPr>
+                <w:rFonts w:ascii="Arial" w:eastAsia="DFKai-SB" w:hAnsi="Arial" w:cs="Arial"/>
                 <w:sz w:val="22"/>
                 <w:szCs w:val="22"/>
                 <w:lang w:eastAsia="zh-TW"/>
@@ -6331,7 +6215,7 @@
             </w:r>
             <w:r>
               <w:rPr>
-                <w:rFonts w:ascii="Arial" w:eastAsia="標楷體" w:hAnsi="Arial" w:cs="Arial" w:hint="eastAsia"/>
+                <w:rFonts w:ascii="Arial" w:eastAsia="DFKai-SB" w:hAnsi="Arial" w:cs="Arial" w:hint="eastAsia"/>
                 <w:sz w:val="22"/>
                 <w:szCs w:val="22"/>
                 <w:lang w:eastAsia="zh-TW"/>
@@ -6340,7 +6224,7 @@
             </w:r>
             <w:r>
               <w:rPr>
-                <w:rFonts w:ascii="Arial" w:eastAsia="標楷體" w:hAnsi="Arial" w:cs="Arial" w:hint="eastAsia"/>
+                <w:rFonts w:ascii="Arial" w:eastAsia="DFKai-SB" w:hAnsi="Arial" w:cs="Arial" w:hint="eastAsia"/>
                 <w:sz w:val="22"/>
                 <w:szCs w:val="22"/>
                 <w:lang w:eastAsia="zh-TW"/>
@@ -6358,7 +6242,7 @@
             <w:pPr>
               <w:spacing w:line="0" w:lineRule="atLeast"/>
               <w:rPr>
-                <w:rFonts w:ascii="Arial" w:eastAsia="標楷體" w:hAnsi="Arial" w:cs="Arial"/>
+                <w:rFonts w:ascii="Arial" w:eastAsia="DFKai-SB" w:hAnsi="Arial" w:cs="Arial"/>
                 <w:sz w:val="22"/>
                 <w:szCs w:val="22"/>
                 <w:lang w:eastAsia="zh-TW"/>
@@ -6375,7 +6259,7 @@
             <w:pPr>
               <w:spacing w:line="0" w:lineRule="atLeast"/>
               <w:rPr>
-                <w:rFonts w:ascii="Arial" w:eastAsia="標楷體" w:hAnsi="Arial" w:cs="Arial"/>
+                <w:rFonts w:ascii="Arial" w:eastAsia="DFKai-SB" w:hAnsi="Arial" w:cs="Arial"/>
                 <w:sz w:val="22"/>
                 <w:szCs w:val="22"/>
                 <w:lang w:eastAsia="zh-TW"/>
@@ -6392,7 +6276,7 @@
             <w:pPr>
               <w:spacing w:line="0" w:lineRule="atLeast"/>
               <w:rPr>
-                <w:rFonts w:ascii="Arial" w:eastAsia="標楷體" w:hAnsi="Arial" w:cs="Arial"/>
+                <w:rFonts w:ascii="Arial" w:eastAsia="DFKai-SB" w:hAnsi="Arial" w:cs="Arial"/>
                 <w:sz w:val="22"/>
                 <w:szCs w:val="22"/>
                 <w:lang w:eastAsia="zh-TW"/>
@@ -6412,7 +6296,7 @@
             <w:pPr>
               <w:spacing w:line="0" w:lineRule="atLeast"/>
               <w:rPr>
-                <w:rFonts w:ascii="Arial" w:eastAsia="標楷體" w:hAnsi="Arial" w:cs="Arial"/>
+                <w:rFonts w:ascii="Arial" w:eastAsia="DFKai-SB" w:hAnsi="Arial" w:cs="Arial"/>
                 <w:sz w:val="22"/>
                 <w:szCs w:val="22"/>
                 <w:lang w:eastAsia="zh-TW"/>
@@ -6439,7 +6323,7 @@
               <w:spacing w:line="0" w:lineRule="atLeast"/>
               <w:jc w:val="center"/>
               <w:rPr>
-                <w:rFonts w:ascii="Arial" w:eastAsia="標楷體" w:hAnsi="Arial" w:cs="Arial"/>
+                <w:rFonts w:ascii="Arial" w:eastAsia="DFKai-SB" w:hAnsi="Arial" w:cs="Arial"/>
                 <w:sz w:val="22"/>
                 <w:szCs w:val="22"/>
                 <w:lang w:eastAsia="zh-TW"/>
@@ -6457,15 +6341,15 @@
               <w:spacing w:line="0" w:lineRule="atLeast"/>
               <w:jc w:val="center"/>
               <w:rPr>
-                <w:rFonts w:ascii="Arial" w:eastAsia="標楷體" w:hAnsi="Arial" w:cs="Arial"/>
-                <w:sz w:val="22"/>
-                <w:szCs w:val="22"/>
-                <w:lang w:eastAsia="zh-TW"/>
-              </w:rPr>
-            </w:pPr>
-            <w:r>
-              <w:rPr>
-                <w:rFonts w:ascii="Arial" w:eastAsia="標楷體" w:hAnsi="Arial" w:cs="Arial" w:hint="eastAsia"/>
+                <w:rFonts w:ascii="Arial" w:eastAsia="DFKai-SB" w:hAnsi="Arial" w:cs="Arial"/>
+                <w:sz w:val="22"/>
+                <w:szCs w:val="22"/>
+                <w:lang w:eastAsia="zh-TW"/>
+              </w:rPr>
+            </w:pPr>
+            <w:r>
+              <w:rPr>
+                <w:rFonts w:ascii="Arial" w:eastAsia="DFKai-SB" w:hAnsi="Arial" w:cs="Arial" w:hint="eastAsia"/>
                 <w:sz w:val="22"/>
                 <w:szCs w:val="22"/>
                 <w:lang w:eastAsia="zh-TW"/>
@@ -6484,15 +6368,15 @@
               <w:spacing w:line="0" w:lineRule="atLeast"/>
               <w:jc w:val="center"/>
               <w:rPr>
-                <w:rFonts w:ascii="Arial" w:eastAsia="標楷體" w:hAnsi="Arial" w:cs="Arial"/>
-                <w:sz w:val="22"/>
-                <w:szCs w:val="22"/>
-                <w:lang w:eastAsia="zh-TW"/>
-              </w:rPr>
-            </w:pPr>
-            <w:r>
-              <w:rPr>
-                <w:rFonts w:ascii="Arial" w:eastAsia="標楷體" w:hAnsi="Arial" w:cs="Arial" w:hint="eastAsia"/>
+                <w:rFonts w:ascii="Arial" w:eastAsia="DFKai-SB" w:hAnsi="Arial" w:cs="Arial"/>
+                <w:sz w:val="22"/>
+                <w:szCs w:val="22"/>
+                <w:lang w:eastAsia="zh-TW"/>
+              </w:rPr>
+            </w:pPr>
+            <w:r>
+              <w:rPr>
+                <w:rFonts w:ascii="Arial" w:eastAsia="DFKai-SB" w:hAnsi="Arial" w:cs="Arial" w:hint="eastAsia"/>
                 <w:sz w:val="22"/>
                 <w:szCs w:val="22"/>
                 <w:lang w:eastAsia="zh-TW"/>
@@ -6508,7 +6392,7 @@
           </w:tcPr>
           <w:p>
             <w:pPr>
-              <w:pStyle w:val="a8"/>
+              <w:pStyle w:val="ListParagraph"/>
               <w:numPr>
                 <w:ilvl w:val="0"/>
                 <w:numId w:val="20"/>
@@ -6516,15 +6400,15 @@
               <w:spacing w:line="0" w:lineRule="atLeast"/>
               <w:ind w:leftChars="0"/>
               <w:rPr>
-                <w:rFonts w:ascii="Arial" w:eastAsia="標楷體" w:hAnsi="Arial" w:cs="Arial"/>
-                <w:sz w:val="22"/>
-                <w:szCs w:val="22"/>
-                <w:lang w:eastAsia="zh-TW"/>
-              </w:rPr>
-            </w:pPr>
-            <w:r>
-              <w:rPr>
-                <w:rFonts w:ascii="Arial" w:eastAsia="標楷體" w:hAnsi="Arial" w:cs="Arial"/>
+                <w:rFonts w:ascii="Arial" w:eastAsia="DFKai-SB" w:hAnsi="Arial" w:cs="Arial"/>
+                <w:sz w:val="22"/>
+                <w:szCs w:val="22"/>
+                <w:lang w:eastAsia="zh-TW"/>
+              </w:rPr>
+            </w:pPr>
+            <w:r>
+              <w:rPr>
+                <w:rFonts w:ascii="Arial" w:eastAsia="DFKai-SB" w:hAnsi="Arial" w:cs="Arial"/>
                 <w:sz w:val="22"/>
                 <w:szCs w:val="22"/>
                 <w:lang w:eastAsia="zh-TW"/>
@@ -6533,7 +6417,7 @@
             </w:r>
             <w:r>
               <w:rPr>
-                <w:rFonts w:ascii="Arial" w:eastAsia="標楷體" w:hAnsi="Arial" w:cs="Arial" w:hint="eastAsia"/>
+                <w:rFonts w:ascii="Arial" w:eastAsia="DFKai-SB" w:hAnsi="Arial" w:cs="Arial" w:hint="eastAsia"/>
                 <w:sz w:val="22"/>
                 <w:szCs w:val="22"/>
                 <w:lang w:eastAsia="zh-TW"/>
@@ -6542,7 +6426,7 @@
             </w:r>
             <w:r>
               <w:rPr>
-                <w:rFonts w:ascii="Arial" w:eastAsia="標楷體" w:hAnsi="Arial" w:cs="Arial" w:hint="eastAsia"/>
+                <w:rFonts w:ascii="Arial" w:eastAsia="DFKai-SB" w:hAnsi="Arial" w:cs="Arial" w:hint="eastAsia"/>
                 <w:sz w:val="22"/>
                 <w:szCs w:val="22"/>
                 <w:lang w:eastAsia="zh-TW"/>
@@ -6551,7 +6435,7 @@
             </w:r>
             <w:r>
               <w:rPr>
-                <w:rFonts w:ascii="Arial" w:eastAsia="標楷體" w:hAnsi="Arial" w:cs="Arial" w:hint="eastAsia"/>
+                <w:rFonts w:ascii="Arial" w:eastAsia="DFKai-SB" w:hAnsi="Arial" w:cs="Arial" w:hint="eastAsia"/>
                 <w:sz w:val="22"/>
                 <w:szCs w:val="22"/>
                 <w:lang w:eastAsia="zh-TW"/>
@@ -6569,7 +6453,7 @@
             <w:pPr>
               <w:spacing w:line="0" w:lineRule="atLeast"/>
               <w:rPr>
-                <w:rFonts w:ascii="Arial" w:eastAsia="標楷體" w:hAnsi="Arial" w:cs="Arial"/>
+                <w:rFonts w:ascii="Arial" w:eastAsia="DFKai-SB" w:hAnsi="Arial" w:cs="Arial"/>
                 <w:sz w:val="22"/>
                 <w:szCs w:val="22"/>
                 <w:lang w:eastAsia="zh-TW"/>
@@ -6586,7 +6470,7 @@
             <w:pPr>
               <w:spacing w:line="0" w:lineRule="atLeast"/>
               <w:rPr>
-                <w:rFonts w:ascii="Arial" w:eastAsia="標楷體" w:hAnsi="Arial" w:cs="Arial"/>
+                <w:rFonts w:ascii="Arial" w:eastAsia="DFKai-SB" w:hAnsi="Arial" w:cs="Arial"/>
                 <w:sz w:val="22"/>
                 <w:szCs w:val="22"/>
                 <w:lang w:eastAsia="zh-TW"/>
@@ -6603,7 +6487,7 @@
             <w:pPr>
               <w:spacing w:line="0" w:lineRule="atLeast"/>
               <w:rPr>
-                <w:rFonts w:ascii="Arial" w:eastAsia="標楷體" w:hAnsi="Arial" w:cs="Arial"/>
+                <w:rFonts w:ascii="Arial" w:eastAsia="DFKai-SB" w:hAnsi="Arial" w:cs="Arial"/>
                 <w:sz w:val="22"/>
                 <w:szCs w:val="22"/>
                 <w:lang w:eastAsia="zh-TW"/>
@@ -6623,7 +6507,7 @@
             <w:pPr>
               <w:spacing w:line="0" w:lineRule="atLeast"/>
               <w:rPr>
-                <w:rFonts w:ascii="Arial" w:eastAsia="標楷體" w:hAnsi="Arial" w:cs="Arial"/>
+                <w:rFonts w:ascii="Arial" w:eastAsia="DFKai-SB" w:hAnsi="Arial" w:cs="Arial"/>
                 <w:sz w:val="22"/>
                 <w:szCs w:val="22"/>
                 <w:lang w:eastAsia="zh-TW"/>
@@ -6650,7 +6534,7 @@
               <w:spacing w:line="0" w:lineRule="atLeast"/>
               <w:jc w:val="center"/>
               <w:rPr>
-                <w:rFonts w:ascii="Arial" w:eastAsia="標楷體" w:hAnsi="Arial" w:cs="Arial"/>
+                <w:rFonts w:ascii="Arial" w:eastAsia="DFKai-SB" w:hAnsi="Arial" w:cs="Arial"/>
                 <w:sz w:val="22"/>
                 <w:szCs w:val="22"/>
                 <w:lang w:eastAsia="zh-HK"/>
@@ -6658,7 +6542,7 @@
             </w:pPr>
             <w:r>
               <w:rPr>
-                <w:rFonts w:ascii="Arial" w:eastAsia="標楷體" w:hAnsi="Arial" w:cs="Arial" w:hint="eastAsia"/>
+                <w:rFonts w:ascii="Arial" w:eastAsia="DFKai-SB" w:hAnsi="Arial" w:cs="Arial" w:hint="eastAsia"/>
                 <w:sz w:val="22"/>
                 <w:szCs w:val="22"/>
                 <w:lang w:eastAsia="zh-HK"/>
@@ -6671,7 +6555,7 @@
               <w:spacing w:line="0" w:lineRule="atLeast"/>
               <w:jc w:val="center"/>
               <w:rPr>
-                <w:rFonts w:ascii="Arial" w:eastAsia="標楷體" w:hAnsi="Arial" w:cs="Arial"/>
+                <w:rFonts w:ascii="Arial" w:eastAsia="DFKai-SB" w:hAnsi="Arial" w:cs="Arial"/>
                 <w:sz w:val="22"/>
                 <w:szCs w:val="22"/>
                 <w:lang w:eastAsia="zh-HK"/>
@@ -6679,7 +6563,7 @@
             </w:pPr>
             <w:r>
               <w:rPr>
-                <w:rFonts w:ascii="Arial" w:eastAsia="標楷體" w:hAnsi="Arial" w:cs="Arial" w:hint="eastAsia"/>
+                <w:rFonts w:ascii="Arial" w:eastAsia="DFKai-SB" w:hAnsi="Arial" w:cs="Arial" w:hint="eastAsia"/>
                 <w:sz w:val="22"/>
                 <w:szCs w:val="22"/>
                 <w:lang w:eastAsia="zh-HK"/>
@@ -6692,7 +6576,7 @@
               <w:spacing w:line="0" w:lineRule="atLeast"/>
               <w:jc w:val="center"/>
               <w:rPr>
-                <w:rFonts w:ascii="Arial" w:eastAsia="標楷體" w:hAnsi="Arial" w:cs="Arial"/>
+                <w:rFonts w:ascii="Arial" w:eastAsia="DFKai-SB" w:hAnsi="Arial" w:cs="Arial"/>
                 <w:sz w:val="22"/>
                 <w:szCs w:val="22"/>
                 <w:lang w:eastAsia="zh-HK"/>
@@ -6700,7 +6584,7 @@
             </w:pPr>
             <w:r>
               <w:rPr>
-                <w:rFonts w:ascii="Arial" w:eastAsia="標楷體" w:hAnsi="Arial" w:cs="Arial" w:hint="eastAsia"/>
+                <w:rFonts w:ascii="Arial" w:eastAsia="DFKai-SB" w:hAnsi="Arial" w:cs="Arial" w:hint="eastAsia"/>
                 <w:sz w:val="22"/>
                 <w:szCs w:val="22"/>
                 <w:lang w:eastAsia="zh-HK"/>
@@ -6713,15 +6597,15 @@
               <w:spacing w:line="0" w:lineRule="atLeast"/>
               <w:jc w:val="center"/>
               <w:rPr>
-                <w:rFonts w:ascii="Arial" w:eastAsia="標楷體" w:hAnsi="Arial" w:cs="Arial"/>
-                <w:sz w:val="22"/>
-                <w:szCs w:val="22"/>
-                <w:lang w:eastAsia="zh-TW"/>
-              </w:rPr>
-            </w:pPr>
-            <w:r>
-              <w:rPr>
-                <w:rFonts w:ascii="Arial" w:eastAsia="標楷體" w:hAnsi="Arial" w:cs="Arial" w:hint="eastAsia"/>
+                <w:rFonts w:ascii="Arial" w:eastAsia="DFKai-SB" w:hAnsi="Arial" w:cs="Arial"/>
+                <w:sz w:val="22"/>
+                <w:szCs w:val="22"/>
+                <w:lang w:eastAsia="zh-TW"/>
+              </w:rPr>
+            </w:pPr>
+            <w:r>
+              <w:rPr>
+                <w:rFonts w:ascii="Arial" w:eastAsia="DFKai-SB" w:hAnsi="Arial" w:cs="Arial" w:hint="eastAsia"/>
                 <w:sz w:val="22"/>
                 <w:szCs w:val="22"/>
                 <w:lang w:eastAsia="zh-HK"/>
@@ -6740,15 +6624,15 @@
               <w:spacing w:line="0" w:lineRule="atLeast"/>
               <w:jc w:val="center"/>
               <w:rPr>
-                <w:rFonts w:ascii="Arial" w:eastAsia="標楷體" w:hAnsi="Arial" w:cs="Arial"/>
-                <w:sz w:val="22"/>
-                <w:szCs w:val="22"/>
-                <w:lang w:eastAsia="zh-TW"/>
-              </w:rPr>
-            </w:pPr>
-            <w:r>
-              <w:rPr>
-                <w:rFonts w:ascii="Arial" w:eastAsia="標楷體" w:hAnsi="Arial" w:cs="Arial" w:hint="eastAsia"/>
+                <w:rFonts w:ascii="Arial" w:eastAsia="DFKai-SB" w:hAnsi="Arial" w:cs="Arial"/>
+                <w:sz w:val="22"/>
+                <w:szCs w:val="22"/>
+                <w:lang w:eastAsia="zh-TW"/>
+              </w:rPr>
+            </w:pPr>
+            <w:r>
+              <w:rPr>
+                <w:rFonts w:ascii="Arial" w:eastAsia="DFKai-SB" w:hAnsi="Arial" w:cs="Arial" w:hint="eastAsia"/>
                 <w:sz w:val="22"/>
                 <w:szCs w:val="22"/>
                 <w:lang w:eastAsia="zh-TW"/>
@@ -6767,15 +6651,15 @@
               <w:spacing w:line="0" w:lineRule="atLeast"/>
               <w:jc w:val="center"/>
               <w:rPr>
-                <w:rFonts w:ascii="Arial" w:eastAsia="標楷體" w:hAnsi="Arial" w:cs="Arial"/>
-                <w:sz w:val="22"/>
-                <w:szCs w:val="22"/>
-                <w:lang w:eastAsia="zh-TW"/>
-              </w:rPr>
-            </w:pPr>
-            <w:r>
-              <w:rPr>
-                <w:rFonts w:ascii="Arial" w:eastAsia="標楷體" w:hAnsi="Arial" w:cs="Arial" w:hint="eastAsia"/>
+                <w:rFonts w:ascii="Arial" w:eastAsia="DFKai-SB" w:hAnsi="Arial" w:cs="Arial"/>
+                <w:sz w:val="22"/>
+                <w:szCs w:val="22"/>
+                <w:lang w:eastAsia="zh-TW"/>
+              </w:rPr>
+            </w:pPr>
+            <w:r>
+              <w:rPr>
+                <w:rFonts w:ascii="Arial" w:eastAsia="DFKai-SB" w:hAnsi="Arial" w:cs="Arial" w:hint="eastAsia"/>
                 <w:sz w:val="22"/>
                 <w:szCs w:val="22"/>
                 <w:lang w:eastAsia="zh-TW"/>
@@ -6791,7 +6675,7 @@
           </w:tcPr>
           <w:p>
             <w:pPr>
-              <w:pStyle w:val="a8"/>
+              <w:pStyle w:val="ListParagraph"/>
               <w:numPr>
                 <w:ilvl w:val="0"/>
                 <w:numId w:val="15"/>
@@ -6799,15 +6683,15 @@
               <w:spacing w:line="0" w:lineRule="atLeast"/>
               <w:ind w:leftChars="0"/>
               <w:rPr>
-                <w:rFonts w:ascii="Arial" w:eastAsia="標楷體" w:hAnsi="Arial" w:cs="Arial"/>
-                <w:sz w:val="22"/>
-                <w:szCs w:val="22"/>
-                <w:lang w:eastAsia="zh-TW"/>
-              </w:rPr>
-            </w:pPr>
-            <w:r>
-              <w:rPr>
-                <w:rFonts w:ascii="Arial" w:eastAsia="標楷體" w:hAnsi="Arial" w:cs="Arial" w:hint="eastAsia"/>
+                <w:rFonts w:ascii="Arial" w:eastAsia="DFKai-SB" w:hAnsi="Arial" w:cs="Arial"/>
+                <w:sz w:val="22"/>
+                <w:szCs w:val="22"/>
+                <w:lang w:eastAsia="zh-TW"/>
+              </w:rPr>
+            </w:pPr>
+            <w:r>
+              <w:rPr>
+                <w:rFonts w:ascii="Arial" w:eastAsia="DFKai-SB" w:hAnsi="Arial" w:cs="Arial" w:hint="eastAsia"/>
                 <w:sz w:val="22"/>
                 <w:szCs w:val="22"/>
                 <w:lang w:eastAsia="zh-TW"/>
@@ -6816,7 +6700,7 @@
             </w:r>
             <w:r>
               <w:rPr>
-                <w:rFonts w:ascii="Arial" w:eastAsia="標楷體" w:hAnsi="Arial" w:cs="Arial"/>
+                <w:rFonts w:ascii="Arial" w:eastAsia="DFKai-SB" w:hAnsi="Arial" w:cs="Arial"/>
                 <w:sz w:val="22"/>
                 <w:szCs w:val="22"/>
                 <w:lang w:eastAsia="zh-TW"/>
@@ -6825,7 +6709,7 @@
             </w:r>
             <w:r>
               <w:rPr>
-                <w:rFonts w:ascii="Arial" w:eastAsia="標楷體" w:hAnsi="Arial" w:cs="Arial" w:hint="eastAsia"/>
+                <w:rFonts w:ascii="Arial" w:eastAsia="DFKai-SB" w:hAnsi="Arial" w:cs="Arial" w:hint="eastAsia"/>
                 <w:sz w:val="22"/>
                 <w:szCs w:val="22"/>
                 <w:lang w:eastAsia="zh-HK"/>
@@ -6834,7 +6718,7 @@
             </w:r>
             <w:r>
               <w:rPr>
-                <w:rFonts w:ascii="Arial" w:eastAsia="標楷體" w:hAnsi="Arial" w:cs="Arial" w:hint="eastAsia"/>
+                <w:rFonts w:ascii="Arial" w:eastAsia="DFKai-SB" w:hAnsi="Arial" w:cs="Arial" w:hint="eastAsia"/>
                 <w:sz w:val="22"/>
                 <w:szCs w:val="22"/>
                 <w:lang w:eastAsia="zh-TW"/>
@@ -6843,7 +6727,7 @@
             </w:r>
             <w:r>
               <w:rPr>
-                <w:rFonts w:ascii="Arial" w:eastAsia="標楷體" w:hAnsi="Arial" w:cs="Arial"/>
+                <w:rFonts w:ascii="Arial" w:eastAsia="DFKai-SB" w:hAnsi="Arial" w:cs="Arial"/>
                 <w:sz w:val="22"/>
                 <w:szCs w:val="22"/>
                 <w:lang w:eastAsia="zh-TW"/>
@@ -6852,7 +6736,7 @@
             </w:r>
             <w:r>
               <w:rPr>
-                <w:rFonts w:ascii="Arial" w:eastAsia="標楷體" w:hAnsi="Arial" w:cs="Arial" w:hint="eastAsia"/>
+                <w:rFonts w:ascii="Arial" w:eastAsia="DFKai-SB" w:hAnsi="Arial" w:cs="Arial" w:hint="eastAsia"/>
                 <w:sz w:val="22"/>
                 <w:szCs w:val="22"/>
                 <w:lang w:eastAsia="zh-HK"/>
@@ -6861,7 +6745,7 @@
             </w:r>
             <w:r>
               <w:rPr>
-                <w:rFonts w:ascii="Arial" w:eastAsia="標楷體" w:hAnsi="Arial" w:cs="Arial" w:hint="eastAsia"/>
+                <w:rFonts w:ascii="Arial" w:eastAsia="DFKai-SB" w:hAnsi="Arial" w:cs="Arial" w:hint="eastAsia"/>
                 <w:sz w:val="22"/>
                 <w:szCs w:val="22"/>
                 <w:lang w:eastAsia="zh-TW"/>
@@ -6879,7 +6763,7 @@
             <w:pPr>
               <w:spacing w:line="0" w:lineRule="atLeast"/>
               <w:rPr>
-                <w:rFonts w:ascii="Arial" w:eastAsia="標楷體" w:hAnsi="Arial" w:cs="Arial"/>
+                <w:rFonts w:ascii="Arial" w:eastAsia="DFKai-SB" w:hAnsi="Arial" w:cs="Arial"/>
                 <w:sz w:val="22"/>
                 <w:szCs w:val="22"/>
                 <w:lang w:eastAsia="zh-TW"/>
@@ -6896,7 +6780,7 @@
             <w:pPr>
               <w:spacing w:line="0" w:lineRule="atLeast"/>
               <w:rPr>
-                <w:rFonts w:ascii="Arial" w:eastAsia="標楷體" w:hAnsi="Arial" w:cs="Arial"/>
+                <w:rFonts w:ascii="Arial" w:eastAsia="DFKai-SB" w:hAnsi="Arial" w:cs="Arial"/>
                 <w:sz w:val="22"/>
                 <w:szCs w:val="22"/>
                 <w:lang w:eastAsia="zh-TW"/>
@@ -6913,7 +6797,7 @@
             <w:pPr>
               <w:spacing w:line="0" w:lineRule="atLeast"/>
               <w:rPr>
-                <w:rFonts w:ascii="Arial" w:eastAsia="標楷體" w:hAnsi="Arial" w:cs="Arial"/>
+                <w:rFonts w:ascii="Arial" w:eastAsia="DFKai-SB" w:hAnsi="Arial" w:cs="Arial"/>
                 <w:sz w:val="22"/>
                 <w:szCs w:val="22"/>
                 <w:lang w:eastAsia="zh-TW"/>
@@ -6933,7 +6817,7 @@
             <w:pPr>
               <w:spacing w:line="0" w:lineRule="atLeast"/>
               <w:rPr>
-                <w:rFonts w:ascii="Arial" w:eastAsia="標楷體" w:hAnsi="Arial" w:cs="Arial"/>
+                <w:rFonts w:ascii="Arial" w:eastAsia="DFKai-SB" w:hAnsi="Arial" w:cs="Arial"/>
                 <w:sz w:val="22"/>
                 <w:szCs w:val="22"/>
                 <w:lang w:eastAsia="zh-TW"/>
@@ -6960,7 +6844,7 @@
               <w:spacing w:line="0" w:lineRule="atLeast"/>
               <w:jc w:val="center"/>
               <w:rPr>
-                <w:rFonts w:ascii="Arial" w:eastAsia="標楷體" w:hAnsi="Arial" w:cs="Arial"/>
+                <w:rFonts w:ascii="Arial" w:eastAsia="DFKai-SB" w:hAnsi="Arial" w:cs="Arial"/>
                 <w:sz w:val="22"/>
                 <w:szCs w:val="22"/>
                 <w:lang w:eastAsia="zh-HK"/>
@@ -6978,15 +6862,15 @@
               <w:spacing w:line="0" w:lineRule="atLeast"/>
               <w:jc w:val="center"/>
               <w:rPr>
-                <w:rFonts w:ascii="Arial" w:eastAsia="標楷體" w:hAnsi="Arial" w:cs="Arial"/>
-                <w:sz w:val="22"/>
-                <w:szCs w:val="22"/>
-                <w:lang w:eastAsia="zh-TW"/>
-              </w:rPr>
-            </w:pPr>
-            <w:r>
-              <w:rPr>
-                <w:rFonts w:ascii="Arial" w:eastAsia="標楷體" w:hAnsi="Arial" w:cs="Arial" w:hint="eastAsia"/>
+                <w:rFonts w:ascii="Arial" w:eastAsia="DFKai-SB" w:hAnsi="Arial" w:cs="Arial"/>
+                <w:sz w:val="22"/>
+                <w:szCs w:val="22"/>
+                <w:lang w:eastAsia="zh-TW"/>
+              </w:rPr>
+            </w:pPr>
+            <w:r>
+              <w:rPr>
+                <w:rFonts w:ascii="Arial" w:eastAsia="DFKai-SB" w:hAnsi="Arial" w:cs="Arial" w:hint="eastAsia"/>
                 <w:sz w:val="22"/>
                 <w:szCs w:val="22"/>
                 <w:lang w:eastAsia="zh-TW"/>
@@ -7005,15 +6889,15 @@
               <w:spacing w:line="0" w:lineRule="atLeast"/>
               <w:jc w:val="center"/>
               <w:rPr>
-                <w:rFonts w:ascii="Arial" w:eastAsia="標楷體" w:hAnsi="Arial" w:cs="Arial"/>
-                <w:sz w:val="22"/>
-                <w:szCs w:val="22"/>
-                <w:lang w:eastAsia="zh-TW"/>
-              </w:rPr>
-            </w:pPr>
-            <w:r>
-              <w:rPr>
-                <w:rFonts w:ascii="Arial" w:eastAsia="標楷體" w:hAnsi="Arial" w:cs="Arial" w:hint="eastAsia"/>
+                <w:rFonts w:ascii="Arial" w:eastAsia="DFKai-SB" w:hAnsi="Arial" w:cs="Arial"/>
+                <w:sz w:val="22"/>
+                <w:szCs w:val="22"/>
+                <w:lang w:eastAsia="zh-TW"/>
+              </w:rPr>
+            </w:pPr>
+            <w:r>
+              <w:rPr>
+                <w:rFonts w:ascii="Arial" w:eastAsia="DFKai-SB" w:hAnsi="Arial" w:cs="Arial" w:hint="eastAsia"/>
                 <w:sz w:val="22"/>
                 <w:szCs w:val="22"/>
                 <w:lang w:eastAsia="zh-TW"/>
@@ -7029,7 +6913,7 @@
           </w:tcPr>
           <w:p>
             <w:pPr>
-              <w:pStyle w:val="a8"/>
+              <w:pStyle w:val="ListParagraph"/>
               <w:numPr>
                 <w:ilvl w:val="0"/>
                 <w:numId w:val="15"/>
@@ -7037,7 +6921,7 @@
               <w:spacing w:line="0" w:lineRule="atLeast"/>
               <w:ind w:leftChars="0"/>
               <w:rPr>
-                <w:rFonts w:ascii="Arial" w:eastAsia="標楷體" w:hAnsi="Arial" w:cs="Arial"/>
+                <w:rFonts w:ascii="Arial" w:eastAsia="DFKai-SB" w:hAnsi="Arial" w:cs="Arial"/>
                 <w:sz w:val="22"/>
                 <w:szCs w:val="22"/>
                 <w:lang w:eastAsia="zh-HK"/>
@@ -7045,7 +6929,7 @@
             </w:pPr>
             <w:r>
               <w:rPr>
-                <w:rFonts w:ascii="Arial" w:eastAsia="標楷體" w:hAnsi="Arial" w:cs="Arial" w:hint="eastAsia"/>
+                <w:rFonts w:ascii="Arial" w:eastAsia="DFKai-SB" w:hAnsi="Arial" w:cs="Arial" w:hint="eastAsia"/>
                 <w:sz w:val="22"/>
                 <w:szCs w:val="22"/>
                 <w:lang w:eastAsia="zh-TW"/>
@@ -7054,7 +6938,7 @@
             </w:r>
             <w:r>
               <w:rPr>
-                <w:rFonts w:ascii="Arial" w:eastAsia="標楷體" w:hAnsi="Arial" w:cs="Arial" w:hint="eastAsia"/>
+                <w:rFonts w:ascii="Arial" w:eastAsia="DFKai-SB" w:hAnsi="Arial" w:cs="Arial" w:hint="eastAsia"/>
                 <w:sz w:val="22"/>
                 <w:szCs w:val="22"/>
                 <w:lang w:eastAsia="zh-TW"/>
@@ -7063,7 +6947,7 @@
             </w:r>
             <w:r>
               <w:rPr>
-                <w:rFonts w:ascii="Arial" w:eastAsia="標楷體" w:hAnsi="Arial" w:cs="Arial" w:hint="eastAsia"/>
+                <w:rFonts w:ascii="Arial" w:eastAsia="DFKai-SB" w:hAnsi="Arial" w:cs="Arial" w:hint="eastAsia"/>
                 <w:sz w:val="22"/>
                 <w:szCs w:val="22"/>
                 <w:lang w:eastAsia="zh-TW"/>
@@ -7072,7 +6956,7 @@
             </w:r>
             <w:r>
               <w:rPr>
-                <w:rFonts w:ascii="Arial" w:eastAsia="標楷體" w:hAnsi="Arial" w:cs="Arial" w:hint="eastAsia"/>
+                <w:rFonts w:ascii="Arial" w:eastAsia="DFKai-SB" w:hAnsi="Arial" w:cs="Arial" w:hint="eastAsia"/>
                 <w:sz w:val="22"/>
                 <w:szCs w:val="22"/>
                 <w:lang w:eastAsia="zh-TW"/>
@@ -7090,7 +6974,7 @@
             <w:pPr>
               <w:spacing w:line="0" w:lineRule="atLeast"/>
               <w:rPr>
-                <w:rFonts w:ascii="Arial" w:eastAsia="標楷體" w:hAnsi="Arial" w:cs="Arial"/>
+                <w:rFonts w:ascii="Arial" w:eastAsia="DFKai-SB" w:hAnsi="Arial" w:cs="Arial"/>
                 <w:sz w:val="22"/>
                 <w:szCs w:val="22"/>
                 <w:lang w:eastAsia="zh-TW"/>
@@ -7107,7 +6991,7 @@
             <w:pPr>
               <w:spacing w:line="0" w:lineRule="atLeast"/>
               <w:rPr>
-                <w:rFonts w:ascii="Arial" w:eastAsia="標楷體" w:hAnsi="Arial" w:cs="Arial"/>
+                <w:rFonts w:ascii="Arial" w:eastAsia="DFKai-SB" w:hAnsi="Arial" w:cs="Arial"/>
                 <w:sz w:val="22"/>
                 <w:szCs w:val="22"/>
                 <w:lang w:eastAsia="zh-TW"/>
@@ -7124,7 +7008,7 @@
             <w:pPr>
               <w:spacing w:line="0" w:lineRule="atLeast"/>
               <w:rPr>
-                <w:rFonts w:ascii="Arial" w:eastAsia="標楷體" w:hAnsi="Arial" w:cs="Arial"/>
+                <w:rFonts w:ascii="Arial" w:eastAsia="DFKai-SB" w:hAnsi="Arial" w:cs="Arial"/>
                 <w:sz w:val="22"/>
                 <w:szCs w:val="22"/>
                 <w:lang w:eastAsia="zh-TW"/>
@@ -7144,7 +7028,7 @@
             <w:pPr>
               <w:spacing w:line="0" w:lineRule="atLeast"/>
               <w:rPr>
-                <w:rFonts w:ascii="Arial" w:eastAsia="標楷體" w:hAnsi="Arial" w:cs="Arial"/>
+                <w:rFonts w:ascii="Arial" w:eastAsia="DFKai-SB" w:hAnsi="Arial" w:cs="Arial"/>
                 <w:sz w:val="22"/>
                 <w:szCs w:val="22"/>
                 <w:lang w:eastAsia="zh-TW"/>
@@ -7171,7 +7055,7 @@
               <w:spacing w:line="0" w:lineRule="atLeast"/>
               <w:jc w:val="center"/>
               <w:rPr>
-                <w:rFonts w:ascii="Arial" w:eastAsia="標楷體" w:hAnsi="Arial" w:cs="Arial"/>
+                <w:rFonts w:ascii="Arial" w:eastAsia="DFKai-SB" w:hAnsi="Arial" w:cs="Arial"/>
                 <w:sz w:val="22"/>
                 <w:szCs w:val="22"/>
                 <w:lang w:eastAsia="zh-TW"/>
@@ -7189,15 +7073,15 @@
               <w:spacing w:line="0" w:lineRule="atLeast"/>
               <w:jc w:val="center"/>
               <w:rPr>
-                <w:rFonts w:ascii="Arial" w:eastAsia="標楷體" w:hAnsi="Arial" w:cs="Arial"/>
-                <w:sz w:val="22"/>
-                <w:szCs w:val="22"/>
-                <w:lang w:eastAsia="zh-TW"/>
-              </w:rPr>
-            </w:pPr>
-            <w:r>
-              <w:rPr>
-                <w:rFonts w:ascii="Arial" w:eastAsia="標楷體" w:hAnsi="Arial" w:cs="Arial" w:hint="eastAsia"/>
+                <w:rFonts w:ascii="Arial" w:eastAsia="DFKai-SB" w:hAnsi="Arial" w:cs="Arial"/>
+                <w:sz w:val="22"/>
+                <w:szCs w:val="22"/>
+                <w:lang w:eastAsia="zh-TW"/>
+              </w:rPr>
+            </w:pPr>
+            <w:r>
+              <w:rPr>
+                <w:rFonts w:ascii="Arial" w:eastAsia="DFKai-SB" w:hAnsi="Arial" w:cs="Arial" w:hint="eastAsia"/>
                 <w:sz w:val="22"/>
                 <w:szCs w:val="22"/>
                 <w:lang w:eastAsia="zh-TW"/>
@@ -7216,15 +7100,15 @@
               <w:spacing w:line="0" w:lineRule="atLeast"/>
               <w:jc w:val="center"/>
               <w:rPr>
-                <w:rFonts w:ascii="Arial" w:eastAsia="標楷體" w:hAnsi="Arial" w:cs="Arial"/>
-                <w:sz w:val="22"/>
-                <w:szCs w:val="22"/>
-                <w:lang w:eastAsia="zh-TW"/>
-              </w:rPr>
-            </w:pPr>
-            <w:r>
-              <w:rPr>
-                <w:rFonts w:ascii="Arial" w:eastAsia="標楷體" w:hAnsi="Arial" w:cs="Arial" w:hint="eastAsia"/>
+                <w:rFonts w:ascii="Arial" w:eastAsia="DFKai-SB" w:hAnsi="Arial" w:cs="Arial"/>
+                <w:sz w:val="22"/>
+                <w:szCs w:val="22"/>
+                <w:lang w:eastAsia="zh-TW"/>
+              </w:rPr>
+            </w:pPr>
+            <w:r>
+              <w:rPr>
+                <w:rFonts w:ascii="Arial" w:eastAsia="DFKai-SB" w:hAnsi="Arial" w:cs="Arial" w:hint="eastAsia"/>
                 <w:sz w:val="22"/>
                 <w:szCs w:val="22"/>
                 <w:lang w:eastAsia="zh-TW"/>
@@ -7240,7 +7124,7 @@
           </w:tcPr>
           <w:p>
             <w:pPr>
-              <w:pStyle w:val="a8"/>
+              <w:pStyle w:val="ListParagraph"/>
               <w:numPr>
                 <w:ilvl w:val="0"/>
                 <w:numId w:val="15"/>
@@ -7248,15 +7132,15 @@
               <w:spacing w:line="0" w:lineRule="atLeast"/>
               <w:ind w:leftChars="0"/>
               <w:rPr>
-                <w:rFonts w:ascii="Arial" w:eastAsia="標楷體" w:hAnsi="Arial" w:cs="Arial"/>
-                <w:sz w:val="22"/>
-                <w:szCs w:val="22"/>
-                <w:lang w:eastAsia="zh-TW"/>
-              </w:rPr>
-            </w:pPr>
-            <w:r>
-              <w:rPr>
-                <w:rFonts w:ascii="Arial" w:eastAsia="標楷體" w:hAnsi="Arial" w:cs="Arial" w:hint="eastAsia"/>
+                <w:rFonts w:ascii="Arial" w:eastAsia="DFKai-SB" w:hAnsi="Arial" w:cs="Arial"/>
+                <w:sz w:val="22"/>
+                <w:szCs w:val="22"/>
+                <w:lang w:eastAsia="zh-TW"/>
+              </w:rPr>
+            </w:pPr>
+            <w:r>
+              <w:rPr>
+                <w:rFonts w:ascii="Arial" w:eastAsia="DFKai-SB" w:hAnsi="Arial" w:cs="Arial" w:hint="eastAsia"/>
                 <w:sz w:val="22"/>
                 <w:szCs w:val="22"/>
                 <w:lang w:eastAsia="zh-HK"/>
@@ -7265,7 +7149,7 @@
             </w:r>
             <w:r>
               <w:rPr>
-                <w:rFonts w:ascii="Arial" w:eastAsia="標楷體" w:hAnsi="Arial" w:cs="Arial" w:hint="eastAsia"/>
+                <w:rFonts w:ascii="Arial" w:eastAsia="DFKai-SB" w:hAnsi="Arial" w:cs="Arial" w:hint="eastAsia"/>
                 <w:sz w:val="22"/>
                 <w:szCs w:val="22"/>
                 <w:lang w:eastAsia="zh-TW"/>
@@ -7274,7 +7158,7 @@
             </w:r>
             <w:r>
               <w:rPr>
-                <w:rFonts w:ascii="Arial" w:eastAsia="標楷體" w:hAnsi="Arial" w:cs="Arial" w:hint="eastAsia"/>
+                <w:rFonts w:ascii="Arial" w:eastAsia="DFKai-SB" w:hAnsi="Arial" w:cs="Arial" w:hint="eastAsia"/>
                 <w:sz w:val="22"/>
                 <w:szCs w:val="22"/>
                 <w:lang w:eastAsia="zh-TW"/>
@@ -7283,7 +7167,7 @@
             </w:r>
             <w:r>
               <w:rPr>
-                <w:rFonts w:ascii="Arial" w:eastAsia="標楷體" w:hAnsi="Arial" w:cs="Arial" w:hint="eastAsia"/>
+                <w:rFonts w:ascii="Arial" w:eastAsia="DFKai-SB" w:hAnsi="Arial" w:cs="Arial" w:hint="eastAsia"/>
                 <w:sz w:val="22"/>
                 <w:szCs w:val="22"/>
                 <w:lang w:eastAsia="zh-TW"/>
@@ -7292,7 +7176,7 @@
             </w:r>
             <w:r>
               <w:rPr>
-                <w:rFonts w:ascii="Arial" w:eastAsia="標楷體" w:hAnsi="Arial" w:cs="Arial"/>
+                <w:rFonts w:ascii="Arial" w:eastAsia="DFKai-SB" w:hAnsi="Arial" w:cs="Arial"/>
                 <w:sz w:val="22"/>
                 <w:szCs w:val="22"/>
                 <w:lang w:eastAsia="zh-TW"/>
@@ -7301,7 +7185,7 @@
             </w:r>
             <w:r>
               <w:rPr>
-                <w:rFonts w:ascii="Arial" w:eastAsia="標楷體" w:hAnsi="Arial" w:cs="Arial" w:hint="eastAsia"/>
+                <w:rFonts w:ascii="Arial" w:eastAsia="DFKai-SB" w:hAnsi="Arial" w:cs="Arial" w:hint="eastAsia"/>
                 <w:sz w:val="22"/>
                 <w:szCs w:val="22"/>
                 <w:lang w:eastAsia="zh-TW"/>
@@ -7310,7 +7194,7 @@
             </w:r>
             <w:r>
               <w:rPr>
-                <w:rFonts w:ascii="Arial" w:eastAsia="標楷體" w:hAnsi="Arial" w:cs="Arial" w:hint="eastAsia"/>
+                <w:rFonts w:ascii="Arial" w:eastAsia="DFKai-SB" w:hAnsi="Arial" w:cs="Arial" w:hint="eastAsia"/>
                 <w:sz w:val="22"/>
                 <w:szCs w:val="22"/>
                 <w:lang w:eastAsia="zh-HK"/>
@@ -7319,7 +7203,7 @@
             </w:r>
             <w:r>
               <w:rPr>
-                <w:rFonts w:ascii="Arial" w:eastAsia="標楷體" w:hAnsi="Arial" w:cs="Arial" w:hint="eastAsia"/>
+                <w:rFonts w:ascii="Arial" w:eastAsia="DFKai-SB" w:hAnsi="Arial" w:cs="Arial" w:hint="eastAsia"/>
                 <w:sz w:val="22"/>
                 <w:szCs w:val="22"/>
                 <w:lang w:eastAsia="zh-TW"/>
@@ -7337,7 +7221,7 @@
             <w:pPr>
               <w:spacing w:line="0" w:lineRule="atLeast"/>
               <w:rPr>
-                <w:rFonts w:ascii="Arial" w:eastAsia="標楷體" w:hAnsi="Arial" w:cs="Arial"/>
+                <w:rFonts w:ascii="Arial" w:eastAsia="DFKai-SB" w:hAnsi="Arial" w:cs="Arial"/>
                 <w:sz w:val="22"/>
                 <w:szCs w:val="22"/>
                 <w:lang w:eastAsia="zh-TW"/>
@@ -7354,7 +7238,7 @@
             <w:pPr>
               <w:spacing w:line="0" w:lineRule="atLeast"/>
               <w:rPr>
-                <w:rFonts w:ascii="Arial" w:eastAsia="標楷體" w:hAnsi="Arial" w:cs="Arial"/>
+                <w:rFonts w:ascii="Arial" w:eastAsia="DFKai-SB" w:hAnsi="Arial" w:cs="Arial"/>
                 <w:sz w:val="22"/>
                 <w:szCs w:val="22"/>
                 <w:lang w:eastAsia="zh-TW"/>
@@ -7371,7 +7255,7 @@
             <w:pPr>
               <w:spacing w:line="0" w:lineRule="atLeast"/>
               <w:rPr>
-                <w:rFonts w:ascii="Arial" w:eastAsia="標楷體" w:hAnsi="Arial" w:cs="Arial"/>
+                <w:rFonts w:ascii="Arial" w:eastAsia="DFKai-SB" w:hAnsi="Arial" w:cs="Arial"/>
                 <w:sz w:val="22"/>
                 <w:szCs w:val="22"/>
                 <w:lang w:eastAsia="zh-TW"/>
@@ -7391,7 +7275,7 @@
             <w:pPr>
               <w:spacing w:line="0" w:lineRule="atLeast"/>
               <w:rPr>
-                <w:rFonts w:ascii="Arial" w:eastAsia="標楷體" w:hAnsi="Arial" w:cs="Arial"/>
+                <w:rFonts w:ascii="Arial" w:eastAsia="DFKai-SB" w:hAnsi="Arial" w:cs="Arial"/>
                 <w:sz w:val="22"/>
                 <w:szCs w:val="22"/>
                 <w:lang w:eastAsia="zh-TW"/>
@@ -7418,7 +7302,7 @@
               <w:spacing w:line="0" w:lineRule="atLeast"/>
               <w:jc w:val="center"/>
               <w:rPr>
-                <w:rFonts w:ascii="Arial" w:eastAsia="標楷體" w:hAnsi="Arial" w:cs="Arial"/>
+                <w:rFonts w:ascii="Arial" w:eastAsia="DFKai-SB" w:hAnsi="Arial" w:cs="Arial"/>
                 <w:sz w:val="22"/>
                 <w:szCs w:val="22"/>
                 <w:lang w:eastAsia="zh-TW"/>
@@ -7436,15 +7320,15 @@
               <w:spacing w:line="0" w:lineRule="atLeast"/>
               <w:jc w:val="center"/>
               <w:rPr>
-                <w:rFonts w:ascii="Arial" w:eastAsia="標楷體" w:hAnsi="Arial" w:cs="Arial"/>
-                <w:sz w:val="22"/>
-                <w:szCs w:val="22"/>
-                <w:lang w:eastAsia="zh-TW"/>
-              </w:rPr>
-            </w:pPr>
-            <w:r>
-              <w:rPr>
-                <w:rFonts w:ascii="Arial" w:eastAsia="標楷體" w:hAnsi="Arial" w:cs="Arial" w:hint="eastAsia"/>
+                <w:rFonts w:ascii="Arial" w:eastAsia="DFKai-SB" w:hAnsi="Arial" w:cs="Arial"/>
+                <w:sz w:val="22"/>
+                <w:szCs w:val="22"/>
+                <w:lang w:eastAsia="zh-TW"/>
+              </w:rPr>
+            </w:pPr>
+            <w:r>
+              <w:rPr>
+                <w:rFonts w:ascii="Arial" w:eastAsia="DFKai-SB" w:hAnsi="Arial" w:cs="Arial" w:hint="eastAsia"/>
                 <w:sz w:val="22"/>
                 <w:szCs w:val="22"/>
                 <w:lang w:eastAsia="zh-TW"/>
@@ -7463,15 +7347,15 @@
               <w:spacing w:line="0" w:lineRule="atLeast"/>
               <w:jc w:val="center"/>
               <w:rPr>
-                <w:rFonts w:ascii="Arial" w:eastAsia="標楷體" w:hAnsi="Arial" w:cs="Arial"/>
-                <w:sz w:val="22"/>
-                <w:szCs w:val="22"/>
-                <w:lang w:eastAsia="zh-TW"/>
-              </w:rPr>
-            </w:pPr>
-            <w:r>
-              <w:rPr>
-                <w:rFonts w:ascii="Arial" w:eastAsia="標楷體" w:hAnsi="Arial" w:cs="Arial" w:hint="eastAsia"/>
+                <w:rFonts w:ascii="Arial" w:eastAsia="DFKai-SB" w:hAnsi="Arial" w:cs="Arial"/>
+                <w:sz w:val="22"/>
+                <w:szCs w:val="22"/>
+                <w:lang w:eastAsia="zh-TW"/>
+              </w:rPr>
+            </w:pPr>
+            <w:r>
+              <w:rPr>
+                <w:rFonts w:ascii="Arial" w:eastAsia="DFKai-SB" w:hAnsi="Arial" w:cs="Arial" w:hint="eastAsia"/>
                 <w:sz w:val="22"/>
                 <w:szCs w:val="22"/>
                 <w:lang w:eastAsia="zh-TW"/>
@@ -7487,7 +7371,7 @@
           </w:tcPr>
           <w:p>
             <w:pPr>
-              <w:pStyle w:val="a8"/>
+              <w:pStyle w:val="ListParagraph"/>
               <w:numPr>
                 <w:ilvl w:val="0"/>
                 <w:numId w:val="15"/>
@@ -7495,15 +7379,15 @@
               <w:spacing w:line="0" w:lineRule="atLeast"/>
               <w:ind w:leftChars="0"/>
               <w:rPr>
-                <w:rFonts w:ascii="Arial" w:eastAsia="標楷體" w:hAnsi="Arial" w:cs="Arial"/>
-                <w:sz w:val="22"/>
-                <w:szCs w:val="22"/>
-                <w:lang w:eastAsia="zh-TW"/>
-              </w:rPr>
-            </w:pPr>
-            <w:r>
-              <w:rPr>
-                <w:rFonts w:ascii="Arial" w:eastAsia="標楷體" w:hAnsi="Arial" w:cs="Arial" w:hint="eastAsia"/>
+                <w:rFonts w:ascii="Arial" w:eastAsia="DFKai-SB" w:hAnsi="Arial" w:cs="Arial"/>
+                <w:sz w:val="22"/>
+                <w:szCs w:val="22"/>
+                <w:lang w:eastAsia="zh-TW"/>
+              </w:rPr>
+            </w:pPr>
+            <w:r>
+              <w:rPr>
+                <w:rFonts w:ascii="Arial" w:eastAsia="DFKai-SB" w:hAnsi="Arial" w:cs="Arial" w:hint="eastAsia"/>
                 <w:sz w:val="22"/>
                 <w:szCs w:val="22"/>
                 <w:lang w:eastAsia="zh-TW"/>
@@ -7512,7 +7396,7 @@
             </w:r>
             <w:r>
               <w:rPr>
-                <w:rFonts w:ascii="Arial" w:eastAsia="標楷體" w:hAnsi="Arial" w:cs="Arial" w:hint="eastAsia"/>
+                <w:rFonts w:ascii="Arial" w:eastAsia="DFKai-SB" w:hAnsi="Arial" w:cs="Arial" w:hint="eastAsia"/>
                 <w:sz w:val="22"/>
                 <w:szCs w:val="22"/>
                 <w:lang w:eastAsia="zh-TW"/>
@@ -7521,7 +7405,7 @@
             </w:r>
             <w:r>
               <w:rPr>
-                <w:rFonts w:ascii="Arial" w:eastAsia="標楷體" w:hAnsi="Arial" w:cs="Arial" w:hint="eastAsia"/>
+                <w:rFonts w:ascii="Arial" w:eastAsia="DFKai-SB" w:hAnsi="Arial" w:cs="Arial" w:hint="eastAsia"/>
                 <w:sz w:val="22"/>
                 <w:szCs w:val="22"/>
                 <w:lang w:eastAsia="zh-TW"/>
@@ -7530,7 +7414,7 @@
             </w:r>
             <w:r>
               <w:rPr>
-                <w:rFonts w:ascii="Arial" w:eastAsia="標楷體" w:hAnsi="Arial" w:cs="Arial" w:hint="eastAsia"/>
+                <w:rFonts w:ascii="Arial" w:eastAsia="DFKai-SB" w:hAnsi="Arial" w:cs="Arial" w:hint="eastAsia"/>
                 <w:sz w:val="22"/>
                 <w:szCs w:val="22"/>
                 <w:lang w:eastAsia="zh-TW"/>
@@ -7548,7 +7432,7 @@
             <w:pPr>
               <w:spacing w:line="0" w:lineRule="atLeast"/>
               <w:rPr>
-                <w:rFonts w:ascii="Arial" w:eastAsia="標楷體" w:hAnsi="Arial" w:cs="Arial"/>
+                <w:rFonts w:ascii="Arial" w:eastAsia="DFKai-SB" w:hAnsi="Arial" w:cs="Arial"/>
                 <w:sz w:val="22"/>
                 <w:szCs w:val="22"/>
                 <w:lang w:eastAsia="zh-TW"/>
@@ -7565,7 +7449,7 @@
             <w:pPr>
               <w:spacing w:line="0" w:lineRule="atLeast"/>
               <w:rPr>
-                <w:rFonts w:ascii="Arial" w:eastAsia="標楷體" w:hAnsi="Arial" w:cs="Arial"/>
+                <w:rFonts w:ascii="Arial" w:eastAsia="DFKai-SB" w:hAnsi="Arial" w:cs="Arial"/>
                 <w:sz w:val="22"/>
                 <w:szCs w:val="22"/>
                 <w:lang w:eastAsia="zh-TW"/>
@@ -7582,7 +7466,7 @@
             <w:pPr>
               <w:spacing w:line="0" w:lineRule="atLeast"/>
               <w:rPr>
-                <w:rFonts w:ascii="Arial" w:eastAsia="標楷體" w:hAnsi="Arial" w:cs="Arial"/>
+                <w:rFonts w:ascii="Arial" w:eastAsia="DFKai-SB" w:hAnsi="Arial" w:cs="Arial"/>
                 <w:sz w:val="22"/>
                 <w:szCs w:val="22"/>
                 <w:lang w:eastAsia="zh-TW"/>
@@ -7602,7 +7486,7 @@
             <w:pPr>
               <w:spacing w:line="0" w:lineRule="atLeast"/>
               <w:rPr>
-                <w:rFonts w:ascii="Arial" w:eastAsia="標楷體" w:hAnsi="Arial" w:cs="Arial"/>
+                <w:rFonts w:ascii="Arial" w:eastAsia="DFKai-SB" w:hAnsi="Arial" w:cs="Arial"/>
                 <w:sz w:val="22"/>
                 <w:szCs w:val="22"/>
                 <w:lang w:eastAsia="zh-TW"/>
@@ -7629,7 +7513,7 @@
               <w:spacing w:line="0" w:lineRule="atLeast"/>
               <w:jc w:val="center"/>
               <w:rPr>
-                <w:rFonts w:ascii="Arial" w:eastAsia="標楷體" w:hAnsi="Arial" w:cs="Arial"/>
+                <w:rFonts w:ascii="Arial" w:eastAsia="DFKai-SB" w:hAnsi="Arial" w:cs="Arial"/>
                 <w:sz w:val="22"/>
                 <w:szCs w:val="22"/>
                 <w:lang w:eastAsia="zh-TW"/>
@@ -7647,15 +7531,15 @@
               <w:spacing w:line="0" w:lineRule="atLeast"/>
               <w:jc w:val="center"/>
               <w:rPr>
-                <w:rFonts w:ascii="Arial" w:eastAsia="標楷體" w:hAnsi="Arial" w:cs="Arial"/>
-                <w:sz w:val="22"/>
-                <w:szCs w:val="22"/>
-                <w:lang w:eastAsia="zh-TW"/>
-              </w:rPr>
-            </w:pPr>
-            <w:r>
-              <w:rPr>
-                <w:rFonts w:ascii="Arial" w:eastAsia="標楷體" w:hAnsi="Arial" w:cs="Arial" w:hint="eastAsia"/>
+                <w:rFonts w:ascii="Arial" w:eastAsia="DFKai-SB" w:hAnsi="Arial" w:cs="Arial"/>
+                <w:sz w:val="22"/>
+                <w:szCs w:val="22"/>
+                <w:lang w:eastAsia="zh-TW"/>
+              </w:rPr>
+            </w:pPr>
+            <w:r>
+              <w:rPr>
+                <w:rFonts w:ascii="Arial" w:eastAsia="DFKai-SB" w:hAnsi="Arial" w:cs="Arial" w:hint="eastAsia"/>
                 <w:sz w:val="22"/>
                 <w:szCs w:val="22"/>
                 <w:lang w:eastAsia="zh-TW"/>
@@ -7674,15 +7558,15 @@
               <w:spacing w:line="0" w:lineRule="atLeast"/>
               <w:jc w:val="center"/>
               <w:rPr>
-                <w:rFonts w:ascii="Arial" w:eastAsia="標楷體" w:hAnsi="Arial" w:cs="Arial"/>
-                <w:sz w:val="22"/>
-                <w:szCs w:val="22"/>
-                <w:lang w:eastAsia="zh-TW"/>
-              </w:rPr>
-            </w:pPr>
-            <w:r>
-              <w:rPr>
-                <w:rFonts w:ascii="Arial" w:eastAsia="標楷體" w:hAnsi="Arial" w:cs="Arial" w:hint="eastAsia"/>
+                <w:rFonts w:ascii="Arial" w:eastAsia="DFKai-SB" w:hAnsi="Arial" w:cs="Arial"/>
+                <w:sz w:val="22"/>
+                <w:szCs w:val="22"/>
+                <w:lang w:eastAsia="zh-TW"/>
+              </w:rPr>
+            </w:pPr>
+            <w:r>
+              <w:rPr>
+                <w:rFonts w:ascii="Arial" w:eastAsia="DFKai-SB" w:hAnsi="Arial" w:cs="Arial" w:hint="eastAsia"/>
                 <w:sz w:val="22"/>
                 <w:szCs w:val="22"/>
                 <w:lang w:eastAsia="zh-TW"/>
@@ -7698,7 +7582,7 @@
           </w:tcPr>
           <w:p>
             <w:pPr>
-              <w:pStyle w:val="a8"/>
+              <w:pStyle w:val="ListParagraph"/>
               <w:numPr>
                 <w:ilvl w:val="0"/>
                 <w:numId w:val="15"/>
@@ -7706,44 +7590,33 @@
               <w:spacing w:line="0" w:lineRule="atLeast"/>
               <w:ind w:leftChars="0"/>
               <w:rPr>
-                <w:rFonts w:ascii="Arial" w:eastAsia="標楷體" w:hAnsi="Arial" w:cs="Arial"/>
-                <w:sz w:val="22"/>
-                <w:szCs w:val="22"/>
-                <w:lang w:eastAsia="zh-TW"/>
-              </w:rPr>
-            </w:pPr>
-            <w:r>
-              <w:rPr>
-                <w:rFonts w:ascii="Arial" w:eastAsia="標楷體" w:hAnsi="Arial" w:cs="Arial" w:hint="eastAsia"/>
+                <w:rFonts w:ascii="Arial" w:eastAsia="DFKai-SB" w:hAnsi="Arial" w:cs="Arial"/>
+                <w:sz w:val="22"/>
+                <w:szCs w:val="22"/>
+                <w:lang w:eastAsia="zh-TW"/>
+              </w:rPr>
+            </w:pPr>
+            <w:r>
+              <w:rPr>
+                <w:rFonts w:ascii="Arial" w:eastAsia="DFKai-SB" w:hAnsi="Arial" w:cs="Arial" w:hint="eastAsia"/>
                 <w:sz w:val="22"/>
                 <w:szCs w:val="22"/>
                 <w:lang w:eastAsia="zh-TW"/>
               </w:rPr>
               <w:t>何謂</w:t>
             </w:r>
-            <w:proofErr w:type="spellStart"/>
-            <w:r>
-              <w:rPr>
-                <w:rFonts w:ascii="Arial" w:eastAsia="標楷體" w:hAnsi="Arial" w:cs="Arial" w:hint="eastAsia"/>
-                <w:sz w:val="22"/>
-                <w:szCs w:val="22"/>
-                <w:lang w:eastAsia="zh-TW"/>
-              </w:rPr>
-              <w:t>iCS</w:t>
-            </w:r>
-            <w:proofErr w:type="spellEnd"/>
-            <w:r>
-              <w:rPr>
-                <w:rFonts w:ascii="Arial" w:eastAsia="標楷體" w:hAnsi="Arial" w:cs="Arial" w:hint="eastAsia"/>
-                <w:sz w:val="22"/>
-                <w:szCs w:val="22"/>
-                <w:lang w:eastAsia="zh-TW"/>
-              </w:rPr>
-              <w:t xml:space="preserve">? </w:t>
-            </w:r>
-            <w:r>
-              <w:rPr>
-                <w:rFonts w:ascii="Arial" w:eastAsia="標楷體" w:hAnsi="Arial" w:cs="Arial" w:hint="eastAsia"/>
+            <w:r>
+              <w:rPr>
+                <w:rFonts w:ascii="Arial" w:eastAsia="DFKai-SB" w:hAnsi="Arial" w:cs="Arial" w:hint="eastAsia"/>
+                <w:sz w:val="22"/>
+                <w:szCs w:val="22"/>
+                <w:lang w:eastAsia="zh-TW"/>
+              </w:rPr>
+              <w:t xml:space="preserve">iCS? </w:t>
+            </w:r>
+            <w:r>
+              <w:rPr>
+                <w:rFonts w:ascii="Arial" w:eastAsia="DFKai-SB" w:hAnsi="Arial" w:cs="Arial" w:hint="eastAsia"/>
                 <w:sz w:val="22"/>
                 <w:szCs w:val="22"/>
                 <w:lang w:eastAsia="zh-TW"/>
@@ -7752,7 +7625,7 @@
             </w:r>
             <w:r>
               <w:rPr>
-                <w:rFonts w:ascii="Arial" w:eastAsia="標楷體" w:hAnsi="Arial" w:cs="Arial" w:hint="eastAsia"/>
+                <w:rFonts w:ascii="Arial" w:eastAsia="DFKai-SB" w:hAnsi="Arial" w:cs="Arial" w:hint="eastAsia"/>
                 <w:sz w:val="22"/>
                 <w:szCs w:val="22"/>
                 <w:lang w:eastAsia="zh-TW"/>
@@ -7770,7 +7643,7 @@
             <w:pPr>
               <w:spacing w:line="0" w:lineRule="atLeast"/>
               <w:rPr>
-                <w:rFonts w:ascii="Arial" w:eastAsia="標楷體" w:hAnsi="Arial" w:cs="Arial"/>
+                <w:rFonts w:ascii="Arial" w:eastAsia="DFKai-SB" w:hAnsi="Arial" w:cs="Arial"/>
                 <w:sz w:val="22"/>
                 <w:szCs w:val="22"/>
                 <w:lang w:eastAsia="zh-TW"/>
@@ -7787,7 +7660,7 @@
             <w:pPr>
               <w:spacing w:line="0" w:lineRule="atLeast"/>
               <w:rPr>
-                <w:rFonts w:ascii="Arial" w:eastAsia="標楷體" w:hAnsi="Arial" w:cs="Arial"/>
+                <w:rFonts w:ascii="Arial" w:eastAsia="DFKai-SB" w:hAnsi="Arial" w:cs="Arial"/>
                 <w:sz w:val="22"/>
                 <w:szCs w:val="22"/>
                 <w:lang w:eastAsia="zh-TW"/>
@@ -7804,7 +7677,7 @@
             <w:pPr>
               <w:spacing w:line="0" w:lineRule="atLeast"/>
               <w:rPr>
-                <w:rFonts w:ascii="Arial" w:eastAsia="標楷體" w:hAnsi="Arial" w:cs="Arial"/>
+                <w:rFonts w:ascii="Arial" w:eastAsia="DFKai-SB" w:hAnsi="Arial" w:cs="Arial"/>
                 <w:sz w:val="22"/>
                 <w:szCs w:val="22"/>
                 <w:lang w:eastAsia="zh-TW"/>
@@ -7824,7 +7697,7 @@
             <w:pPr>
               <w:spacing w:line="0" w:lineRule="atLeast"/>
               <w:rPr>
-                <w:rFonts w:ascii="Arial" w:eastAsia="標楷體" w:hAnsi="Arial" w:cs="Arial"/>
+                <w:rFonts w:ascii="Arial" w:eastAsia="DFKai-SB" w:hAnsi="Arial" w:cs="Arial"/>
                 <w:sz w:val="22"/>
                 <w:szCs w:val="22"/>
                 <w:lang w:eastAsia="zh-TW"/>
@@ -7851,7 +7724,7 @@
               <w:spacing w:line="0" w:lineRule="atLeast"/>
               <w:jc w:val="center"/>
               <w:rPr>
-                <w:rFonts w:ascii="Arial" w:eastAsia="標楷體" w:hAnsi="Arial" w:cs="Arial"/>
+                <w:rFonts w:ascii="Arial" w:eastAsia="DFKai-SB" w:hAnsi="Arial" w:cs="Arial"/>
                 <w:sz w:val="22"/>
                 <w:szCs w:val="22"/>
                 <w:lang w:eastAsia="zh-TW"/>
@@ -7869,15 +7742,15 @@
               <w:spacing w:line="0" w:lineRule="atLeast"/>
               <w:jc w:val="center"/>
               <w:rPr>
-                <w:rFonts w:ascii="Arial" w:eastAsia="標楷體" w:hAnsi="Arial" w:cs="Arial"/>
-                <w:sz w:val="22"/>
-                <w:szCs w:val="22"/>
-                <w:lang w:eastAsia="zh-TW"/>
-              </w:rPr>
-            </w:pPr>
-            <w:r>
-              <w:rPr>
-                <w:rFonts w:ascii="Arial" w:eastAsia="標楷體" w:hAnsi="Arial" w:cs="Arial" w:hint="eastAsia"/>
+                <w:rFonts w:ascii="Arial" w:eastAsia="DFKai-SB" w:hAnsi="Arial" w:cs="Arial"/>
+                <w:sz w:val="22"/>
+                <w:szCs w:val="22"/>
+                <w:lang w:eastAsia="zh-TW"/>
+              </w:rPr>
+            </w:pPr>
+            <w:r>
+              <w:rPr>
+                <w:rFonts w:ascii="Arial" w:eastAsia="DFKai-SB" w:hAnsi="Arial" w:cs="Arial" w:hint="eastAsia"/>
                 <w:sz w:val="22"/>
                 <w:szCs w:val="22"/>
                 <w:lang w:eastAsia="zh-TW"/>
@@ -7896,15 +7769,15 @@
               <w:spacing w:line="0" w:lineRule="atLeast"/>
               <w:jc w:val="center"/>
               <w:rPr>
-                <w:rFonts w:ascii="Arial" w:eastAsia="標楷體" w:hAnsi="Arial" w:cs="Arial"/>
-                <w:sz w:val="22"/>
-                <w:szCs w:val="22"/>
-                <w:lang w:eastAsia="zh-TW"/>
-              </w:rPr>
-            </w:pPr>
-            <w:r>
-              <w:rPr>
-                <w:rFonts w:ascii="Arial" w:eastAsia="標楷體" w:hAnsi="Arial" w:cs="Arial" w:hint="eastAsia"/>
+                <w:rFonts w:ascii="Arial" w:eastAsia="DFKai-SB" w:hAnsi="Arial" w:cs="Arial"/>
+                <w:sz w:val="22"/>
+                <w:szCs w:val="22"/>
+                <w:lang w:eastAsia="zh-TW"/>
+              </w:rPr>
+            </w:pPr>
+            <w:r>
+              <w:rPr>
+                <w:rFonts w:ascii="Arial" w:eastAsia="DFKai-SB" w:hAnsi="Arial" w:cs="Arial" w:hint="eastAsia"/>
                 <w:sz w:val="22"/>
                 <w:szCs w:val="22"/>
                 <w:lang w:eastAsia="zh-TW"/>
@@ -7920,7 +7793,7 @@
           </w:tcPr>
           <w:p>
             <w:pPr>
-              <w:pStyle w:val="a8"/>
+              <w:pStyle w:val="ListParagraph"/>
               <w:numPr>
                 <w:ilvl w:val="0"/>
                 <w:numId w:val="15"/>
@@ -7928,15 +7801,15 @@
               <w:spacing w:line="0" w:lineRule="atLeast"/>
               <w:ind w:leftChars="0"/>
               <w:rPr>
-                <w:rFonts w:ascii="Arial" w:eastAsia="標楷體" w:hAnsi="Arial" w:cs="Arial"/>
-                <w:sz w:val="22"/>
-                <w:szCs w:val="22"/>
-                <w:lang w:eastAsia="zh-TW"/>
-              </w:rPr>
-            </w:pPr>
-            <w:r>
-              <w:rPr>
-                <w:rFonts w:ascii="Arial" w:eastAsia="標楷體" w:hAnsi="Arial" w:cs="Arial" w:hint="eastAsia"/>
+                <w:rFonts w:ascii="Arial" w:eastAsia="DFKai-SB" w:hAnsi="Arial" w:cs="Arial"/>
+                <w:sz w:val="22"/>
+                <w:szCs w:val="22"/>
+                <w:lang w:eastAsia="zh-TW"/>
+              </w:rPr>
+            </w:pPr>
+            <w:r>
+              <w:rPr>
+                <w:rFonts w:ascii="Arial" w:eastAsia="DFKai-SB" w:hAnsi="Arial" w:cs="Arial" w:hint="eastAsia"/>
                 <w:sz w:val="22"/>
                 <w:szCs w:val="22"/>
                 <w:lang w:eastAsia="zh-TW"/>
@@ -7945,7 +7818,7 @@
             </w:r>
             <w:r>
               <w:rPr>
-                <w:rFonts w:ascii="Arial" w:eastAsia="標楷體" w:hAnsi="Arial" w:cs="Arial"/>
+                <w:rFonts w:ascii="Arial" w:eastAsia="DFKai-SB" w:hAnsi="Arial" w:cs="Arial"/>
                 <w:sz w:val="22"/>
                 <w:szCs w:val="22"/>
                 <w:lang w:eastAsia="zh-TW"/>
@@ -7954,7 +7827,7 @@
             </w:r>
             <w:r>
               <w:rPr>
-                <w:rFonts w:ascii="Arial" w:eastAsia="標楷體" w:hAnsi="Arial" w:cs="Arial" w:hint="eastAsia"/>
+                <w:rFonts w:ascii="Arial" w:eastAsia="DFKai-SB" w:hAnsi="Arial" w:cs="Arial" w:hint="eastAsia"/>
                 <w:sz w:val="22"/>
                 <w:szCs w:val="22"/>
                 <w:lang w:eastAsia="zh-TW"/>
@@ -7963,7 +7836,7 @@
             </w:r>
             <w:r>
               <w:rPr>
-                <w:rFonts w:ascii="Arial" w:eastAsia="標楷體" w:hAnsi="Arial" w:cs="Arial" w:hint="eastAsia"/>
+                <w:rFonts w:ascii="Arial" w:eastAsia="DFKai-SB" w:hAnsi="Arial" w:cs="Arial" w:hint="eastAsia"/>
                 <w:sz w:val="22"/>
                 <w:szCs w:val="22"/>
                 <w:lang w:eastAsia="zh-TW"/>
@@ -7981,7 +7854,7 @@
             <w:pPr>
               <w:spacing w:line="0" w:lineRule="atLeast"/>
               <w:rPr>
-                <w:rFonts w:ascii="Arial" w:eastAsia="標楷體" w:hAnsi="Arial" w:cs="Arial"/>
+                <w:rFonts w:ascii="Arial" w:eastAsia="DFKai-SB" w:hAnsi="Arial" w:cs="Arial"/>
                 <w:sz w:val="22"/>
                 <w:szCs w:val="22"/>
                 <w:lang w:eastAsia="zh-TW"/>
@@ -7998,7 +7871,7 @@
             <w:pPr>
               <w:spacing w:line="0" w:lineRule="atLeast"/>
               <w:rPr>
-                <w:rFonts w:ascii="Arial" w:eastAsia="標楷體" w:hAnsi="Arial" w:cs="Arial"/>
+                <w:rFonts w:ascii="Arial" w:eastAsia="DFKai-SB" w:hAnsi="Arial" w:cs="Arial"/>
                 <w:sz w:val="22"/>
                 <w:szCs w:val="22"/>
                 <w:lang w:eastAsia="zh-TW"/>
@@ -8015,7 +7888,7 @@
             <w:pPr>
               <w:spacing w:line="0" w:lineRule="atLeast"/>
               <w:rPr>
-                <w:rFonts w:ascii="Arial" w:eastAsia="標楷體" w:hAnsi="Arial" w:cs="Arial"/>
+                <w:rFonts w:ascii="Arial" w:eastAsia="DFKai-SB" w:hAnsi="Arial" w:cs="Arial"/>
                 <w:sz w:val="22"/>
                 <w:szCs w:val="22"/>
                 <w:lang w:eastAsia="zh-TW"/>
@@ -8035,7 +7908,7 @@
             <w:pPr>
               <w:spacing w:line="0" w:lineRule="atLeast"/>
               <w:rPr>
-                <w:rFonts w:ascii="Arial" w:eastAsia="標楷體" w:hAnsi="Arial" w:cs="Arial"/>
+                <w:rFonts w:ascii="Arial" w:eastAsia="DFKai-SB" w:hAnsi="Arial" w:cs="Arial"/>
                 <w:sz w:val="22"/>
                 <w:szCs w:val="22"/>
                 <w:lang w:eastAsia="zh-TW"/>
@@ -8062,7 +7935,7 @@
               <w:spacing w:line="0" w:lineRule="atLeast"/>
               <w:jc w:val="center"/>
               <w:rPr>
-                <w:rFonts w:ascii="Arial" w:eastAsia="標楷體" w:hAnsi="Arial" w:cs="Arial"/>
+                <w:rFonts w:ascii="Arial" w:eastAsia="DFKai-SB" w:hAnsi="Arial" w:cs="Arial"/>
                 <w:sz w:val="22"/>
                 <w:szCs w:val="22"/>
                 <w:lang w:eastAsia="zh-TW"/>
@@ -8080,15 +7953,15 @@
               <w:spacing w:line="0" w:lineRule="atLeast"/>
               <w:jc w:val="center"/>
               <w:rPr>
-                <w:rFonts w:ascii="Arial" w:eastAsia="標楷體" w:hAnsi="Arial" w:cs="Arial"/>
-                <w:sz w:val="22"/>
-                <w:szCs w:val="22"/>
-                <w:lang w:eastAsia="zh-TW"/>
-              </w:rPr>
-            </w:pPr>
-            <w:r>
-              <w:rPr>
-                <w:rFonts w:ascii="Arial" w:eastAsia="標楷體" w:hAnsi="Arial" w:cs="Arial" w:hint="eastAsia"/>
+                <w:rFonts w:ascii="Arial" w:eastAsia="DFKai-SB" w:hAnsi="Arial" w:cs="Arial"/>
+                <w:sz w:val="22"/>
+                <w:szCs w:val="22"/>
+                <w:lang w:eastAsia="zh-TW"/>
+              </w:rPr>
+            </w:pPr>
+            <w:r>
+              <w:rPr>
+                <w:rFonts w:ascii="Arial" w:eastAsia="DFKai-SB" w:hAnsi="Arial" w:cs="Arial" w:hint="eastAsia"/>
                 <w:sz w:val="22"/>
                 <w:szCs w:val="22"/>
                 <w:lang w:eastAsia="zh-TW"/>
@@ -8107,15 +7980,15 @@
               <w:spacing w:line="0" w:lineRule="atLeast"/>
               <w:jc w:val="center"/>
               <w:rPr>
-                <w:rFonts w:ascii="Arial" w:eastAsia="標楷體" w:hAnsi="Arial" w:cs="Arial"/>
-                <w:sz w:val="22"/>
-                <w:szCs w:val="22"/>
-                <w:lang w:eastAsia="zh-TW"/>
-              </w:rPr>
-            </w:pPr>
-            <w:r>
-              <w:rPr>
-                <w:rFonts w:ascii="Arial" w:eastAsia="標楷體" w:hAnsi="Arial" w:cs="Arial" w:hint="eastAsia"/>
+                <w:rFonts w:ascii="Arial" w:eastAsia="DFKai-SB" w:hAnsi="Arial" w:cs="Arial"/>
+                <w:sz w:val="22"/>
+                <w:szCs w:val="22"/>
+                <w:lang w:eastAsia="zh-TW"/>
+              </w:rPr>
+            </w:pPr>
+            <w:r>
+              <w:rPr>
+                <w:rFonts w:ascii="Arial" w:eastAsia="DFKai-SB" w:hAnsi="Arial" w:cs="Arial" w:hint="eastAsia"/>
                 <w:sz w:val="22"/>
                 <w:szCs w:val="22"/>
                 <w:lang w:eastAsia="zh-TW"/>
@@ -8131,7 +8004,7 @@
           </w:tcPr>
           <w:p>
             <w:pPr>
-              <w:pStyle w:val="a8"/>
+              <w:pStyle w:val="ListParagraph"/>
               <w:numPr>
                 <w:ilvl w:val="0"/>
                 <w:numId w:val="15"/>
@@ -8139,15 +8012,15 @@
               <w:spacing w:line="0" w:lineRule="atLeast"/>
               <w:ind w:leftChars="0"/>
               <w:rPr>
-                <w:rFonts w:ascii="Arial" w:eastAsia="標楷體" w:hAnsi="Arial" w:cs="Arial"/>
-                <w:sz w:val="22"/>
-                <w:szCs w:val="22"/>
-                <w:lang w:eastAsia="zh-TW"/>
-              </w:rPr>
-            </w:pPr>
-            <w:r>
-              <w:rPr>
-                <w:rFonts w:ascii="Arial" w:eastAsia="標楷體" w:hAnsi="Arial" w:cs="Arial" w:hint="eastAsia"/>
+                <w:rFonts w:ascii="Arial" w:eastAsia="DFKai-SB" w:hAnsi="Arial" w:cs="Arial"/>
+                <w:sz w:val="22"/>
+                <w:szCs w:val="22"/>
+                <w:lang w:eastAsia="zh-TW"/>
+              </w:rPr>
+            </w:pPr>
+            <w:r>
+              <w:rPr>
+                <w:rFonts w:ascii="Arial" w:eastAsia="DFKai-SB" w:hAnsi="Arial" w:cs="Arial" w:hint="eastAsia"/>
                 <w:sz w:val="22"/>
                 <w:szCs w:val="22"/>
                 <w:lang w:eastAsia="zh-TW"/>
@@ -8156,7 +8029,7 @@
             </w:r>
             <w:r>
               <w:rPr>
-                <w:rFonts w:ascii="Arial" w:eastAsia="標楷體" w:hAnsi="Arial" w:cs="Arial"/>
+                <w:rFonts w:ascii="Arial" w:eastAsia="DFKai-SB" w:hAnsi="Arial" w:cs="Arial"/>
                 <w:sz w:val="22"/>
                 <w:szCs w:val="22"/>
                 <w:lang w:eastAsia="zh-TW"/>
@@ -8165,7 +8038,7 @@
             </w:r>
             <w:r>
               <w:rPr>
-                <w:rFonts w:ascii="Arial" w:eastAsia="標楷體" w:hAnsi="Arial" w:cs="Arial" w:hint="eastAsia"/>
+                <w:rFonts w:ascii="Arial" w:eastAsia="DFKai-SB" w:hAnsi="Arial" w:cs="Arial" w:hint="eastAsia"/>
                 <w:sz w:val="22"/>
                 <w:szCs w:val="22"/>
                 <w:lang w:eastAsia="zh-TW"/>
@@ -8174,7 +8047,7 @@
             </w:r>
             <w:r>
               <w:rPr>
-                <w:rFonts w:ascii="Arial" w:eastAsia="標楷體" w:hAnsi="Arial" w:cs="Arial" w:hint="eastAsia"/>
+                <w:rFonts w:ascii="Arial" w:eastAsia="DFKai-SB" w:hAnsi="Arial" w:cs="Arial" w:hint="eastAsia"/>
                 <w:sz w:val="22"/>
                 <w:szCs w:val="22"/>
                 <w:lang w:eastAsia="zh-TW"/>
@@ -8192,7 +8065,7 @@
             <w:pPr>
               <w:spacing w:line="0" w:lineRule="atLeast"/>
               <w:rPr>
-                <w:rFonts w:ascii="Arial" w:eastAsia="標楷體" w:hAnsi="Arial" w:cs="Arial"/>
+                <w:rFonts w:ascii="Arial" w:eastAsia="DFKai-SB" w:hAnsi="Arial" w:cs="Arial"/>
                 <w:sz w:val="22"/>
                 <w:szCs w:val="22"/>
                 <w:lang w:eastAsia="zh-TW"/>
@@ -8209,7 +8082,7 @@
             <w:pPr>
               <w:spacing w:line="0" w:lineRule="atLeast"/>
               <w:rPr>
-                <w:rFonts w:ascii="Arial" w:eastAsia="標楷體" w:hAnsi="Arial" w:cs="Arial"/>
+                <w:rFonts w:ascii="Arial" w:eastAsia="DFKai-SB" w:hAnsi="Arial" w:cs="Arial"/>
                 <w:sz w:val="22"/>
                 <w:szCs w:val="22"/>
                 <w:lang w:eastAsia="zh-TW"/>
@@ -8226,7 +8099,7 @@
             <w:pPr>
               <w:spacing w:line="0" w:lineRule="atLeast"/>
               <w:rPr>
-                <w:rFonts w:ascii="Arial" w:eastAsia="標楷體" w:hAnsi="Arial" w:cs="Arial"/>
+                <w:rFonts w:ascii="Arial" w:eastAsia="DFKai-SB" w:hAnsi="Arial" w:cs="Arial"/>
                 <w:sz w:val="22"/>
                 <w:szCs w:val="22"/>
                 <w:lang w:eastAsia="zh-TW"/>
@@ -8246,7 +8119,7 @@
             <w:pPr>
               <w:spacing w:line="0" w:lineRule="atLeast"/>
               <w:rPr>
-                <w:rFonts w:ascii="Arial" w:eastAsia="標楷體" w:hAnsi="Arial" w:cs="Arial"/>
+                <w:rFonts w:ascii="Arial" w:eastAsia="DFKai-SB" w:hAnsi="Arial" w:cs="Arial"/>
                 <w:sz w:val="22"/>
                 <w:szCs w:val="22"/>
                 <w:lang w:eastAsia="zh-TW"/>
@@ -8273,7 +8146,7 @@
               <w:spacing w:line="0" w:lineRule="atLeast"/>
               <w:jc w:val="center"/>
               <w:rPr>
-                <w:rFonts w:ascii="Arial" w:eastAsia="標楷體" w:hAnsi="Arial" w:cs="Arial"/>
+                <w:rFonts w:ascii="Arial" w:eastAsia="DFKai-SB" w:hAnsi="Arial" w:cs="Arial"/>
                 <w:sz w:val="22"/>
                 <w:szCs w:val="22"/>
                 <w:lang w:eastAsia="zh-TW"/>
@@ -8291,15 +8164,15 @@
               <w:spacing w:line="0" w:lineRule="atLeast"/>
               <w:jc w:val="center"/>
               <w:rPr>
-                <w:rFonts w:ascii="Arial" w:eastAsia="標楷體" w:hAnsi="Arial" w:cs="Arial"/>
-                <w:sz w:val="22"/>
-                <w:szCs w:val="22"/>
-                <w:lang w:eastAsia="zh-TW"/>
-              </w:rPr>
-            </w:pPr>
-            <w:r>
-              <w:rPr>
-                <w:rFonts w:ascii="Arial" w:eastAsia="標楷體" w:hAnsi="Arial" w:cs="Arial" w:hint="eastAsia"/>
+                <w:rFonts w:ascii="Arial" w:eastAsia="DFKai-SB" w:hAnsi="Arial" w:cs="Arial"/>
+                <w:sz w:val="22"/>
+                <w:szCs w:val="22"/>
+                <w:lang w:eastAsia="zh-TW"/>
+              </w:rPr>
+            </w:pPr>
+            <w:r>
+              <w:rPr>
+                <w:rFonts w:ascii="Arial" w:eastAsia="DFKai-SB" w:hAnsi="Arial" w:cs="Arial" w:hint="eastAsia"/>
                 <w:sz w:val="22"/>
                 <w:szCs w:val="22"/>
                 <w:lang w:eastAsia="zh-TW"/>
@@ -8318,15 +8191,15 @@
               <w:spacing w:line="0" w:lineRule="atLeast"/>
               <w:jc w:val="center"/>
               <w:rPr>
-                <w:rFonts w:ascii="Arial" w:eastAsia="標楷體" w:hAnsi="Arial" w:cs="Arial"/>
-                <w:sz w:val="22"/>
-                <w:szCs w:val="22"/>
-                <w:lang w:eastAsia="zh-TW"/>
-              </w:rPr>
-            </w:pPr>
-            <w:r>
-              <w:rPr>
-                <w:rFonts w:ascii="Arial" w:eastAsia="標楷體" w:hAnsi="Arial" w:cs="Arial" w:hint="eastAsia"/>
+                <w:rFonts w:ascii="Arial" w:eastAsia="DFKai-SB" w:hAnsi="Arial" w:cs="Arial"/>
+                <w:sz w:val="22"/>
+                <w:szCs w:val="22"/>
+                <w:lang w:eastAsia="zh-TW"/>
+              </w:rPr>
+            </w:pPr>
+            <w:r>
+              <w:rPr>
+                <w:rFonts w:ascii="Arial" w:eastAsia="DFKai-SB" w:hAnsi="Arial" w:cs="Arial" w:hint="eastAsia"/>
                 <w:sz w:val="22"/>
                 <w:szCs w:val="22"/>
                 <w:lang w:eastAsia="zh-TW"/>
@@ -8342,7 +8215,7 @@
           </w:tcPr>
           <w:p>
             <w:pPr>
-              <w:pStyle w:val="a8"/>
+              <w:pStyle w:val="ListParagraph"/>
               <w:numPr>
                 <w:ilvl w:val="0"/>
                 <w:numId w:val="15"/>
@@ -8350,15 +8223,15 @@
               <w:spacing w:line="0" w:lineRule="atLeast"/>
               <w:ind w:leftChars="0"/>
               <w:rPr>
-                <w:rFonts w:ascii="Arial" w:eastAsia="標楷體" w:hAnsi="Arial" w:cs="Arial"/>
-                <w:sz w:val="22"/>
-                <w:szCs w:val="22"/>
-                <w:lang w:eastAsia="zh-TW"/>
-              </w:rPr>
-            </w:pPr>
-            <w:r>
-              <w:rPr>
-                <w:rFonts w:ascii="Arial" w:eastAsia="標楷體" w:hAnsi="Arial" w:cs="Arial"/>
+                <w:rFonts w:ascii="Arial" w:eastAsia="DFKai-SB" w:hAnsi="Arial" w:cs="Arial"/>
+                <w:sz w:val="22"/>
+                <w:szCs w:val="22"/>
+                <w:lang w:eastAsia="zh-TW"/>
+              </w:rPr>
+            </w:pPr>
+            <w:r>
+              <w:rPr>
+                <w:rFonts w:ascii="Arial" w:eastAsia="DFKai-SB" w:hAnsi="Arial" w:cs="Arial"/>
                 <w:sz w:val="22"/>
                 <w:szCs w:val="22"/>
                 <w:lang w:eastAsia="zh-TW"/>
@@ -8367,7 +8240,7 @@
             </w:r>
             <w:r>
               <w:rPr>
-                <w:rFonts w:ascii="Arial" w:eastAsia="標楷體" w:hAnsi="Arial" w:cs="Arial" w:hint="eastAsia"/>
+                <w:rFonts w:ascii="Arial" w:eastAsia="DFKai-SB" w:hAnsi="Arial" w:cs="Arial" w:hint="eastAsia"/>
                 <w:sz w:val="22"/>
                 <w:szCs w:val="22"/>
                 <w:lang w:eastAsia="zh-TW"/>
@@ -8376,7 +8249,7 @@
             </w:r>
             <w:r>
               <w:rPr>
-                <w:rFonts w:ascii="Arial" w:eastAsia="標楷體" w:hAnsi="Arial" w:cs="Arial" w:hint="eastAsia"/>
+                <w:rFonts w:ascii="Arial" w:eastAsia="DFKai-SB" w:hAnsi="Arial" w:cs="Arial" w:hint="eastAsia"/>
                 <w:sz w:val="22"/>
                 <w:szCs w:val="22"/>
                 <w:lang w:eastAsia="zh-HK"/>
@@ -8394,7 +8267,7 @@
             <w:pPr>
               <w:spacing w:line="0" w:lineRule="atLeast"/>
               <w:rPr>
-                <w:rFonts w:ascii="Arial" w:eastAsia="標楷體" w:hAnsi="Arial" w:cs="Arial"/>
+                <w:rFonts w:ascii="Arial" w:eastAsia="DFKai-SB" w:hAnsi="Arial" w:cs="Arial"/>
                 <w:sz w:val="22"/>
                 <w:szCs w:val="22"/>
                 <w:lang w:eastAsia="zh-TW"/>
@@ -8411,7 +8284,7 @@
             <w:pPr>
               <w:spacing w:line="0" w:lineRule="atLeast"/>
               <w:rPr>
-                <w:rFonts w:ascii="Arial" w:eastAsia="標楷體" w:hAnsi="Arial" w:cs="Arial"/>
+                <w:rFonts w:ascii="Arial" w:eastAsia="DFKai-SB" w:hAnsi="Arial" w:cs="Arial"/>
                 <w:sz w:val="22"/>
                 <w:szCs w:val="22"/>
                 <w:lang w:eastAsia="zh-TW"/>
@@ -8428,7 +8301,7 @@
             <w:pPr>
               <w:spacing w:line="0" w:lineRule="atLeast"/>
               <w:rPr>
-                <w:rFonts w:ascii="Arial" w:eastAsia="標楷體" w:hAnsi="Arial" w:cs="Arial"/>
+                <w:rFonts w:ascii="Arial" w:eastAsia="DFKai-SB" w:hAnsi="Arial" w:cs="Arial"/>
                 <w:sz w:val="22"/>
                 <w:szCs w:val="22"/>
                 <w:lang w:eastAsia="zh-TW"/>
@@ -8448,7 +8321,7 @@
             <w:pPr>
               <w:spacing w:line="0" w:lineRule="atLeast"/>
               <w:rPr>
-                <w:rFonts w:ascii="Arial" w:eastAsia="標楷體" w:hAnsi="Arial" w:cs="Arial"/>
+                <w:rFonts w:ascii="Arial" w:eastAsia="DFKai-SB" w:hAnsi="Arial" w:cs="Arial"/>
                 <w:sz w:val="22"/>
                 <w:szCs w:val="22"/>
                 <w:lang w:eastAsia="zh-TW"/>
@@ -8475,7 +8348,7 @@
               <w:spacing w:line="0" w:lineRule="atLeast"/>
               <w:jc w:val="center"/>
               <w:rPr>
-                <w:rFonts w:ascii="Arial" w:eastAsia="標楷體" w:hAnsi="Arial" w:cs="Arial"/>
+                <w:rFonts w:ascii="Arial" w:eastAsia="DFKai-SB" w:hAnsi="Arial" w:cs="Arial"/>
                 <w:sz w:val="22"/>
                 <w:szCs w:val="22"/>
                 <w:lang w:eastAsia="zh-TW"/>
@@ -8493,15 +8366,15 @@
               <w:spacing w:line="0" w:lineRule="atLeast"/>
               <w:jc w:val="center"/>
               <w:rPr>
-                <w:rFonts w:ascii="Arial" w:eastAsia="標楷體" w:hAnsi="Arial" w:cs="Arial"/>
-                <w:sz w:val="22"/>
-                <w:szCs w:val="22"/>
-                <w:lang w:eastAsia="zh-TW"/>
-              </w:rPr>
-            </w:pPr>
-            <w:r>
-              <w:rPr>
-                <w:rFonts w:ascii="Arial" w:eastAsia="標楷體" w:hAnsi="Arial" w:cs="Arial" w:hint="eastAsia"/>
+                <w:rFonts w:ascii="Arial" w:eastAsia="DFKai-SB" w:hAnsi="Arial" w:cs="Arial"/>
+                <w:sz w:val="22"/>
+                <w:szCs w:val="22"/>
+                <w:lang w:eastAsia="zh-TW"/>
+              </w:rPr>
+            </w:pPr>
+            <w:r>
+              <w:rPr>
+                <w:rFonts w:ascii="Arial" w:eastAsia="DFKai-SB" w:hAnsi="Arial" w:cs="Arial" w:hint="eastAsia"/>
                 <w:sz w:val="22"/>
                 <w:szCs w:val="22"/>
                 <w:lang w:eastAsia="zh-TW"/>
@@ -8523,15 +8396,15 @@
               <w:spacing w:line="0" w:lineRule="atLeast"/>
               <w:jc w:val="center"/>
               <w:rPr>
-                <w:rFonts w:ascii="Arial" w:eastAsia="標楷體" w:hAnsi="Arial" w:cs="Arial"/>
-                <w:sz w:val="22"/>
-                <w:szCs w:val="22"/>
-                <w:lang w:eastAsia="zh-TW"/>
-              </w:rPr>
-            </w:pPr>
-            <w:r>
-              <w:rPr>
-                <w:rFonts w:ascii="Arial" w:eastAsia="標楷體" w:hAnsi="Arial" w:cs="Arial" w:hint="eastAsia"/>
+                <w:rFonts w:ascii="Arial" w:eastAsia="DFKai-SB" w:hAnsi="Arial" w:cs="Arial"/>
+                <w:sz w:val="22"/>
+                <w:szCs w:val="22"/>
+                <w:lang w:eastAsia="zh-TW"/>
+              </w:rPr>
+            </w:pPr>
+            <w:r>
+              <w:rPr>
+                <w:rFonts w:ascii="Arial" w:eastAsia="DFKai-SB" w:hAnsi="Arial" w:cs="Arial" w:hint="eastAsia"/>
                 <w:sz w:val="22"/>
                 <w:szCs w:val="22"/>
                 <w:lang w:eastAsia="zh-TW"/>
@@ -8550,7 +8423,7 @@
           </w:tcPr>
           <w:p>
             <w:pPr>
-              <w:pStyle w:val="a8"/>
+              <w:pStyle w:val="ListParagraph"/>
               <w:numPr>
                 <w:ilvl w:val="0"/>
                 <w:numId w:val="15"/>
@@ -8558,15 +8431,15 @@
               <w:spacing w:line="0" w:lineRule="atLeast"/>
               <w:ind w:leftChars="0"/>
               <w:rPr>
-                <w:rFonts w:ascii="Arial" w:eastAsia="標楷體" w:hAnsi="Arial" w:cs="Arial"/>
-                <w:sz w:val="22"/>
-                <w:szCs w:val="22"/>
-                <w:lang w:eastAsia="zh-TW"/>
-              </w:rPr>
-            </w:pPr>
-            <w:r>
-              <w:rPr>
-                <w:rFonts w:ascii="Arial" w:eastAsia="標楷體" w:hAnsi="Arial" w:cs="Arial" w:hint="eastAsia"/>
+                <w:rFonts w:ascii="Arial" w:eastAsia="DFKai-SB" w:hAnsi="Arial" w:cs="Arial"/>
+                <w:sz w:val="22"/>
+                <w:szCs w:val="22"/>
+                <w:lang w:eastAsia="zh-TW"/>
+              </w:rPr>
+            </w:pPr>
+            <w:r>
+              <w:rPr>
+                <w:rFonts w:ascii="Arial" w:eastAsia="DFKai-SB" w:hAnsi="Arial" w:cs="Arial" w:hint="eastAsia"/>
                 <w:sz w:val="22"/>
                 <w:szCs w:val="22"/>
                 <w:lang w:eastAsia="zh-TW"/>
@@ -8575,7 +8448,7 @@
             </w:r>
             <w:r>
               <w:rPr>
-                <w:rFonts w:ascii="Arial" w:eastAsia="標楷體" w:hAnsi="Arial" w:cs="Arial" w:hint="eastAsia"/>
+                <w:rFonts w:ascii="Arial" w:eastAsia="DFKai-SB" w:hAnsi="Arial" w:cs="Arial" w:hint="eastAsia"/>
                 <w:sz w:val="22"/>
                 <w:szCs w:val="22"/>
                 <w:lang w:eastAsia="zh-TW"/>
@@ -8584,7 +8457,7 @@
             </w:r>
             <w:r>
               <w:rPr>
-                <w:rFonts w:ascii="Arial" w:eastAsia="標楷體" w:hAnsi="Arial" w:cs="Arial" w:hint="eastAsia"/>
+                <w:rFonts w:ascii="Arial" w:eastAsia="DFKai-SB" w:hAnsi="Arial" w:cs="Arial" w:hint="eastAsia"/>
                 <w:sz w:val="22"/>
                 <w:szCs w:val="22"/>
                 <w:lang w:eastAsia="zh-TW"/>
@@ -8593,7 +8466,7 @@
             </w:r>
             <w:r>
               <w:rPr>
-                <w:rFonts w:ascii="Arial" w:eastAsia="標楷體" w:hAnsi="Arial" w:cs="Arial" w:hint="eastAsia"/>
+                <w:rFonts w:ascii="Arial" w:eastAsia="DFKai-SB" w:hAnsi="Arial" w:cs="Arial" w:hint="eastAsia"/>
                 <w:sz w:val="22"/>
                 <w:szCs w:val="22"/>
                 <w:lang w:eastAsia="zh-TW"/>
@@ -8611,7 +8484,7 @@
             <w:pPr>
               <w:spacing w:line="0" w:lineRule="atLeast"/>
               <w:rPr>
-                <w:rFonts w:ascii="Arial" w:eastAsia="標楷體" w:hAnsi="Arial" w:cs="Arial"/>
+                <w:rFonts w:ascii="Arial" w:eastAsia="DFKai-SB" w:hAnsi="Arial" w:cs="Arial"/>
                 <w:sz w:val="22"/>
                 <w:szCs w:val="22"/>
                 <w:lang w:eastAsia="zh-TW"/>
@@ -8628,7 +8501,7 @@
             <w:pPr>
               <w:spacing w:line="0" w:lineRule="atLeast"/>
               <w:rPr>
-                <w:rFonts w:ascii="Arial" w:eastAsia="標楷體" w:hAnsi="Arial" w:cs="Arial"/>
+                <w:rFonts w:ascii="Arial" w:eastAsia="DFKai-SB" w:hAnsi="Arial" w:cs="Arial"/>
                 <w:sz w:val="22"/>
                 <w:szCs w:val="22"/>
                 <w:lang w:eastAsia="zh-TW"/>
@@ -8645,7 +8518,7 @@
             <w:pPr>
               <w:spacing w:line="0" w:lineRule="atLeast"/>
               <w:rPr>
-                <w:rFonts w:ascii="Arial" w:eastAsia="標楷體" w:hAnsi="Arial" w:cs="Arial"/>
+                <w:rFonts w:ascii="Arial" w:eastAsia="DFKai-SB" w:hAnsi="Arial" w:cs="Arial"/>
                 <w:sz w:val="22"/>
                 <w:szCs w:val="22"/>
                 <w:lang w:eastAsia="zh-TW"/>
@@ -8665,15 +8538,15 @@
             <w:pPr>
               <w:spacing w:line="0" w:lineRule="atLeast"/>
               <w:rPr>
-                <w:rFonts w:ascii="Arial" w:eastAsia="標楷體" w:hAnsi="Arial" w:cs="Arial"/>
-                <w:sz w:val="22"/>
-                <w:szCs w:val="22"/>
-                <w:lang w:eastAsia="zh-TW"/>
-              </w:rPr>
-            </w:pPr>
-            <w:r>
-              <w:rPr>
-                <w:rFonts w:ascii="Arial" w:eastAsia="標楷體" w:hAnsi="Arial" w:cs="Arial" w:hint="eastAsia"/>
+                <w:rFonts w:ascii="Arial" w:eastAsia="DFKai-SB" w:hAnsi="Arial" w:cs="Arial"/>
+                <w:sz w:val="22"/>
+                <w:szCs w:val="22"/>
+                <w:lang w:eastAsia="zh-TW"/>
+              </w:rPr>
+            </w:pPr>
+            <w:r>
+              <w:rPr>
+                <w:rFonts w:ascii="Arial" w:eastAsia="DFKai-SB" w:hAnsi="Arial" w:cs="Arial" w:hint="eastAsia"/>
                 <w:sz w:val="22"/>
                 <w:szCs w:val="22"/>
                 <w:lang w:eastAsia="zh-TW"/>
@@ -8701,7 +8574,7 @@
               <w:spacing w:line="0" w:lineRule="atLeast"/>
               <w:jc w:val="center"/>
               <w:rPr>
-                <w:rFonts w:ascii="Arial" w:eastAsia="標楷體" w:hAnsi="Arial" w:cs="Arial"/>
+                <w:rFonts w:ascii="Arial" w:eastAsia="DFKai-SB" w:hAnsi="Arial" w:cs="Arial"/>
                 <w:sz w:val="22"/>
                 <w:szCs w:val="22"/>
                 <w:lang w:eastAsia="zh-TW"/>
@@ -8722,15 +8595,15 @@
               <w:spacing w:line="0" w:lineRule="atLeast"/>
               <w:jc w:val="center"/>
               <w:rPr>
-                <w:rFonts w:ascii="Arial" w:eastAsia="標楷體" w:hAnsi="Arial" w:cs="Arial"/>
-                <w:sz w:val="22"/>
-                <w:szCs w:val="22"/>
-                <w:lang w:eastAsia="zh-TW"/>
-              </w:rPr>
-            </w:pPr>
-            <w:r>
-              <w:rPr>
-                <w:rFonts w:ascii="Arial" w:eastAsia="標楷體" w:hAnsi="Arial" w:cs="Arial" w:hint="eastAsia"/>
+                <w:rFonts w:ascii="Arial" w:eastAsia="DFKai-SB" w:hAnsi="Arial" w:cs="Arial"/>
+                <w:sz w:val="22"/>
+                <w:szCs w:val="22"/>
+                <w:lang w:eastAsia="zh-TW"/>
+              </w:rPr>
+            </w:pPr>
+            <w:r>
+              <w:rPr>
+                <w:rFonts w:ascii="Arial" w:eastAsia="DFKai-SB" w:hAnsi="Arial" w:cs="Arial" w:hint="eastAsia"/>
                 <w:sz w:val="22"/>
                 <w:szCs w:val="22"/>
                 <w:lang w:eastAsia="zh-TW"/>
@@ -8752,15 +8625,15 @@
               <w:spacing w:line="0" w:lineRule="atLeast"/>
               <w:jc w:val="center"/>
               <w:rPr>
-                <w:rFonts w:ascii="Arial" w:eastAsia="標楷體" w:hAnsi="Arial" w:cs="Arial"/>
-                <w:sz w:val="22"/>
-                <w:szCs w:val="22"/>
-                <w:lang w:eastAsia="zh-TW"/>
-              </w:rPr>
-            </w:pPr>
-            <w:r>
-              <w:rPr>
-                <w:rFonts w:ascii="Arial" w:eastAsia="標楷體" w:hAnsi="Arial" w:cs="Arial" w:hint="eastAsia"/>
+                <w:rFonts w:ascii="Arial" w:eastAsia="DFKai-SB" w:hAnsi="Arial" w:cs="Arial"/>
+                <w:sz w:val="22"/>
+                <w:szCs w:val="22"/>
+                <w:lang w:eastAsia="zh-TW"/>
+              </w:rPr>
+            </w:pPr>
+            <w:r>
+              <w:rPr>
+                <w:rFonts w:ascii="Arial" w:eastAsia="DFKai-SB" w:hAnsi="Arial" w:cs="Arial" w:hint="eastAsia"/>
                 <w:sz w:val="22"/>
                 <w:szCs w:val="22"/>
                 <w:lang w:eastAsia="zh-TW"/>
@@ -8779,7 +8652,7 @@
           </w:tcPr>
           <w:p>
             <w:pPr>
-              <w:pStyle w:val="a8"/>
+              <w:pStyle w:val="ListParagraph"/>
               <w:numPr>
                 <w:ilvl w:val="0"/>
                 <w:numId w:val="15"/>
@@ -8787,15 +8660,15 @@
               <w:spacing w:line="0" w:lineRule="atLeast"/>
               <w:ind w:leftChars="0"/>
               <w:rPr>
-                <w:rFonts w:ascii="Arial" w:eastAsia="標楷體" w:hAnsi="Arial" w:cs="Arial"/>
-                <w:sz w:val="22"/>
-                <w:szCs w:val="22"/>
-                <w:lang w:eastAsia="zh-TW"/>
-              </w:rPr>
-            </w:pPr>
-            <w:r>
-              <w:rPr>
-                <w:rFonts w:ascii="Arial" w:eastAsia="標楷體" w:hAnsi="Arial" w:cs="Arial" w:hint="eastAsia"/>
+                <w:rFonts w:ascii="Arial" w:eastAsia="DFKai-SB" w:hAnsi="Arial" w:cs="Arial"/>
+                <w:sz w:val="22"/>
+                <w:szCs w:val="22"/>
+                <w:lang w:eastAsia="zh-TW"/>
+              </w:rPr>
+            </w:pPr>
+            <w:r>
+              <w:rPr>
+                <w:rFonts w:ascii="Arial" w:eastAsia="DFKai-SB" w:hAnsi="Arial" w:cs="Arial" w:hint="eastAsia"/>
                 <w:sz w:val="22"/>
                 <w:szCs w:val="22"/>
                 <w:lang w:eastAsia="zh-TW"/>
@@ -8804,7 +8677,7 @@
             </w:r>
             <w:r>
               <w:rPr>
-                <w:rFonts w:ascii="Arial" w:eastAsia="標楷體" w:hAnsi="Arial" w:cs="Arial" w:hint="eastAsia"/>
+                <w:rFonts w:ascii="Arial" w:eastAsia="DFKai-SB" w:hAnsi="Arial" w:cs="Arial" w:hint="eastAsia"/>
                 <w:sz w:val="22"/>
                 <w:szCs w:val="22"/>
                 <w:lang w:eastAsia="zh-TW"/>
@@ -8813,27 +8686,25 @@
             </w:r>
             <w:r>
               <w:rPr>
-                <w:rFonts w:ascii="Arial" w:eastAsia="標楷體" w:hAnsi="Arial" w:cs="Arial"/>
+                <w:rFonts w:ascii="Arial" w:eastAsia="DFKai-SB" w:hAnsi="Arial" w:cs="Arial"/>
                 <w:sz w:val="22"/>
                 <w:szCs w:val="22"/>
                 <w:lang w:eastAsia="zh-TW"/>
               </w:rPr>
               <w:br/>
             </w:r>
-            <w:proofErr w:type="spellStart"/>
-            <w:r>
-              <w:rPr>
-                <w:rFonts w:ascii="Arial" w:eastAsia="標楷體" w:hAnsi="Arial" w:cs="Arial" w:hint="eastAsia"/>
+            <w:r>
+              <w:rPr>
+                <w:rFonts w:ascii="Arial" w:eastAsia="DFKai-SB" w:hAnsi="Arial" w:cs="Arial" w:hint="eastAsia"/>
                 <w:sz w:val="22"/>
                 <w:szCs w:val="22"/>
                 <w:lang w:eastAsia="zh-TW"/>
               </w:rPr>
               <w:t>iCS</w:t>
             </w:r>
-            <w:proofErr w:type="spellEnd"/>
-            <w:r>
-              <w:rPr>
-                <w:rFonts w:ascii="Arial" w:eastAsia="標楷體" w:hAnsi="Arial" w:cs="Arial" w:hint="eastAsia"/>
+            <w:r>
+              <w:rPr>
+                <w:rFonts w:ascii="Arial" w:eastAsia="DFKai-SB" w:hAnsi="Arial" w:cs="Arial" w:hint="eastAsia"/>
                 <w:sz w:val="22"/>
                 <w:szCs w:val="22"/>
                 <w:lang w:eastAsia="zh-TW"/>
@@ -8842,7 +8713,7 @@
             </w:r>
             <w:r>
               <w:rPr>
-                <w:rFonts w:ascii="Arial" w:eastAsia="標楷體" w:hAnsi="Arial" w:cs="Arial" w:hint="eastAsia"/>
+                <w:rFonts w:ascii="Arial" w:eastAsia="DFKai-SB" w:hAnsi="Arial" w:cs="Arial" w:hint="eastAsia"/>
                 <w:sz w:val="22"/>
                 <w:szCs w:val="22"/>
                 <w:lang w:eastAsia="zh-TW"/>
@@ -8851,7 +8722,7 @@
             </w:r>
             <w:r>
               <w:rPr>
-                <w:rFonts w:ascii="Arial" w:eastAsia="標楷體" w:hAnsi="Arial" w:cs="Arial"/>
+                <w:rFonts w:ascii="Arial" w:eastAsia="DFKai-SB" w:hAnsi="Arial" w:cs="Arial"/>
                 <w:sz w:val="22"/>
                 <w:szCs w:val="22"/>
                 <w:lang w:eastAsia="zh-TW"/>
@@ -8860,7 +8731,7 @@
             </w:r>
             <w:r>
               <w:rPr>
-                <w:rFonts w:ascii="Arial" w:eastAsia="標楷體" w:hAnsi="Arial" w:cs="Arial" w:hint="eastAsia"/>
+                <w:rFonts w:ascii="Arial" w:eastAsia="DFKai-SB" w:hAnsi="Arial" w:cs="Arial" w:hint="eastAsia"/>
                 <w:sz w:val="22"/>
                 <w:szCs w:val="22"/>
                 <w:lang w:eastAsia="zh-TW"/>
@@ -8869,7 +8740,7 @@
             </w:r>
             <w:r>
               <w:rPr>
-                <w:rFonts w:ascii="Arial" w:eastAsia="標楷體" w:hAnsi="Arial" w:cs="Arial"/>
+                <w:rFonts w:ascii="Arial" w:eastAsia="DFKai-SB" w:hAnsi="Arial" w:cs="Arial"/>
                 <w:sz w:val="22"/>
                 <w:szCs w:val="22"/>
                 <w:lang w:eastAsia="zh-TW"/>
@@ -8878,7 +8749,7 @@
             </w:r>
             <w:r>
               <w:rPr>
-                <w:rFonts w:ascii="Arial" w:eastAsia="標楷體" w:hAnsi="Arial" w:cs="Arial" w:hint="eastAsia"/>
+                <w:rFonts w:ascii="Arial" w:eastAsia="DFKai-SB" w:hAnsi="Arial" w:cs="Arial" w:hint="eastAsia"/>
                 <w:sz w:val="22"/>
                 <w:szCs w:val="22"/>
                 <w:lang w:eastAsia="zh-HK"/>
@@ -8887,7 +8758,7 @@
             </w:r>
             <w:r>
               <w:rPr>
-                <w:rFonts w:ascii="Arial" w:eastAsia="標楷體" w:hAnsi="Arial" w:cs="Arial" w:hint="eastAsia"/>
+                <w:rFonts w:ascii="Arial" w:eastAsia="DFKai-SB" w:hAnsi="Arial" w:cs="Arial" w:hint="eastAsia"/>
                 <w:sz w:val="22"/>
                 <w:szCs w:val="22"/>
                 <w:lang w:eastAsia="zh-TW"/>
@@ -8908,7 +8779,7 @@
             <w:pPr>
               <w:spacing w:line="0" w:lineRule="atLeast"/>
               <w:rPr>
-                <w:rFonts w:ascii="Arial" w:eastAsia="標楷體" w:hAnsi="Arial" w:cs="Arial"/>
+                <w:rFonts w:ascii="Arial" w:eastAsia="DFKai-SB" w:hAnsi="Arial" w:cs="Arial"/>
                 <w:sz w:val="22"/>
                 <w:szCs w:val="22"/>
                 <w:lang w:eastAsia="zh-TW"/>
@@ -8928,7 +8799,7 @@
             <w:pPr>
               <w:spacing w:line="0" w:lineRule="atLeast"/>
               <w:rPr>
-                <w:rFonts w:ascii="Arial" w:eastAsia="標楷體" w:hAnsi="Arial" w:cs="Arial"/>
+                <w:rFonts w:ascii="Arial" w:eastAsia="DFKai-SB" w:hAnsi="Arial" w:cs="Arial"/>
                 <w:sz w:val="22"/>
                 <w:szCs w:val="22"/>
                 <w:lang w:eastAsia="zh-TW"/>
@@ -8948,7 +8819,7 @@
             <w:pPr>
               <w:spacing w:line="0" w:lineRule="atLeast"/>
               <w:rPr>
-                <w:rFonts w:ascii="Arial" w:eastAsia="標楷體" w:hAnsi="Arial" w:cs="Arial"/>
+                <w:rFonts w:ascii="Arial" w:eastAsia="DFKai-SB" w:hAnsi="Arial" w:cs="Arial"/>
                 <w:sz w:val="22"/>
                 <w:szCs w:val="22"/>
                 <w:lang w:eastAsia="zh-TW"/>
@@ -8969,7 +8840,7 @@
             <w:pPr>
               <w:spacing w:line="0" w:lineRule="atLeast"/>
               <w:rPr>
-                <w:rFonts w:ascii="Arial" w:eastAsia="標楷體" w:hAnsi="Arial" w:cs="Arial"/>
+                <w:rFonts w:ascii="Arial" w:eastAsia="DFKai-SB" w:hAnsi="Arial" w:cs="Arial"/>
                 <w:sz w:val="22"/>
                 <w:szCs w:val="22"/>
                 <w:lang w:eastAsia="zh-TW"/>
@@ -8996,7 +8867,7 @@
               <w:spacing w:line="0" w:lineRule="atLeast"/>
               <w:jc w:val="center"/>
               <w:rPr>
-                <w:rFonts w:ascii="Arial" w:eastAsia="標楷體" w:hAnsi="Arial" w:cs="Arial"/>
+                <w:rFonts w:ascii="Arial" w:eastAsia="DFKai-SB" w:hAnsi="Arial" w:cs="Arial"/>
                 <w:sz w:val="22"/>
                 <w:szCs w:val="22"/>
                 <w:lang w:eastAsia="zh-TW"/>
@@ -9017,15 +8888,15 @@
               <w:spacing w:line="0" w:lineRule="atLeast"/>
               <w:jc w:val="center"/>
               <w:rPr>
-                <w:rFonts w:ascii="Arial" w:eastAsia="標楷體" w:hAnsi="Arial" w:cs="Arial"/>
-                <w:sz w:val="22"/>
-                <w:szCs w:val="22"/>
-                <w:lang w:eastAsia="zh-TW"/>
-              </w:rPr>
-            </w:pPr>
-            <w:r>
-              <w:rPr>
-                <w:rFonts w:ascii="Arial" w:eastAsia="標楷體" w:hAnsi="Arial" w:cs="Arial" w:hint="eastAsia"/>
+                <w:rFonts w:ascii="Arial" w:eastAsia="DFKai-SB" w:hAnsi="Arial" w:cs="Arial"/>
+                <w:sz w:val="22"/>
+                <w:szCs w:val="22"/>
+                <w:lang w:eastAsia="zh-TW"/>
+              </w:rPr>
+            </w:pPr>
+            <w:r>
+              <w:rPr>
+                <w:rFonts w:ascii="Arial" w:eastAsia="DFKai-SB" w:hAnsi="Arial" w:cs="Arial" w:hint="eastAsia"/>
                 <w:sz w:val="22"/>
                 <w:szCs w:val="22"/>
                 <w:lang w:eastAsia="zh-TW"/>
@@ -9047,15 +8918,15 @@
               <w:spacing w:line="0" w:lineRule="atLeast"/>
               <w:jc w:val="center"/>
               <w:rPr>
-                <w:rFonts w:ascii="Arial" w:eastAsia="標楷體" w:hAnsi="Arial" w:cs="Arial"/>
-                <w:sz w:val="22"/>
-                <w:szCs w:val="22"/>
-                <w:lang w:eastAsia="zh-TW"/>
-              </w:rPr>
-            </w:pPr>
-            <w:r>
-              <w:rPr>
-                <w:rFonts w:ascii="Arial" w:eastAsia="標楷體" w:hAnsi="Arial" w:cs="Arial" w:hint="eastAsia"/>
+                <w:rFonts w:ascii="Arial" w:eastAsia="DFKai-SB" w:hAnsi="Arial" w:cs="Arial"/>
+                <w:sz w:val="22"/>
+                <w:szCs w:val="22"/>
+                <w:lang w:eastAsia="zh-TW"/>
+              </w:rPr>
+            </w:pPr>
+            <w:r>
+              <w:rPr>
+                <w:rFonts w:ascii="Arial" w:eastAsia="DFKai-SB" w:hAnsi="Arial" w:cs="Arial" w:hint="eastAsia"/>
                 <w:sz w:val="22"/>
                 <w:szCs w:val="22"/>
                 <w:lang w:eastAsia="zh-TW"/>
@@ -9074,7 +8945,7 @@
           </w:tcPr>
           <w:p>
             <w:pPr>
-              <w:pStyle w:val="a8"/>
+              <w:pStyle w:val="ListParagraph"/>
               <w:numPr>
                 <w:ilvl w:val="0"/>
                 <w:numId w:val="15"/>
@@ -9082,15 +8953,15 @@
               <w:spacing w:line="0" w:lineRule="atLeast"/>
               <w:ind w:leftChars="0"/>
               <w:rPr>
-                <w:rFonts w:ascii="Arial" w:eastAsia="標楷體" w:hAnsi="Arial" w:cs="Arial"/>
-                <w:sz w:val="22"/>
-                <w:szCs w:val="22"/>
-                <w:lang w:eastAsia="zh-TW"/>
-              </w:rPr>
-            </w:pPr>
-            <w:r>
-              <w:rPr>
-                <w:rFonts w:ascii="Arial" w:eastAsia="標楷體" w:hAnsi="Arial" w:cs="Arial" w:hint="eastAsia"/>
+                <w:rFonts w:ascii="Arial" w:eastAsia="DFKai-SB" w:hAnsi="Arial" w:cs="Arial"/>
+                <w:sz w:val="22"/>
+                <w:szCs w:val="22"/>
+                <w:lang w:eastAsia="zh-TW"/>
+              </w:rPr>
+            </w:pPr>
+            <w:r>
+              <w:rPr>
+                <w:rFonts w:ascii="Arial" w:eastAsia="DFKai-SB" w:hAnsi="Arial" w:cs="Arial" w:hint="eastAsia"/>
                 <w:sz w:val="22"/>
                 <w:szCs w:val="22"/>
                 <w:lang w:eastAsia="zh-TW"/>
@@ -9099,7 +8970,7 @@
             </w:r>
             <w:r>
               <w:rPr>
-                <w:rFonts w:ascii="Arial" w:eastAsia="標楷體" w:hAnsi="Arial" w:cs="Arial" w:hint="eastAsia"/>
+                <w:rFonts w:ascii="Arial" w:eastAsia="DFKai-SB" w:hAnsi="Arial" w:cs="Arial" w:hint="eastAsia"/>
                 <w:sz w:val="22"/>
                 <w:szCs w:val="22"/>
                 <w:lang w:eastAsia="zh-TW"/>
@@ -9108,7 +8979,7 @@
             </w:r>
             <w:r>
               <w:rPr>
-                <w:rFonts w:ascii="Arial" w:eastAsia="標楷體" w:hAnsi="Arial" w:cs="Arial" w:hint="eastAsia"/>
+                <w:rFonts w:ascii="Arial" w:eastAsia="DFKai-SB" w:hAnsi="Arial" w:cs="Arial" w:hint="eastAsia"/>
                 <w:sz w:val="22"/>
                 <w:szCs w:val="22"/>
                 <w:lang w:eastAsia="zh-TW"/>
@@ -9117,7 +8988,7 @@
             </w:r>
             <w:r>
               <w:rPr>
-                <w:rFonts w:ascii="Arial" w:eastAsia="標楷體" w:hAnsi="Arial" w:cs="Arial" w:hint="eastAsia"/>
+                <w:rFonts w:ascii="Arial" w:eastAsia="DFKai-SB" w:hAnsi="Arial" w:cs="Arial" w:hint="eastAsia"/>
                 <w:sz w:val="22"/>
                 <w:szCs w:val="22"/>
                 <w:lang w:eastAsia="zh-TW"/>
@@ -9126,7 +8997,7 @@
             </w:r>
             <w:r>
               <w:rPr>
-                <w:rFonts w:ascii="Arial" w:eastAsia="標楷體" w:hAnsi="Arial" w:cs="Arial" w:hint="eastAsia"/>
+                <w:rFonts w:ascii="Arial" w:eastAsia="DFKai-SB" w:hAnsi="Arial" w:cs="Arial" w:hint="eastAsia"/>
                 <w:sz w:val="22"/>
                 <w:szCs w:val="22"/>
                 <w:lang w:eastAsia="zh-TW"/>
@@ -9135,7 +9006,7 @@
             </w:r>
             <w:r>
               <w:rPr>
-                <w:rFonts w:ascii="Arial" w:eastAsia="標楷體" w:hAnsi="Arial" w:cs="Arial"/>
+                <w:rFonts w:ascii="Arial" w:eastAsia="DFKai-SB" w:hAnsi="Arial" w:cs="Arial"/>
                 <w:sz w:val="22"/>
                 <w:szCs w:val="22"/>
                 <w:lang w:eastAsia="zh-TW"/>
@@ -9144,7 +9015,7 @@
             </w:r>
             <w:r>
               <w:rPr>
-                <w:rFonts w:ascii="Arial" w:eastAsia="標楷體" w:hAnsi="Arial" w:cs="Arial" w:hint="eastAsia"/>
+                <w:rFonts w:ascii="Arial" w:eastAsia="DFKai-SB" w:hAnsi="Arial" w:cs="Arial" w:hint="eastAsia"/>
                 <w:sz w:val="22"/>
                 <w:szCs w:val="22"/>
                 <w:lang w:eastAsia="zh-TW"/>
@@ -9153,17 +9024,16 @@
             </w:r>
             <w:r>
               <w:rPr>
-                <w:rFonts w:ascii="Arial" w:eastAsia="標楷體" w:hAnsi="Arial" w:cs="Arial" w:hint="eastAsia"/>
+                <w:rFonts w:ascii="Arial" w:eastAsia="DFKai-SB" w:hAnsi="Arial" w:cs="Arial" w:hint="eastAsia"/>
                 <w:sz w:val="22"/>
                 <w:szCs w:val="22"/>
                 <w:lang w:eastAsia="zh-TW"/>
               </w:rPr>
               <w:t>*</w:t>
             </w:r>
-            <w:proofErr w:type="gramStart"/>
-            <w:r>
-              <w:rPr>
-                <w:rFonts w:ascii="Arial" w:eastAsia="標楷體" w:hAnsi="Arial" w:cs="Arial" w:hint="eastAsia"/>
+            <w:r>
+              <w:rPr>
+                <w:rFonts w:ascii="Arial" w:eastAsia="DFKai-SB" w:hAnsi="Arial" w:cs="Arial" w:hint="eastAsia"/>
                 <w:color w:val="0000FF"/>
                 <w:sz w:val="22"/>
                 <w:szCs w:val="22"/>
@@ -9171,10 +9041,9 @@
               </w:rPr>
               <w:t>滯機加油</w:t>
             </w:r>
-            <w:proofErr w:type="gramEnd"/>
-            <w:r>
-              <w:rPr>
-                <w:rFonts w:ascii="Arial" w:eastAsia="標楷體" w:hAnsi="Arial" w:cs="Arial" w:hint="eastAsia"/>
+            <w:r>
+              <w:rPr>
+                <w:rFonts w:ascii="Arial" w:eastAsia="DFKai-SB" w:hAnsi="Arial" w:cs="Arial" w:hint="eastAsia"/>
                 <w:sz w:val="22"/>
                 <w:szCs w:val="22"/>
                 <w:lang w:eastAsia="zh-TW"/>
@@ -9183,7 +9052,7 @@
             </w:r>
             <w:r>
               <w:rPr>
-                <w:rFonts w:ascii="Arial" w:eastAsia="標楷體" w:hAnsi="Arial" w:cs="Arial" w:hint="eastAsia"/>
+                <w:rFonts w:ascii="Arial" w:eastAsia="DFKai-SB" w:hAnsi="Arial" w:cs="Arial" w:hint="eastAsia"/>
                 <w:sz w:val="22"/>
                 <w:szCs w:val="22"/>
                 <w:lang w:eastAsia="zh-TW"/>
@@ -9192,7 +9061,7 @@
             </w:r>
             <w:r>
               <w:rPr>
-                <w:rFonts w:ascii="Arial" w:eastAsia="標楷體" w:hAnsi="Arial" w:cs="Arial" w:hint="eastAsia"/>
+                <w:rFonts w:ascii="Arial" w:eastAsia="DFKai-SB" w:hAnsi="Arial" w:cs="Arial" w:hint="eastAsia"/>
                 <w:color w:val="0000FF"/>
                 <w:sz w:val="22"/>
                 <w:szCs w:val="22"/>
@@ -9202,7 +9071,7 @@
             </w:r>
             <w:r>
               <w:rPr>
-                <w:rFonts w:ascii="Arial" w:eastAsia="標楷體" w:hAnsi="Arial" w:cs="Arial" w:hint="eastAsia"/>
+                <w:rFonts w:ascii="Arial" w:eastAsia="DFKai-SB" w:hAnsi="Arial" w:cs="Arial" w:hint="eastAsia"/>
                 <w:color w:val="0000FF"/>
                 <w:sz w:val="22"/>
                 <w:szCs w:val="22"/>
@@ -9212,7 +9081,7 @@
             </w:r>
             <w:r>
               <w:rPr>
-                <w:rFonts w:ascii="Arial" w:eastAsia="標楷體" w:hAnsi="Arial" w:cs="Arial" w:hint="eastAsia"/>
+                <w:rFonts w:ascii="Arial" w:eastAsia="DFKai-SB" w:hAnsi="Arial" w:cs="Arial" w:hint="eastAsia"/>
                 <w:color w:val="0000FF"/>
                 <w:sz w:val="22"/>
                 <w:szCs w:val="22"/>
@@ -9222,7 +9091,7 @@
             </w:r>
             <w:r>
               <w:rPr>
-                <w:rFonts w:ascii="Arial" w:eastAsia="標楷體" w:hAnsi="Arial" w:cs="Arial"/>
+                <w:rFonts w:ascii="Arial" w:eastAsia="DFKai-SB" w:hAnsi="Arial" w:cs="Arial"/>
                 <w:color w:val="0000FF"/>
                 <w:sz w:val="22"/>
                 <w:szCs w:val="22"/>
@@ -9232,7 +9101,7 @@
             </w:r>
             <w:r>
               <w:rPr>
-                <w:rFonts w:ascii="Arial" w:eastAsia="標楷體" w:hAnsi="Arial" w:cs="Arial" w:hint="eastAsia"/>
+                <w:rFonts w:ascii="Arial" w:eastAsia="DFKai-SB" w:hAnsi="Arial" w:cs="Arial" w:hint="eastAsia"/>
                 <w:color w:val="0000FF"/>
                 <w:sz w:val="22"/>
                 <w:szCs w:val="22"/>
@@ -9242,7 +9111,7 @@
             </w:r>
             <w:r>
               <w:rPr>
-                <w:rFonts w:ascii="Arial" w:eastAsia="標楷體" w:hAnsi="Arial" w:cs="Arial" w:hint="eastAsia"/>
+                <w:rFonts w:ascii="Arial" w:eastAsia="DFKai-SB" w:hAnsi="Arial" w:cs="Arial" w:hint="eastAsia"/>
                 <w:color w:val="0000FF"/>
                 <w:sz w:val="22"/>
                 <w:szCs w:val="22"/>
@@ -9252,7 +9121,7 @@
             </w:r>
             <w:r>
               <w:rPr>
-                <w:rFonts w:ascii="Arial" w:eastAsia="標楷體" w:hAnsi="Arial" w:cs="Arial" w:hint="eastAsia"/>
+                <w:rFonts w:ascii="Arial" w:eastAsia="DFKai-SB" w:hAnsi="Arial" w:cs="Arial" w:hint="eastAsia"/>
                 <w:color w:val="0000FF"/>
                 <w:sz w:val="22"/>
                 <w:szCs w:val="22"/>
@@ -9260,10 +9129,9 @@
               </w:rPr>
               <w:t>*</w:t>
             </w:r>
-            <w:proofErr w:type="gramStart"/>
-            <w:r>
-              <w:rPr>
-                <w:rFonts w:ascii="Arial" w:eastAsia="標楷體" w:hAnsi="Arial" w:cs="Arial" w:hint="eastAsia"/>
+            <w:r>
+              <w:rPr>
+                <w:rFonts w:ascii="Arial" w:eastAsia="DFKai-SB" w:hAnsi="Arial" w:cs="Arial" w:hint="eastAsia"/>
                 <w:color w:val="0000FF"/>
                 <w:sz w:val="22"/>
                 <w:szCs w:val="22"/>
@@ -9273,7 +9141,7 @@
             </w:r>
             <w:r>
               <w:rPr>
-                <w:rFonts w:ascii="Arial" w:eastAsia="標楷體" w:hAnsi="Arial" w:cs="Arial" w:hint="eastAsia"/>
+                <w:rFonts w:ascii="Arial" w:eastAsia="DFKai-SB" w:hAnsi="Arial" w:cs="Arial" w:hint="eastAsia"/>
                 <w:color w:val="0000FF"/>
                 <w:sz w:val="22"/>
                 <w:szCs w:val="22"/>
@@ -9283,28 +9151,17 @@
             </w:r>
             <w:r>
               <w:rPr>
-                <w:rFonts w:ascii="Arial" w:eastAsia="標楷體" w:hAnsi="Arial" w:cs="Arial" w:hint="eastAsia"/>
+                <w:rFonts w:ascii="Arial" w:eastAsia="DFKai-SB" w:hAnsi="Arial" w:cs="Arial" w:hint="eastAsia"/>
                 <w:color w:val="0000FF"/>
                 <w:sz w:val="22"/>
                 <w:szCs w:val="22"/>
                 <w:lang w:eastAsia="zh-TW"/>
               </w:rPr>
-              <w:t>年</w:t>
-            </w:r>
-            <w:proofErr w:type="gramEnd"/>
-            <w:r>
-              <w:rPr>
-                <w:rFonts w:ascii="Arial" w:eastAsia="標楷體" w:hAnsi="Arial" w:cs="Arial" w:hint="eastAsia"/>
-                <w:color w:val="0000FF"/>
-                <w:sz w:val="22"/>
-                <w:szCs w:val="22"/>
-                <w:lang w:eastAsia="zh-TW"/>
-              </w:rPr>
-              <w:t>安全績效及目標</w:t>
-            </w:r>
-            <w:r>
-              <w:rPr>
-                <w:rFonts w:ascii="Arial" w:eastAsia="標楷體" w:hAnsi="Arial" w:cs="Arial" w:hint="eastAsia"/>
+              <w:t>年安全績效及目標</w:t>
+            </w:r>
+            <w:r>
+              <w:rPr>
+                <w:rFonts w:ascii="Arial" w:eastAsia="DFKai-SB" w:hAnsi="Arial" w:cs="Arial" w:hint="eastAsia"/>
                 <w:color w:val="0000FF"/>
                 <w:sz w:val="22"/>
                 <w:szCs w:val="22"/>
@@ -9326,7 +9183,7 @@
             <w:pPr>
               <w:spacing w:line="0" w:lineRule="atLeast"/>
               <w:rPr>
-                <w:rFonts w:ascii="Arial" w:eastAsia="標楷體" w:hAnsi="Arial" w:cs="Arial"/>
+                <w:rFonts w:ascii="Arial" w:eastAsia="DFKai-SB" w:hAnsi="Arial" w:cs="Arial"/>
                 <w:sz w:val="22"/>
                 <w:szCs w:val="22"/>
                 <w:lang w:eastAsia="zh-TW"/>
@@ -9346,7 +9203,7 @@
             <w:pPr>
               <w:spacing w:line="0" w:lineRule="atLeast"/>
               <w:rPr>
-                <w:rFonts w:ascii="Arial" w:eastAsia="標楷體" w:hAnsi="Arial" w:cs="Arial"/>
+                <w:rFonts w:ascii="Arial" w:eastAsia="DFKai-SB" w:hAnsi="Arial" w:cs="Arial"/>
                 <w:sz w:val="22"/>
                 <w:szCs w:val="22"/>
                 <w:lang w:eastAsia="zh-TW"/>
@@ -9366,7 +9223,7 @@
             <w:pPr>
               <w:spacing w:line="0" w:lineRule="atLeast"/>
               <w:rPr>
-                <w:rFonts w:ascii="Arial" w:eastAsia="標楷體" w:hAnsi="Arial" w:cs="Arial"/>
+                <w:rFonts w:ascii="Arial" w:eastAsia="DFKai-SB" w:hAnsi="Arial" w:cs="Arial"/>
                 <w:sz w:val="22"/>
                 <w:szCs w:val="22"/>
                 <w:lang w:eastAsia="zh-TW"/>
@@ -9387,15 +9244,15 @@
             <w:pPr>
               <w:spacing w:line="0" w:lineRule="atLeast"/>
               <w:rPr>
-                <w:rFonts w:ascii="Arial" w:eastAsia="標楷體" w:hAnsi="Arial" w:cs="Arial"/>
-                <w:sz w:val="22"/>
-                <w:szCs w:val="22"/>
-                <w:lang w:eastAsia="zh-TW"/>
-              </w:rPr>
-            </w:pPr>
-            <w:r>
-              <w:rPr>
-                <w:rFonts w:ascii="Arial" w:eastAsia="標楷體" w:hAnsi="Arial" w:cs="Arial" w:hint="eastAsia"/>
+                <w:rFonts w:ascii="Arial" w:eastAsia="DFKai-SB" w:hAnsi="Arial" w:cs="Arial"/>
+                <w:sz w:val="22"/>
+                <w:szCs w:val="22"/>
+                <w:lang w:eastAsia="zh-TW"/>
+              </w:rPr>
+            </w:pPr>
+            <w:r>
+              <w:rPr>
+                <w:rFonts w:ascii="Arial" w:eastAsia="DFKai-SB" w:hAnsi="Arial" w:cs="Arial" w:hint="eastAsia"/>
                 <w:color w:val="0000FF"/>
                 <w:sz w:val="22"/>
                 <w:szCs w:val="22"/>
@@ -9405,7 +9262,7 @@
             </w:r>
             <w:r>
               <w:rPr>
-                <w:rFonts w:ascii="Arial" w:eastAsia="標楷體" w:hAnsi="Arial" w:cs="Arial" w:hint="eastAsia"/>
+                <w:rFonts w:ascii="Arial" w:eastAsia="DFKai-SB" w:hAnsi="Arial" w:cs="Arial" w:hint="eastAsia"/>
                 <w:color w:val="0000FF"/>
                 <w:sz w:val="22"/>
                 <w:szCs w:val="22"/>
@@ -9415,7 +9272,7 @@
             </w:r>
             <w:r>
               <w:rPr>
-                <w:rFonts w:ascii="Arial" w:eastAsia="標楷體" w:hAnsi="Arial" w:cs="Arial" w:hint="eastAsia"/>
+                <w:rFonts w:ascii="Arial" w:eastAsia="DFKai-SB" w:hAnsi="Arial" w:cs="Arial" w:hint="eastAsia"/>
                 <w:color w:val="0000FF"/>
                 <w:sz w:val="22"/>
                 <w:szCs w:val="22"/>
@@ -9425,7 +9282,7 @@
             </w:r>
             <w:r>
               <w:rPr>
-                <w:rFonts w:ascii="Arial" w:eastAsia="標楷體" w:hAnsi="Arial" w:cs="Arial" w:hint="eastAsia"/>
+                <w:rFonts w:ascii="Arial" w:eastAsia="DFKai-SB" w:hAnsi="Arial" w:cs="Arial" w:hint="eastAsia"/>
                 <w:color w:val="0000FF"/>
                 <w:sz w:val="22"/>
                 <w:szCs w:val="22"/>
@@ -9433,11 +9290,9 @@
               </w:rPr>
               <w:t>廣播詞手冊</w:t>
             </w:r>
-            <w:bookmarkStart w:id="0" w:name="_GoBack"/>
-            <w:bookmarkEnd w:id="0"/>
-            <w:r>
-              <w:rPr>
-                <w:rFonts w:ascii="Arial" w:eastAsia="標楷體" w:hAnsi="Arial" w:cs="Arial" w:hint="eastAsia"/>
+            <w:r>
+              <w:rPr>
+                <w:rFonts w:ascii="Arial" w:eastAsia="DFKai-SB" w:hAnsi="Arial" w:cs="Arial" w:hint="eastAsia"/>
                 <w:color w:val="0000FF"/>
                 <w:sz w:val="22"/>
                 <w:szCs w:val="22"/>
@@ -9447,7 +9302,7 @@
             </w:r>
             <w:r>
               <w:rPr>
-                <w:rFonts w:ascii="Arial" w:eastAsia="標楷體" w:hAnsi="Arial" w:cs="Arial" w:hint="eastAsia"/>
+                <w:rFonts w:ascii="Arial" w:eastAsia="DFKai-SB" w:hAnsi="Arial" w:cs="Arial" w:hint="eastAsia"/>
                 <w:color w:val="0000FF"/>
                 <w:sz w:val="22"/>
                 <w:szCs w:val="22"/>
@@ -9476,7 +9331,7 @@
               <w:spacing w:line="0" w:lineRule="atLeast"/>
               <w:jc w:val="center"/>
               <w:rPr>
-                <w:rFonts w:ascii="Arial" w:eastAsia="標楷體" w:hAnsi="Arial" w:cs="Arial"/>
+                <w:rFonts w:ascii="Arial" w:eastAsia="DFKai-SB" w:hAnsi="Arial" w:cs="Arial"/>
                 <w:sz w:val="22"/>
                 <w:szCs w:val="22"/>
                 <w:lang w:eastAsia="zh-TW"/>
@@ -9498,7 +9353,7 @@
               <w:spacing w:line="0" w:lineRule="atLeast"/>
               <w:jc w:val="center"/>
               <w:rPr>
-                <w:rFonts w:ascii="Arial" w:eastAsia="標楷體" w:hAnsi="Arial" w:cs="Arial" w:hint="eastAsia"/>
+                <w:rFonts w:ascii="Arial" w:eastAsia="DFKai-SB" w:hAnsi="Arial" w:cs="Arial"/>
                 <w:sz w:val="22"/>
                 <w:szCs w:val="22"/>
                 <w:lang w:eastAsia="zh-TW"/>
@@ -9520,7 +9375,7 @@
               <w:spacing w:line="0" w:lineRule="atLeast"/>
               <w:jc w:val="center"/>
               <w:rPr>
-                <w:rFonts w:ascii="Arial" w:eastAsia="標楷體" w:hAnsi="Arial" w:cs="Arial" w:hint="eastAsia"/>
+                <w:rFonts w:ascii="Arial" w:eastAsia="DFKai-SB" w:hAnsi="Arial" w:cs="Arial"/>
                 <w:sz w:val="22"/>
                 <w:szCs w:val="22"/>
                 <w:lang w:eastAsia="zh-TW"/>
@@ -9539,7 +9394,7 @@
           </w:tcPr>
           <w:p>
             <w:pPr>
-              <w:pStyle w:val="a8"/>
+              <w:pStyle w:val="ListParagraph"/>
               <w:numPr>
                 <w:ilvl w:val="0"/>
                 <w:numId w:val="15"/>
@@ -9547,15 +9402,15 @@
               <w:spacing w:line="0" w:lineRule="atLeast"/>
               <w:ind w:leftChars="0"/>
               <w:rPr>
-                <w:rFonts w:ascii="Arial" w:eastAsia="標楷體" w:hAnsi="Arial" w:cs="Arial" w:hint="eastAsia"/>
-                <w:sz w:val="22"/>
-                <w:szCs w:val="22"/>
-                <w:lang w:eastAsia="zh-TW"/>
-              </w:rPr>
-            </w:pPr>
-            <w:r>
-              <w:rPr>
-                <w:rFonts w:ascii="Arial" w:eastAsia="標楷體" w:hAnsi="Arial" w:cs="Arial" w:hint="eastAsia"/>
+                <w:rFonts w:ascii="Arial" w:eastAsia="DFKai-SB" w:hAnsi="Arial" w:cs="Arial"/>
+                <w:sz w:val="22"/>
+                <w:szCs w:val="22"/>
+                <w:lang w:eastAsia="zh-TW"/>
+              </w:rPr>
+            </w:pPr>
+            <w:r>
+              <w:rPr>
+                <w:rFonts w:ascii="Arial" w:eastAsia="DFKai-SB" w:hAnsi="Arial" w:cs="Arial" w:hint="eastAsia"/>
                 <w:color w:val="0000FF"/>
                 <w:sz w:val="22"/>
                 <w:szCs w:val="22"/>
@@ -9565,7 +9420,7 @@
             </w:r>
             <w:r>
               <w:rPr>
-                <w:rFonts w:ascii="Arial" w:eastAsia="標楷體" w:hAnsi="Arial" w:cs="Arial"/>
+                <w:rFonts w:ascii="Arial" w:eastAsia="DFKai-SB" w:hAnsi="Arial" w:cs="Arial"/>
                 <w:color w:val="0000FF"/>
                 <w:sz w:val="22"/>
                 <w:szCs w:val="22"/>
@@ -9575,7 +9430,7 @@
             </w:r>
             <w:r>
               <w:rPr>
-                <w:rFonts w:ascii="Arial" w:eastAsia="標楷體" w:hAnsi="Arial" w:cs="Arial" w:hint="eastAsia"/>
+                <w:rFonts w:ascii="Arial" w:eastAsia="DFKai-SB" w:hAnsi="Arial" w:cs="Arial" w:hint="eastAsia"/>
                 <w:color w:val="0000FF"/>
                 <w:sz w:val="22"/>
                 <w:szCs w:val="22"/>
@@ -9585,7 +9440,7 @@
             </w:r>
             <w:r>
               <w:rPr>
-                <w:rFonts w:ascii="Arial" w:eastAsia="標楷體" w:hAnsi="Arial" w:cs="Arial" w:hint="eastAsia"/>
+                <w:rFonts w:ascii="Arial" w:eastAsia="DFKai-SB" w:hAnsi="Arial" w:cs="Arial" w:hint="eastAsia"/>
                 <w:color w:val="0000FF"/>
                 <w:sz w:val="22"/>
                 <w:szCs w:val="22"/>
@@ -9595,7 +9450,7 @@
             </w:r>
             <w:r>
               <w:rPr>
-                <w:rFonts w:ascii="Arial" w:eastAsia="標楷體" w:hAnsi="Arial" w:cs="Arial" w:hint="eastAsia"/>
+                <w:rFonts w:ascii="Arial" w:eastAsia="DFKai-SB" w:hAnsi="Arial" w:cs="Arial" w:hint="eastAsia"/>
                 <w:color w:val="0000FF"/>
                 <w:sz w:val="22"/>
                 <w:szCs w:val="22"/>
@@ -9605,7 +9460,7 @@
             </w:r>
             <w:r>
               <w:rPr>
-                <w:rFonts w:ascii="Arial" w:eastAsia="標楷體" w:hAnsi="Arial" w:cs="Arial" w:hint="eastAsia"/>
+                <w:rFonts w:ascii="Arial" w:eastAsia="DFKai-SB" w:hAnsi="Arial" w:cs="Arial" w:hint="eastAsia"/>
                 <w:color w:val="0000FF"/>
                 <w:sz w:val="22"/>
                 <w:szCs w:val="22"/>
@@ -9628,7 +9483,7 @@
             <w:pPr>
               <w:spacing w:line="0" w:lineRule="atLeast"/>
               <w:rPr>
-                <w:rFonts w:ascii="Arial" w:eastAsia="標楷體" w:hAnsi="Arial" w:cs="Arial"/>
+                <w:rFonts w:ascii="Arial" w:eastAsia="DFKai-SB" w:hAnsi="Arial" w:cs="Arial"/>
                 <w:sz w:val="22"/>
                 <w:szCs w:val="22"/>
                 <w:lang w:eastAsia="zh-TW"/>
@@ -9649,7 +9504,7 @@
             <w:pPr>
               <w:spacing w:line="0" w:lineRule="atLeast"/>
               <w:rPr>
-                <w:rFonts w:ascii="Arial" w:eastAsia="標楷體" w:hAnsi="Arial" w:cs="Arial"/>
+                <w:rFonts w:ascii="Arial" w:eastAsia="DFKai-SB" w:hAnsi="Arial" w:cs="Arial"/>
                 <w:sz w:val="22"/>
                 <w:szCs w:val="22"/>
                 <w:lang w:eastAsia="zh-TW"/>
@@ -9670,7 +9525,7 @@
             <w:pPr>
               <w:spacing w:line="0" w:lineRule="atLeast"/>
               <w:rPr>
-                <w:rFonts w:ascii="Arial" w:eastAsia="標楷體" w:hAnsi="Arial" w:cs="Arial"/>
+                <w:rFonts w:ascii="Arial" w:eastAsia="DFKai-SB" w:hAnsi="Arial" w:cs="Arial"/>
                 <w:sz w:val="22"/>
                 <w:szCs w:val="22"/>
                 <w:lang w:eastAsia="zh-TW"/>
@@ -9692,7 +9547,7 @@
             <w:pPr>
               <w:spacing w:line="0" w:lineRule="atLeast"/>
               <w:rPr>
-                <w:rFonts w:ascii="Arial" w:eastAsia="標楷體" w:hAnsi="Arial" w:cs="Arial" w:hint="eastAsia"/>
+                <w:rFonts w:ascii="Arial" w:eastAsia="DFKai-SB" w:hAnsi="Arial" w:cs="Arial"/>
                 <w:color w:val="0000FF"/>
                 <w:sz w:val="22"/>
                 <w:szCs w:val="22"/>
@@ -9721,7 +9576,7 @@
               <w:spacing w:line="0" w:lineRule="atLeast"/>
               <w:jc w:val="center"/>
               <w:rPr>
-                <w:rFonts w:ascii="Arial" w:eastAsia="標楷體" w:hAnsi="Arial" w:cs="Arial"/>
+                <w:rFonts w:ascii="Arial" w:eastAsia="DFKai-SB" w:hAnsi="Arial" w:cs="Arial"/>
                 <w:sz w:val="22"/>
                 <w:szCs w:val="22"/>
                 <w:lang w:eastAsia="zh-TW"/>
@@ -9743,7 +9598,7 @@
               <w:spacing w:line="0" w:lineRule="atLeast"/>
               <w:jc w:val="center"/>
               <w:rPr>
-                <w:rFonts w:ascii="Arial" w:eastAsia="標楷體" w:hAnsi="Arial" w:cs="Arial" w:hint="eastAsia"/>
+                <w:rFonts w:ascii="Arial" w:eastAsia="DFKai-SB" w:hAnsi="Arial" w:cs="Arial"/>
                 <w:sz w:val="22"/>
                 <w:szCs w:val="22"/>
                 <w:lang w:eastAsia="zh-TW"/>
@@ -9765,7 +9620,7 @@
               <w:spacing w:line="0" w:lineRule="atLeast"/>
               <w:jc w:val="center"/>
               <w:rPr>
-                <w:rFonts w:ascii="Arial" w:eastAsia="標楷體" w:hAnsi="Arial" w:cs="Arial" w:hint="eastAsia"/>
+                <w:rFonts w:ascii="Arial" w:eastAsia="DFKai-SB" w:hAnsi="Arial" w:cs="Arial"/>
                 <w:sz w:val="22"/>
                 <w:szCs w:val="22"/>
                 <w:lang w:eastAsia="zh-TW"/>
@@ -9784,7 +9639,7 @@
           </w:tcPr>
           <w:p>
             <w:pPr>
-              <w:pStyle w:val="a8"/>
+              <w:pStyle w:val="ListParagraph"/>
               <w:numPr>
                 <w:ilvl w:val="0"/>
                 <w:numId w:val="15"/>
@@ -9792,7 +9647,7 @@
               <w:spacing w:line="0" w:lineRule="atLeast"/>
               <w:ind w:leftChars="0"/>
               <w:rPr>
-                <w:rFonts w:ascii="Arial" w:eastAsia="標楷體" w:hAnsi="Arial" w:cs="Arial" w:hint="eastAsia"/>
+                <w:rFonts w:ascii="Arial" w:eastAsia="DFKai-SB" w:hAnsi="Arial" w:cs="Arial"/>
                 <w:color w:val="0000FF"/>
                 <w:sz w:val="22"/>
                 <w:szCs w:val="22"/>
@@ -9801,7 +9656,7 @@
             </w:pPr>
             <w:r>
               <w:rPr>
-                <w:rFonts w:ascii="Arial" w:eastAsia="標楷體" w:hAnsi="Arial" w:cs="Arial" w:hint="eastAsia"/>
+                <w:rFonts w:ascii="Arial" w:eastAsia="DFKai-SB" w:hAnsi="Arial" w:cs="Arial" w:hint="eastAsia"/>
                 <w:color w:val="0000FF"/>
                 <w:sz w:val="22"/>
                 <w:szCs w:val="22"/>
@@ -9811,7 +9666,7 @@
             </w:r>
             <w:r>
               <w:rPr>
-                <w:rFonts w:ascii="Arial" w:eastAsia="標楷體" w:hAnsi="Arial" w:cs="Arial" w:hint="eastAsia"/>
+                <w:rFonts w:ascii="Arial" w:eastAsia="DFKai-SB" w:hAnsi="Arial" w:cs="Arial" w:hint="eastAsia"/>
                 <w:color w:val="0000FF"/>
                 <w:sz w:val="22"/>
                 <w:szCs w:val="22"/>
@@ -9821,7 +9676,7 @@
             </w:r>
             <w:r>
               <w:rPr>
-                <w:rFonts w:ascii="Arial" w:eastAsia="標楷體" w:hAnsi="Arial" w:cs="Arial" w:hint="eastAsia"/>
+                <w:rFonts w:ascii="Arial" w:eastAsia="DFKai-SB" w:hAnsi="Arial" w:cs="Arial" w:hint="eastAsia"/>
                 <w:color w:val="0000FF"/>
                 <w:sz w:val="22"/>
                 <w:szCs w:val="22"/>
@@ -9831,7 +9686,7 @@
             </w:r>
             <w:r>
               <w:rPr>
-                <w:rFonts w:ascii="Arial" w:eastAsia="標楷體" w:hAnsi="Arial" w:cs="Arial" w:hint="eastAsia"/>
+                <w:rFonts w:ascii="Arial" w:eastAsia="DFKai-SB" w:hAnsi="Arial" w:cs="Arial" w:hint="eastAsia"/>
                 <w:color w:val="0000FF"/>
                 <w:sz w:val="22"/>
                 <w:szCs w:val="22"/>
@@ -9854,7 +9709,7 @@
             <w:pPr>
               <w:spacing w:line="0" w:lineRule="atLeast"/>
               <w:rPr>
-                <w:rFonts w:ascii="Arial" w:eastAsia="標楷體" w:hAnsi="Arial" w:cs="Arial"/>
+                <w:rFonts w:ascii="Arial" w:eastAsia="DFKai-SB" w:hAnsi="Arial" w:cs="Arial"/>
                 <w:sz w:val="22"/>
                 <w:szCs w:val="22"/>
                 <w:lang w:eastAsia="zh-TW"/>
@@ -9875,7 +9730,7 @@
             <w:pPr>
               <w:spacing w:line="0" w:lineRule="atLeast"/>
               <w:rPr>
-                <w:rFonts w:ascii="Arial" w:eastAsia="標楷體" w:hAnsi="Arial" w:cs="Arial"/>
+                <w:rFonts w:ascii="Arial" w:eastAsia="DFKai-SB" w:hAnsi="Arial" w:cs="Arial"/>
                 <w:sz w:val="22"/>
                 <w:szCs w:val="22"/>
                 <w:lang w:eastAsia="zh-TW"/>
@@ -9896,7 +9751,7 @@
             <w:pPr>
               <w:spacing w:line="0" w:lineRule="atLeast"/>
               <w:rPr>
-                <w:rFonts w:ascii="Arial" w:eastAsia="標楷體" w:hAnsi="Arial" w:cs="Arial"/>
+                <w:rFonts w:ascii="Arial" w:eastAsia="DFKai-SB" w:hAnsi="Arial" w:cs="Arial"/>
                 <w:sz w:val="22"/>
                 <w:szCs w:val="22"/>
                 <w:lang w:eastAsia="zh-TW"/>
@@ -9918,7 +9773,7 @@
             <w:pPr>
               <w:spacing w:line="0" w:lineRule="atLeast"/>
               <w:rPr>
-                <w:rFonts w:ascii="Arial" w:eastAsia="標楷體" w:hAnsi="Arial" w:cs="Arial" w:hint="eastAsia"/>
+                <w:rFonts w:ascii="Arial" w:eastAsia="DFKai-SB" w:hAnsi="Arial" w:cs="Arial"/>
                 <w:color w:val="0000FF"/>
                 <w:sz w:val="22"/>
                 <w:szCs w:val="22"/>
@@ -9949,15 +9804,15 @@
               <w:spacing w:line="0" w:lineRule="atLeast"/>
               <w:jc w:val="left"/>
               <w:rPr>
-                <w:rFonts w:ascii="Arial" w:eastAsia="標楷體" w:hAnsi="Arial" w:cs="Arial"/>
-                <w:sz w:val="22"/>
-                <w:szCs w:val="22"/>
-                <w:lang w:eastAsia="zh-TW"/>
-              </w:rPr>
-            </w:pPr>
-            <w:r>
-              <w:rPr>
-                <w:rFonts w:ascii="Arial" w:eastAsia="標楷體" w:hAnsi="Arial" w:cs="Arial" w:hint="eastAsia"/>
+                <w:rFonts w:ascii="Arial" w:eastAsia="DFKai-SB" w:hAnsi="Arial" w:cs="Arial"/>
+                <w:sz w:val="22"/>
+                <w:szCs w:val="22"/>
+                <w:lang w:eastAsia="zh-TW"/>
+              </w:rPr>
+            </w:pPr>
+            <w:r>
+              <w:rPr>
+                <w:rFonts w:ascii="Arial" w:eastAsia="DFKai-SB" w:hAnsi="Arial" w:cs="Arial" w:hint="eastAsia"/>
                 <w:sz w:val="22"/>
                 <w:szCs w:val="22"/>
                 <w:lang w:eastAsia="zh-TW"/>
@@ -9966,7 +9821,7 @@
             </w:r>
             <w:r>
               <w:rPr>
-                <w:rFonts w:ascii="Arial" w:eastAsia="標楷體" w:hAnsi="Arial" w:cs="Arial" w:hint="eastAsia"/>
+                <w:rFonts w:ascii="Arial" w:eastAsia="DFKai-SB" w:hAnsi="Arial" w:cs="Arial" w:hint="eastAsia"/>
                 <w:sz w:val="22"/>
                 <w:szCs w:val="22"/>
                 <w:lang w:eastAsia="zh-HK"/>
@@ -9979,73 +9834,61 @@
               <w:spacing w:line="0" w:lineRule="atLeast"/>
               <w:jc w:val="left"/>
               <w:rPr>
-                <w:rFonts w:ascii="Arial" w:eastAsia="標楷體" w:hAnsi="Arial" w:cs="Arial"/>
+                <w:rFonts w:ascii="Arial" w:eastAsia="DFKai-SB" w:hAnsi="Arial" w:cs="Arial"/>
                 <w:color w:val="0000FF"/>
                 <w:sz w:val="18"/>
                 <w:szCs w:val="18"/>
                 <w:lang w:eastAsia="zh-TW"/>
               </w:rPr>
             </w:pPr>
-            <w:proofErr w:type="gramStart"/>
-            <w:r>
-              <w:rPr>
-                <w:rFonts w:ascii="Arial" w:eastAsia="標楷體" w:hAnsi="Arial" w:cs="Arial" w:hint="eastAsia"/>
+            <w:r>
+              <w:rPr>
+                <w:rFonts w:ascii="Arial" w:eastAsia="DFKai-SB" w:hAnsi="Arial" w:cs="Arial" w:hint="eastAsia"/>
                 <w:color w:val="0000FF"/>
                 <w:sz w:val="18"/>
                 <w:szCs w:val="18"/>
                 <w:lang w:eastAsia="zh-TW"/>
               </w:rPr>
-              <w:t>註</w:t>
-            </w:r>
-            <w:proofErr w:type="gramEnd"/>
-            <w:r>
-              <w:rPr>
-                <w:rFonts w:ascii="Arial" w:eastAsia="標楷體" w:hAnsi="Arial" w:cs="Arial" w:hint="eastAsia"/>
+              <w:t>註：</w:t>
+            </w:r>
+            <w:r>
+              <w:rPr>
+                <w:rFonts w:ascii="Arial" w:eastAsia="DFKai-SB" w:hAnsi="Arial" w:cs="Arial" w:hint="eastAsia"/>
                 <w:color w:val="0000FF"/>
                 <w:sz w:val="18"/>
                 <w:szCs w:val="18"/>
                 <w:lang w:eastAsia="zh-TW"/>
               </w:rPr>
-              <w:t>：</w:t>
-            </w:r>
-            <w:r>
-              <w:rPr>
-                <w:rFonts w:ascii="Arial" w:eastAsia="標楷體" w:hAnsi="Arial" w:cs="Arial" w:hint="eastAsia"/>
+              <w:t>(*)</w:t>
+            </w:r>
+            <w:r>
+              <w:rPr>
+                <w:rFonts w:ascii="Arial" w:eastAsia="DFKai-SB" w:hAnsi="Arial" w:cs="Arial" w:hint="eastAsia"/>
                 <w:color w:val="0000FF"/>
                 <w:sz w:val="18"/>
                 <w:szCs w:val="18"/>
                 <w:lang w:eastAsia="zh-TW"/>
               </w:rPr>
-              <w:t>(*)</w:t>
-            </w:r>
-            <w:r>
-              <w:rPr>
-                <w:rFonts w:ascii="Arial" w:eastAsia="標楷體" w:hAnsi="Arial" w:cs="Arial" w:hint="eastAsia"/>
+              <w:t>為</w:t>
+            </w:r>
+            <w:r>
+              <w:rPr>
+                <w:rFonts w:ascii="Arial" w:eastAsia="DFKai-SB" w:hAnsi="Arial" w:cs="Arial" w:hint="eastAsia"/>
                 <w:color w:val="0000FF"/>
                 <w:sz w:val="18"/>
                 <w:szCs w:val="18"/>
                 <w:lang w:eastAsia="zh-TW"/>
               </w:rPr>
-              <w:t>為</w:t>
-            </w:r>
-            <w:r>
-              <w:rPr>
-                <w:rFonts w:ascii="Arial" w:eastAsia="標楷體" w:hAnsi="Arial" w:cs="Arial" w:hint="eastAsia"/>
+              <w:t>5</w:t>
+            </w:r>
+            <w:r>
+              <w:rPr>
+                <w:rFonts w:ascii="Arial" w:eastAsia="DFKai-SB" w:hAnsi="Arial" w:cs="Arial" w:hint="eastAsia"/>
                 <w:color w:val="0000FF"/>
                 <w:sz w:val="18"/>
                 <w:szCs w:val="18"/>
                 <w:lang w:eastAsia="zh-TW"/>
               </w:rPr>
-              <w:t>5</w:t>
-            </w:r>
-            <w:r>
-              <w:rPr>
-                <w:rFonts w:ascii="Arial" w:eastAsia="標楷體" w:hAnsi="Arial" w:cs="Arial" w:hint="eastAsia"/>
-                <w:color w:val="0000FF"/>
-                <w:sz w:val="18"/>
-                <w:szCs w:val="18"/>
-                <w:lang w:eastAsia="zh-TW"/>
-              </w:rPr>
               <w:t>月起自我督察增加查核項目</w:t>
             </w:r>
           </w:p>
@@ -10054,7 +9897,7 @@
               <w:spacing w:line="0" w:lineRule="atLeast"/>
               <w:jc w:val="left"/>
               <w:rPr>
-                <w:rFonts w:ascii="Arial" w:eastAsia="標楷體" w:hAnsi="Arial" w:cs="Arial"/>
+                <w:rFonts w:ascii="Arial" w:eastAsia="DFKai-SB" w:hAnsi="Arial" w:cs="Arial"/>
                 <w:sz w:val="22"/>
                 <w:szCs w:val="22"/>
                 <w:lang w:eastAsia="zh-TW"/>
@@ -10066,7 +9909,7 @@
               <w:spacing w:line="0" w:lineRule="atLeast"/>
               <w:jc w:val="left"/>
               <w:rPr>
-                <w:rFonts w:ascii="Arial" w:eastAsia="標楷體" w:hAnsi="Arial" w:cs="Arial"/>
+                <w:rFonts w:ascii="Arial" w:eastAsia="DFKai-SB" w:hAnsi="Arial" w:cs="Arial"/>
                 <w:sz w:val="22"/>
                 <w:szCs w:val="22"/>
                 <w:lang w:eastAsia="zh-TW"/>
@@ -10078,40 +9921,40 @@
               <w:spacing w:line="0" w:lineRule="atLeast"/>
               <w:jc w:val="left"/>
               <w:rPr>
-                <w:rFonts w:ascii="Arial" w:eastAsia="標楷體" w:hAnsi="Arial" w:cs="Arial"/>
-                <w:sz w:val="22"/>
-                <w:szCs w:val="22"/>
-                <w:lang w:eastAsia="zh-TW"/>
-              </w:rPr>
-            </w:pPr>
-          </w:p>
-          <w:p>
-            <w:pPr>
-              <w:spacing w:line="0" w:lineRule="atLeast"/>
-              <w:rPr>
-                <w:rFonts w:ascii="Arial" w:eastAsia="標楷體" w:hAnsi="Arial" w:cs="Arial"/>
-                <w:sz w:val="22"/>
-                <w:szCs w:val="22"/>
-                <w:lang w:eastAsia="zh-TW"/>
-              </w:rPr>
-            </w:pPr>
-          </w:p>
-          <w:p>
-            <w:pPr>
-              <w:spacing w:line="0" w:lineRule="atLeast"/>
-              <w:rPr>
-                <w:rFonts w:ascii="Arial" w:eastAsia="標楷體" w:hAnsi="Arial" w:cs="Arial"/>
-                <w:sz w:val="22"/>
-                <w:szCs w:val="22"/>
-                <w:lang w:eastAsia="zh-TW"/>
-              </w:rPr>
-            </w:pPr>
-          </w:p>
-          <w:p>
-            <w:pPr>
-              <w:spacing w:line="0" w:lineRule="atLeast"/>
-              <w:rPr>
-                <w:rFonts w:ascii="Arial" w:eastAsia="標楷體" w:hAnsi="Arial" w:cs="Arial"/>
+                <w:rFonts w:ascii="Arial" w:eastAsia="DFKai-SB" w:hAnsi="Arial" w:cs="Arial"/>
+                <w:sz w:val="22"/>
+                <w:szCs w:val="22"/>
+                <w:lang w:eastAsia="zh-TW"/>
+              </w:rPr>
+            </w:pPr>
+          </w:p>
+          <w:p>
+            <w:pPr>
+              <w:spacing w:line="0" w:lineRule="atLeast"/>
+              <w:rPr>
+                <w:rFonts w:ascii="Arial" w:eastAsia="DFKai-SB" w:hAnsi="Arial" w:cs="Arial"/>
+                <w:sz w:val="22"/>
+                <w:szCs w:val="22"/>
+                <w:lang w:eastAsia="zh-TW"/>
+              </w:rPr>
+            </w:pPr>
+          </w:p>
+          <w:p>
+            <w:pPr>
+              <w:spacing w:line="0" w:lineRule="atLeast"/>
+              <w:rPr>
+                <w:rFonts w:ascii="Arial" w:eastAsia="DFKai-SB" w:hAnsi="Arial" w:cs="Arial"/>
+                <w:sz w:val="22"/>
+                <w:szCs w:val="22"/>
+                <w:lang w:eastAsia="zh-TW"/>
+              </w:rPr>
+            </w:pPr>
+          </w:p>
+          <w:p>
+            <w:pPr>
+              <w:spacing w:line="0" w:lineRule="atLeast"/>
+              <w:rPr>
+                <w:rFonts w:ascii="Arial" w:eastAsia="DFKai-SB" w:hAnsi="Arial" w:cs="Arial"/>
                 <w:sz w:val="22"/>
                 <w:szCs w:val="22"/>
                 <w:lang w:eastAsia="zh-TW"/>
@@ -10126,7 +9969,7 @@
         <w:spacing w:line="0" w:lineRule="atLeast"/>
         <w:jc w:val="left"/>
         <w:rPr>
-          <w:rFonts w:ascii="標楷體" w:eastAsia="標楷體" w:hAnsi="標楷體" w:cs="Arial"/>
+          <w:rFonts w:ascii="DFKai-SB" w:eastAsia="DFKai-SB" w:hAnsi="DFKai-SB" w:cs="Arial"/>
           <w:sz w:val="24"/>
           <w:lang w:eastAsia="zh-TW"/>
         </w:rPr>
@@ -10136,14 +9979,14 @@
       <w:pPr>
         <w:jc w:val="left"/>
         <w:rPr>
-          <w:rFonts w:ascii="Arial" w:eastAsia="標楷體" w:hAnsi="Arial" w:cs="Arial"/>
+          <w:rFonts w:ascii="Arial" w:eastAsia="DFKai-SB" w:hAnsi="Arial" w:cs="Arial"/>
           <w:sz w:val="24"/>
           <w:lang w:eastAsia="zh-TW"/>
         </w:rPr>
       </w:pPr>
       <w:r>
         <w:rPr>
-          <w:rFonts w:ascii="Arial" w:eastAsia="標楷體" w:hAnsi="Arial" w:cs="Arial" w:hint="eastAsia"/>
+          <w:rFonts w:ascii="Arial" w:eastAsia="DFKai-SB" w:hAnsi="Arial" w:cs="Arial" w:hint="eastAsia"/>
           <w:sz w:val="24"/>
           <w:lang w:eastAsia="zh-TW"/>
         </w:rPr>
@@ -10151,7 +9994,7 @@
       </w:r>
       <w:r>
         <w:rPr>
-          <w:rFonts w:ascii="Arial" w:eastAsia="標楷體" w:hAnsi="Arial" w:cs="Arial" w:hint="eastAsia"/>
+          <w:rFonts w:ascii="Arial" w:eastAsia="DFKai-SB" w:hAnsi="Arial" w:cs="Arial" w:hint="eastAsia"/>
           <w:sz w:val="24"/>
           <w:lang w:eastAsia="zh-TW"/>
         </w:rPr>
@@ -10159,7 +10002,7 @@
       </w:r>
       <w:r>
         <w:rPr>
-          <w:rFonts w:ascii="Arial" w:eastAsia="標楷體" w:hAnsi="Arial" w:cs="Arial" w:hint="eastAsia"/>
+          <w:rFonts w:ascii="Arial" w:eastAsia="DFKai-SB" w:hAnsi="Arial" w:cs="Arial" w:hint="eastAsia"/>
           <w:sz w:val="24"/>
           <w:lang w:eastAsia="zh-TW"/>
         </w:rPr>
@@ -10167,7 +10010,7 @@
       </w:r>
       <w:r>
         <w:rPr>
-          <w:rFonts w:ascii="Arial" w:eastAsia="標楷體" w:hAnsi="Arial" w:cs="Arial" w:hint="eastAsia"/>
+          <w:rFonts w:ascii="Arial" w:eastAsia="DFKai-SB" w:hAnsi="Arial" w:cs="Arial" w:hint="eastAsia"/>
           <w:sz w:val="24"/>
           <w:lang w:eastAsia="zh-TW"/>
         </w:rPr>
@@ -10175,7 +10018,7 @@
       </w:r>
       <w:r>
         <w:rPr>
-          <w:rFonts w:ascii="Arial" w:eastAsia="標楷體" w:hAnsi="Arial" w:cs="Arial" w:hint="eastAsia"/>
+          <w:rFonts w:ascii="Arial" w:eastAsia="DFKai-SB" w:hAnsi="Arial" w:cs="Arial" w:hint="eastAsia"/>
           <w:sz w:val="24"/>
           <w:lang w:eastAsia="zh-TW"/>
         </w:rPr>
@@ -10183,7 +10026,7 @@
       </w:r>
       <w:r>
         <w:rPr>
-          <w:rFonts w:ascii="Arial" w:eastAsia="標楷體" w:hAnsi="Arial" w:cs="Arial"/>
+          <w:rFonts w:ascii="Arial" w:eastAsia="DFKai-SB" w:hAnsi="Arial" w:cs="Arial"/>
           <w:sz w:val="24"/>
           <w:lang w:eastAsia="zh-TW"/>
         </w:rPr>
@@ -10191,7 +10034,7 @@
       </w:r>
       <w:r>
         <w:rPr>
-          <w:rFonts w:ascii="Arial" w:eastAsia="標楷體" w:hAnsi="Arial" w:cs="Arial"/>
+          <w:rFonts w:ascii="Arial" w:eastAsia="DFKai-SB" w:hAnsi="Arial" w:cs="Arial"/>
           <w:sz w:val="24"/>
           <w:lang w:eastAsia="zh-TW"/>
         </w:rPr>
@@ -10202,14 +10045,14 @@
       <w:pPr>
         <w:jc w:val="left"/>
         <w:rPr>
-          <w:rFonts w:ascii="Arial" w:eastAsia="標楷體" w:hAnsi="Arial" w:cs="Arial"/>
+          <w:rFonts w:ascii="Arial" w:eastAsia="DFKai-SB" w:hAnsi="Arial" w:cs="Arial"/>
           <w:sz w:val="24"/>
           <w:lang w:eastAsia="zh-TW"/>
         </w:rPr>
       </w:pPr>
       <w:r>
         <w:rPr>
-          <w:rFonts w:ascii="Arial" w:eastAsia="標楷體" w:hAnsi="Arial" w:cs="Arial"/>
+          <w:rFonts w:ascii="Arial" w:eastAsia="DFKai-SB" w:hAnsi="Arial" w:cs="Arial"/>
           <w:sz w:val="24"/>
           <w:lang w:eastAsia="zh-TW"/>
         </w:rPr>
@@ -10217,7 +10060,7 @@
       </w:r>
       <w:r>
         <w:rPr>
-          <w:rFonts w:ascii="Arial" w:eastAsia="標楷體" w:hAnsi="Arial" w:cs="Arial" w:hint="eastAsia"/>
+          <w:rFonts w:ascii="Arial" w:eastAsia="DFKai-SB" w:hAnsi="Arial" w:cs="Arial" w:hint="eastAsia"/>
           <w:sz w:val="24"/>
           <w:lang w:eastAsia="zh-TW"/>
         </w:rPr>
@@ -10225,7 +10068,7 @@
       </w:r>
       <w:r>
         <w:rPr>
-          <w:rFonts w:ascii="Arial" w:eastAsia="標楷體" w:hAnsi="Arial" w:cs="Arial"/>
+          <w:rFonts w:ascii="Arial" w:eastAsia="DFKai-SB" w:hAnsi="Arial" w:cs="Arial"/>
           <w:sz w:val="24"/>
           <w:lang w:eastAsia="zh-TW"/>
         </w:rPr>
@@ -10233,7 +10076,7 @@
       </w:r>
       <w:r>
         <w:rPr>
-          <w:rFonts w:ascii="Arial" w:eastAsia="標楷體" w:hAnsi="Arial" w:cs="Arial" w:hint="eastAsia"/>
+          <w:rFonts w:ascii="Arial" w:eastAsia="DFKai-SB" w:hAnsi="Arial" w:cs="Arial" w:hint="eastAsia"/>
           <w:sz w:val="24"/>
           <w:lang w:eastAsia="zh-TW"/>
         </w:rPr>
@@ -10253,7 +10096,7 @@
 </file>
 
 <file path=word/endnotes.xml><?xml version="1.0" encoding="utf-8"?>
-<w:endnotes xmlns:wpc="http://schemas.microsoft.com/office/word/2010/wordprocessingCanvas" xmlns:cx="http://schemas.microsoft.com/office/drawing/2014/chartex" xmlns:mc="http://schemas.openxmlformats.org/markup-compatibility/2006" xmlns:o="urn:schemas-microsoft-com:office:office" xmlns:r="http://schemas.openxmlformats.org/officeDocument/2006/relationships" xmlns:m="http://schemas.openxmlformats.org/officeDocument/2006/math" xmlns:v="urn:schemas-microsoft-com:vml" xmlns:wp14="http://schemas.microsoft.com/office/word/2010/wordprocessingDrawing" xmlns:wp="http://schemas.openxmlformats.org/drawingml/2006/wordprocessingDrawing" xmlns:w10="urn:schemas-microsoft-com:office:word" xmlns:w="http://schemas.openxmlformats.org/wordprocessingml/2006/main" xmlns:w14="http://schemas.microsoft.com/office/word/2010/wordml" xmlns:w15="http://schemas.microsoft.com/office/word/2012/wordml" xmlns:w16se="http://schemas.microsoft.com/office/word/2015/wordml/symex" xmlns:wpg="http://schemas.microsoft.com/office/word/2010/wordprocessingGroup" xmlns:wpi="http://schemas.microsoft.com/office/word/2010/wordprocessingInk" xmlns:wne="http://schemas.microsoft.com/office/word/2006/wordml" xmlns:wps="http://schemas.microsoft.com/office/word/2010/wordprocessingShape" mc:Ignorable="w14 w15 w16se wp14">
+<w:endnotes xmlns:wpc="http://schemas.microsoft.com/office/word/2010/wordprocessingCanvas" xmlns:cx="http://schemas.microsoft.com/office/drawing/2014/chartex" xmlns:cx1="http://schemas.microsoft.com/office/drawing/2015/9/8/chartex" xmlns:cx2="http://schemas.microsoft.com/office/drawing/2015/10/21/chartex" xmlns:cx3="http://schemas.microsoft.com/office/drawing/2016/5/9/chartex" xmlns:cx4="http://schemas.microsoft.com/office/drawing/2016/5/10/chartex" xmlns:cx5="http://schemas.microsoft.com/office/drawing/2016/5/11/chartex" xmlns:cx6="http://schemas.microsoft.com/office/drawing/2016/5/12/chartex" xmlns:cx7="http://schemas.microsoft.com/office/drawing/2016/5/13/chartex" xmlns:cx8="http://schemas.microsoft.com/office/drawing/2016/5/14/chartex" xmlns:mc="http://schemas.openxmlformats.org/markup-compatibility/2006" xmlns:m="http://schemas.openxmlformats.org/officeDocument/2006/math" xmlns:aink="http://schemas.microsoft.com/office/drawing/2016/ink" xmlns:am3d="http://schemas.microsoft.com/office/drawing/2017/model3d" xmlns:oel="http://schemas.microsoft.com/office/2019/extlst" xmlns:r="http://schemas.openxmlformats.org/officeDocument/2006/relationships" xmlns:wp14="http://schemas.microsoft.com/office/word/2010/wordprocessingDrawing" xmlns:wp="http://schemas.openxmlformats.org/drawingml/2006/wordprocessingDrawing" xmlns:wpg="http://schemas.microsoft.com/office/word/2010/wordprocessingGroup" xmlns:wpi="http://schemas.microsoft.com/office/word/2010/wordprocessingInk" xmlns:wps="http://schemas.microsoft.com/office/word/2010/wordprocessingShape" xmlns:o="urn:schemas-microsoft-com:office:office" xmlns:v="urn:schemas-microsoft-com:vml" xmlns:w10="urn:schemas-microsoft-com:office:word" xmlns:w="http://schemas.openxmlformats.org/wordprocessingml/2006/main" xmlns:w14="http://schemas.microsoft.com/office/word/2010/wordml" xmlns:w15="http://schemas.microsoft.com/office/word/2012/wordml" xmlns:w16cex="http://schemas.microsoft.com/office/word/2018/wordml/cex" xmlns:w16cid="http://schemas.microsoft.com/office/word/2016/wordml/cid" xmlns:w16="http://schemas.microsoft.com/office/word/2018/wordml" xmlns:w16sdtdh="http://schemas.microsoft.com/office/word/2020/wordml/sdtdatahash" xmlns:w16sdtfl="http://schemas.microsoft.com/office/word/2024/wordml/sdtformatlock" xmlns:w16se="http://schemas.microsoft.com/office/word/2015/wordml/symex" xmlns:w16du="http://schemas.microsoft.com/office/word/2023/wordml/word16du" xmlns:wne="http://schemas.microsoft.com/office/word/2006/wordml" mc:Ignorable="w14 w15 w16se w16cid w16 w16cex w16sdtdh w16sdtfl w16du wp14">
   <w:endnote w:type="separator" w:id="-1">
     <w:p>
       <w:r>
@@ -10275,10 +10118,10 @@
 </file>
 
 <file path=word/footer1.xml><?xml version="1.0" encoding="utf-8"?>
-<w:ftr xmlns:wpc="http://schemas.microsoft.com/office/word/2010/wordprocessingCanvas" xmlns:cx="http://schemas.microsoft.com/office/drawing/2014/chartex" xmlns:mc="http://schemas.openxmlformats.org/markup-compatibility/2006" xmlns:o="urn:schemas-microsoft-com:office:office" xmlns:r="http://schemas.openxmlformats.org/officeDocument/2006/relationships" xmlns:m="http://schemas.openxmlformats.org/officeDocument/2006/math" xmlns:v="urn:schemas-microsoft-com:vml" xmlns:wp14="http://schemas.microsoft.com/office/word/2010/wordprocessingDrawing" xmlns:wp="http://schemas.openxmlformats.org/drawingml/2006/wordprocessingDrawing" xmlns:w10="urn:schemas-microsoft-com:office:word" xmlns:w="http://schemas.openxmlformats.org/wordprocessingml/2006/main" xmlns:w14="http://schemas.microsoft.com/office/word/2010/wordml" xmlns:w15="http://schemas.microsoft.com/office/word/2012/wordml" xmlns:w16se="http://schemas.microsoft.com/office/word/2015/wordml/symex" xmlns:wpg="http://schemas.microsoft.com/office/word/2010/wordprocessingGroup" xmlns:wpi="http://schemas.microsoft.com/office/word/2010/wordprocessingInk" xmlns:wne="http://schemas.microsoft.com/office/word/2006/wordml" xmlns:wps="http://schemas.microsoft.com/office/word/2010/wordprocessingShape" mc:Ignorable="w14 w15 w16se wp14">
+<w:ftr xmlns:wpc="http://schemas.microsoft.com/office/word/2010/wordprocessingCanvas" xmlns:cx="http://schemas.microsoft.com/office/drawing/2014/chartex" xmlns:cx1="http://schemas.microsoft.com/office/drawing/2015/9/8/chartex" xmlns:cx2="http://schemas.microsoft.com/office/drawing/2015/10/21/chartex" xmlns:cx3="http://schemas.microsoft.com/office/drawing/2016/5/9/chartex" xmlns:cx4="http://schemas.microsoft.com/office/drawing/2016/5/10/chartex" xmlns:cx5="http://schemas.microsoft.com/office/drawing/2016/5/11/chartex" xmlns:cx6="http://schemas.microsoft.com/office/drawing/2016/5/12/chartex" xmlns:cx7="http://schemas.microsoft.com/office/drawing/2016/5/13/chartex" xmlns:cx8="http://schemas.microsoft.com/office/drawing/2016/5/14/chartex" xmlns:mc="http://schemas.openxmlformats.org/markup-compatibility/2006" xmlns:m="http://schemas.openxmlformats.org/officeDocument/2006/math" xmlns:aink="http://schemas.microsoft.com/office/drawing/2016/ink" xmlns:am3d="http://schemas.microsoft.com/office/drawing/2017/model3d" xmlns:oel="http://schemas.microsoft.com/office/2019/extlst" xmlns:r="http://schemas.openxmlformats.org/officeDocument/2006/relationships" xmlns:wp14="http://schemas.microsoft.com/office/word/2010/wordprocessingDrawing" xmlns:wp="http://schemas.openxmlformats.org/drawingml/2006/wordprocessingDrawing" xmlns:wpg="http://schemas.microsoft.com/office/word/2010/wordprocessingGroup" xmlns:wpi="http://schemas.microsoft.com/office/word/2010/wordprocessingInk" xmlns:wps="http://schemas.microsoft.com/office/word/2010/wordprocessingShape" xmlns:o="urn:schemas-microsoft-com:office:office" xmlns:v="urn:schemas-microsoft-com:vml" xmlns:w10="urn:schemas-microsoft-com:office:word" xmlns:w="http://schemas.openxmlformats.org/wordprocessingml/2006/main" xmlns:w14="http://schemas.microsoft.com/office/word/2010/wordml" xmlns:w15="http://schemas.microsoft.com/office/word/2012/wordml" xmlns:w16cex="http://schemas.microsoft.com/office/word/2018/wordml/cex" xmlns:w16cid="http://schemas.microsoft.com/office/word/2016/wordml/cid" xmlns:w16="http://schemas.microsoft.com/office/word/2018/wordml" xmlns:w16sdtdh="http://schemas.microsoft.com/office/word/2020/wordml/sdtdatahash" xmlns:w16sdtfl="http://schemas.microsoft.com/office/word/2024/wordml/sdtformatlock" xmlns:w16se="http://schemas.microsoft.com/office/word/2015/wordml/symex" xmlns:w16du="http://schemas.microsoft.com/office/word/2023/wordml/word16du" xmlns:wne="http://schemas.microsoft.com/office/word/2006/wordml" mc:Ignorable="w14 w15 w16se w16cid w16 w16cex w16sdtdh w16sdtfl w16du wp14">
   <w:p>
     <w:pPr>
-      <w:pStyle w:val="a6"/>
+      <w:pStyle w:val="Footer"/>
       <w:jc w:val="center"/>
     </w:pPr>
     <w:r>
@@ -10326,7 +10169,7 @@
 </file>
 
 <file path=word/footnotes.xml><?xml version="1.0" encoding="utf-8"?>
-<w:footnotes xmlns:wpc="http://schemas.microsoft.com/office/word/2010/wordprocessingCanvas" xmlns:cx="http://schemas.microsoft.com/office/drawing/2014/chartex" xmlns:mc="http://schemas.openxmlformats.org/markup-compatibility/2006" xmlns:o="urn:schemas-microsoft-com:office:office" xmlns:r="http://schemas.openxmlformats.org/officeDocument/2006/relationships" xmlns:m="http://schemas.openxmlformats.org/officeDocument/2006/math" xmlns:v="urn:schemas-microsoft-com:vml" xmlns:wp14="http://schemas.microsoft.com/office/word/2010/wordprocessingDrawing" xmlns:wp="http://schemas.openxmlformats.org/drawingml/2006/wordprocessingDrawing" xmlns:w10="urn:schemas-microsoft-com:office:word" xmlns:w="http://schemas.openxmlformats.org/wordprocessingml/2006/main" xmlns:w14="http://schemas.microsoft.com/office/word/2010/wordml" xmlns:w15="http://schemas.microsoft.com/office/word/2012/wordml" xmlns:w16se="http://schemas.microsoft.com/office/word/2015/wordml/symex" xmlns:wpg="http://schemas.microsoft.com/office/word/2010/wordprocessingGroup" xmlns:wpi="http://schemas.microsoft.com/office/word/2010/wordprocessingInk" xmlns:wne="http://schemas.microsoft.com/office/word/2006/wordml" xmlns:wps="http://schemas.microsoft.com/office/word/2010/wordprocessingShape" mc:Ignorable="w14 w15 w16se wp14">
+<w:footnotes xmlns:wpc="http://schemas.microsoft.com/office/word/2010/wordprocessingCanvas" xmlns:cx="http://schemas.microsoft.com/office/drawing/2014/chartex" xmlns:cx1="http://schemas.microsoft.com/office/drawing/2015/9/8/chartex" xmlns:cx2="http://schemas.microsoft.com/office/drawing/2015/10/21/chartex" xmlns:cx3="http://schemas.microsoft.com/office/drawing/2016/5/9/chartex" xmlns:cx4="http://schemas.microsoft.com/office/drawing/2016/5/10/chartex" xmlns:cx5="http://schemas.microsoft.com/office/drawing/2016/5/11/chartex" xmlns:cx6="http://schemas.microsoft.com/office/drawing/2016/5/12/chartex" xmlns:cx7="http://schemas.microsoft.com/office/drawing/2016/5/13/chartex" xmlns:cx8="http://schemas.microsoft.com/office/drawing/2016/5/14/chartex" xmlns:mc="http://schemas.openxmlformats.org/markup-compatibility/2006" xmlns:m="http://schemas.openxmlformats.org/officeDocument/2006/math" xmlns:aink="http://schemas.microsoft.com/office/drawing/2016/ink" xmlns:am3d="http://schemas.microsoft.com/office/drawing/2017/model3d" xmlns:oel="http://schemas.microsoft.com/office/2019/extlst" xmlns:r="http://schemas.openxmlformats.org/officeDocument/2006/relationships" xmlns:wp14="http://schemas.microsoft.com/office/word/2010/wordprocessingDrawing" xmlns:wp="http://schemas.openxmlformats.org/drawingml/2006/wordprocessingDrawing" xmlns:wpg="http://schemas.microsoft.com/office/word/2010/wordprocessingGroup" xmlns:wpi="http://schemas.microsoft.com/office/word/2010/wordprocessingInk" xmlns:wps="http://schemas.microsoft.com/office/word/2010/wordprocessingShape" xmlns:o="urn:schemas-microsoft-com:office:office" xmlns:v="urn:schemas-microsoft-com:vml" xmlns:w10="urn:schemas-microsoft-com:office:word" xmlns:w="http://schemas.openxmlformats.org/wordprocessingml/2006/main" xmlns:w14="http://schemas.microsoft.com/office/word/2010/wordml" xmlns:w15="http://schemas.microsoft.com/office/word/2012/wordml" xmlns:w16cex="http://schemas.microsoft.com/office/word/2018/wordml/cex" xmlns:w16cid="http://schemas.microsoft.com/office/word/2016/wordml/cid" xmlns:w16="http://schemas.microsoft.com/office/word/2018/wordml" xmlns:w16sdtdh="http://schemas.microsoft.com/office/word/2020/wordml/sdtdatahash" xmlns:w16sdtfl="http://schemas.microsoft.com/office/word/2024/wordml/sdtformatlock" xmlns:w16se="http://schemas.microsoft.com/office/word/2015/wordml/symex" xmlns:w16du="http://schemas.microsoft.com/office/word/2023/wordml/word16du" xmlns:wne="http://schemas.microsoft.com/office/word/2006/wordml" mc:Ignorable="w14 w15 w16se w16cid w16 w16cex w16sdtdh w16sdtfl w16du wp14">
   <w:footnote w:type="separator" w:id="-1">
     <w:p>
       <w:r>
@@ -10348,44 +10191,32 @@
 </file>
 
 <file path=word/header1.xml><?xml version="1.0" encoding="utf-8"?>
-<w:hdr xmlns:wpc="http://schemas.microsoft.com/office/word/2010/wordprocessingCanvas" xmlns:cx="http://schemas.microsoft.com/office/drawing/2014/chartex" xmlns:mc="http://schemas.openxmlformats.org/markup-compatibility/2006" xmlns:o="urn:schemas-microsoft-com:office:office" xmlns:r="http://schemas.openxmlformats.org/officeDocument/2006/relationships" xmlns:m="http://schemas.openxmlformats.org/officeDocument/2006/math" xmlns:v="urn:schemas-microsoft-com:vml" xmlns:wp14="http://schemas.microsoft.com/office/word/2010/wordprocessingDrawing" xmlns:wp="http://schemas.openxmlformats.org/drawingml/2006/wordprocessingDrawing" xmlns:w10="urn:schemas-microsoft-com:office:word" xmlns:w="http://schemas.openxmlformats.org/wordprocessingml/2006/main" xmlns:w14="http://schemas.microsoft.com/office/word/2010/wordml" xmlns:w15="http://schemas.microsoft.com/office/word/2012/wordml" xmlns:w16se="http://schemas.microsoft.com/office/word/2015/wordml/symex" xmlns:wpg="http://schemas.microsoft.com/office/word/2010/wordprocessingGroup" xmlns:wpi="http://schemas.microsoft.com/office/word/2010/wordprocessingInk" xmlns:wne="http://schemas.microsoft.com/office/word/2006/wordml" xmlns:wps="http://schemas.microsoft.com/office/word/2010/wordprocessingShape" mc:Ignorable="w14 w15 w16se wp14">
+<w:hdr xmlns:wpc="http://schemas.microsoft.com/office/word/2010/wordprocessingCanvas" xmlns:cx="http://schemas.microsoft.com/office/drawing/2014/chartex" xmlns:cx1="http://schemas.microsoft.com/office/drawing/2015/9/8/chartex" xmlns:cx2="http://schemas.microsoft.com/office/drawing/2015/10/21/chartex" xmlns:cx3="http://schemas.microsoft.com/office/drawing/2016/5/9/chartex" xmlns:cx4="http://schemas.microsoft.com/office/drawing/2016/5/10/chartex" xmlns:cx5="http://schemas.microsoft.com/office/drawing/2016/5/11/chartex" xmlns:cx6="http://schemas.microsoft.com/office/drawing/2016/5/12/chartex" xmlns:cx7="http://schemas.microsoft.com/office/drawing/2016/5/13/chartex" xmlns:cx8="http://schemas.microsoft.com/office/drawing/2016/5/14/chartex" xmlns:mc="http://schemas.openxmlformats.org/markup-compatibility/2006" xmlns:m="http://schemas.openxmlformats.org/officeDocument/2006/math" xmlns:aink="http://schemas.microsoft.com/office/drawing/2016/ink" xmlns:am3d="http://schemas.microsoft.com/office/drawing/2017/model3d" xmlns:oel="http://schemas.microsoft.com/office/2019/extlst" xmlns:r="http://schemas.openxmlformats.org/officeDocument/2006/relationships" xmlns:wp14="http://schemas.microsoft.com/office/word/2010/wordprocessingDrawing" xmlns:wp="http://schemas.openxmlformats.org/drawingml/2006/wordprocessingDrawing" xmlns:wpg="http://schemas.microsoft.com/office/word/2010/wordprocessingGroup" xmlns:wpi="http://schemas.microsoft.com/office/word/2010/wordprocessingInk" xmlns:wps="http://schemas.microsoft.com/office/word/2010/wordprocessingShape" xmlns:o="urn:schemas-microsoft-com:office:office" xmlns:v="urn:schemas-microsoft-com:vml" xmlns:w10="urn:schemas-microsoft-com:office:word" xmlns:w="http://schemas.openxmlformats.org/wordprocessingml/2006/main" xmlns:w14="http://schemas.microsoft.com/office/word/2010/wordml" xmlns:w15="http://schemas.microsoft.com/office/word/2012/wordml" xmlns:w16cex="http://schemas.microsoft.com/office/word/2018/wordml/cex" xmlns:w16cid="http://schemas.microsoft.com/office/word/2016/wordml/cid" xmlns:w16="http://schemas.microsoft.com/office/word/2018/wordml" xmlns:w16sdtdh="http://schemas.microsoft.com/office/word/2020/wordml/sdtdatahash" xmlns:w16sdtfl="http://schemas.microsoft.com/office/word/2024/wordml/sdtformatlock" xmlns:w16se="http://schemas.microsoft.com/office/word/2015/wordml/symex" xmlns:w16du="http://schemas.microsoft.com/office/word/2023/wordml/word16du" xmlns:wne="http://schemas.microsoft.com/office/word/2006/wordml" mc:Ignorable="w14 w15 w16se w16cid w16 w16cex w16sdtdh w16sdtfl w16du wp14">
   <w:p>
     <w:pPr>
-      <w:pStyle w:val="a4"/>
+      <w:pStyle w:val="Header"/>
       <w:jc w:val="center"/>
       <w:rPr>
-        <w:rFonts w:ascii="標楷體" w:eastAsia="標楷體" w:hAnsi="標楷體"/>
+        <w:rFonts w:ascii="DFKai-SB" w:eastAsia="DFKai-SB" w:hAnsi="DFKai-SB"/>
         <w:b/>
         <w:sz w:val="28"/>
         <w:szCs w:val="28"/>
         <w:lang w:eastAsia="zh-TW"/>
       </w:rPr>
     </w:pPr>
-    <w:proofErr w:type="gramStart"/>
     <w:r>
       <w:rPr>
-        <w:rFonts w:ascii="標楷體" w:eastAsia="標楷體" w:hAnsi="標楷體"/>
+        <w:rFonts w:ascii="DFKai-SB" w:eastAsia="DFKai-SB" w:hAnsi="DFKai-SB"/>
         <w:b/>
         <w:sz w:val="28"/>
         <w:szCs w:val="28"/>
         <w:lang w:eastAsia="zh-TW"/>
       </w:rPr>
-      <w:t>空服科例行</w:t>
-    </w:r>
-    <w:proofErr w:type="gramEnd"/>
-    <w:r>
-      <w:rPr>
-        <w:rFonts w:ascii="標楷體" w:eastAsia="標楷體" w:hAnsi="標楷體"/>
-        <w:b/>
-        <w:sz w:val="28"/>
-        <w:szCs w:val="28"/>
-        <w:lang w:eastAsia="zh-TW"/>
-      </w:rPr>
-      <w:t>性自我督察附件</w:t>
+      <w:t>空服科例行性自我督察附件</w:t>
     </w:r>
     <w:r>
       <w:rPr>
-        <w:rFonts w:ascii="標楷體" w:eastAsia="標楷體" w:hAnsi="標楷體" w:hint="eastAsia"/>
+        <w:rFonts w:ascii="DFKai-SB" w:eastAsia="DFKai-SB" w:hAnsi="DFKai-SB" w:hint="eastAsia"/>
         <w:b/>
         <w:sz w:val="28"/>
         <w:szCs w:val="28"/>
@@ -10395,7 +10226,7 @@
     </w:r>
     <w:r>
       <w:rPr>
-        <w:rFonts w:ascii="標楷體" w:eastAsia="標楷體" w:hAnsi="標楷體" w:hint="eastAsia"/>
+        <w:rFonts w:ascii="DFKai-SB" w:eastAsia="DFKai-SB" w:hAnsi="DFKai-SB" w:hint="eastAsia"/>
         <w:b/>
         <w:sz w:val="28"/>
         <w:szCs w:val="28"/>
@@ -10405,7 +10236,7 @@
     </w:r>
     <w:r>
       <w:rPr>
-        <w:rFonts w:ascii="Arial" w:eastAsia="標楷體" w:hAnsi="Arial" w:cs="Arial"/>
+        <w:rFonts w:ascii="Arial" w:eastAsia="DFKai-SB" w:hAnsi="Arial" w:cs="Arial"/>
         <w:b/>
         <w:sz w:val="28"/>
         <w:szCs w:val="28"/>
@@ -10415,7 +10246,7 @@
     </w:r>
     <w:r>
       <w:rPr>
-        <w:rFonts w:ascii="Arial" w:eastAsia="標楷體" w:hAnsi="Arial" w:cs="Arial"/>
+        <w:rFonts w:ascii="Arial" w:eastAsia="DFKai-SB" w:hAnsi="Arial" w:cs="Arial"/>
         <w:b/>
         <w:sz w:val="28"/>
         <w:szCs w:val="28"/>
@@ -10425,7 +10256,7 @@
     </w:r>
     <w:r>
       <w:rPr>
-        <w:rFonts w:ascii="Arial" w:eastAsia="標楷體" w:hAnsi="Arial" w:cs="Arial"/>
+        <w:rFonts w:ascii="Arial" w:eastAsia="DFKai-SB" w:hAnsi="Arial" w:cs="Arial"/>
         <w:b/>
         <w:sz w:val="28"/>
         <w:szCs w:val="28"/>
@@ -10435,7 +10266,7 @@
     </w:r>
     <w:r>
       <w:rPr>
-        <w:rFonts w:ascii="標楷體" w:eastAsia="標楷體" w:hAnsi="標楷體" w:hint="eastAsia"/>
+        <w:rFonts w:ascii="DFKai-SB" w:eastAsia="DFKai-SB" w:hAnsi="DFKai-SB" w:hint="eastAsia"/>
         <w:b/>
         <w:sz w:val="28"/>
         <w:szCs w:val="28"/>
@@ -10448,7 +10279,7 @@
 </file>
 
 <file path=word/numbering.xml><?xml version="1.0" encoding="utf-8"?>
-<w:numbering xmlns:wpc="http://schemas.microsoft.com/office/word/2010/wordprocessingCanvas" xmlns:cx="http://schemas.microsoft.com/office/drawing/2014/chartex" xmlns:mc="http://schemas.openxmlformats.org/markup-compatibility/2006" xmlns:o="urn:schemas-microsoft-com:office:office" xmlns:r="http://schemas.openxmlformats.org/officeDocument/2006/relationships" xmlns:m="http://schemas.openxmlformats.org/officeDocument/2006/math" xmlns:v="urn:schemas-microsoft-com:vml" xmlns:wp14="http://schemas.microsoft.com/office/word/2010/wordprocessingDrawing" xmlns:wp="http://schemas.openxmlformats.org/drawingml/2006/wordprocessingDrawing" xmlns:w10="urn:schemas-microsoft-com:office:word" xmlns:w="http://schemas.openxmlformats.org/wordprocessingml/2006/main" xmlns:w14="http://schemas.microsoft.com/office/word/2010/wordml" xmlns:w15="http://schemas.microsoft.com/office/word/2012/wordml" xmlns:w16se="http://schemas.microsoft.com/office/word/2015/wordml/symex" xmlns:wpg="http://schemas.microsoft.com/office/word/2010/wordprocessingGroup" xmlns:wpi="http://schemas.microsoft.com/office/word/2010/wordprocessingInk" xmlns:wne="http://schemas.microsoft.com/office/word/2006/wordml" xmlns:wps="http://schemas.microsoft.com/office/word/2010/wordprocessingShape" mc:Ignorable="w14 w15 w16se wp14">
+<w:numbering xmlns:wpc="http://schemas.microsoft.com/office/word/2010/wordprocessingCanvas" xmlns:cx="http://schemas.microsoft.com/office/drawing/2014/chartex" xmlns:cx1="http://schemas.microsoft.com/office/drawing/2015/9/8/chartex" xmlns:cx2="http://schemas.microsoft.com/office/drawing/2015/10/21/chartex" xmlns:cx3="http://schemas.microsoft.com/office/drawing/2016/5/9/chartex" xmlns:cx4="http://schemas.microsoft.com/office/drawing/2016/5/10/chartex" xmlns:cx5="http://schemas.microsoft.com/office/drawing/2016/5/11/chartex" xmlns:cx6="http://schemas.microsoft.com/office/drawing/2016/5/12/chartex" xmlns:cx7="http://schemas.microsoft.com/office/drawing/2016/5/13/chartex" xmlns:cx8="http://schemas.microsoft.com/office/drawing/2016/5/14/chartex" xmlns:mc="http://schemas.openxmlformats.org/markup-compatibility/2006" xmlns:m="http://schemas.openxmlformats.org/officeDocument/2006/math" xmlns:aink="http://schemas.microsoft.com/office/drawing/2016/ink" xmlns:am3d="http://schemas.microsoft.com/office/drawing/2017/model3d" xmlns:oel="http://schemas.microsoft.com/office/2019/extlst" xmlns:r="http://schemas.openxmlformats.org/officeDocument/2006/relationships" xmlns:wp14="http://schemas.microsoft.com/office/word/2010/wordprocessingDrawing" xmlns:wp="http://schemas.openxmlformats.org/drawingml/2006/wordprocessingDrawing" xmlns:wpg="http://schemas.microsoft.com/office/word/2010/wordprocessingGroup" xmlns:wpi="http://schemas.microsoft.com/office/word/2010/wordprocessingInk" xmlns:wps="http://schemas.microsoft.com/office/word/2010/wordprocessingShape" xmlns:o="urn:schemas-microsoft-com:office:office" xmlns:v="urn:schemas-microsoft-com:vml" xmlns:w10="urn:schemas-microsoft-com:office:word" xmlns:w="http://schemas.openxmlformats.org/wordprocessingml/2006/main" xmlns:w14="http://schemas.microsoft.com/office/word/2010/wordml" xmlns:w15="http://schemas.microsoft.com/office/word/2012/wordml" xmlns:w16cex="http://schemas.microsoft.com/office/word/2018/wordml/cex" xmlns:w16cid="http://schemas.microsoft.com/office/word/2016/wordml/cid" xmlns:w16="http://schemas.microsoft.com/office/word/2018/wordml" xmlns:w16sdtdh="http://schemas.microsoft.com/office/word/2020/wordml/sdtdatahash" xmlns:w16sdtfl="http://schemas.microsoft.com/office/word/2024/wordml/sdtformatlock" xmlns:w16se="http://schemas.microsoft.com/office/word/2015/wordml/symex" xmlns:w16du="http://schemas.microsoft.com/office/word/2023/wordml/word16du" xmlns:wne="http://schemas.microsoft.com/office/word/2006/wordml" mc:Ignorable="w14 w15 w16se w16cid w16 w16cex w16sdtdh w16sdtfl w16du wp14">
   <w:abstractNum w:abstractNumId="0" w15:restartNumberingAfterBreak="0">
     <w:nsid w:val="09582576"/>
     <w:multiLevelType w:val="hybridMultilevel"/>
@@ -12048,7 +11879,7 @@
       </w:pPr>
     </w:lvl>
   </w:abstractNum>
-  <w:num w:numId="1">
+  <w:num w:numId="1" w16cid:durableId="1955405530">
     <w:abstractNumId w:val="14"/>
     <w:lvlOverride w:ilvl="0">
       <w:startOverride w:val="1"/>
@@ -12078,7 +11909,7 @@
       <w:startOverride w:val="1"/>
     </w:lvlOverride>
   </w:num>
-  <w:num w:numId="2">
+  <w:num w:numId="2" w16cid:durableId="569776526">
     <w:abstractNumId w:val="5"/>
     <w:lvlOverride w:ilvl="0">
       <w:startOverride w:val="1"/>
@@ -12108,7 +11939,7 @@
       <w:startOverride w:val="1"/>
     </w:lvlOverride>
   </w:num>
-  <w:num w:numId="3">
+  <w:num w:numId="3" w16cid:durableId="105201958">
     <w:abstractNumId w:val="6"/>
     <w:lvlOverride w:ilvl="0">
       <w:startOverride w:val="16"/>
@@ -12138,7 +11969,7 @@
       <w:startOverride w:val="1"/>
     </w:lvlOverride>
   </w:num>
-  <w:num w:numId="4">
+  <w:num w:numId="4" w16cid:durableId="207572419">
     <w:abstractNumId w:val="8"/>
     <w:lvlOverride w:ilvl="0">
       <w:startOverride w:val="23"/>
@@ -12168,7 +11999,7 @@
       <w:startOverride w:val="1"/>
     </w:lvlOverride>
   </w:num>
-  <w:num w:numId="5">
+  <w:num w:numId="5" w16cid:durableId="584532864">
     <w:abstractNumId w:val="7"/>
     <w:lvlOverride w:ilvl="0">
       <w:startOverride w:val="28"/>
@@ -12198,7 +12029,7 @@
       <w:startOverride w:val="1"/>
     </w:lvlOverride>
   </w:num>
-  <w:num w:numId="6">
+  <w:num w:numId="6" w16cid:durableId="362367221">
     <w:abstractNumId w:val="7"/>
     <w:lvlOverride w:ilvl="0">
       <w:lvl w:ilvl="0" w:tplc="1D6E6A44">
@@ -12300,7 +12131,7 @@
       </w:lvl>
     </w:lvlOverride>
   </w:num>
-  <w:num w:numId="7">
+  <w:num w:numId="7" w16cid:durableId="685329937">
     <w:abstractNumId w:val="4"/>
     <w:lvlOverride w:ilvl="0">
       <w:startOverride w:val="31"/>
@@ -12330,7 +12161,7 @@
       <w:startOverride w:val="1"/>
     </w:lvlOverride>
   </w:num>
-  <w:num w:numId="8">
+  <w:num w:numId="8" w16cid:durableId="774667771">
     <w:abstractNumId w:val="4"/>
     <w:lvlOverride w:ilvl="0">
       <w:lvl w:ilvl="0" w:tplc="874846AE">
@@ -12432,7 +12263,7 @@
       </w:lvl>
     </w:lvlOverride>
   </w:num>
-  <w:num w:numId="9">
+  <w:num w:numId="9" w16cid:durableId="1241912780">
     <w:abstractNumId w:val="9"/>
     <w:lvlOverride w:ilvl="0">
       <w:startOverride w:val="33"/>
@@ -12462,7 +12293,7 @@
       <w:startOverride w:val="1"/>
     </w:lvlOverride>
   </w:num>
-  <w:num w:numId="10">
+  <w:num w:numId="10" w16cid:durableId="793450821">
     <w:abstractNumId w:val="13"/>
     <w:lvlOverride w:ilvl="0">
       <w:startOverride w:val="34"/>
@@ -12492,7 +12323,7 @@
       <w:startOverride w:val="1"/>
     </w:lvlOverride>
   </w:num>
-  <w:num w:numId="11">
+  <w:num w:numId="11" w16cid:durableId="354581574">
     <w:abstractNumId w:val="12"/>
     <w:lvlOverride w:ilvl="0">
       <w:startOverride w:val="36"/>
@@ -12522,34 +12353,34 @@
       <w:startOverride w:val="1"/>
     </w:lvlOverride>
   </w:num>
-  <w:num w:numId="12">
+  <w:num w:numId="12" w16cid:durableId="949357577">
     <w:abstractNumId w:val="3"/>
   </w:num>
-  <w:num w:numId="13">
+  <w:num w:numId="13" w16cid:durableId="1599943609">
     <w:abstractNumId w:val="1"/>
   </w:num>
-  <w:num w:numId="14">
+  <w:num w:numId="14" w16cid:durableId="1874491138">
     <w:abstractNumId w:val="15"/>
   </w:num>
-  <w:num w:numId="15">
+  <w:num w:numId="15" w16cid:durableId="841089165">
     <w:abstractNumId w:val="0"/>
   </w:num>
-  <w:num w:numId="16">
+  <w:num w:numId="16" w16cid:durableId="1523476394">
     <w:abstractNumId w:val="14"/>
   </w:num>
-  <w:num w:numId="17">
+  <w:num w:numId="17" w16cid:durableId="41638690">
     <w:abstractNumId w:val="2"/>
   </w:num>
-  <w:num w:numId="18">
+  <w:num w:numId="18" w16cid:durableId="2111654936">
     <w:abstractNumId w:val="11"/>
   </w:num>
-  <w:num w:numId="19">
+  <w:num w:numId="19" w16cid:durableId="1943099299">
     <w:abstractNumId w:val="17"/>
   </w:num>
-  <w:num w:numId="20">
+  <w:num w:numId="20" w16cid:durableId="1151941969">
     <w:abstractNumId w:val="16"/>
   </w:num>
-  <w:num w:numId="21">
+  <w:num w:numId="21" w16cid:durableId="1398943976">
     <w:abstractNumId w:val="10"/>
   </w:num>
   <w:numIdMacAtCleanup w:val="15"/>
@@ -12557,7 +12388,7 @@
 </file>
 
 <file path=word/styles.xml><?xml version="1.0" encoding="utf-8"?>
-<w:styles xmlns:mc="http://schemas.openxmlformats.org/markup-compatibility/2006" xmlns:r="http://schemas.openxmlformats.org/officeDocument/2006/relationships" xmlns:w="http://schemas.openxmlformats.org/wordprocessingml/2006/main" xmlns:w14="http://schemas.microsoft.com/office/word/2010/wordml" xmlns:w15="http://schemas.microsoft.com/office/word/2012/wordml" xmlns:w16se="http://schemas.microsoft.com/office/word/2015/wordml/symex" mc:Ignorable="w14 w15 w16se">
+<w:styles xmlns:mc="http://schemas.openxmlformats.org/markup-compatibility/2006" xmlns:r="http://schemas.openxmlformats.org/officeDocument/2006/relationships" xmlns:w="http://schemas.openxmlformats.org/wordprocessingml/2006/main" xmlns:w14="http://schemas.microsoft.com/office/word/2010/wordml" xmlns:w15="http://schemas.microsoft.com/office/word/2012/wordml" xmlns:w16cex="http://schemas.microsoft.com/office/word/2018/wordml/cex" xmlns:w16cid="http://schemas.microsoft.com/office/word/2016/wordml/cid" xmlns:w16="http://schemas.microsoft.com/office/word/2018/wordml" xmlns:w16sdtdh="http://schemas.microsoft.com/office/word/2020/wordml/sdtdatahash" xmlns:w16sdtfl="http://schemas.microsoft.com/office/word/2024/wordml/sdtformatlock" xmlns:w16se="http://schemas.microsoft.com/office/word/2015/wordml/symex" xmlns:w16du="http://schemas.microsoft.com/office/word/2023/wordml/word16du" mc:Ignorable="w14 w15 w16se w16cid w16 w16cex w16sdtdh w16sdtfl w16du">
   <w:docDefaults>
     <w:rPrDefault>
       <w:rPr>
@@ -12567,7 +12398,7 @@
     </w:rPrDefault>
     <w:pPrDefault/>
   </w:docDefaults>
-  <w:latentStyles w:defLockedState="0" w:defUIPriority="0" w:defSemiHidden="0" w:defUnhideWhenUsed="0" w:defQFormat="0" w:count="371">
+  <w:latentStyles w:defLockedState="0" w:defUIPriority="0" w:defSemiHidden="0" w:defUnhideWhenUsed="0" w:defQFormat="0" w:count="376">
     <w:lsdException w:name="Normal" w:qFormat="1"/>
     <w:lsdException w:name="heading 1" w:qFormat="1"/>
     <w:lsdException w:name="heading 2" w:semiHidden="1" w:unhideWhenUsed="1" w:qFormat="1"/>
@@ -12932,8 +12763,13 @@
     <w:lsdException w:name="List Table 5 Dark Accent 6" w:uiPriority="50"/>
     <w:lsdException w:name="List Table 6 Colorful Accent 6" w:uiPriority="51"/>
     <w:lsdException w:name="List Table 7 Colorful Accent 6" w:uiPriority="52"/>
+    <w:lsdException w:name="Mention" w:semiHidden="1" w:uiPriority="99" w:unhideWhenUsed="1"/>
+    <w:lsdException w:name="Smart Hyperlink" w:semiHidden="1" w:uiPriority="99" w:unhideWhenUsed="1"/>
+    <w:lsdException w:name="Hashtag" w:semiHidden="1" w:uiPriority="99" w:unhideWhenUsed="1"/>
+    <w:lsdException w:name="Unresolved Mention" w:semiHidden="1" w:uiPriority="99" w:unhideWhenUsed="1"/>
+    <w:lsdException w:name="Smart Link" w:semiHidden="1" w:uiPriority="99" w:unhideWhenUsed="1"/>
   </w:latentStyles>
-  <w:style w:type="paragraph" w:default="1" w:styleId="a">
+  <w:style w:type="paragraph" w:default="1" w:styleId="Normal">
     <w:name w:val="Normal"/>
     <w:qFormat/>
     <w:rsid w:val="0073388B"/>
@@ -12948,13 +12784,13 @@
       <w:lang w:eastAsia="zh-CN"/>
     </w:rPr>
   </w:style>
-  <w:style w:type="character" w:default="1" w:styleId="a0">
+  <w:style w:type="character" w:default="1" w:styleId="DefaultParagraphFont">
     <w:name w:val="Default Paragraph Font"/>
     <w:uiPriority w:val="1"/>
     <w:semiHidden/>
     <w:unhideWhenUsed/>
   </w:style>
-  <w:style w:type="table" w:default="1" w:styleId="a1">
+  <w:style w:type="table" w:default="1" w:styleId="TableNormal">
     <w:name w:val="Normal Table"/>
     <w:uiPriority w:val="99"/>
     <w:semiHidden/>
@@ -12969,15 +12805,15 @@
       </w:tblCellMar>
     </w:tblPr>
   </w:style>
-  <w:style w:type="numbering" w:default="1" w:styleId="a2">
+  <w:style w:type="numbering" w:default="1" w:styleId="NoList">
     <w:name w:val="No List"/>
     <w:uiPriority w:val="99"/>
     <w:semiHidden/>
     <w:unhideWhenUsed/>
   </w:style>
-  <w:style w:type="table" w:styleId="a3">
+  <w:style w:type="table" w:styleId="TableGrid">
     <w:name w:val="Table Grid"/>
-    <w:basedOn w:val="a1"/>
+    <w:basedOn w:val="TableNormal"/>
     <w:pPr>
       <w:widowControl w:val="0"/>
       <w:jc w:val="both"/>
@@ -12993,10 +12829,10 @@
       </w:tblBorders>
     </w:tblPr>
   </w:style>
-  <w:style w:type="paragraph" w:styleId="a4">
+  <w:style w:type="paragraph" w:styleId="Header">
     <w:name w:val="header"/>
-    <w:basedOn w:val="a"/>
-    <w:link w:val="a5"/>
+    <w:basedOn w:val="Normal"/>
+    <w:link w:val="HeaderChar"/>
     <w:rsid w:val="0021756C"/>
     <w:pPr>
       <w:tabs>
@@ -13010,20 +12846,20 @@
       <w:szCs w:val="20"/>
     </w:rPr>
   </w:style>
-  <w:style w:type="character" w:customStyle="1" w:styleId="a5">
-    <w:name w:val="頁首 字元"/>
-    <w:basedOn w:val="a0"/>
-    <w:link w:val="a4"/>
+  <w:style w:type="character" w:customStyle="1" w:styleId="HeaderChar">
+    <w:name w:val="Header Char"/>
+    <w:basedOn w:val="DefaultParagraphFont"/>
+    <w:link w:val="Header"/>
     <w:rsid w:val="0021756C"/>
     <w:rPr>
       <w:kern w:val="2"/>
       <w:lang w:eastAsia="zh-CN"/>
     </w:rPr>
   </w:style>
-  <w:style w:type="paragraph" w:styleId="a6">
+  <w:style w:type="paragraph" w:styleId="Footer">
     <w:name w:val="footer"/>
-    <w:basedOn w:val="a"/>
-    <w:link w:val="a7"/>
+    <w:basedOn w:val="Normal"/>
+    <w:link w:val="FooterChar"/>
     <w:rsid w:val="0021756C"/>
     <w:pPr>
       <w:tabs>
@@ -13037,19 +12873,19 @@
       <w:szCs w:val="20"/>
     </w:rPr>
   </w:style>
-  <w:style w:type="character" w:customStyle="1" w:styleId="a7">
-    <w:name w:val="頁尾 字元"/>
-    <w:basedOn w:val="a0"/>
-    <w:link w:val="a6"/>
+  <w:style w:type="character" w:customStyle="1" w:styleId="FooterChar">
+    <w:name w:val="Footer Char"/>
+    <w:basedOn w:val="DefaultParagraphFont"/>
+    <w:link w:val="Footer"/>
     <w:rsid w:val="0021756C"/>
     <w:rPr>
       <w:kern w:val="2"/>
       <w:lang w:eastAsia="zh-CN"/>
     </w:rPr>
   </w:style>
-  <w:style w:type="paragraph" w:styleId="a8">
+  <w:style w:type="paragraph" w:styleId="ListParagraph">
     <w:name w:val="List Paragraph"/>
-    <w:basedOn w:val="a"/>
+    <w:basedOn w:val="Normal"/>
     <w:uiPriority w:val="99"/>
     <w:qFormat/>
     <w:rsid w:val="00CC68D3"/>
@@ -13057,10 +12893,10 @@
       <w:ind w:leftChars="200" w:left="480"/>
     </w:pPr>
   </w:style>
-  <w:style w:type="paragraph" w:styleId="a9">
+  <w:style w:type="paragraph" w:styleId="BalloonText">
     <w:name w:val="Balloon Text"/>
-    <w:basedOn w:val="a"/>
-    <w:link w:val="aa"/>
+    <w:basedOn w:val="Normal"/>
+    <w:link w:val="BalloonTextChar"/>
     <w:semiHidden/>
     <w:unhideWhenUsed/>
     <w:rsid w:val="00343409"/>
@@ -13070,10 +12906,10 @@
       <w:szCs w:val="18"/>
     </w:rPr>
   </w:style>
-  <w:style w:type="character" w:customStyle="1" w:styleId="aa">
-    <w:name w:val="註解方塊文字 字元"/>
-    <w:basedOn w:val="a0"/>
-    <w:link w:val="a9"/>
+  <w:style w:type="character" w:customStyle="1" w:styleId="BalloonTextChar">
+    <w:name w:val="Balloon Text Char"/>
+    <w:basedOn w:val="DefaultParagraphFont"/>
+    <w:link w:val="BalloonText"/>
     <w:semiHidden/>
     <w:rsid w:val="00343409"/>
     <w:rPr>
